--- a/Димитров Александрос, Кукреш Олег гипотеза Гаусса-Кузьмина.docx
+++ b/Димитров Александрос, Кукреш Олег гипотеза Гаусса-Кузьмина.docx
@@ -101,6 +101,18 @@
           <w:szCs w:val="48"/>
         </w:rPr>
       </w:r>
+      <w:r>
+        <w:rPr>
+          <w:rFonts w:ascii="Adwaita Sans" w:hAnsi="Adwaita Sans" w:eastAsia="Adwaita Sans" w:cs="Adwaita Sans"/>
+          <w:b w:val="0"/>
+          <w:bCs w:val="0"/>
+          <w:color w:val="000000" w:themeColor="text1"/>
+          <w:sz w:val="48"/>
+          <w:szCs w:val="48"/>
+          <w:highlight w:val="none"/>
+          <w:lang w:val="ru-RU"/>
+        </w:rPr>
+      </w:r>
     </w:p>
     <w:p>
       <w:pPr>
@@ -459,6 +471,16 @@
           <w:szCs w:val="48"/>
         </w:rPr>
       </w:r>
+      <w:r>
+        <w:rPr>
+          <w:rFonts w:ascii="Adwaita Sans" w:hAnsi="Adwaita Sans" w:cs="Adwaita Sans"/>
+          <w:b w:val="0"/>
+          <w:bCs w:val="0"/>
+          <w:color w:val="000000" w:themeColor="text1"/>
+          <w:sz w:val="48"/>
+          <w:szCs w:val="48"/>
+        </w:rPr>
+      </w:r>
     </w:p>
     <w:p>
       <w:pPr>
@@ -540,6 +562,18 @@
           <w:lang w:val="ru-RU"/>
         </w:rPr>
       </w:r>
+      <w:r>
+        <w:rPr>
+          <w:rFonts w:ascii="Adwaita Sans" w:hAnsi="Adwaita Sans" w:eastAsia="Adwaita Sans" w:cs="Adwaita Sans"/>
+          <w:b w:val="0"/>
+          <w:bCs w:val="0"/>
+          <w:color w:val="000000" w:themeColor="text1"/>
+          <w:sz w:val="32"/>
+          <w:szCs w:val="32"/>
+          <w:highlight w:val="none"/>
+          <w:lang w:val="ru-RU"/>
+        </w:rPr>
+      </w:r>
     </w:p>
     <w:p>
       <w:pPr>
@@ -572,16 +606,34 @@
       </w:r>
       <w:r>
         <w:rPr>
+          <w:rFonts w:ascii="Adwaita Sans" w:hAnsi="Adwaita Sans" w:eastAsia="Adwaita Sans" w:cs="Adwaita Sans"/>
+          <w:b w:val="0"/>
+          <w:bCs w:val="0"/>
+          <w:color w:val="000000" w:themeColor="text1"/>
+          <w:sz w:val="32"/>
+          <w:szCs w:val="32"/>
+          <w:highlight w:val="none"/>
+          <w:lang w:val="ru-RU"/>
+        </w:rPr>
+      </w:r>
+      <w:r>
+        <w:rPr>
           <w:rFonts w:ascii="Adwaita Sans" w:hAnsi="Adwaita Sans" w:cs="Adwaita Sans"/>
           <w:b w:val="0"/>
           <w:bCs w:val="0"/>
           <w:color w:val="000000" w:themeColor="text1"/>
           <w:sz w:val="32"/>
           <w:szCs w:val="32"/>
-        </w:rPr>
-      </w:r>
-      <w:r/>
-      <w:r>
+          <w:highlight w:val="none"/>
+        </w:rPr>
+      </w:r>
+    </w:p>
+    <w:p>
+      <w:pPr>
+        <w:pBdr/>
+        <w:spacing/>
+        <w:ind/>
+        <w:jc w:val="left"/>
         <w:rPr>
           <w:rFonts w:ascii="Adwaita Sans" w:hAnsi="Adwaita Sans" w:eastAsia="Adwaita Sans" w:cs="Adwaita Sans"/>
           <w:b w:val="0"/>
@@ -590,9 +642,63 @@
           <w:sz w:val="32"/>
           <w:szCs w:val="32"/>
           <w:highlight w:val="none"/>
-          <w:lang w:val="en-US"/>
-        </w:rPr>
-      </w:r>
+          <w:lang w:val="ru-RU"/>
+        </w:rPr>
+      </w:pPr>
+      <w:r>
+        <w:rPr>
+          <w:rFonts w:ascii="Adwaita Sans" w:hAnsi="Adwaita Sans" w:eastAsia="Adwaita Sans" w:cs="Adwaita Sans"/>
+          <w:b w:val="0"/>
+          <w:bCs w:val="0"/>
+          <w:color w:val="000000" w:themeColor="text1"/>
+          <w:sz w:val="32"/>
+          <w:szCs w:val="32"/>
+          <w:highlight w:val="none"/>
+          <w:lang w:val="ru-RU"/>
+        </w:rPr>
+      </w:r>
+      <w:r>
+        <w:rPr>
+          <w:rFonts w:ascii="Adwaita Sans" w:hAnsi="Adwaita Sans" w:eastAsia="Adwaita Sans" w:cs="Adwaita Sans"/>
+          <w:b w:val="0"/>
+          <w:bCs w:val="0"/>
+          <w:color w:val="000000" w:themeColor="text1"/>
+          <w:sz w:val="32"/>
+          <w:szCs w:val="32"/>
+          <w:highlight w:val="none"/>
+          <w:lang w:val="ru-RU"/>
+        </w:rPr>
+      </w:r>
+      <w:r>
+        <w:rPr>
+          <w:rFonts w:ascii="Adwaita Sans" w:hAnsi="Adwaita Sans" w:eastAsia="Adwaita Sans" w:cs="Adwaita Sans"/>
+          <w:b w:val="0"/>
+          <w:bCs w:val="0"/>
+          <w:color w:val="000000" w:themeColor="text1"/>
+          <w:sz w:val="32"/>
+          <w:szCs w:val="32"/>
+          <w:highlight w:val="none"/>
+          <w:lang w:val="ru-RU"/>
+        </w:rPr>
+      </w:r>
+    </w:p>
+    <w:p>
+      <w:pPr>
+        <w:pBdr/>
+        <w:spacing/>
+        <w:ind/>
+        <w:jc w:val="left"/>
+        <w:rPr>
+          <w:rFonts w:ascii="Adwaita Sans" w:hAnsi="Adwaita Sans" w:eastAsia="Adwaita Sans" w:cs="Adwaita Sans"/>
+          <w:b w:val="0"/>
+          <w:bCs w:val="0"/>
+          <w:color w:val="000000" w:themeColor="text1"/>
+          <w:sz w:val="32"/>
+          <w:szCs w:val="32"/>
+          <w:highlight w:val="none"/>
+          <w:lang w:val="ru-RU"/>
+        </w:rPr>
+      </w:pPr>
       <w:r>
         <w:rPr>
           <w:rFonts w:ascii="Adwaita Sans" w:hAnsi="Adwaita Sans" w:cs="Adwaita Sans"/>
@@ -601,6 +707,20 @@
           <w:color w:val="000000" w:themeColor="text1"/>
           <w:sz w:val="32"/>
           <w:szCs w:val="32"/>
+          <w:highlight w:val="none"/>
+          <w:lang w:val="ru-RU" w:bidi="ru-RU"/>
+        </w:rPr>
+      </w:r>
+      <w:r>
+        <w:rPr>
+          <w:rFonts w:ascii="Adwaita Sans" w:hAnsi="Adwaita Sans" w:cs="Adwaita Sans"/>
+          <w:b w:val="0"/>
+          <w:bCs w:val="0"/>
+          <w:color w:val="000000" w:themeColor="text1"/>
+          <w:sz w:val="32"/>
+          <w:szCs w:val="32"/>
+          <w:highlight w:val="none"/>
+          <w:lang w:val="ru-RU"/>
         </w:rPr>
       </w:r>
       <w:r>
@@ -621,7 +741,7 @@
         <w:pBdr/>
         <w:spacing/>
         <w:ind/>
-        <w:jc w:val="left"/>
+        <w:jc w:val="center"/>
         <w:rPr>
           <w:rFonts w:ascii="Adwaita Sans" w:hAnsi="Adwaita Sans" w:eastAsia="Adwaita Sans" w:cs="Adwaita Sans"/>
           <w:b w:val="0"/>
@@ -630,7 +750,7 @@
           <w:sz w:val="32"/>
           <w:szCs w:val="32"/>
           <w:highlight w:val="none"/>
-          <w:lang w:val="ru-RU"/>
+          <w:lang w:val="en-US"/>
         </w:rPr>
       </w:pPr>
       <w:r>
@@ -642,7 +762,7 @@
           <w:sz w:val="32"/>
           <w:szCs w:val="32"/>
           <w:highlight w:val="none"/>
-          <w:lang w:val="ru-RU"/>
+          <w:lang w:val="en-US"/>
         </w:rPr>
       </w:r>
       <w:r>
@@ -654,7 +774,18 @@
           <w:sz w:val="32"/>
           <w:szCs w:val="32"/>
           <w:highlight w:val="none"/>
-          <w:lang w:val="ru-RU"/>
+          <w:lang w:val="en-US"/>
+        </w:rPr>
+        <w:t xml:space="preserve">СПбГЭТУ «ЛЭТИ»</w:t>
+      </w:r>
+      <w:r>
+        <w:rPr>
+          <w:rFonts w:ascii="Adwaita Sans" w:hAnsi="Adwaita Sans" w:cs="Adwaita Sans"/>
+          <w:b w:val="0"/>
+          <w:bCs w:val="0"/>
+          <w:color w:val="000000" w:themeColor="text1"/>
+          <w:sz w:val="32"/>
+          <w:szCs w:val="32"/>
         </w:rPr>
       </w:r>
       <w:r>
@@ -666,7 +797,7 @@
           <w:sz w:val="32"/>
           <w:szCs w:val="32"/>
           <w:highlight w:val="none"/>
-          <w:lang w:val="ru-RU"/>
+          <w:lang w:val="en-US"/>
         </w:rPr>
       </w:r>
     </w:p>
@@ -675,7 +806,7 @@
         <w:pBdr/>
         <w:spacing/>
         <w:ind/>
-        <w:jc w:val="left"/>
+        <w:jc w:val="center"/>
         <w:rPr>
           <w:rFonts w:ascii="Adwaita Sans" w:hAnsi="Adwaita Sans" w:eastAsia="Adwaita Sans" w:cs="Adwaita Sans"/>
           <w:b w:val="0"/>
@@ -684,52 +815,10 @@
           <w:sz w:val="32"/>
           <w:szCs w:val="32"/>
           <w:highlight w:val="none"/>
-          <w:lang w:val="ru-RU"/>
-        </w:rPr>
-      </w:pPr>
-      <w:r>
-        <w:rPr>
-          <w:rFonts w:ascii="Adwaita Sans" w:hAnsi="Adwaita Sans" w:cs="Adwaita Sans"/>
-          <w:b w:val="0"/>
-          <w:bCs w:val="0"/>
-          <w:color w:val="000000" w:themeColor="text1"/>
-          <w:sz w:val="32"/>
-          <w:szCs w:val="32"/>
-          <w:highlight w:val="none"/>
-          <w:lang w:val="ru-RU" w:bidi="ru-RU"/>
-        </w:rPr>
-      </w:r>
-      <w:r>
-        <w:rPr>
-          <w:rFonts w:ascii="Adwaita Sans" w:hAnsi="Adwaita Sans" w:cs="Adwaita Sans"/>
-          <w:b w:val="0"/>
-          <w:bCs w:val="0"/>
-          <w:color w:val="000000" w:themeColor="text1"/>
-          <w:sz w:val="32"/>
-          <w:szCs w:val="32"/>
-          <w:highlight w:val="none"/>
-          <w:lang w:val="ru-RU" w:bidi="ru-RU"/>
-        </w:rPr>
-      </w:r>
-      <w:r>
-        <w:rPr>
-          <w:rFonts w:ascii="Adwaita Sans" w:hAnsi="Adwaita Sans" w:cs="Adwaita Sans"/>
-          <w:b w:val="0"/>
-          <w:bCs w:val="0"/>
-          <w:color w:val="000000" w:themeColor="text1"/>
-          <w:sz w:val="32"/>
-          <w:szCs w:val="32"/>
-          <w:highlight w:val="none"/>
-          <w:lang w:val="ru-RU"/>
-        </w:rPr>
-      </w:r>
-    </w:p>
-    <w:p>
-      <w:pPr>
-        <w:pBdr/>
-        <w:spacing/>
-        <w:ind/>
-        <w:jc w:val="center"/>
+          <w:lang w:val="en-US"/>
+        </w:rPr>
+      </w:pPr>
+      <w:r>
         <w:rPr>
           <w:rFonts w:ascii="Adwaita Sans" w:hAnsi="Adwaita Sans" w:eastAsia="Adwaita Sans" w:cs="Adwaita Sans"/>
           <w:b w:val="0"/>
@@ -738,9 +827,10 @@
           <w:sz w:val="32"/>
           <w:szCs w:val="32"/>
           <w:highlight w:val="none"/>
-          <w:lang w:val="en-US"/>
-        </w:rPr>
-      </w:pPr>
+          <w:lang w:val="ru-RU"/>
+        </w:rPr>
+        <w:t xml:space="preserve">2026</w:t>
+      </w:r>
       <w:r>
         <w:rPr>
           <w:rFonts w:ascii="Adwaita Sans" w:hAnsi="Adwaita Sans" w:eastAsia="Adwaita Sans" w:cs="Adwaita Sans"/>
@@ -764,8 +854,23 @@
           <w:highlight w:val="none"/>
           <w:lang w:val="en-US"/>
         </w:rPr>
-        <w:t xml:space="preserve">СПбГЭТУ «ЛЭТИ»</w:t>
-      </w:r>
+      </w:r>
+    </w:p>
+    <w:p>
+      <w:pPr>
+        <w:pStyle w:val="930"/>
+        <w:suppressLineNumbers w:val="false"/>
+        <w:pBdr/>
+        <w:spacing/>
+        <w:ind/>
+        <w:rPr>
+          <w:b/>
+          <w:bCs/>
+          <w:highlight w:val="none"/>
+          <w:lang w:val="ru-RU"/>
+          <w14:ligatures w14:val="none"/>
+        </w:rPr>
+      </w:pPr>
       <w:r>
         <w:rPr>
           <w:rFonts w:ascii="Adwaita Sans" w:hAnsi="Adwaita Sans" w:eastAsia="Adwaita Sans" w:cs="Adwaita Sans"/>
@@ -780,164 +885,32 @@
       </w:r>
       <w:r>
         <w:rPr>
-          <w:rFonts w:ascii="Adwaita Sans" w:hAnsi="Adwaita Sans" w:cs="Adwaita Sans"/>
-          <w:b w:val="0"/>
-          <w:bCs w:val="0"/>
-          <w:color w:val="000000" w:themeColor="text1"/>
-          <w:sz w:val="32"/>
-          <w:szCs w:val="32"/>
+          <w:b/>
+          <w:bCs/>
+          <w:highlight w:val="none"/>
+          <w:lang w:val="ru-RU"/>
+        </w:rPr>
+        <w:t xml:space="preserve">Теоретическое введение.</w:t>
+      </w:r>
+      <w:r>
+        <w:rPr>
+          <w:b/>
+          <w:bCs/>
+        </w:rPr>
+      </w:r>
+      <w:r>
+        <w:rPr>
+          <w:b/>
+          <w:bCs/>
+          <w:highlight w:val="none"/>
+          <w:lang w:val="ru-RU"/>
+          <w14:ligatures w14:val="none"/>
         </w:rPr>
       </w:r>
     </w:p>
     <w:p>
       <w:pPr>
-        <w:pBdr/>
-        <w:spacing/>
-        <w:ind/>
-        <w:jc w:val="center"/>
-        <w:rPr>
-          <w:rFonts w:ascii="Adwaita Sans" w:hAnsi="Adwaita Sans" w:eastAsia="Adwaita Sans" w:cs="Adwaita Sans"/>
-          <w:b w:val="0"/>
-          <w:bCs w:val="0"/>
-          <w:color w:val="000000" w:themeColor="text1"/>
-          <w:sz w:val="32"/>
-          <w:szCs w:val="32"/>
-          <w:highlight w:val="none"/>
-          <w:lang w:val="en-US"/>
-        </w:rPr>
-      </w:pPr>
-      <w:r>
-        <w:rPr>
-          <w:rFonts w:ascii="Adwaita Sans" w:hAnsi="Adwaita Sans" w:eastAsia="Adwaita Sans" w:cs="Adwaita Sans"/>
-          <w:b w:val="0"/>
-          <w:bCs w:val="0"/>
-          <w:color w:val="000000" w:themeColor="text1"/>
-          <w:sz w:val="32"/>
-          <w:szCs w:val="32"/>
-          <w:highlight w:val="none"/>
-          <w:lang w:val="ru-RU"/>
-        </w:rPr>
-        <w:t xml:space="preserve">2026</w:t>
-      </w:r>
-      <w:r>
-        <w:rPr>
-          <w:rFonts w:ascii="Adwaita Sans" w:hAnsi="Adwaita Sans" w:eastAsia="Adwaita Sans" w:cs="Adwaita Sans"/>
-          <w:b w:val="0"/>
-          <w:bCs w:val="0"/>
-          <w:color w:val="000000" w:themeColor="text1"/>
-          <w:sz w:val="32"/>
-          <w:szCs w:val="32"/>
-          <w:highlight w:val="none"/>
-          <w:lang w:val="en-US"/>
-        </w:rPr>
-      </w:r>
-      <w:r>
-        <w:rPr>
-          <w:rFonts w:ascii="Adwaita Sans" w:hAnsi="Adwaita Sans" w:eastAsia="Adwaita Sans" w:cs="Adwaita Sans"/>
-          <w:b w:val="0"/>
-          <w:bCs w:val="0"/>
-          <w:color w:val="000000" w:themeColor="text1"/>
-          <w:sz w:val="32"/>
-          <w:szCs w:val="32"/>
-          <w:highlight w:val="none"/>
-          <w:lang w:val="en-US"/>
-        </w:rPr>
-      </w:r>
-      <w:r>
-        <w:rPr>
-          <w:rFonts w:ascii="Adwaita Sans" w:hAnsi="Adwaita Sans" w:eastAsia="Adwaita Sans" w:cs="Adwaita Sans"/>
-          <w:b w:val="0"/>
-          <w:bCs w:val="0"/>
-          <w:color w:val="000000" w:themeColor="text1"/>
-          <w:sz w:val="32"/>
-          <w:szCs w:val="32"/>
-          <w:highlight w:val="none"/>
-          <w:lang w:val="en-US" w:bidi="en-US"/>
-        </w:rPr>
-      </w:r>
-      <w:r>
-        <w:rPr>
-          <w:rFonts w:ascii="Adwaita Sans" w:hAnsi="Adwaita Sans" w:eastAsia="Adwaita Sans" w:cs="Adwaita Sans"/>
-          <w:b w:val="0"/>
-          <w:bCs w:val="0"/>
-          <w:color w:val="000000" w:themeColor="text1"/>
-          <w:sz w:val="32"/>
-          <w:szCs w:val="32"/>
-          <w:highlight w:val="none"/>
-          <w:lang w:val="en-US" w:bidi="en-US"/>
-        </w:rPr>
-      </w:r>
-      <w:r>
-        <w:rPr>
-          <w:rFonts w:ascii="Adwaita Sans" w:hAnsi="Adwaita Sans" w:eastAsia="Adwaita Sans" w:cs="Adwaita Sans"/>
-          <w:b w:val="0"/>
-          <w:bCs w:val="0"/>
-          <w:color w:val="000000" w:themeColor="text1"/>
-          <w:sz w:val="32"/>
-          <w:szCs w:val="32"/>
-          <w:highlight w:val="none"/>
-          <w:lang w:val="en-US"/>
-        </w:rPr>
-      </w:r>
-      <w:r>
-        <w:rPr>
-          <w:rFonts w:ascii="Adwaita Sans" w:hAnsi="Adwaita Sans" w:eastAsia="Adwaita Sans" w:cs="Adwaita Sans"/>
-          <w:b w:val="0"/>
-          <w:bCs w:val="0"/>
-          <w:color w:val="000000" w:themeColor="text1"/>
-          <w:sz w:val="32"/>
-          <w:szCs w:val="32"/>
-          <w:highlight w:val="none"/>
-          <w:lang w:val="en-US"/>
-        </w:rPr>
-      </w:r>
-    </w:p>
-    <w:p>
-      <w:pPr>
-        <w:pStyle w:val="1_187"/>
-        <w:suppressLineNumbers w:val="false"/>
-        <w:pBdr/>
-        <w:spacing/>
-        <w:ind/>
-        <w:rPr>
-          <w:b/>
-          <w:bCs/>
-          <w:highlight w:val="none"/>
-          <w:lang w:val="ru-RU"/>
-          <w14:ligatures w14:val="none"/>
-        </w:rPr>
-      </w:pPr>
-      <w:r>
-        <w:rPr>
-          <w:rFonts w:ascii="Adwaita Sans" w:hAnsi="Adwaita Sans" w:eastAsia="Adwaita Sans" w:cs="Adwaita Sans"/>
-          <w:b w:val="0"/>
-          <w:bCs w:val="0"/>
-          <w:color w:val="000000" w:themeColor="text1"/>
-          <w:sz w:val="32"/>
-          <w:szCs w:val="32"/>
-          <w:highlight w:val="none"/>
-          <w:lang w:val="en-US"/>
-        </w:rPr>
-      </w:r>
-      <w:r>
-        <w:rPr>
-          <w:b/>
-          <w:bCs/>
-          <w:highlight w:val="none"/>
-          <w:lang w:val="ru-RU"/>
-        </w:rPr>
-        <w:t xml:space="preserve">Теоретическое введение.</w:t>
-      </w:r>
-      <w:r>
-        <w:rPr>
-          <w:b/>
-          <w:bCs/>
-        </w:rPr>
-      </w:r>
-    </w:p>
-    <w:p>
-      <w:pPr>
-        <w:pStyle w:val="1_187"/>
+        <w:pStyle w:val="930"/>
         <w:suppressLineNumbers w:val="false"/>
         <w:pBdr/>
         <w:spacing/>
@@ -1098,10 +1071,19 @@
           <w:bCs w:val="0"/>
         </w:rPr>
       </w:r>
+      <w:r>
+        <w:rPr>
+          <w:b w:val="0"/>
+          <w:bCs w:val="0"/>
+          <w:highlight w:val="none"/>
+          <w:lang w:val="ru-RU"/>
+          <w14:ligatures w14:val="none"/>
+        </w:rPr>
+      </w:r>
     </w:p>
     <w:p>
       <w:pPr>
-        <w:pStyle w:val="1_187"/>
+        <w:pStyle w:val="930"/>
         <w:suppressLineNumbers w:val="false"/>
         <w:pBdr/>
         <w:spacing/>
@@ -1341,12 +1323,14 @@
         <w:rPr>
           <w:b w:val="0"/>
           <w:bCs w:val="0"/>
+          <w:highlight w:val="none"/>
+          <w14:ligatures w14:val="none"/>
         </w:rPr>
       </w:r>
     </w:p>
     <w:p>
       <w:pPr>
-        <w:pStyle w:val="1_187"/>
+        <w:pStyle w:val="930"/>
         <w:suppressLineNumbers w:val="false"/>
         <w:pBdr/>
         <w:spacing/>
@@ -1397,10 +1381,19 @@
           <w:bCs w:val="0"/>
         </w:rPr>
       </w:r>
+      <w:r>
+        <w:rPr>
+          <w:b w:val="0"/>
+          <w:bCs w:val="0"/>
+          <w:highlight w:val="none"/>
+          <w:lang w:val="ru-RU"/>
+          <w14:ligatures w14:val="none"/>
+        </w:rPr>
+      </w:r>
     </w:p>
     <w:p>
       <w:pPr>
-        <w:pStyle w:val="1_187"/>
+        <w:pStyle w:val="930"/>
         <w:suppressLineNumbers w:val="false"/>
         <w:pBdr/>
         <w:spacing/>
@@ -1436,10 +1429,19 @@
           <w:bCs w:val="0"/>
         </w:rPr>
       </w:r>
+      <w:r>
+        <w:rPr>
+          <w:b w:val="0"/>
+          <w:bCs w:val="0"/>
+          <w:highlight w:val="none"/>
+          <w:lang w:val="ru-RU"/>
+          <w14:ligatures w14:val="none"/>
+        </w:rPr>
+      </w:r>
     </w:p>
     <w:p>
       <w:pPr>
-        <w:pStyle w:val="1_187"/>
+        <w:pStyle w:val="930"/>
         <w:suppressLineNumbers w:val="false"/>
         <w:pBdr/>
         <w:spacing/>
@@ -1539,10 +1541,19 @@
           <w:bCs w:val="0"/>
         </w:rPr>
       </w:r>
+      <w:r>
+        <w:rPr>
+          <w:b w:val="0"/>
+          <w:bCs w:val="0"/>
+          <w:highlight w:val="none"/>
+          <w:lang w:val="ru-RU"/>
+          <w14:ligatures w14:val="none"/>
+        </w:rPr>
+      </w:r>
     </w:p>
     <w:p>
       <w:pPr>
-        <w:pStyle w:val="1_187"/>
+        <w:pStyle w:val="930"/>
         <w:suppressLineNumbers w:val="false"/>
         <w:pBdr/>
         <w:spacing/>
@@ -1570,7 +1581,7 @@
             <m:degHide m:val="on"/>
             <m:ctrlPr>
               <w:rPr>
-                <w:rFonts w:hint="default" w:ascii="Cambria Math" w:hAnsi="Cambria Math" w:eastAsia="Cambria Math" w:cs="Cambria Math"/>
+                <w:rFonts w:ascii="Cambria Math" w:hAnsi="Cambria Math" w:eastAsia="Cambria Math" w:cs="Cambria Math"/>
                 <w:b w:val="0"/>
                 <w:bCs w:val="0"/>
                 <w:i/>
@@ -1622,7 +1633,7 @@
             <m:degHide m:val="on"/>
             <m:ctrlPr>
               <w:rPr>
-                <w:rFonts w:hint="default" w:ascii="Cambria Math" w:hAnsi="Cambria Math" w:eastAsia="Cambria Math" w:cs="Cambria Math"/>
+                <w:rFonts w:ascii="Cambria Math" w:hAnsi="Cambria Math" w:eastAsia="Cambria Math" w:cs="Cambria Math"/>
                 <w:i/>
                 <w:highlight w:val="none"/>
                 <w:lang w:val="ru-RU" w:bidi="ru-RU"/>
@@ -1708,7 +1719,10 @@
         <w:rPr>
           <w:b w:val="0"/>
           <w:bCs w:val="0"/>
-        </w:rPr>
+          <w:highlight w:val="none"/>
+          <w:lang w:val="ru-RU"/>
+        </w:rPr>
+        <w:t xml:space="preserve">.</w:t>
       </w:r>
       <w:r>
         <w:rPr>
@@ -1717,7 +1731,6 @@
           <w:highlight w:val="none"/>
           <w:lang w:val="ru-RU"/>
         </w:rPr>
-        <w:t xml:space="preserve">.</w:t>
       </w:r>
       <w:r>
         <w:rPr>
@@ -1725,12 +1738,13 @@
           <w:bCs w:val="0"/>
           <w:highlight w:val="none"/>
           <w:lang w:val="ru-RU"/>
+          <w14:ligatures w14:val="none"/>
         </w:rPr>
       </w:r>
     </w:p>
     <w:p>
       <w:pPr>
-        <w:pStyle w:val="1_187"/>
+        <w:pStyle w:val="930"/>
         <w:suppressLineNumbers w:val="false"/>
         <w:pBdr/>
         <w:spacing/>
@@ -1761,7 +1775,6 @@
         </w:rPr>
         <w:t xml:space="preserve">—</w:t>
       </w:r>
-      <w:r/>
       <w:r>
         <w:rPr>
           <w:b w:val="0"/>
@@ -1857,10 +1870,19 @@
           <w:lang w:val="ru-RU"/>
         </w:rPr>
       </w:r>
+      <w:r>
+        <w:rPr>
+          <w:b w:val="0"/>
+          <w:bCs w:val="0"/>
+          <w:highlight w:val="none"/>
+          <w:lang w:val="ru-RU"/>
+          <w14:ligatures w14:val="none"/>
+        </w:rPr>
+      </w:r>
     </w:p>
     <w:p>
       <w:pPr>
-        <w:pStyle w:val="1_187"/>
+        <w:pStyle w:val="930"/>
         <w:suppressLineNumbers w:val="false"/>
         <w:pBdr/>
         <w:spacing/>
@@ -1898,103 +1920,81 @@
       </w:r>
       <w:r>
         <w:rPr>
+          <w:highlight w:val="none"/>
+          <w:lang w:val="ru-RU" w:bidi="ru-RU"/>
+        </w:rPr>
+        <w:t xml:space="preserve">Для реализации исследования наша команда написала небольш</w:t>
+      </w:r>
+      <w:r>
+        <w:rPr>
+          <w:highlight w:val="none"/>
+          <w:lang w:val="ru-RU" w:bidi="ru-RU"/>
+        </w:rPr>
+        <w:t xml:space="preserve">ие программы на языке </w:t>
+      </w:r>
+      <w:r>
+        <w:rPr>
+          <w:highlight w:val="none"/>
+          <w:lang w:val="en-US"/>
+        </w:rPr>
+        <w:t xml:space="preserve">C++ </w:t>
+      </w:r>
+      <w:r>
+        <w:rPr>
+          <w:highlight w:val="none"/>
+          <w:lang w:val="ru-RU"/>
+        </w:rPr>
+        <w:t xml:space="preserve">и настроила </w:t>
+      </w:r>
+      <w:r>
+        <w:rPr>
+          <w:highlight w:val="none"/>
+          <w:lang w:val="ru-RU"/>
+        </w:rPr>
+        <w:t xml:space="preserve">утилиту </w:t>
+      </w:r>
+      <w:r>
+        <w:rPr>
+          <w:highlight w:val="none"/>
+          <w:lang w:val="en-US"/>
+        </w:rPr>
+        <w:t xml:space="preserve">gnuplot</w:t>
+      </w:r>
+      <w:r>
+        <w:rPr>
+          <w:highlight w:val="none"/>
+          <w:lang w:val="ru-RU"/>
+        </w:rPr>
+        <w:t xml:space="preserve">. С исходными файлами, при желании, можно ознакомиться в открытом </w:t>
+      </w:r>
+      <w:r>
+        <w:rPr>
+          <w:highlight w:val="none"/>
+          <w:lang w:val="en-US"/>
+        </w:rPr>
+        <w:t xml:space="preserve">Github </w:t>
+      </w:r>
+      <w:r>
+        <w:rPr>
+          <w:highlight w:val="none"/>
+          <w:lang w:val="ru-RU"/>
+        </w:rPr>
+        <w:t xml:space="preserve">репозитории</w:t>
+      </w:r>
+      <w:r>
+        <w:rPr>
+          <w:highlight w:val="none"/>
+          <w:lang w:val="en-US"/>
+        </w:rPr>
+        <w:t xml:space="preserve">: </w:t>
+      </w:r>
+      <w:r>
+        <w:rPr>
           <w:b w:val="0"/>
           <w:bCs/>
           <w:i/>
           <w:highlight w:val="none"/>
-        </w:rPr>
-      </w:r>
-      <w:r>
-        <w:rPr>
-          <w:b w:val="0"/>
-          <w:bCs w:val="0"/>
-          <w:highlight w:val="none"/>
           <w:lang w:val="ru-RU" w:bidi="ru-RU"/>
-          <w14:ligatures w14:val="none"/>
-        </w:rPr>
-      </w:r>
-      <w:r>
-        <w:rPr>
-          <w:highlight w:val="none"/>
-          <w:lang w:val="ru-RU" w:bidi="ru-RU"/>
-        </w:rPr>
-        <w:t xml:space="preserve">Для реализации исследования наша команда написала небольш</w:t>
-      </w:r>
-      <w:r>
-        <w:rPr>
-          <w:highlight w:val="none"/>
-          <w:lang w:val="ru-RU" w:bidi="ru-RU"/>
-        </w:rPr>
-        <w:t xml:space="preserve">ие программы на языке </w:t>
-      </w:r>
-      <w:r>
-        <w:rPr>
-          <w:highlight w:val="none"/>
-          <w:lang w:val="en-US"/>
-        </w:rPr>
-        <w:t xml:space="preserve">C++ </w:t>
-      </w:r>
-      <w:r>
-        <w:rPr>
-          <w:highlight w:val="none"/>
-          <w:lang w:val="ru-RU"/>
-        </w:rPr>
-        <w:t xml:space="preserve">и настроила </w:t>
-      </w:r>
-      <w:r>
-        <w:rPr>
-          <w:highlight w:val="none"/>
-          <w:lang w:val="ru-RU"/>
-        </w:rPr>
-        <w:t xml:space="preserve">утилиту </w:t>
-      </w:r>
-      <w:r>
-        <w:rPr>
-          <w:highlight w:val="none"/>
-          <w:lang w:val="en-US"/>
-        </w:rPr>
-        <w:t xml:space="preserve">gnuplot</w:t>
-      </w:r>
-      <w:r>
-        <w:rPr>
-          <w:highlight w:val="none"/>
-          <w:lang w:val="ru-RU"/>
-        </w:rPr>
-        <w:t xml:space="preserve">. С исходными файлами, при желании, можно ознакомиться в открытом </w:t>
-      </w:r>
-      <w:r>
-        <w:rPr>
-          <w:highlight w:val="none"/>
-          <w:lang w:val="en-US"/>
-        </w:rPr>
-        <w:t xml:space="preserve">Github </w:t>
-      </w:r>
-      <w:r>
-        <w:rPr>
-          <w:highlight w:val="none"/>
-          <w:lang w:val="ru-RU"/>
-        </w:rPr>
-        <w:t xml:space="preserve">репозитории</w:t>
-      </w:r>
-      <w:r>
-        <w:rPr>
-          <w:highlight w:val="none"/>
-          <w:lang w:val="en-US"/>
-        </w:rPr>
-        <w:t xml:space="preserve">: </w:t>
-      </w:r>
-      <w:r>
-        <w:rPr>
-          <w:highlight w:val="none"/>
-          <w:lang w:val="en-US"/>
-          <w14:ligatures w14:val="none"/>
-        </w:rPr>
-      </w:r>
-      <w:r>
-        <w:rPr>
-          <w:highlight w:val="none"/>
-          <w:lang w:val="en-US"/>
-          <w14:ligatures w14:val="none"/>
         </w:rPr>
       </w:r>
       <w:r>
@@ -2004,12 +2004,13 @@
           <w:i/>
           <w:highlight w:val="none"/>
           <w:lang w:val="ru-RU" w:bidi="ru-RU"/>
+          <w14:ligatures w14:val="none"/>
         </w:rPr>
       </w:r>
     </w:p>
     <w:p>
       <w:pPr>
-        <w:pStyle w:val="1_187"/>
+        <w:pStyle w:val="930"/>
         <w:suppressLineNumbers w:val="false"/>
         <w:pBdr/>
         <w:spacing/>
@@ -2050,7 +2051,7 @@
     </w:p>
     <w:p>
       <w:pPr>
-        <w:pStyle w:val="1_187"/>
+        <w:pStyle w:val="930"/>
         <w:suppressLineNumbers w:val="false"/>
         <w:pBdr/>
         <w:spacing/>
@@ -2086,11 +2087,10 @@
       <w:r>
         <w:rPr>
           <w:b w:val="0"/>
-          <w:bCs w:val="0"/>
+          <w:bCs/>
           <w:i/>
-          <w:iCs/>
-          <w:highlight w:val="none"/>
-          <w:lang w:val="ru-RU" w:bidi="ru-RU"/>
+          <w:highlight w:val="none"/>
+          <w14:ligatures w14:val="none"/>
         </w:rPr>
       </w:r>
     </w:p>
@@ -2098,7 +2098,7 @@
       <w:pPr>
         <w:suppressLineNumbers w:val="false"/>
         <w:pBdr/>
-        <w:shd w:val="nil"/>
+        <w:shd w:val="nil" w:color="auto"/>
         <w:spacing/>
         <w:ind/>
         <w:rPr>
@@ -2132,12 +2132,13 @@
           <w:bCs w:val="0"/>
           <w:highlight w:val="none"/>
           <w:lang w:val="ru-RU"/>
+          <w14:ligatures w14:val="none"/>
         </w:rPr>
       </w:r>
     </w:p>
     <w:p>
       <w:pPr>
-        <w:pStyle w:val="1_187"/>
+        <w:pStyle w:val="930"/>
         <w:suppressLineNumbers w:val="false"/>
         <w:pBdr/>
         <w:spacing/>
@@ -2204,7 +2205,6 @@
           <m:t>π</m:t>
         </m:r>
       </m:oMath>
-      <w:r/>
       <w:r>
         <w:rPr>
           <w:b/>
@@ -2244,7 +2244,7 @@
     </w:p>
     <w:p>
       <w:pPr>
-        <w:pStyle w:val="1_187"/>
+        <w:pStyle w:val="930"/>
         <w:suppressLineNumbers w:val="false"/>
         <w:pBdr/>
         <w:spacing/>
@@ -2310,36 +2310,85 @@
       <w:r>
         <w:rPr>
           <w:highlight w:val="none"/>
+          <w:lang w:val="en-US"/>
+        </w:rPr>
+        <w:t xml:space="preserve"> </w:t>
+      </w:r>
+      <w:r>
+        <w:rPr>
+          <w:highlight w:val="none"/>
           <w:lang w:val="ru-RU"/>
         </w:rPr>
+        <w:t xml:space="preserve">для </w:t>
       </w:r>
       <w:r>
         <w:rPr>
           <w:highlight w:val="none"/>
           <w:lang w:val="en-US"/>
         </w:rPr>
-        <w:t xml:space="preserve"> </w:t>
+        <w:t xml:space="preserve">k </w:t>
       </w:r>
       <w:r>
         <w:rPr>
           <w:highlight w:val="none"/>
           <w:lang w:val="ru-RU"/>
         </w:rPr>
-        <w:t xml:space="preserve">для </w:t>
-      </w:r>
+        <w:t xml:space="preserve">от 100 до 1000 (для избежания влияния начала, ведь число сходится к распределению только при </w:t>
+      </w:r>
+      <w:r>
+        <w:rPr>
+          <w:highlight w:val="none"/>
+          <w:lang w:val="ru-RU"/>
+        </w:rPr>
+      </w:r>
+      <m:oMath>
+        <m:r>
+          <w:rPr>
+            <w:rFonts w:hint="default" w:ascii="Cambria Math" w:hAnsi="Cambria Math" w:eastAsia="Cambria Math" w:cs="Cambria Math"/>
+            <w:highlight w:val="none"/>
+            <w:lang w:val="ru-RU" w:bidi="ru-RU"/>
+          </w:rPr>
+          <m:rPr>
+            <m:sty m:val="i"/>
+          </m:rPr>
+          <m:t>k</m:t>
+        </m:r>
+        <m:r>
+          <w:rPr>
+            <w:rFonts w:hint="default" w:ascii="Cambria Math" w:hAnsi="Cambria Math" w:eastAsia="Cambria Math" w:cs="Cambria Math"/>
+            <w:highlight w:val="none"/>
+            <w:lang w:val="ru-RU" w:bidi="ru-RU"/>
+          </w:rPr>
+          <m:rPr>
+            <m:sty m:val="i"/>
+          </m:rPr>
+          <m:t>→</m:t>
+        </m:r>
+        <m:r>
+          <w:rPr>
+            <w:rFonts w:hint="default" w:ascii="Cambria Math" w:hAnsi="Cambria Math" w:eastAsia="Cambria Math" w:cs="Cambria Math"/>
+            <w:highlight w:val="none"/>
+            <w:lang w:val="ru-RU" w:bidi="ru-RU"/>
+          </w:rPr>
+          <m:rPr>
+            <m:sty m:val="i"/>
+          </m:rPr>
+          <m:t>∞</m:t>
+        </m:r>
+      </m:oMath>
       <w:r>
         <w:rPr>
           <w:highlight w:val="none"/>
           <w:lang w:val="en-US"/>
         </w:rPr>
-        <w:t xml:space="preserve">k </w:t>
+        <w:t xml:space="preserve">)</w:t>
       </w:r>
       <w:r>
         <w:rPr>
           <w:highlight w:val="none"/>
           <w:lang w:val="ru-RU"/>
         </w:rPr>
-        <w:t xml:space="preserve">от 100 до 1000 (для избежания влияния начала) и составлена эмпирическая статистика</w:t>
+        <w:t xml:space="preserve"> и составлена эмпирическая статистика</w:t>
       </w:r>
       <w:r>
         <w:rPr>
@@ -2355,7 +2404,6 @@
         </w:rPr>
         <w:t xml:space="preserve">сколько раз встречается значения </w:t>
       </w:r>
-      <w:r/>
       <m:oMath>
         <m:sSub>
           <m:sSubPr>
@@ -2422,7 +2470,6 @@
         </w:rPr>
         <w:t xml:space="preserve">сколько раз </w:t>
       </w:r>
-      <w:r/>
       <m:oMath>
         <m:sSub>
           <m:sSubPr>
@@ -2488,10 +2535,17 @@
           <w:lang w:val="ru-RU"/>
         </w:rPr>
       </w:r>
+      <w:r>
+        <w:rPr>
+          <w:highlight w:val="none"/>
+          <w:lang w:val="en-US"/>
+          <w14:ligatures w14:val="none"/>
+        </w:rPr>
+      </w:r>
     </w:p>
     <w:p>
       <w:pPr>
-        <w:pStyle w:val="1_187"/>
+        <w:pStyle w:val="930"/>
         <w:suppressLineNumbers w:val="false"/>
         <w:pBdr/>
         <w:spacing/>
@@ -2583,25 +2637,20 @@
       <w:r>
         <w:rPr>
           <w:highlight w:val="none"/>
+          <w:lang w:val="ru-RU"/>
+        </w:rPr>
+      </w:r>
+      <w:r>
+        <w:rPr>
+          <w:highlight w:val="none"/>
           <w:lang w:val="ru-RU" w:bidi="ru-RU"/>
-        </w:rPr>
-      </w:r>
-      <w:r>
-        <w:rPr>
-          <w:highlight w:val="none"/>
-          <w:lang w:val="ru-RU" w:bidi="ru-RU"/>
-        </w:rPr>
-      </w:r>
-      <w:r>
-        <w:rPr>
-          <w:highlight w:val="none"/>
-          <w:lang w:val="ru-RU"/>
+          <w14:ligatures w14:val="none"/>
         </w:rPr>
       </w:r>
     </w:p>
     <w:p>
       <w:pPr>
-        <w:pStyle w:val="1_187"/>
+        <w:pStyle w:val="930"/>
         <w:suppressLineNumbers w:val="false"/>
         <w:pBdr/>
         <w:spacing/>
@@ -2625,7 +2674,6 @@
           <w:lang w:val="ru-RU" w:bidi="ru-RU"/>
         </w:rPr>
       </w:r>
-      <w:r/>
       <m:oMath>
         <m:r>
           <w:rPr>
@@ -2682,10 +2730,17 @@
           <w:lang w:val="ru-RU"/>
         </w:rPr>
       </w:r>
+      <w:r>
+        <w:rPr>
+          <w:highlight w:val="none"/>
+          <w:lang w:val="ru-RU"/>
+          <w14:ligatures w14:val="none"/>
+        </w:rPr>
+      </w:r>
     </w:p>
     <w:p>
       <w:pPr>
-        <w:pStyle w:val="1_187"/>
+        <w:pStyle w:val="930"/>
         <w:suppressLineNumbers w:val="false"/>
         <w:pBdr/>
         <w:spacing/>
@@ -2729,10 +2784,17 @@
           <w:lang w:val="ru-RU"/>
         </w:rPr>
       </w:r>
+      <w:r>
+        <w:rPr>
+          <w:highlight w:val="none"/>
+          <w:lang w:val="en-US"/>
+          <w14:ligatures w14:val="none"/>
+        </w:rPr>
+      </w:r>
     </w:p>
     <w:p>
       <w:pPr>
-        <w:pStyle w:val="1_187"/>
+        <w:pStyle w:val="930"/>
         <w:suppressLineNumbers w:val="false"/>
         <w:pBdr/>
         <w:spacing/>
@@ -2743,12 +2805,6 @@
           <w14:ligatures w14:val="none"/>
         </w:rPr>
       </w:pPr>
-      <w:r>
-        <w:rPr>
-          <w:highlight w:val="none"/>
-          <w:lang w:val="ru-RU" w:bidi="ru-RU"/>
-        </w:rPr>
-      </w:r>
       <w:r>
         <w:rPr>
           <w:highlight w:val="none"/>
@@ -2828,23 +2884,23 @@
           </mc:Fallback>
         </mc:AlternateContent>
       </w:r>
-      <w:r/>
+      <w:r>
+        <w:rPr>
+          <w:highlight w:val="none"/>
+          <w:lang w:val="ru-RU"/>
+        </w:rPr>
+      </w:r>
       <w:r>
         <w:rPr>
           <w:highlight w:val="none"/>
           <w:lang w:val="ru-RU" w:bidi="ru-RU"/>
-        </w:rPr>
-      </w:r>
-      <w:r>
-        <w:rPr>
-          <w:highlight w:val="none"/>
-          <w:lang w:val="ru-RU"/>
+          <w14:ligatures w14:val="none"/>
         </w:rPr>
       </w:r>
     </w:p>
     <w:p>
       <w:pPr>
-        <w:pStyle w:val="1_187"/>
+        <w:pStyle w:val="930"/>
         <w:suppressLineNumbers w:val="false"/>
         <w:pBdr/>
         <w:spacing/>
@@ -2868,10 +2924,17 @@
           <w:lang w:val="ru-RU"/>
         </w:rPr>
       </w:r>
+      <w:r>
+        <w:rPr>
+          <w:highlight w:val="none"/>
+          <w:lang w:val="ru-RU" w:bidi="ru-RU"/>
+          <w14:ligatures w14:val="none"/>
+        </w:rPr>
+      </w:r>
     </w:p>
     <w:p>
       <w:pPr>
-        <w:pStyle w:val="1_187"/>
+        <w:pStyle w:val="930"/>
         <w:suppressLineNumbers w:val="false"/>
         <w:pBdr/>
         <w:spacing/>
@@ -2909,10 +2972,17 @@
           <w:lang w:val="ru-RU"/>
         </w:rPr>
       </w:r>
+      <w:r>
+        <w:rPr>
+          <w:highlight w:val="none"/>
+          <w:lang w:val="en-US"/>
+          <w14:ligatures w14:val="none"/>
+        </w:rPr>
+      </w:r>
     </w:p>
     <w:p>
       <w:pPr>
-        <w:pStyle w:val="1_187"/>
+        <w:pStyle w:val="930"/>
         <w:suppressLineNumbers w:val="false"/>
         <w:pBdr/>
         <w:spacing/>
@@ -2923,12 +2993,6 @@
           <w14:ligatures w14:val="none"/>
         </w:rPr>
       </w:pPr>
-      <w:r>
-        <w:rPr>
-          <w:highlight w:val="none"/>
-          <w:lang w:val="ru-RU" w:bidi="ru-RU"/>
-        </w:rPr>
-      </w:r>
       <w:r>
         <w:rPr>
           <w:highlight w:val="none"/>
@@ -3008,23 +3072,23 @@
           </mc:Fallback>
         </mc:AlternateContent>
       </w:r>
-      <w:r/>
+      <w:r>
+        <w:rPr>
+          <w:highlight w:val="none"/>
+          <w:lang w:val="ru-RU"/>
+        </w:rPr>
+      </w:r>
       <w:r>
         <w:rPr>
           <w:highlight w:val="none"/>
           <w:lang w:val="ru-RU" w:bidi="ru-RU"/>
-        </w:rPr>
-      </w:r>
-      <w:r>
-        <w:rPr>
-          <w:highlight w:val="none"/>
-          <w:lang w:val="ru-RU"/>
+          <w14:ligatures w14:val="none"/>
         </w:rPr>
       </w:r>
     </w:p>
     <w:p>
       <w:pPr>
-        <w:pStyle w:val="1_187"/>
+        <w:pStyle w:val="930"/>
         <w:suppressLineNumbers w:val="false"/>
         <w:pBdr/>
         <w:spacing/>
@@ -3085,12 +3149,20 @@
           <w:u w:val="none"/>
         </w:rPr>
       </w:r>
+      <w:r>
+        <w:rPr>
+          <w:highlight w:val="none"/>
+          <w:u w:val="none"/>
+          <w:lang w:val="ru-RU"/>
+          <w14:ligatures w14:val="none"/>
+        </w:rPr>
+      </w:r>
     </w:p>
     <w:p>
       <w:pPr>
         <w:suppressLineNumbers w:val="false"/>
         <w:pBdr/>
-        <w:shd w:val="nil"/>
+        <w:shd w:val="nil" w:color="auto"/>
         <w:spacing/>
         <w:ind/>
         <w:rPr>
@@ -3116,12 +3188,13 @@
         <w:rPr>
           <w:highlight w:val="none"/>
           <w:u w:val="none"/>
+          <w14:ligatures w14:val="none"/>
         </w:rPr>
       </w:r>
     </w:p>
     <w:p>
       <w:pPr>
-        <w:pStyle w:val="1_187"/>
+        <w:pStyle w:val="930"/>
         <w:suppressLineNumbers w:val="false"/>
         <w:pBdr/>
         <w:spacing/>
@@ -3191,10 +3264,19 @@
           <w14:ligatures w14:val="none"/>
         </w:rPr>
       </w:r>
+      <w:r>
+        <w:rPr>
+          <w:b/>
+          <w:bCs/>
+          <w:highlight w:val="none"/>
+          <w:lang w:val="ru-RU"/>
+          <w14:ligatures w14:val="none"/>
+        </w:rPr>
+      </w:r>
     </w:p>
     <w:p>
       <w:pPr>
-        <w:pStyle w:val="1_187"/>
+        <w:pStyle w:val="930"/>
         <w:suppressLineNumbers w:val="false"/>
         <w:pBdr/>
         <w:spacing/>
@@ -3283,10 +3365,20 @@
           <w14:ligatures w14:val="none"/>
         </w:rPr>
       </w:r>
+      <w:r>
+        <w:rPr>
+          <w:b w:val="0"/>
+          <w:bCs w:val="0"/>
+          <w:i w:val="0"/>
+          <w:highlight w:val="none"/>
+          <w:lang w:val="en-US"/>
+          <w14:ligatures w14:val="none"/>
+        </w:rPr>
+      </w:r>
     </w:p>
     <w:p>
       <w:pPr>
-        <w:pStyle w:val="1_187"/>
+        <w:pStyle w:val="930"/>
         <w:suppressLineNumbers w:val="false"/>
         <w:pBdr/>
         <w:spacing/>
@@ -3460,11 +3552,19 @@
           <w14:ligatures w14:val="none"/>
         </w:rPr>
       </w:r>
-      <w:r/>
+      <w:r>
+        <w:rPr>
+          <w:b w:val="0"/>
+          <w:bCs w:val="0"/>
+          <w:i w:val="0"/>
+          <w:highlight w:val="none"/>
+          <w14:ligatures w14:val="none"/>
+        </w:rPr>
+      </w:r>
     </w:p>
     <w:p>
       <w:pPr>
-        <w:pStyle w:val="1_187"/>
+        <w:pStyle w:val="930"/>
         <w:suppressLineNumbers w:val="false"/>
         <w:pBdr/>
         <w:spacing/>
@@ -3510,75 +3610,84 @@
       </w:r>
       <w:r>
         <w:rPr>
+          <w:b w:val="0"/>
+          <w:bCs w:val="0"/>
+          <w:highlight w:val="none"/>
+          <w14:ligatures w14:val="none"/>
+        </w:rPr>
+        <w:t xml:space="preserve">—</w:t>
+      </w:r>
+      <w:r>
+        <w:rPr>
           <w:highlight w:val="none"/>
           <w:u w:val="none"/>
           <w:lang w:val="ru-RU"/>
         </w:rPr>
-      </w:r>
-      <w:r>
-        <w:rPr>
-          <w:b w:val="0"/>
-          <w:bCs w:val="0"/>
-          <w:highlight w:val="none"/>
-          <w14:ligatures w14:val="none"/>
-        </w:rPr>
-        <w:t xml:space="preserve">—</w:t>
+        <w:t xml:space="preserve"> что критерий не чувствителен к различиям по краям, ведь например для числа Пи 431ый элемент разложения в периодическую дробь равен 20776, несмотря на то, что ни до него ни после еще долго не встречаются настолько большие числа.</w:t>
       </w:r>
       <w:r>
         <w:rPr>
           <w:highlight w:val="none"/>
           <w:u w:val="none"/>
-          <w:lang w:val="ru-RU"/>
-        </w:rPr>
-        <w:t xml:space="preserve"> что критерий не чувствителен к различиям по краям, ведь например для числа Пи 431ый элемент разложения в периодическую дробь равен 20776, несмотря на то, что ни до него ни после еще долго не встречаются настолько большие числа.</w:t>
-      </w:r>
-      <w:r>
-        <w:rPr>
-          <w:highlight w:val="none"/>
-          <w:u w:val="none"/>
-        </w:rPr>
-      </w:r>
-    </w:p>
-    <w:p>
-      <w:pPr>
-        <w:pStyle w:val="1_187"/>
-        <w:suppressLineNumbers w:val="false"/>
-        <w:pBdr/>
-        <w:spacing/>
-        <w:ind/>
+        </w:rPr>
+      </w:r>
+      <w:r>
         <w:rPr>
           <w:highlight w:val="none"/>
           <w:u w:val="none"/>
           <w:lang w:val="ru-RU"/>
           <w14:ligatures w14:val="none"/>
         </w:rPr>
-      </w:pPr>
-      <w:r>
+      </w:r>
+    </w:p>
+    <w:p>
+      <w:pPr>
+        <w:pStyle w:val="930"/>
+        <w:suppressLineNumbers w:val="false"/>
+        <w:pBdr/>
+        <w:spacing/>
+        <w:ind/>
         <w:rPr>
           <w:highlight w:val="none"/>
           <w:u w:val="none"/>
           <w:lang w:val="ru-RU"/>
-        </w:rPr>
-        <w:t xml:space="preserve">Так вот используя Критерий согласия Колмогорова будем составлять графики скорости схождения для различных </w:t>
-      </w:r>
+          <w14:ligatures w14:val="none"/>
+        </w:rPr>
+      </w:pPr>
       <w:r>
         <w:rPr>
           <w:highlight w:val="none"/>
           <w:u w:val="none"/>
           <w:lang w:val="ru-RU"/>
         </w:rPr>
+        <w:t xml:space="preserve">Так вот используя Критерий согласия Колмогорова будем составлять графики скорости схождения для различных </w:t>
+      </w:r>
+      <w:r>
+        <w:rPr>
+          <w:highlight w:val="none"/>
+          <w:u w:val="none"/>
+          <w:lang w:val="ru-RU"/>
+        </w:rPr>
         <w:t xml:space="preserve">чисел и будем пытаться выявлять закономерности.</w:t>
       </w:r>
       <w:r>
         <w:rPr>
           <w:highlight w:val="none"/>
           <w:u w:val="none"/>
+        </w:rPr>
+      </w:r>
+      <w:r>
+        <w:rPr>
+          <w:highlight w:val="none"/>
+          <w:u w:val="none"/>
+          <w:lang w:val="ru-RU"/>
+          <w14:ligatures w14:val="none"/>
         </w:rPr>
       </w:r>
     </w:p>
     <w:p>
       <w:pPr>
-        <w:pStyle w:val="1_187"/>
+        <w:pStyle w:val="930"/>
         <w:suppressLineNumbers w:val="false"/>
         <w:pBdr/>
         <w:spacing/>
@@ -3621,10 +3730,18 @@
           <w:lang w:val="en-US"/>
         </w:rPr>
       </w:r>
+      <w:r>
+        <w:rPr>
+          <w:highlight w:val="none"/>
+          <w:u w:val="none"/>
+          <w:lang w:val="en-US"/>
+          <w14:ligatures w14:val="none"/>
+        </w:rPr>
+      </w:r>
     </w:p>
     <w:p>
       <w:pPr>
-        <w:pStyle w:val="1_187"/>
+        <w:pStyle w:val="930"/>
         <w:suppressLineNumbers w:val="false"/>
         <w:pBdr/>
         <w:spacing/>
@@ -3671,7 +3788,7 @@
               <m:degHide m:val="off"/>
               <m:ctrlPr>
                 <w:rPr>
-                  <w:rFonts w:hint="default" w:ascii="Cambria Math" w:hAnsi="Cambria Math" w:eastAsia="Cambria Math" w:cs="Cambria Math"/>
+                  <w:rFonts w:ascii="Cambria Math" w:hAnsi="Cambria Math" w:eastAsia="Cambria Math" w:cs="Cambria Math"/>
                   <w:i/>
                   <w:sz w:val="32"/>
                   <w:highlight w:val="none"/>
@@ -3912,6 +4029,15 @@
       </m:oMathPara>
       <w:r>
         <w:rPr>
+          <w:sz w:val="32"/>
+          <w:szCs w:val="32"/>
+          <w:highlight w:val="none"/>
+          <w:u w:val="none"/>
+          <w14:ligatures w14:val="none"/>
+        </w:rPr>
+      </w:r>
+      <w:r>
+        <w:rPr>
           <w:rFonts w:ascii="Cambria Math" w:hAnsi="Cambria Math" w:eastAsia="Cambria Math" w:cs="Cambria Math"/>
           <w:sz w:val="32"/>
           <w:szCs w:val="32"/>
@@ -3921,7 +4047,14 @@
           <w14:ligatures w14:val="none"/>
         </w:rPr>
       </w:r>
-      <w:r>
+    </w:p>
+    <w:p>
+      <w:pPr>
+        <w:pStyle w:val="930"/>
+        <w:suppressLineNumbers w:val="false"/>
+        <w:pBdr/>
+        <w:spacing/>
+        <w:ind/>
         <w:rPr>
           <w:sz w:val="32"/>
           <w:szCs w:val="32"/>
@@ -3929,23 +4062,8 @@
           <w:u w:val="none"/>
           <w14:ligatures w14:val="none"/>
         </w:rPr>
-      </w:r>
-    </w:p>
-    <w:p>
-      <w:pPr>
-        <w:pStyle w:val="1_187"/>
-        <w:suppressLineNumbers w:val="false"/>
-        <w:pBdr/>
-        <w:spacing/>
-        <w:ind/>
-        <w:rPr>
-          <w:sz w:val="32"/>
-          <w:szCs w:val="32"/>
-          <w:highlight w:val="none"/>
-          <w:u w:val="none"/>
-          <w14:ligatures w14:val="none"/>
-        </w:rPr>
-      </w:pPr>
+      </w:pPr>
+      <w:r/>
       <m:oMathPara>
         <m:oMathParaPr/>
         <m:oMath>
@@ -4121,11 +4239,19 @@
           <w14:ligatures w14:val="none"/>
         </w:rPr>
       </w:r>
-      <w:r/>
+      <w:r>
+        <w:rPr>
+          <w:sz w:val="32"/>
+          <w:szCs w:val="32"/>
+          <w:highlight w:val="none"/>
+          <w:u w:val="none"/>
+          <w14:ligatures w14:val="none"/>
+        </w:rPr>
+      </w:r>
     </w:p>
     <w:p>
       <w:pPr>
-        <w:pStyle w:val="1_187"/>
+        <w:pStyle w:val="930"/>
         <w:suppressLineNumbers w:val="false"/>
         <w:pBdr/>
         <w:spacing/>
@@ -4166,10 +4292,18 @@
           <w:u w:val="none"/>
         </w:rPr>
       </w:r>
+      <w:r>
+        <w:rPr>
+          <w:highlight w:val="none"/>
+          <w:u w:val="none"/>
+          <w:lang w:val="en-US"/>
+          <w14:ligatures w14:val="none"/>
+        </w:rPr>
+      </w:r>
     </w:p>
     <w:p>
       <w:pPr>
-        <w:pStyle w:val="1_187"/>
+        <w:pStyle w:val="930"/>
         <w:suppressLineNumbers w:val="false"/>
         <w:pBdr/>
         <w:spacing/>
@@ -4180,13 +4314,6 @@
           <w14:ligatures w14:val="none"/>
         </w:rPr>
       </w:pPr>
-      <w:r>
-        <w:rPr>
-          <w:highlight w:val="none"/>
-          <w:u w:val="none"/>
-          <w:lang w:val="en-US"/>
-        </w:rPr>
-      </w:r>
       <w:r>
         <w:rPr>
           <w:highlight w:val="none"/>
@@ -4272,33 +4399,19 @@
         <w:rPr>
           <w:highlight w:val="none"/>
           <w:u w:val="none"/>
-          <w:lang w:val="en-US"/>
         </w:rPr>
       </w:r>
       <w:r>
         <w:rPr>
           <w:highlight w:val="none"/>
           <w:u w:val="none"/>
-          <w:lang w:val="en-US"/>
-        </w:rPr>
-      </w:r>
-      <w:r>
-        <w:rPr>
-          <w:highlight w:val="none"/>
-          <w:u w:val="none"/>
-          <w:lang w:val="en-US"/>
-        </w:rPr>
-      </w:r>
-      <w:r>
-        <w:rPr>
-          <w:highlight w:val="none"/>
-          <w:u w:val="none"/>
+          <w14:ligatures w14:val="none"/>
         </w:rPr>
       </w:r>
     </w:p>
     <w:p>
       <w:pPr>
-        <w:pStyle w:val="1_187"/>
+        <w:pStyle w:val="930"/>
         <w:suppressLineNumbers w:val="false"/>
         <w:pBdr/>
         <w:spacing/>
@@ -4308,12 +4421,6 @@
           <w14:ligatures w14:val="none"/>
         </w:rPr>
       </w:pPr>
-      <w:r>
-        <w:rPr>
-          <w:highlight w:val="none"/>
-          <w:lang w:val="ru-RU"/>
-        </w:rPr>
-      </w:r>
       <w:r>
         <w:rPr>
           <w:highlight w:val="none"/>
@@ -4396,18 +4503,18 @@
       <w:r>
         <w:rPr>
           <w:highlight w:val="none"/>
-          <w:lang w:val="ru-RU"/>
-        </w:rPr>
-      </w:r>
-      <w:r>
-        <w:rPr>
-          <w:highlight w:val="none"/>
+        </w:rPr>
+      </w:r>
+      <w:r>
+        <w:rPr>
+          <w:highlight w:val="none"/>
+          <w14:ligatures w14:val="none"/>
         </w:rPr>
       </w:r>
     </w:p>
     <w:p>
       <w:pPr>
-        <w:pStyle w:val="1_187"/>
+        <w:pStyle w:val="930"/>
         <w:suppressLineNumbers w:val="false"/>
         <w:pBdr/>
         <w:spacing/>
@@ -4433,13 +4540,14 @@
       <w:r>
         <w:rPr>
           <w:highlight w:val="none"/>
-          <w:lang w:val="en-US"/>
+          <w:lang w:val="ru-RU"/>
+          <w14:ligatures w14:val="none"/>
         </w:rPr>
       </w:r>
     </w:p>
     <w:p>
       <w:pPr>
-        <w:pStyle w:val="1_187"/>
+        <w:pStyle w:val="930"/>
         <w:suppressLineNumbers w:val="false"/>
         <w:pBdr/>
         <w:spacing/>
@@ -4537,10 +4645,17 @@
           <w:lang w:val="en-US"/>
         </w:rPr>
       </w:r>
+      <w:r>
+        <w:rPr>
+          <w:highlight w:val="none"/>
+          <w:lang w:val="ru-RU"/>
+          <w14:ligatures w14:val="none"/>
+        </w:rPr>
+      </w:r>
     </w:p>
     <w:p>
       <w:pPr>
-        <w:pStyle w:val="1_187"/>
+        <w:pStyle w:val="930"/>
         <w:suppressLineNumbers w:val="false"/>
         <w:pBdr/>
         <w:spacing/>
@@ -4586,7 +4701,7 @@
             <m:endChr m:val=")"/>
             <m:ctrlPr>
               <w:rPr>
-                <w:rFonts w:hint="default" w:ascii="Cambria Math" w:hAnsi="Cambria Math" w:eastAsia="Cambria Math" w:cs="Cambria Math"/>
+                <w:rFonts w:ascii="Cambria Math" w:hAnsi="Cambria Math" w:eastAsia="Cambria Math" w:cs="Cambria Math"/>
                 <w:sz w:val="36"/>
                 <w:highlight w:val="none"/>
                 <w:lang w:val="en-US" w:bidi="en-US"/>
@@ -4622,7 +4737,7 @@
           <m:sSupPr>
             <m:ctrlPr>
               <w:rPr>
-                <w:rFonts w:hint="default" w:ascii="Cambria Math" w:hAnsi="Cambria Math" w:eastAsia="Cambria Math" w:cs="Cambria Math"/>
+                <w:rFonts w:ascii="Cambria Math" w:hAnsi="Cambria Math" w:eastAsia="Cambria Math" w:cs="Cambria Math"/>
                 <w:sz w:val="36"/>
                 <w:highlight w:val="none"/>
                 <w:lang w:val="en-US" w:bidi="en-US"/>
@@ -4805,10 +4920,19 @@
           <w:lang w:val="ru-RU"/>
         </w:rPr>
       </w:r>
+      <w:r>
+        <w:rPr>
+          <w:sz w:val="32"/>
+          <w:szCs w:val="32"/>
+          <w:highlight w:val="none"/>
+          <w:lang w:val="en-US"/>
+          <w14:ligatures w14:val="none"/>
+        </w:rPr>
+      </w:r>
     </w:p>
     <w:p>
       <w:pPr>
-        <w:pStyle w:val="1_187"/>
+        <w:pStyle w:val="930"/>
         <w:suppressLineNumbers w:val="false"/>
         <w:pBdr/>
         <w:spacing/>
@@ -4844,7 +4968,7 @@
             <m:sSupPr>
               <m:ctrlPr>
                 <w:rPr>
-                  <w:rFonts w:hint="default" w:ascii="Cambria Math" w:hAnsi="Cambria Math" w:eastAsia="Cambria Math" w:cs="Cambria Math"/>
+                  <w:rFonts w:ascii="Cambria Math" w:hAnsi="Cambria Math" w:eastAsia="Cambria Math" w:cs="Cambria Math"/>
                   <w:sz w:val="36"/>
                 </w:rPr>
               </m:ctrlPr>
@@ -4867,7 +4991,7 @@
                   <m:endChr m:val=")"/>
                   <m:ctrlPr>
                     <w:rPr>
-                      <w:rFonts w:hint="default" w:ascii="Cambria Math" w:hAnsi="Cambria Math" w:eastAsia="Cambria Math" w:cs="Cambria Math"/>
+                      <w:rFonts w:ascii="Cambria Math" w:hAnsi="Cambria Math" w:eastAsia="Cambria Math" w:cs="Cambria Math"/>
                       <w:sz w:val="36"/>
                     </w:rPr>
                   </m:ctrlPr>
@@ -4891,7 +5015,7 @@
           <w:sz w:val="40"/>
           <w:szCs w:val="40"/>
           <w:highlight w:val="none"/>
-          <w:lang w:val="ru-RU" w:bidi="ru-RU"/>
+          <w:lang w:val="ru-RU"/>
         </w:rPr>
       </w:r>
       <w:r>
@@ -4899,13 +5023,13 @@
           <w:sz w:val="40"/>
           <w:szCs w:val="40"/>
           <w:highlight w:val="none"/>
-          <w:lang w:val="ru-RU"/>
+          <w14:ligatures w14:val="none"/>
         </w:rPr>
       </w:r>
     </w:p>
     <w:p>
       <w:pPr>
-        <w:pStyle w:val="1_187"/>
+        <w:pStyle w:val="930"/>
         <w:suppressLineNumbers w:val="false"/>
         <w:pBdr/>
         <w:spacing/>
@@ -4970,10 +5094,17 @@
           <w:lang w:val="ru-RU"/>
         </w:rPr>
       </w:r>
+      <w:r>
+        <w:rPr>
+          <w:highlight w:val="none"/>
+          <w:lang w:val="ru-RU"/>
+          <w14:ligatures w14:val="none"/>
+        </w:rPr>
+      </w:r>
     </w:p>
     <w:p>
       <w:pPr>
-        <w:pStyle w:val="1_187"/>
+        <w:pStyle w:val="930"/>
         <w:suppressLineNumbers w:val="false"/>
         <w:pBdr/>
         <w:spacing/>
@@ -4987,21 +5118,1294 @@
       <w:r>
         <w:rPr>
           <w:highlight w:val="none"/>
+          <w:lang w:val="ru-RU" w:bidi="ru-RU"/>
+        </w:rPr>
+        <w:t xml:space="preserve">На последок найдем </w:t>
+      </w:r>
+      <w:r>
+        <w:rPr>
+          <w:highlight w:val="none"/>
+          <w:lang w:val="en-US"/>
+        </w:rPr>
+      </w:r>
+      <m:oMath>
+        <m:r>
+          <w:rPr>
+            <w:rFonts w:hint="default" w:ascii="Cambria Math" w:hAnsi="Cambria Math" w:eastAsia="Cambria Math" w:cs="Cambria Math"/>
+            <w:highlight w:val="none"/>
+            <w:lang w:val="en-US" w:bidi="en-US"/>
+          </w:rPr>
+          <m:rPr>
+            <m:sty m:val="i"/>
+          </m:rPr>
+          <m:t>λ</m:t>
+        </m:r>
+      </m:oMath>
+      <w:r>
+        <w:rPr>
+          <w:highlight w:val="none"/>
           <w:lang w:val="ru-RU"/>
         </w:rPr>
-        <w:br w:type="page" w:clear="all"/>
+        <w:t xml:space="preserve"> критерий Колмогорова </w:t>
       </w:r>
       <w:r>
         <w:rPr>
           <w:highlight w:val="none"/>
           <w:lang w:val="ru-RU"/>
         </w:rPr>
-      </w:r>
+        <w:t xml:space="preserve">(максимальное отклонение частот)</w:t>
+      </w:r>
+      <w:r>
+        <w:rPr>
+          <w:highlight w:val="none"/>
+          <w:lang w:val="ru-RU"/>
+        </w:rPr>
+        <w:t xml:space="preserve">, а по нему значения </w:t>
+      </w:r>
+      <m:oMath>
+        <m:r>
+          <w:rPr>
+            <w:rFonts w:hint="default" w:ascii="Cambria Math" w:hAnsi="Cambria Math" w:eastAsia="Cambria Math" w:cs="Cambria Math"/>
+            <w:highlight w:val="none"/>
+            <w:lang w:val="ru-RU" w:bidi="ru-RU"/>
+          </w:rPr>
+          <m:rPr>
+            <m:sty m:val="i"/>
+          </m:rPr>
+          <m:t>α</m:t>
+        </m:r>
+      </m:oMath>
+      <w:r>
+        <w:rPr>
+          <w:highlight w:val="none"/>
+          <w:lang w:val="ru-RU"/>
+        </w:rPr>
+        <w:t xml:space="preserve"> </w:t>
+      </w:r>
+      <w:r>
+        <w:rPr>
+          <w:b w:val="0"/>
+          <w:bCs w:val="0"/>
+          <w:highlight w:val="none"/>
+          <w14:ligatures w14:val="none"/>
+        </w:rPr>
+        <w:t xml:space="preserve">—</w:t>
+      </w:r>
+      <w:r>
+        <w:rPr>
+          <w:highlight w:val="none"/>
+          <w:lang w:val="ru-RU"/>
+        </w:rPr>
+        <w:t xml:space="preserve"> вероятность того, что эмпирические данные сходятся к теоретическому распределению (по соответствующей таблице).</w:t>
+      </w:r>
+      <w:r>
+        <w:rPr>
+          <w:highlight w:val="none"/>
+          <w:lang w:val="ru-RU"/>
+          <w14:ligatures w14:val="none"/>
+        </w:rPr>
+      </w:r>
+    </w:p>
+    <w:p>
+      <w:pPr>
+        <w:pStyle w:val="930"/>
+        <w:suppressLineNumbers w:val="false"/>
+        <w:pBdr/>
+        <w:spacing/>
+        <w:ind/>
+        <w:rPr>
+          <w:highlight w:val="none"/>
+          <w:lang w:val="ru-RU" w:bidi="ru-RU"/>
+          <w14:ligatures w14:val="none"/>
+        </w:rPr>
+      </w:pPr>
+      <w:r>
+        <w:rPr>
+          <w:highlight w:val="none"/>
+          <w:lang w:val="ru-RU" w:bidi="ru-RU"/>
+        </w:rPr>
+      </w:r>
+      <w:r>
+        <mc:AlternateContent>
+          <mc:Choice Requires="wpg">
+            <w:drawing>
+              <wp:inline xmlns:wp="http://schemas.openxmlformats.org/drawingml/2006/wordprocessingDrawing" distT="0" distB="0" distL="0" distR="0">
+                <wp:extent cx="5943600" cy="4457700"/>
+                <wp:effectExtent l="0" t="0" r="0" b="0"/>
+                <wp:docPr id="6" name=""/>
+                <wp:cNvGraphicFramePr>
+                  <a:graphicFrameLocks xmlns:a="http://schemas.openxmlformats.org/drawingml/2006/main" noChangeAspect="1"/>
+                </wp:cNvGraphicFramePr>
+                <a:graphic xmlns:a="http://schemas.openxmlformats.org/drawingml/2006/main">
+                  <a:graphicData uri="http://schemas.openxmlformats.org/drawingml/2006/picture">
+                    <pic:pic xmlns:pic="http://schemas.openxmlformats.org/drawingml/2006/picture">
+                      <pic:nvPicPr>
+                        <pic:cNvPr id="1008637032" name=""/>
+                        <pic:cNvPicPr>
+                          <a:picLocks noChangeAspect="1"/>
+                        </pic:cNvPicPr>
+                        <pic:nvPr/>
+                      </pic:nvPicPr>
+                      <pic:blipFill rotWithShape="1">
+                        <a:blip r:embed="rId17"/>
+                        <a:stretch/>
+                      </pic:blipFill>
+                      <pic:spPr bwMode="auto">
+                        <a:xfrm>
+                          <a:off x="0" y="0"/>
+                          <a:ext cx="5943599" cy="4457699"/>
+                        </a:xfrm>
+                        <a:prstGeom prst="rect">
+                          <a:avLst/>
+                        </a:prstGeom>
+                      </pic:spPr>
+                    </pic:pic>
+                  </a:graphicData>
+                </a:graphic>
+              </wp:inline>
+            </w:drawing>
+          </mc:Choice>
+          <mc:Fallback>
+            <w:pict>
+              <v:shapetype id="_x0000_t75" coordsize="21600,21600" o:spt="75" o:preferrelative="t" path="m@4@5l@4@11@9@11@9@5xe" filled="f" stroked="f">
+                <v:stroke joinstyle="miter"/>
+                <v:formulas>
+                  <v:f eqn="if lineDrawn pixelLineWidth 0"/>
+                  <v:f eqn="sum @0 1 0"/>
+                  <v:f eqn="sum 0 0 @1"/>
+                  <v:f eqn="prod @2 1 2"/>
+                  <v:f eqn="prod @3 21600 pixelWidth"/>
+                  <v:f eqn="prod @3 21600 pixelHeight"/>
+                  <v:f eqn="sum @0 0 1"/>
+                  <v:f eqn="prod @6 1 2"/>
+                  <v:f eqn="prod @7 21600 pixelWidth"/>
+                  <v:f eqn="sum @8 21600 0"/>
+                  <v:f eqn="prod @7 21600 pixelHeight"/>
+                  <v:f eqn="sum @10 21600 0"/>
+                </v:formulas>
+                <v:path o:extrusionok="f" gradientshapeok="t" o:connecttype="rect"/>
+                <o:lock v:ext="edit" aspectratio="t"/>
+              </v:shapetype>
+              <v:shape id="_x0000_i5" o:spid="_x0000_s5" type="#_x0000_t75" style="width:468.00pt;height:351.00pt;mso-wrap-distance-left:0.00pt;mso-wrap-distance-top:0.00pt;mso-wrap-distance-right:0.00pt;mso-wrap-distance-bottom:0.00pt;z-index:1;" stroked="false">
+                <v:imagedata r:id="rId17" o:title=""/>
+                <o:lock v:ext="edit" rotation="t"/>
+              </v:shape>
+            </w:pict>
+          </mc:Fallback>
+        </mc:AlternateContent>
+      </w:r>
+      <w:r>
+        <w:rPr>
+          <w:highlight w:val="none"/>
+          <w:lang w:val="ru-RU" w:bidi="ru-RU"/>
+        </w:rPr>
+      </w:r>
+      <w:r>
+        <w:rPr>
+          <w:highlight w:val="none"/>
+          <w:lang w:val="ru-RU" w:bidi="ru-RU"/>
+        </w:rPr>
+      </w:r>
+      <w:r>
+        <w:rPr>
+          <w:highlight w:val="none"/>
+          <w:lang w:val="ru-RU" w:bidi="ru-RU"/>
+          <w14:ligatures w14:val="none"/>
+        </w:rPr>
+      </w:r>
+    </w:p>
+    <w:p>
+      <w:pPr>
+        <w:pStyle w:val="930"/>
+        <w:suppressLineNumbers w:val="false"/>
+        <w:pBdr/>
+        <w:spacing/>
+        <w:ind/>
+        <w:rPr>
+          <w:highlight w:val="none"/>
+          <w:lang w:val="ru-RU" w:bidi="ru-RU"/>
+          <w14:ligatures w14:val="none"/>
+        </w:rPr>
+      </w:pPr>
+      <w:r>
+        <w:rPr>
+          <w:highlight w:val="none"/>
+          <w:lang w:val="ru-RU" w:bidi="ru-RU"/>
+        </w:rPr>
+        <w:t xml:space="preserve">Выпишем лямбда значения</w:t>
+      </w:r>
+      <w:r>
+        <w:rPr>
+          <w:highlight w:val="none"/>
+          <w:lang w:val="en-US"/>
+        </w:rPr>
+        <w:t xml:space="preserve">:</w:t>
+      </w:r>
+      <w:r>
+        <w:rPr>
+          <w:highlight w:val="none"/>
+          <w:lang w:val="ru-RU" w:bidi="ru-RU"/>
+        </w:rPr>
+      </w:r>
+    </w:p>
+    <w:p>
+      <w:pPr>
+        <w:pStyle w:val="930"/>
+        <w:suppressLineNumbers w:val="false"/>
+        <w:pBdr/>
+        <w:spacing/>
+        <w:ind/>
+        <w:rPr>
+          <w:rFonts w:ascii="Cambria Math" w:hAnsi="Cambria Math" w:eastAsia="Cambria Math" w:cs="Cambria Math"/>
+          <w:sz w:val="32"/>
+          <w:szCs w:val="32"/>
+          <w:highlight w:val="none"/>
+          <w:u w:val="none"/>
+          <w:lang w:val="en-US" w:bidi="en-US"/>
+          <w14:ligatures w14:val="none"/>
+        </w:rPr>
+      </w:pPr>
+      <w:r>
+        <w:rPr>
+          <w:sz w:val="36"/>
+          <w:szCs w:val="36"/>
+          <w:highlight w:val="none"/>
+          <w:u w:val="none"/>
+          <w:lang w:val="en-US" w:bidi="en-US"/>
+          <w14:ligatures w14:val="none"/>
+        </w:rPr>
+      </w:r>
+      <m:oMathPara>
+        <m:oMathParaPr/>
+        <m:oMath>
+          <m:rad>
+            <m:radPr>
+              <m:degHide m:val="off"/>
+              <m:ctrlPr>
+                <w:rPr>
+                  <w:rFonts w:ascii="Cambria Math" w:hAnsi="Cambria Math" w:eastAsia="Cambria Math" w:cs="Cambria Math"/>
+                  <w:i/>
+                  <w:sz w:val="32"/>
+                  <w:highlight w:val="none"/>
+                  <w:u w:val="none"/>
+                  <w:lang w:val="en-US" w:bidi="en-US"/>
+                </w:rPr>
+              </m:ctrlPr>
+            </m:radPr>
+            <m:deg>
+              <m:r>
+                <w:rPr>
+                  <w:rFonts w:hint="default" w:ascii="Cambria Math" w:hAnsi="Cambria Math" w:eastAsia="Cambria Math" w:cs="Cambria Math"/>
+                  <w:sz w:val="32"/>
+                  <w:szCs w:val="32"/>
+                  <w:highlight w:val="none"/>
+                  <w:u w:val="none"/>
+                  <w:lang w:val="en-US" w:bidi="en-US"/>
+                </w:rPr>
+                <m:rPr>
+                  <m:sty m:val="i"/>
+                </m:rPr>
+                <m:t>7</m:t>
+              </m:r>
+            </m:deg>
+            <m:e>
+              <m:r>
+                <w:rPr>
+                  <w:rFonts w:hint="default" w:ascii="Cambria Math" w:hAnsi="Cambria Math" w:eastAsia="Cambria Math" w:cs="Cambria Math"/>
+                  <w:sz w:val="32"/>
+                  <w:szCs w:val="32"/>
+                  <w:highlight w:val="none"/>
+                  <w:u w:val="none"/>
+                  <w:lang w:val="en-US" w:bidi="en-US"/>
+                </w:rPr>
+                <m:rPr>
+                  <m:sty m:val="i"/>
+                </m:rPr>
+                <m:t>3</m:t>
+              </m:r>
+            </m:e>
+          </m:rad>
+          <m:r>
+            <w:rPr>
+              <w:rFonts w:hint="default" w:ascii="Cambria Math" w:hAnsi="Cambria Math" w:eastAsia="Cambria Math" w:cs="Cambria Math"/>
+              <w:sz w:val="32"/>
+              <w:szCs w:val="32"/>
+              <w:highlight w:val="none"/>
+              <w:u w:val="none"/>
+              <w:lang w:val="en-US" w:bidi="en-US"/>
+            </w:rPr>
+            <m:rPr>
+              <m:sty m:val="i"/>
+            </m:rPr>
+            <m:t>: </m:t>
+          </m:r>
+          <m:r>
+            <w:rPr>
+              <w:rFonts w:hint="default" w:ascii="Cambria Math" w:hAnsi="Cambria Math" w:eastAsia="Cambria Math" w:cs="Cambria Math"/>
+              <w:sz w:val="32"/>
+              <w:szCs w:val="32"/>
+              <w:highlight w:val="none"/>
+              <w:u w:val="none"/>
+              <w:lang w:val="en-US" w:bidi="en-US"/>
+            </w:rPr>
+            <m:rPr/>
+            <m:t>0.553807</m:t>
+          </m:r>
+        </m:oMath>
+      </m:oMathPara>
+      <w:r>
+        <w:rPr>
+          <w:rFonts w:ascii="Cambria Math" w:hAnsi="Cambria Math" w:eastAsia="Cambria Math" w:cs="Cambria Math"/>
+          <w:sz w:val="32"/>
+          <w:szCs w:val="32"/>
+          <w:highlight w:val="none"/>
+          <w:u w:val="none"/>
+          <w:lang w:val="en-US" w:bidi="en-US"/>
+          <w14:ligatures w14:val="none"/>
+        </w:rPr>
+      </w:r>
+    </w:p>
+    <w:p>
+      <w:pPr>
+        <w:pStyle w:val="930"/>
+        <w:suppressLineNumbers w:val="false"/>
+        <w:pBdr/>
+        <w:spacing/>
+        <w:ind/>
+        <w:rPr>
+          <w:rFonts w:ascii="Cambria Math" w:hAnsi="Cambria Math" w:eastAsia="Cambria Math" w:cs="Cambria Math"/>
+          <w:sz w:val="32"/>
+          <w:szCs w:val="32"/>
+          <w:highlight w:val="none"/>
+          <w:u w:val="none"/>
+          <w:lang w:val="en-US" w:bidi="en-US"/>
+          <w14:ligatures w14:val="none"/>
+        </w:rPr>
+      </w:pPr>
+      <m:oMathPara>
+        <m:oMathParaPr/>
+        <m:oMath>
+          <m:r>
+            <w:rPr>
+              <w:rFonts w:hint="default" w:ascii="Cambria Math" w:hAnsi="Cambria Math" w:eastAsia="Cambria Math" w:cs="Cambria Math"/>
+              <w:sz w:val="32"/>
+              <w:szCs w:val="32"/>
+              <w:highlight w:val="none"/>
+              <w:u w:val="none"/>
+              <w:lang w:val="en-US" w:bidi="en-US"/>
+            </w:rPr>
+            <m:rPr>
+              <m:sty m:val="i"/>
+            </m:rPr>
+            <m:t> </m:t>
+          </m:r>
+          <m:rad>
+            <m:radPr>
+              <m:degHide m:val="off"/>
+              <m:ctrlPr>
+                <w:rPr>
+                  <w:rFonts w:ascii="Cambria Math" w:hAnsi="Cambria Math" w:eastAsia="Cambria Math" w:cs="Cambria Math"/>
+                  <w:i/>
+                  <w:sz w:val="32"/>
+                  <w:highlight w:val="none"/>
+                  <w:u w:val="none"/>
+                  <w:lang w:val="en-US" w:bidi="en-US"/>
+                </w:rPr>
+              </m:ctrlPr>
+            </m:radPr>
+            <m:deg>
+              <m:r>
+                <w:rPr>
+                  <w:rFonts w:hint="default" w:ascii="Cambria Math" w:hAnsi="Cambria Math" w:eastAsia="Cambria Math" w:cs="Cambria Math"/>
+                  <w:sz w:val="32"/>
+                  <w:szCs w:val="32"/>
+                  <w:highlight w:val="none"/>
+                  <w:u w:val="none"/>
+                  <w:lang w:val="en-US" w:bidi="en-US"/>
+                </w:rPr>
+                <m:rPr>
+                  <m:sty m:val="i"/>
+                </m:rPr>
+                <m:t>3</m:t>
+              </m:r>
+            </m:deg>
+            <m:e>
+              <m:r>
+                <w:rPr>
+                  <w:rFonts w:hint="default" w:ascii="Cambria Math" w:hAnsi="Cambria Math" w:eastAsia="Cambria Math" w:cs="Cambria Math"/>
+                  <w:sz w:val="32"/>
+                  <w:szCs w:val="32"/>
+                  <w:highlight w:val="none"/>
+                  <w:u w:val="none"/>
+                  <w:lang w:val="en-US" w:bidi="en-US"/>
+                </w:rPr>
+                <m:rPr>
+                  <m:sty m:val="i"/>
+                </m:rPr>
+                <m:t>3</m:t>
+              </m:r>
+            </m:e>
+          </m:rad>
+          <m:r>
+            <w:rPr>
+              <w:rFonts w:hint="default" w:ascii="Cambria Math" w:hAnsi="Cambria Math" w:eastAsia="Cambria Math" w:cs="Cambria Math"/>
+              <w:sz w:val="32"/>
+              <w:szCs w:val="32"/>
+              <w:highlight w:val="none"/>
+              <w:u w:val="none"/>
+              <w:lang w:val="en-US" w:bidi="en-US"/>
+            </w:rPr>
+            <m:rPr>
+              <m:sty m:val="i"/>
+            </m:rPr>
+            <m:t>: </m:t>
+          </m:r>
+          <m:r>
+            <w:rPr>
+              <w:rFonts w:hint="default" w:ascii="Cambria Math" w:hAnsi="Cambria Math" w:eastAsia="Cambria Math" w:cs="Cambria Math"/>
+              <w:sz w:val="32"/>
+              <w:szCs w:val="32"/>
+              <w:highlight w:val="none"/>
+              <w:u w:val="none"/>
+              <w:lang w:val="en-US" w:bidi="en-US"/>
+            </w:rPr>
+            <m:rPr/>
+            <m:t>0.588291</m:t>
+          </m:r>
+        </m:oMath>
+      </m:oMathPara>
+      <w:r>
+        <w:rPr>
+          <w:rFonts w:ascii="Cambria Math" w:hAnsi="Cambria Math" w:eastAsia="Cambria Math" w:cs="Cambria Math"/>
+          <w:sz w:val="32"/>
+          <w:szCs w:val="32"/>
+          <w:highlight w:val="none"/>
+          <w:u w:val="none"/>
+          <w:lang w:val="en-US" w:bidi="en-US"/>
+          <w14:ligatures w14:val="none"/>
+        </w:rPr>
+      </w:r>
+    </w:p>
+    <w:p>
+      <w:pPr>
+        <w:pStyle w:val="930"/>
+        <w:suppressLineNumbers w:val="false"/>
+        <w:pBdr/>
+        <w:spacing/>
+        <w:ind/>
+        <w:rPr>
+          <w:rFonts w:ascii="Cambria Math" w:hAnsi="Cambria Math" w:eastAsia="Cambria Math" w:cs="Cambria Math"/>
+          <w:sz w:val="32"/>
+          <w:szCs w:val="32"/>
+          <w:highlight w:val="none"/>
+          <w:u w:val="none"/>
+          <w:lang w:val="en-US" w:bidi="en-US"/>
+          <w14:ligatures w14:val="none"/>
+        </w:rPr>
+      </w:pPr>
+      <m:oMathPara>
+        <m:oMathParaPr/>
+        <m:oMath>
+          <m:r>
+            <w:rPr>
+              <w:rFonts w:hint="default" w:ascii="Cambria Math" w:hAnsi="Cambria Math" w:eastAsia="Cambria Math" w:cs="Cambria Math"/>
+              <w:sz w:val="32"/>
+              <w:szCs w:val="32"/>
+              <w:highlight w:val="none"/>
+              <w:u w:val="none"/>
+              <w:lang w:val="en-US" w:bidi="en-US"/>
+            </w:rPr>
+            <m:rPr>
+              <m:sty m:val="i"/>
+            </m:rPr>
+            <m:t> </m:t>
+          </m:r>
+          <m:rad>
+            <m:radPr>
+              <m:degHide m:val="off"/>
+              <m:ctrlPr>
+                <w:rPr>
+                  <w:rFonts w:ascii="Cambria Math" w:hAnsi="Cambria Math" w:eastAsia="Cambria Math" w:cs="Cambria Math"/>
+                  <w:i/>
+                  <w:sz w:val="32"/>
+                  <w:highlight w:val="none"/>
+                  <w:u w:val="none"/>
+                  <w:lang w:val="en-US" w:bidi="en-US"/>
+                </w:rPr>
+              </m:ctrlPr>
+            </m:radPr>
+            <m:deg>
+              <m:r>
+                <w:rPr>
+                  <w:rFonts w:hint="default" w:ascii="Cambria Math" w:hAnsi="Cambria Math" w:eastAsia="Cambria Math" w:cs="Cambria Math"/>
+                  <w:sz w:val="32"/>
+                  <w:szCs w:val="32"/>
+                  <w:highlight w:val="none"/>
+                  <w:u w:val="none"/>
+                  <w:lang w:val="en-US" w:bidi="en-US"/>
+                </w:rPr>
+                <m:rPr>
+                  <m:sty m:val="i"/>
+                </m:rPr>
+                <m:t>3</m:t>
+              </m:r>
+            </m:deg>
+            <m:e>
+              <m:r>
+                <w:rPr>
+                  <w:rFonts w:hint="default" w:ascii="Cambria Math" w:hAnsi="Cambria Math" w:eastAsia="Cambria Math" w:cs="Cambria Math"/>
+                  <w:sz w:val="32"/>
+                  <w:szCs w:val="32"/>
+                  <w:highlight w:val="none"/>
+                  <w:u w:val="none"/>
+                  <w:lang w:val="en-US" w:bidi="en-US"/>
+                </w:rPr>
+                <m:rPr>
+                  <m:sty m:val="i"/>
+                </m:rPr>
+                <m:t>2</m:t>
+              </m:r>
+            </m:e>
+          </m:rad>
+          <m:r>
+            <w:rPr>
+              <w:rFonts w:hint="default" w:ascii="Cambria Math" w:hAnsi="Cambria Math" w:eastAsia="Cambria Math" w:cs="Cambria Math"/>
+              <w:sz w:val="32"/>
+              <w:szCs w:val="32"/>
+              <w:highlight w:val="none"/>
+              <w:u w:val="none"/>
+              <w:lang w:val="en-US" w:bidi="en-US"/>
+            </w:rPr>
+            <m:rPr>
+              <m:sty m:val="i"/>
+            </m:rPr>
+            <m:t>: </m:t>
+          </m:r>
+          <m:r>
+            <w:rPr>
+              <w:rFonts w:hint="default" w:ascii="Cambria Math" w:hAnsi="Cambria Math" w:eastAsia="Cambria Math" w:cs="Cambria Math"/>
+              <w:sz w:val="32"/>
+              <w:szCs w:val="32"/>
+              <w:highlight w:val="none"/>
+              <w:u w:val="none"/>
+              <w:lang w:val="en-US" w:bidi="en-US"/>
+            </w:rPr>
+            <m:rPr/>
+            <m:t>0.517115</m:t>
+          </m:r>
+        </m:oMath>
+      </m:oMathPara>
+      <w:r>
+        <w:rPr>
+          <w:rFonts w:ascii="Cambria Math" w:hAnsi="Cambria Math" w:eastAsia="Cambria Math" w:cs="Cambria Math"/>
+          <w:sz w:val="32"/>
+          <w:szCs w:val="32"/>
+          <w:highlight w:val="none"/>
+          <w:u w:val="none"/>
+          <w:lang w:val="en-US" w:bidi="en-US"/>
+          <w14:ligatures w14:val="none"/>
+        </w:rPr>
+      </w:r>
+    </w:p>
+    <w:p>
+      <w:pPr>
+        <w:pStyle w:val="930"/>
+        <w:suppressLineNumbers w:val="false"/>
+        <w:pBdr/>
+        <w:spacing/>
+        <w:ind/>
+        <w:rPr>
+          <w:rFonts w:ascii="Cambria Math" w:hAnsi="Cambria Math" w:eastAsia="Cambria Math" w:cs="Cambria Math"/>
+          <w:sz w:val="32"/>
+          <w:szCs w:val="32"/>
+          <w:highlight w:val="none"/>
+          <w:u w:val="none"/>
+          <w:lang w:val="en-US" w:bidi="en-US"/>
+          <w14:ligatures w14:val="none"/>
+        </w:rPr>
+      </w:pPr>
+      <m:oMathPara>
+        <m:oMathParaPr/>
+        <m:oMath>
+          <m:r>
+            <w:rPr>
+              <w:rFonts w:hint="default" w:ascii="Cambria Math" w:hAnsi="Cambria Math" w:eastAsia="Cambria Math" w:cs="Cambria Math"/>
+              <w:sz w:val="32"/>
+              <w:szCs w:val="32"/>
+              <w:highlight w:val="none"/>
+              <w:u w:val="none"/>
+              <w:lang w:val="en-US" w:bidi="en-US"/>
+            </w:rPr>
+            <m:rPr>
+              <m:sty m:val="i"/>
+            </m:rPr>
+            <m:t> </m:t>
+          </m:r>
+          <m:r>
+            <w:rPr>
+              <w:rFonts w:hint="default" w:ascii="Cambria Math" w:hAnsi="Cambria Math" w:eastAsia="Cambria Math" w:cs="Cambria Math"/>
+              <w:sz w:val="32"/>
+              <w:szCs w:val="32"/>
+              <w:highlight w:val="none"/>
+              <w:u w:val="none"/>
+              <w:lang w:val="en-US" w:bidi="en-US"/>
+            </w:rPr>
+            <m:rPr>
+              <m:sty m:val="i"/>
+            </m:rPr>
+            <m:t>ζ(3): </m:t>
+          </m:r>
+          <m:r>
+            <w:rPr>
+              <w:rFonts w:hint="default" w:ascii="Cambria Math" w:hAnsi="Cambria Math" w:eastAsia="Cambria Math" w:cs="Cambria Math"/>
+              <w:sz w:val="32"/>
+              <w:szCs w:val="32"/>
+              <w:highlight w:val="none"/>
+              <w:u w:val="none"/>
+              <w:lang w:val="en-US" w:bidi="en-US"/>
+            </w:rPr>
+            <m:rPr/>
+            <m:t>0.72872</m:t>
+          </m:r>
+        </m:oMath>
+      </m:oMathPara>
+      <w:r>
+        <w:rPr>
+          <w:rFonts w:ascii="Cambria Math" w:hAnsi="Cambria Math" w:eastAsia="Cambria Math" w:cs="Cambria Math"/>
+          <w:sz w:val="32"/>
+          <w:szCs w:val="32"/>
+          <w:highlight w:val="none"/>
+          <w:u w:val="none"/>
+          <w:lang w:val="en-US" w:bidi="en-US"/>
+          <w14:ligatures w14:val="none"/>
+        </w:rPr>
+      </w:r>
+      <w:r>
+        <w:rPr>
+          <w:rFonts w:ascii="Cambria Math" w:hAnsi="Cambria Math" w:eastAsia="Cambria Math" w:cs="Cambria Math"/>
+          <w:sz w:val="32"/>
+          <w:szCs w:val="32"/>
+          <w:highlight w:val="none"/>
+          <w:u w:val="none"/>
+          <w:lang w:val="en-US" w:bidi="en-US"/>
+          <w14:ligatures w14:val="none"/>
+        </w:rPr>
+      </w:r>
+    </w:p>
+    <w:p>
+      <w:pPr>
+        <w:pStyle w:val="930"/>
+        <w:suppressLineNumbers w:val="false"/>
+        <w:pBdr/>
+        <w:spacing/>
+        <w:ind/>
+        <w:rPr>
+          <w:rFonts w:ascii="Cambria Math" w:hAnsi="Cambria Math" w:eastAsia="Cambria Math" w:cs="Cambria Math"/>
+          <w:sz w:val="32"/>
+          <w:szCs w:val="32"/>
+          <w:highlight w:val="none"/>
+          <w:u w:val="none"/>
+          <w:lang w:val="en-US" w:bidi="en-US"/>
+          <w14:ligatures w14:val="none"/>
+        </w:rPr>
+      </w:pPr>
+      <m:oMathPara>
+        <m:oMathParaPr/>
+        <m:oMath>
+          <m:r>
+            <w:rPr>
+              <w:rFonts w:hint="default" w:ascii="Cambria Math" w:hAnsi="Cambria Math" w:eastAsia="Cambria Math" w:cs="Cambria Math"/>
+              <w:sz w:val="32"/>
+              <w:szCs w:val="32"/>
+              <w:highlight w:val="none"/>
+              <w:u w:val="none"/>
+              <w:lang w:val="en-US" w:bidi="en-US"/>
+            </w:rPr>
+            <m:rPr>
+              <m:sty m:val="i"/>
+            </m:rPr>
+            <m:t> </m:t>
+          </m:r>
+          <m:r>
+            <w:rPr>
+              <w:rFonts w:hint="default" w:ascii="Cambria Math" w:hAnsi="Cambria Math" w:eastAsia="Cambria Math" w:cs="Cambria Math"/>
+              <w:sz w:val="32"/>
+              <w:szCs w:val="32"/>
+              <w:highlight w:val="none"/>
+              <w:u w:val="none"/>
+              <w:lang w:val="en-US" w:bidi="en-US"/>
+            </w:rPr>
+            <m:rPr>
+              <m:sty m:val="i"/>
+            </m:rPr>
+            <m:t>ln</m:t>
+          </m:r>
+          <m:d>
+            <m:dPr>
+              <m:begChr m:val="("/>
+              <m:endChr m:val=")"/>
+              <m:ctrlPr>
+                <w:rPr>
+                  <w:rFonts w:ascii="Cambria Math" w:hAnsi="Cambria Math" w:eastAsia="Cambria Math" w:cs="Cambria Math"/>
+                  <w:sz w:val="32"/>
+                  <w:highlight w:val="none"/>
+                  <w:u w:val="none"/>
+                  <w:lang w:val="en-US" w:bidi="en-US"/>
+                </w:rPr>
+              </m:ctrlPr>
+            </m:dPr>
+            <m:e>
+              <m:r>
+                <w:rPr>
+                  <w:rFonts w:hint="default" w:ascii="Cambria Math" w:hAnsi="Cambria Math" w:eastAsia="Cambria Math" w:cs="Cambria Math"/>
+                  <w:sz w:val="32"/>
+                  <w:szCs w:val="32"/>
+                  <w:highlight w:val="none"/>
+                  <w:u w:val="none"/>
+                  <w:lang w:val="en-US" w:bidi="en-US"/>
+                </w:rPr>
+                <m:rPr>
+                  <m:sty m:val="i"/>
+                </m:rPr>
+                <m:t>2</m:t>
+              </m:r>
+            </m:e>
+          </m:d>
+          <m:r>
+            <w:rPr>
+              <w:rFonts w:hint="default" w:ascii="Cambria Math" w:hAnsi="Cambria Math" w:eastAsia="Cambria Math" w:cs="Cambria Math"/>
+              <w:sz w:val="32"/>
+              <w:szCs w:val="32"/>
+              <w:highlight w:val="none"/>
+              <w:u w:val="none"/>
+              <w:lang w:val="en-US" w:bidi="en-US"/>
+            </w:rPr>
+            <m:rPr/>
+            <m:t>: </m:t>
+          </m:r>
+          <m:r>
+            <w:rPr>
+              <w:rFonts w:hint="default" w:ascii="Cambria Math" w:hAnsi="Cambria Math" w:eastAsia="Cambria Math" w:cs="Cambria Math"/>
+              <w:sz w:val="32"/>
+              <w:szCs w:val="32"/>
+              <w:highlight w:val="none"/>
+              <w:u w:val="none"/>
+              <w:lang w:val="en-US" w:bidi="en-US"/>
+            </w:rPr>
+            <m:rPr/>
+            <m:t>0.524696</m:t>
+          </m:r>
+        </m:oMath>
+      </m:oMathPara>
+      <w:r/>
       <w:r/>
     </w:p>
     <w:p>
       <w:pPr>
-        <w:pStyle w:val="1_187"/>
+        <w:pStyle w:val="930"/>
+        <w:suppressLineNumbers w:val="false"/>
+        <w:pBdr/>
+        <w:spacing/>
+        <w:ind/>
+        <w:rPr>
+          <w:rFonts w:ascii="Cambria Math" w:hAnsi="Cambria Math" w:eastAsia="Cambria Math" w:cs="Cambria Math"/>
+          <w:sz w:val="32"/>
+          <w:szCs w:val="32"/>
+          <w:highlight w:val="none"/>
+          <w:u w:val="none"/>
+          <w:lang w:val="en-US" w:bidi="en-US"/>
+          <w14:ligatures w14:val="none"/>
+        </w:rPr>
+      </w:pPr>
+      <w:r/>
+      <m:oMathPara>
+        <m:oMathParaPr/>
+        <m:oMath>
+          <m:r>
+            <w:rPr>
+              <w:rFonts w:hint="default" w:ascii="Cambria Math" w:hAnsi="Cambria Math" w:eastAsia="Cambria Math" w:cs="Cambria Math"/>
+              <w:sz w:val="32"/>
+              <w:szCs w:val="32"/>
+              <w:highlight w:val="none"/>
+              <w:u w:val="none"/>
+              <w:lang w:val="en-US" w:bidi="en-US"/>
+            </w:rPr>
+            <m:rPr>
+              <m:sty m:val="i"/>
+            </m:rPr>
+            <m:t>π: </m:t>
+          </m:r>
+          <m:r>
+            <w:rPr>
+              <w:rFonts w:hint="default" w:ascii="Cambria Math" w:hAnsi="Cambria Math" w:eastAsia="Cambria Math" w:cs="Cambria Math"/>
+              <w:sz w:val="32"/>
+              <w:szCs w:val="32"/>
+              <w:highlight w:val="none"/>
+              <w:u w:val="none"/>
+              <w:lang w:val="en-US" w:bidi="en-US"/>
+            </w:rPr>
+            <m:rPr/>
+            <m:t>0.506132</m:t>
+          </m:r>
+        </m:oMath>
+      </m:oMathPara>
+      <w:r>
+        <w:rPr>
+          <w:sz w:val="32"/>
+          <w:szCs w:val="32"/>
+          <w:highlight w:val="none"/>
+          <w:u w:val="none"/>
+          <w14:ligatures w14:val="none"/>
+        </w:rPr>
+      </w:r>
+    </w:p>
+    <w:p>
+      <w:pPr>
+        <w:pStyle w:val="930"/>
+        <w:suppressLineNumbers w:val="false"/>
+        <w:pBdr/>
+        <w:spacing/>
+        <w:ind/>
+        <w:rPr>
+          <w:rFonts w:ascii="Cambria Math" w:hAnsi="Cambria Math" w:eastAsia="Cambria Math" w:cs="Cambria Math"/>
+          <w:sz w:val="32"/>
+          <w:szCs w:val="32"/>
+          <w:highlight w:val="none"/>
+          <w:u w:val="none"/>
+          <w:lang w:val="en-US" w:bidi="en-US"/>
+          <w14:ligatures w14:val="none"/>
+        </w:rPr>
+      </w:pPr>
+      <m:oMathPara>
+        <m:oMathParaPr/>
+        <m:oMath>
+          <m:r>
+            <w:rPr>
+              <w:rFonts w:hint="default" w:ascii="Cambria Math" w:hAnsi="Cambria Math" w:eastAsia="Cambria Math" w:cs="Cambria Math"/>
+              <w:sz w:val="32"/>
+              <w:szCs w:val="32"/>
+              <w:highlight w:val="none"/>
+              <w:u w:val="none"/>
+              <w:lang w:val="en-US" w:bidi="en-US"/>
+            </w:rPr>
+            <m:rPr>
+              <m:sty m:val="i"/>
+            </m:rPr>
+            <m:t>π+e: </m:t>
+          </m:r>
+          <m:r>
+            <w:rPr>
+              <w:rFonts w:hint="default" w:ascii="Cambria Math" w:hAnsi="Cambria Math" w:eastAsia="Cambria Math" w:cs="Cambria Math"/>
+              <w:sz w:val="32"/>
+              <w:szCs w:val="32"/>
+              <w:highlight w:val="none"/>
+              <w:u w:val="none"/>
+              <w:lang w:val="en-US" w:bidi="en-US"/>
+            </w:rPr>
+            <m:rPr/>
+            <m:t>0.771118</m:t>
+          </m:r>
+        </m:oMath>
+      </m:oMathPara>
+      <w:r>
+        <w:rPr>
+          <w:sz w:val="32"/>
+          <w:szCs w:val="32"/>
+          <w:highlight w:val="none"/>
+          <w:u w:val="none"/>
+          <w14:ligatures w14:val="none"/>
+        </w:rPr>
+      </w:r>
+    </w:p>
+    <w:p>
+      <w:pPr>
+        <w:pStyle w:val="930"/>
+        <w:suppressLineNumbers w:val="false"/>
+        <w:pBdr/>
+        <w:spacing/>
+        <w:ind/>
+        <w:rPr>
+          <w:rFonts w:ascii="Cambria Math" w:hAnsi="Cambria Math" w:eastAsia="Cambria Math" w:cs="Cambria Math"/>
+          <w:sz w:val="32"/>
+          <w:szCs w:val="32"/>
+          <w:highlight w:val="none"/>
+          <w:u w:val="none"/>
+          <w:lang w:val="en-US" w:bidi="en-US"/>
+          <w14:ligatures w14:val="none"/>
+        </w:rPr>
+      </w:pPr>
+      <m:oMathPara>
+        <m:oMathParaPr/>
+        <m:oMath>
+          <m:sSup>
+            <m:sSupPr>
+              <m:ctrlPr>
+                <w:rPr>
+                  <w:rFonts w:ascii="Cambria Math" w:hAnsi="Cambria Math" w:eastAsia="Cambria Math" w:cs="Cambria Math"/>
+                  <w:sz w:val="32"/>
+                  <w:highlight w:val="none"/>
+                  <w:u w:val="none"/>
+                  <w:lang w:val="en-US" w:bidi="en-US"/>
+                </w:rPr>
+              </m:ctrlPr>
+            </m:sSupPr>
+            <m:e>
+              <m:r>
+                <w:rPr>
+                  <w:rFonts w:hint="default" w:ascii="Cambria Math" w:hAnsi="Cambria Math" w:eastAsia="Cambria Math" w:cs="Cambria Math"/>
+                  <w:sz w:val="32"/>
+                  <w:szCs w:val="32"/>
+                  <w:highlight w:val="none"/>
+                  <w:u w:val="none"/>
+                  <w:lang w:val="en-US" w:bidi="en-US"/>
+                </w:rPr>
+                <m:rPr>
+                  <m:sty m:val="i"/>
+                </m:rPr>
+                <m:t>π</m:t>
+              </m:r>
+            </m:e>
+            <m:sup>
+              <m:r>
+                <w:rPr>
+                  <w:rFonts w:hint="default" w:ascii="Cambria Math" w:hAnsi="Cambria Math" w:eastAsia="Cambria Math" w:cs="Cambria Math"/>
+                  <w:sz w:val="32"/>
+                  <w:szCs w:val="32"/>
+                  <w:highlight w:val="none"/>
+                  <w:u w:val="none"/>
+                  <w:lang w:val="en-US" w:bidi="en-US"/>
+                </w:rPr>
+                <m:rPr>
+                  <m:sty m:val="i"/>
+                </m:rPr>
+                <m:t>e</m:t>
+              </m:r>
+            </m:sup>
+          </m:sSup>
+          <m:r>
+            <w:rPr>
+              <w:rFonts w:hint="default" w:ascii="Cambria Math" w:hAnsi="Cambria Math" w:eastAsia="Cambria Math" w:cs="Cambria Math"/>
+              <w:sz w:val="32"/>
+              <w:szCs w:val="32"/>
+              <w:highlight w:val="none"/>
+              <w:u w:val="none"/>
+              <w:lang w:val="en-US" w:bidi="en-US"/>
+            </w:rPr>
+            <m:rPr>
+              <m:sty m:val="i"/>
+            </m:rPr>
+            <m:t>: </m:t>
+          </m:r>
+          <m:r>
+            <w:rPr>
+              <w:rFonts w:hint="default" w:ascii="Cambria Math" w:hAnsi="Cambria Math" w:eastAsia="Cambria Math" w:cs="Cambria Math"/>
+              <w:sz w:val="32"/>
+              <w:szCs w:val="32"/>
+              <w:highlight w:val="none"/>
+              <w:u w:val="none"/>
+              <w:lang w:val="en-US" w:bidi="en-US"/>
+            </w:rPr>
+            <m:rPr/>
+            <m:t>0.209535</m:t>
+          </m:r>
+        </m:oMath>
+      </m:oMathPara>
+      <w:r>
+        <w:rPr>
+          <w:sz w:val="32"/>
+          <w:szCs w:val="32"/>
+          <w:highlight w:val="none"/>
+          <w:u w:val="none"/>
+          <w14:ligatures w14:val="none"/>
+        </w:rPr>
+      </w:r>
+    </w:p>
+    <w:p>
+      <w:pPr>
+        <w:pStyle w:val="930"/>
+        <w:suppressLineNumbers w:val="false"/>
+        <w:pBdr/>
+        <w:spacing/>
+        <w:ind/>
+        <w:rPr>
+          <w:rFonts w:ascii="Cambria Math" w:hAnsi="Cambria Math" w:eastAsia="Cambria Math" w:cs="Cambria Math"/>
+          <w:sz w:val="32"/>
+          <w:szCs w:val="32"/>
+          <w:highlight w:val="none"/>
+          <w:u w:val="none"/>
+          <w:lang w:val="en-US" w:bidi="en-US"/>
+          <w14:ligatures w14:val="none"/>
+        </w:rPr>
+      </w:pPr>
+      <m:oMathPara>
+        <m:oMathParaPr/>
+        <m:oMath>
+          <m:r>
+            <w:rPr>
+              <w:rFonts w:hint="default" w:ascii="Cambria Math" w:hAnsi="Cambria Math" w:eastAsia="Cambria Math" w:cs="Cambria Math"/>
+              <w:sz w:val="32"/>
+              <w:szCs w:val="32"/>
+              <w:highlight w:val="none"/>
+              <w:u w:val="none"/>
+              <w:lang w:val="en-US" w:bidi="en-US"/>
+            </w:rPr>
+            <m:rPr>
+              <m:sty m:val="i"/>
+            </m:rPr>
+            <m:t> </m:t>
+          </m:r>
+          <m:sSup>
+            <m:sSupPr>
+              <m:ctrlPr>
+                <w:rPr>
+                  <w:rFonts w:ascii="Cambria Math" w:hAnsi="Cambria Math" w:eastAsia="Cambria Math" w:cs="Cambria Math"/>
+                  <w:sz w:val="32"/>
+                  <w:highlight w:val="none"/>
+                  <w:u w:val="none"/>
+                  <w:lang w:val="en-US" w:bidi="en-US"/>
+                </w:rPr>
+              </m:ctrlPr>
+            </m:sSupPr>
+            <m:e>
+              <m:r>
+                <w:rPr>
+                  <w:rFonts w:hint="default" w:ascii="Cambria Math" w:hAnsi="Cambria Math" w:eastAsia="Cambria Math" w:cs="Cambria Math"/>
+                  <w:sz w:val="32"/>
+                  <w:szCs w:val="32"/>
+                  <w:highlight w:val="none"/>
+                  <w:u w:val="none"/>
+                  <w:lang w:val="en-US" w:bidi="en-US"/>
+                </w:rPr>
+                <m:rPr>
+                  <m:sty m:val="i"/>
+                </m:rPr>
+                <m:t>e</m:t>
+              </m:r>
+            </m:e>
+            <m:sup>
+              <m:r>
+                <w:rPr>
+                  <w:rFonts w:hint="default" w:ascii="Cambria Math" w:hAnsi="Cambria Math" w:eastAsia="Cambria Math" w:cs="Cambria Math"/>
+                  <w:sz w:val="32"/>
+                  <w:szCs w:val="32"/>
+                  <w:highlight w:val="none"/>
+                  <w:u w:val="none"/>
+                  <w:lang w:val="en-US" w:bidi="en-US"/>
+                </w:rPr>
+                <m:rPr>
+                  <m:sty m:val="i"/>
+                </m:rPr>
+                <m:t>π</m:t>
+              </m:r>
+            </m:sup>
+          </m:sSup>
+          <m:r>
+            <w:rPr>
+              <w:rFonts w:hint="default" w:ascii="Cambria Math" w:hAnsi="Cambria Math" w:eastAsia="Cambria Math" w:cs="Cambria Math"/>
+              <w:sz w:val="32"/>
+              <w:szCs w:val="32"/>
+              <w:highlight w:val="none"/>
+              <w:u w:val="none"/>
+              <w:lang w:val="en-US" w:bidi="en-US"/>
+            </w:rPr>
+            <m:rPr>
+              <m:sty m:val="i"/>
+            </m:rPr>
+            <m:t>: </m:t>
+          </m:r>
+          <m:r>
+            <w:rPr>
+              <w:rFonts w:hint="default" w:ascii="Cambria Math" w:hAnsi="Cambria Math" w:eastAsia="Cambria Math" w:cs="Cambria Math"/>
+              <w:sz w:val="32"/>
+              <w:szCs w:val="32"/>
+              <w:highlight w:val="none"/>
+              <w:u w:val="none"/>
+              <w:lang w:val="en-US" w:bidi="en-US"/>
+            </w:rPr>
+            <m:rPr/>
+            <m:t>0.31551</m:t>
+          </m:r>
+        </m:oMath>
+      </m:oMathPara>
+      <w:r>
+        <w:rPr>
+          <w:rFonts w:ascii="Cambria Math" w:hAnsi="Cambria Math" w:eastAsia="Cambria Math" w:cs="Cambria Math"/>
+          <w:sz w:val="32"/>
+          <w:szCs w:val="32"/>
+          <w:highlight w:val="none"/>
+          <w:u w:val="none"/>
+          <w:lang w:val="en-US" w:bidi="en-US"/>
+          <w14:ligatures w14:val="none"/>
+        </w:rPr>
+      </w:r>
+      <w:r>
+        <w:rPr>
+          <w:sz w:val="32"/>
+          <w:szCs w:val="32"/>
+          <w:highlight w:val="none"/>
+          <w:u w:val="none"/>
+          <w14:ligatures w14:val="none"/>
+        </w:rPr>
+      </w:r>
+    </w:p>
+    <w:p>
+      <w:pPr>
+        <w:pStyle w:val="930"/>
+        <w:suppressLineNumbers w:val="false"/>
+        <w:pBdr/>
+        <w:spacing/>
+        <w:ind/>
+        <w:rPr>
+          <w:sz w:val="32"/>
+          <w:szCs w:val="32"/>
+          <w:highlight w:val="none"/>
+          <w:u w:val="none"/>
+          <w14:ligatures w14:val="none"/>
+        </w:rPr>
+      </w:pPr>
+      <m:oMathPara>
+        <m:oMathParaPr/>
+        <m:oMath>
+          <m:r>
+            <w:rPr>
+              <w:rFonts w:hint="default" w:ascii="Cambria Math" w:hAnsi="Cambria Math" w:eastAsia="Cambria Math" w:cs="Cambria Math"/>
+              <w:sz w:val="32"/>
+              <w:szCs w:val="32"/>
+              <w:highlight w:val="none"/>
+              <w:u w:val="none"/>
+              <w:lang w:val="en-US" w:bidi="en-US"/>
+            </w:rPr>
+            <m:rPr>
+              <m:sty m:val="i"/>
+            </m:rPr>
+            <m:t>π*e: </m:t>
+          </m:r>
+          <m:r>
+            <w:rPr>
+              <w:rFonts w:hint="default" w:ascii="Cambria Math" w:hAnsi="Cambria Math" w:eastAsia="Cambria Math" w:cs="Cambria Math"/>
+              <w:sz w:val="32"/>
+              <w:szCs w:val="32"/>
+              <w:highlight w:val="none"/>
+              <w:u w:val="none"/>
+              <w:lang w:val="en-US" w:bidi="en-US"/>
+            </w:rPr>
+            <m:rPr/>
+            <m:t>0.397451</m:t>
+          </m:r>
+        </m:oMath>
+      </m:oMathPara>
+      <w:r/>
+      <w:r/>
+    </w:p>
+    <w:p>
+      <w:pPr>
+        <w:pStyle w:val="930"/>
+        <w:suppressLineNumbers w:val="false"/>
+        <w:pBdr/>
+        <w:spacing/>
+        <w:ind/>
+        <w:rPr>
+          <w:highlight w:val="none"/>
+          <w:lang w:val="ru-RU" w:bidi="ru-RU"/>
+          <w14:ligatures w14:val="none"/>
+        </w:rPr>
+      </w:pPr>
+      <w:r>
+        <w:rPr>
+          <w:highlight w:val="none"/>
+          <w:lang w:val="ru-RU" w:bidi="ru-RU"/>
+        </w:rPr>
+      </w:r>
+      <w:r>
+        <w:rPr>
+          <w:highlight w:val="none"/>
+          <w:lang w:val="ru-RU" w:bidi="ru-RU"/>
+        </w:rPr>
+        <w:t xml:space="preserve">Из чего мы можем сделать вывод, что в среднем распределение сходится с вероятностью </w:t>
+      </w:r>
+      <w:r>
+        <w:rPr>
+          <w:highlight w:val="none"/>
+          <w:lang w:val="en-US"/>
+        </w:rPr>
+        <w:t xml:space="preserve">&gt;95%.</w:t>
+      </w:r>
+      <w:r>
+        <w:rPr>
+          <w:highlight w:val="none"/>
+          <w:lang w:val="ru-RU" w:bidi="ru-RU"/>
+        </w:rPr>
+      </w:r>
+    </w:p>
+    <w:p>
+      <w:pPr>
+        <w:pStyle w:val="930"/>
+        <w:suppressLineNumbers w:val="false"/>
+        <w:pBdr/>
+        <w:spacing/>
+        <w:ind/>
+        <w:rPr>
+          <w:highlight w:val="none"/>
+          <w:lang w:val="ru-RU"/>
+          <w14:ligatures w14:val="none"/>
+        </w:rPr>
+      </w:pPr>
+      <w:r>
+        <w:rPr>
+          <w:highlight w:val="none"/>
+          <w:lang w:val="ru-RU" w:bidi="ru-RU"/>
+        </w:rPr>
+      </w:r>
+      <w:r>
+        <w:rPr>
+          <w:highlight w:val="none"/>
+          <w:lang w:val="ru-RU" w:bidi="ru-RU"/>
+        </w:rPr>
+      </w:r>
+      <w:r>
+        <w:rPr>
+          <w:highlight w:val="none"/>
+          <w:lang w:val="ru-RU" w:bidi="ru-RU"/>
+        </w:rPr>
+      </w:r>
+    </w:p>
+    <w:p>
+      <w:pPr>
+        <w:pStyle w:val="930"/>
+        <w:suppressLineNumbers w:val="false"/>
+        <w:pBdr/>
+        <w:spacing/>
+        <w:ind/>
+        <w:rPr>
+          <w:highlight w:val="none"/>
+          <w:lang w:val="ru-RU"/>
+          <w14:ligatures w14:val="none"/>
+        </w:rPr>
+      </w:pPr>
+      <w:r>
+        <w:rPr>
+          <w:highlight w:val="none"/>
+          <w:lang w:val="ru-RU"/>
+        </w:rPr>
+        <w:br w:type="page" w:clear="all"/>
+      </w:r>
+      <w:r>
+        <w:rPr>
+          <w:highlight w:val="none"/>
+          <w:lang w:val="ru-RU"/>
+        </w:rPr>
+      </w:r>
+      <w:r>
+        <w:rPr>
+          <w:highlight w:val="none"/>
+          <w:lang w:val="ru-RU"/>
+          <w14:ligatures w14:val="none"/>
+        </w:rPr>
+      </w:r>
+    </w:p>
+    <w:p>
+      <w:pPr>
+        <w:pStyle w:val="930"/>
         <w:suppressLineNumbers w:val="false"/>
         <w:pBdr/>
         <w:spacing/>
@@ -5039,10 +6443,18 @@
           <w:lang w:val="ru-RU"/>
         </w:rPr>
       </w:r>
+      <w:r>
+        <w:rPr>
+          <w:b/>
+          <w:bCs/>
+          <w:highlight w:val="none"/>
+          <w14:ligatures w14:val="none"/>
+        </w:rPr>
+      </w:r>
     </w:p>
     <w:p>
       <w:pPr>
-        <w:pStyle w:val="1_187"/>
+        <w:pStyle w:val="930"/>
         <w:suppressLineNumbers w:val="false"/>
         <w:pBdr/>
         <w:spacing/>
@@ -5070,17 +6482,17 @@
         </w:rPr>
         <w:t xml:space="preserve">Арнольд В. И. Цепные дроби / В. И. Арнольд. – 2-е изд., стер. – Москва : МЦНМО, 2009. – 40 с. – (Библиотека «Математическое просвещение» ; вып. 14). – ISBN 978-5-94057-441-5.</w:t>
       </w:r>
+      <w:r>
+        <w:rPr>
+          <w:highlight w:val="none"/>
+          <w:lang w:val="en-US"/>
+        </w:rPr>
+      </w:r>
       <w:r/>
-      <w:r>
-        <w:rPr>
-          <w:highlight w:val="none"/>
-          <w:lang w:val="en-US"/>
-        </w:rPr>
-      </w:r>
     </w:p>
     <w:p>
       <w:pPr>
-        <w:pStyle w:val="1_187"/>
+        <w:pStyle w:val="930"/>
         <w:suppressLineNumbers w:val="false"/>
         <w:pBdr/>
         <w:spacing/>
@@ -5102,17 +6514,17 @@
         </w:rPr>
         <w:t xml:space="preserve">The On-Line Encyclopedia of Integer Sequences (OEIS) [Электронный ресурс] / Neil J. A. Sloane, OEIS Foundation. – URL: https://oeis.org (дата обращения: 18.05.2026).</w:t>
       </w:r>
+      <w:r>
+        <w:rPr>
+          <w:highlight w:val="none"/>
+          <w:lang w:val="en-US"/>
+        </w:rPr>
+      </w:r>
       <w:r/>
-      <w:r>
-        <w:rPr>
-          <w:highlight w:val="none"/>
-          <w:lang w:val="en-US"/>
-        </w:rPr>
-      </w:r>
     </w:p>
     <w:p>
       <w:pPr>
-        <w:pStyle w:val="1_187"/>
+        <w:pStyle w:val="930"/>
         <w:suppressLineNumbers w:val="false"/>
         <w:pBdr/>
         <w:spacing/>
@@ -5134,52 +6546,57 @@
         </w:rPr>
         <w:t xml:space="preserve">Маткивский В. Что у меня за распределение [Электронный ресурс] / Василий Маткивский // Хабр. – 2024. – URL: https://habr.com/ru/companies/tbank/articles/911900/</w:t>
       </w:r>
-      <w:r/>
       <w:r>
         <w:rPr>
           <w:highlight w:val="none"/>
           <w:lang w:val="en-US"/>
-        </w:rPr>
-      </w:r>
-    </w:p>
-    <w:p>
-      <w:pPr>
-        <w:pStyle w:val="1_187"/>
-        <w:suppressLineNumbers w:val="false"/>
-        <w:pBdr/>
-        <w:spacing/>
-        <w:ind w:firstLine="0" w:left="0"/>
-        <w:jc w:val="left"/>
-        <w:rPr>
-          <w:highlight w:val="none"/>
-          <w14:ligatures w14:val="none"/>
-        </w:rPr>
-      </w:pPr>
-      <w:r>
-        <w:rPr>
-          <w:highlight w:val="none"/>
-          <w:lang w:val="ru-RU"/>
-        </w:rPr>
-        <w:t xml:space="preserve">4. </w:t>
-      </w:r>
-      <w:r>
-        <w:rPr>
-          <w:highlight w:val="none"/>
-          <w:lang w:val="en-US"/>
-        </w:rPr>
-        <w:t xml:space="preserve">Распределение Гаусса — Кузьмина [Электронный ресурс] // Википедия : свободная энциклопедия. – URL: https://ru.wikipedia.org/wiki/Распределение_Гаусса-Кузьмина</w:t>
-      </w:r>
-      <w:r>
-        <w:rPr>
-          <w:highlight w:val="none"/>
-          <w:lang w:val="ru-RU"/>
         </w:rPr>
       </w:r>
       <w:r/>
     </w:p>
     <w:p>
       <w:pPr>
-        <w:pStyle w:val="1_187"/>
+        <w:pStyle w:val="930"/>
+        <w:suppressLineNumbers w:val="false"/>
+        <w:pBdr/>
+        <w:spacing/>
+        <w:ind w:firstLine="0" w:left="0"/>
+        <w:jc w:val="left"/>
+        <w:rPr>
+          <w:highlight w:val="none"/>
+          <w14:ligatures w14:val="none"/>
+        </w:rPr>
+      </w:pPr>
+      <w:r>
+        <w:rPr>
+          <w:highlight w:val="none"/>
+          <w:lang w:val="ru-RU"/>
+        </w:rPr>
+        <w:t xml:space="preserve">4. </w:t>
+      </w:r>
+      <w:r>
+        <w:rPr>
+          <w:highlight w:val="none"/>
+          <w:lang w:val="en-US"/>
+        </w:rPr>
+        <w:t xml:space="preserve">Распределение Гаусса — Кузьмина [Электронный ресурс] // Википедия : свободная энциклопедия. – URL: https://ru.wikipedia.org/wiki/Распределение_Гаусса-Кузьмина</w:t>
+      </w:r>
+      <w:r>
+        <w:rPr>
+          <w:highlight w:val="none"/>
+          <w:lang w:val="ru-RU"/>
+        </w:rPr>
+      </w:r>
+      <w:r>
+        <w:rPr>
+          <w:highlight w:val="none"/>
+          <w14:ligatures w14:val="none"/>
+        </w:rPr>
+      </w:r>
+    </w:p>
+    <w:p>
+      <w:pPr>
+        <w:pStyle w:val="930"/>
         <w:suppressLineNumbers w:val="false"/>
         <w:pBdr/>
         <w:spacing/>
@@ -5207,12 +6624,13 @@
         <w:rPr>
           <w:highlight w:val="none"/>
           <w:lang w:val="ru-RU"/>
+          <w14:ligatures w14:val="none"/>
         </w:rPr>
       </w:r>
     </w:p>
     <w:p>
       <w:pPr>
-        <w:pStyle w:val="1_187"/>
+        <w:pStyle w:val="930"/>
         <w:suppressLineNumbers w:val="false"/>
         <w:pBdr/>
         <w:spacing/>
@@ -5261,7 +6679,7 @@
     </w:p>
     <w:p>
       <w:pPr>
-        <w:pStyle w:val="1_187"/>
+        <w:pStyle w:val="930"/>
         <w:suppressLineNumbers w:val="false"/>
         <w:pBdr/>
         <w:spacing/>
@@ -5314,7 +6732,7 @@
     </w:p>
     <w:p>
       <w:pPr>
-        <w:pStyle w:val="1_187"/>
+        <w:pStyle w:val="930"/>
         <w:suppressLineNumbers w:val="false"/>
         <w:pBdr/>
         <w:spacing/>
@@ -5388,13 +6806,8 @@
       <w:r>
         <w:rPr>
           <w:highlight w:val="none"/>
-          <w:lang w:val="en-US"/>
-        </w:rPr>
-      </w:r>
-      <w:r>
-        <w:rPr>
-          <w:highlight w:val="none"/>
           <w:lang w:val="ru-RU"/>
+          <w14:ligatures w14:val="none"/>
         </w:rPr>
       </w:r>
       <w:r>
@@ -5431,7 +6844,6 @@
         <w:ind/>
         <w:rPr/>
       </w:pPr>
-      <w:r/>
       <w:r>
         <w:separator/>
       </w:r>
@@ -5446,7 +6858,6 @@
         <w:ind/>
         <w:rPr/>
       </w:pPr>
-      <w:r/>
       <w:r>
         <w:continuationSeparator/>
       </w:r>
@@ -5460,7 +6871,7 @@
 <w:ftr xmlns:wpc="http://schemas.microsoft.com/office/word/2010/wordprocessingCanvas" xmlns:mc="http://schemas.openxmlformats.org/markup-compatibility/2006" xmlns:o="urn:schemas-microsoft-com:office:office" xmlns:r="http://schemas.openxmlformats.org/officeDocument/2006/relationships" xmlns:m="http://schemas.openxmlformats.org/officeDocument/2006/math" xmlns:v="urn:schemas-microsoft-com:vml" xmlns:wp14="http://schemas.microsoft.com/office/word/2010/wordprocessingDrawing" xmlns:wp="http://schemas.openxmlformats.org/drawingml/2006/wordprocessingDrawing" xmlns:w10="urn:schemas-microsoft-com:office:word" xmlns:w="http://schemas.openxmlformats.org/wordprocessingml/2006/main" xmlns:w14="http://schemas.microsoft.com/office/word/2010/wordml" xmlns:w15="http://schemas.microsoft.com/office/word/2012/wordml" xmlns:wpg="http://schemas.microsoft.com/office/word/2010/wordprocessingGroup" xmlns:wpi="http://schemas.microsoft.com/office/word/2010/wordprocessingInk" xmlns:wne="http://schemas.microsoft.com/office/word/2006/wordml" xmlns:a="http://schemas.openxmlformats.org/drawingml/2006/main" xmlns:wps="http://schemas.microsoft.com/office/word/2010/wordprocessingShape" mc:Ignorable="w14 w15 wp14">
   <w:p>
     <w:pPr>
-      <w:pStyle w:val="178"/>
+      <w:pStyle w:val="901"/>
       <w:pBdr/>
       <w:spacing/>
       <w:ind/>
@@ -5477,12 +6888,13 @@
   </w:p>
   <w:p>
     <w:pPr>
-      <w:pStyle w:val="178"/>
+      <w:pStyle w:val="901"/>
       <w:pBdr/>
       <w:spacing/>
       <w:ind/>
       <w:rPr/>
     </w:pPr>
+    <w:r/>
     <w:r/>
   </w:p>
 </w:ftr>
@@ -5492,7 +6904,7 @@
 <w:ftr xmlns:wpc="http://schemas.microsoft.com/office/word/2010/wordprocessingCanvas" xmlns:mc="http://schemas.openxmlformats.org/markup-compatibility/2006" xmlns:o="urn:schemas-microsoft-com:office:office" xmlns:r="http://schemas.openxmlformats.org/officeDocument/2006/relationships" xmlns:m="http://schemas.openxmlformats.org/officeDocument/2006/math" xmlns:v="urn:schemas-microsoft-com:vml" xmlns:wp14="http://schemas.microsoft.com/office/word/2010/wordprocessingDrawing" xmlns:wp="http://schemas.openxmlformats.org/drawingml/2006/wordprocessingDrawing" xmlns:w10="urn:schemas-microsoft-com:office:word" xmlns:w="http://schemas.openxmlformats.org/wordprocessingml/2006/main" xmlns:w14="http://schemas.microsoft.com/office/word/2010/wordml" xmlns:w15="http://schemas.microsoft.com/office/word/2012/wordml" xmlns:wpg="http://schemas.microsoft.com/office/word/2010/wordprocessingGroup" xmlns:wpi="http://schemas.microsoft.com/office/word/2010/wordprocessingInk" xmlns:wne="http://schemas.microsoft.com/office/word/2006/wordml" xmlns:a="http://schemas.openxmlformats.org/drawingml/2006/main" xmlns:wps="http://schemas.microsoft.com/office/word/2010/wordprocessingShape" mc:Ignorable="w14 w15 wp14">
   <w:p>
     <w:pPr>
-      <w:pStyle w:val="178"/>
+      <w:pStyle w:val="901"/>
       <w:pBdr/>
       <w:spacing/>
       <w:ind/>
@@ -5514,7 +6926,6 @@
         <w:ind/>
         <w:rPr/>
       </w:pPr>
-      <w:r/>
       <w:r>
         <w:separator/>
       </w:r>
@@ -5529,7 +6940,6 @@
         <w:ind/>
         <w:rPr/>
       </w:pPr>
-      <w:r/>
       <w:r>
         <w:continuationSeparator/>
       </w:r>
@@ -5543,7 +6953,7 @@
 <w:hdr xmlns:wpc="http://schemas.microsoft.com/office/word/2010/wordprocessingCanvas" xmlns:mc="http://schemas.openxmlformats.org/markup-compatibility/2006" xmlns:o="urn:schemas-microsoft-com:office:office" xmlns:r="http://schemas.openxmlformats.org/officeDocument/2006/relationships" xmlns:m="http://schemas.openxmlformats.org/officeDocument/2006/math" xmlns:v="urn:schemas-microsoft-com:vml" xmlns:wp14="http://schemas.microsoft.com/office/word/2010/wordprocessingDrawing" xmlns:wp="http://schemas.openxmlformats.org/drawingml/2006/wordprocessingDrawing" xmlns:w10="urn:schemas-microsoft-com:office:word" xmlns:w="http://schemas.openxmlformats.org/wordprocessingml/2006/main" xmlns:w14="http://schemas.microsoft.com/office/word/2010/wordml" xmlns:w15="http://schemas.microsoft.com/office/word/2012/wordml" xmlns:wpg="http://schemas.microsoft.com/office/word/2010/wordprocessingGroup" xmlns:wpi="http://schemas.microsoft.com/office/word/2010/wordprocessingInk" xmlns:wne="http://schemas.microsoft.com/office/word/2006/wordml" xmlns:a="http://schemas.openxmlformats.org/drawingml/2006/main" xmlns:wps="http://schemas.microsoft.com/office/word/2010/wordprocessingShape" mc:Ignorable="w14 w15 wp14">
   <w:p>
     <w:pPr>
-      <w:pStyle w:val="176"/>
+      <w:pStyle w:val="899"/>
       <w:pBdr/>
       <w:spacing/>
       <w:ind/>
@@ -5850,9 +7260,9 @@
     <w:lsdException w:name="Bibliography" w:uiPriority="37"/>
     <w:lsdException w:name="TOC Heading" w:uiPriority="39" w:qFormat="1"/>
   </w:latentStyles>
-  <w:style w:type="table" w:styleId="12">
+  <w:style w:type="table" w:styleId="739">
     <w:name w:val="Table Grid"/>
-    <w:basedOn w:val="665"/>
+    <w:basedOn w:val="925"/>
     <w:uiPriority w:val="59"/>
     <w:pPr>
       <w:pBdr/>
@@ -6049,9 +7459,9 @@
       </w:tcPr>
     </w:tblStylePr>
   </w:style>
-  <w:style w:type="table" w:styleId="13">
+  <w:style w:type="table" w:styleId="740">
     <w:name w:val="Table Grid Light"/>
-    <w:basedOn w:val="665"/>
+    <w:basedOn w:val="925"/>
     <w:uiPriority w:val="59"/>
     <w:pPr>
       <w:pBdr/>
@@ -6248,9 +7658,9 @@
       </w:tcPr>
     </w:tblStylePr>
   </w:style>
-  <w:style w:type="table" w:styleId="14">
+  <w:style w:type="table" w:styleId="741">
     <w:name w:val="Plain Table 1"/>
-    <w:basedOn w:val="665"/>
+    <w:basedOn w:val="925"/>
     <w:uiPriority w:val="59"/>
     <w:pPr>
       <w:pBdr/>
@@ -6473,9 +7883,9 @@
       </w:tcPr>
     </w:tblStylePr>
   </w:style>
-  <w:style w:type="table" w:styleId="15">
+  <w:style w:type="table" w:styleId="742">
     <w:name w:val="Plain Table 2"/>
-    <w:basedOn w:val="665"/>
+    <w:basedOn w:val="925"/>
     <w:uiPriority w:val="59"/>
     <w:pPr>
       <w:pBdr/>
@@ -6706,9 +8116,9 @@
       </w:tcPr>
     </w:tblStylePr>
   </w:style>
-  <w:style w:type="table" w:styleId="16">
+  <w:style w:type="table" w:styleId="743">
     <w:name w:val="Plain Table 3"/>
-    <w:basedOn w:val="665"/>
+    <w:basedOn w:val="925"/>
     <w:uiPriority w:val="99"/>
     <w:pPr>
       <w:pBdr/>
@@ -6936,9 +8346,9 @@
       </w:tcPr>
     </w:tblStylePr>
   </w:style>
-  <w:style w:type="table" w:styleId="17">
+  <w:style w:type="table" w:styleId="744">
     <w:name w:val="Plain Table 4"/>
-    <w:basedOn w:val="665"/>
+    <w:basedOn w:val="925"/>
     <w:uiPriority w:val="99"/>
     <w:pPr>
       <w:pBdr/>
@@ -7152,9 +8562,9 @@
       </w:tcPr>
     </w:tblStylePr>
   </w:style>
-  <w:style w:type="table" w:styleId="18">
+  <w:style w:type="table" w:styleId="745">
     <w:name w:val="Plain Table 5"/>
-    <w:basedOn w:val="665"/>
+    <w:basedOn w:val="925"/>
     <w:uiPriority w:val="99"/>
     <w:pPr>
       <w:pBdr/>
@@ -7385,9 +8795,9 @@
       </w:tcPr>
     </w:tblStylePr>
   </w:style>
-  <w:style w:type="table" w:styleId="19">
+  <w:style w:type="table" w:styleId="746">
     <w:name w:val="Grid Table 1 Light"/>
-    <w:basedOn w:val="665"/>
+    <w:basedOn w:val="925"/>
     <w:uiPriority w:val="99"/>
     <w:pPr>
       <w:pBdr/>
@@ -7608,9 +9018,9 @@
       </w:tcPr>
     </w:tblStylePr>
   </w:style>
-  <w:style w:type="table" w:styleId="20">
+  <w:style w:type="table" w:styleId="747">
     <w:name w:val="Grid Table 1 Light - Accent 1"/>
-    <w:basedOn w:val="665"/>
+    <w:basedOn w:val="925"/>
     <w:uiPriority w:val="99"/>
     <w:pPr>
       <w:pBdr/>
@@ -7831,9 +9241,9 @@
       </w:tcPr>
     </w:tblStylePr>
   </w:style>
-  <w:style w:type="table" w:styleId="21">
+  <w:style w:type="table" w:styleId="748">
     <w:name w:val="Grid Table 1 Light - Accent 2"/>
-    <w:basedOn w:val="665"/>
+    <w:basedOn w:val="925"/>
     <w:uiPriority w:val="99"/>
     <w:pPr>
       <w:pBdr/>
@@ -8054,9 +9464,9 @@
       </w:tcPr>
     </w:tblStylePr>
   </w:style>
-  <w:style w:type="table" w:styleId="22">
+  <w:style w:type="table" w:styleId="749">
     <w:name w:val="Grid Table 1 Light - Accent 3"/>
-    <w:basedOn w:val="665"/>
+    <w:basedOn w:val="925"/>
     <w:uiPriority w:val="99"/>
     <w:pPr>
       <w:pBdr/>
@@ -8277,9 +9687,9 @@
       </w:tcPr>
     </w:tblStylePr>
   </w:style>
-  <w:style w:type="table" w:styleId="23">
+  <w:style w:type="table" w:styleId="750">
     <w:name w:val="Grid Table 1 Light - Accent 4"/>
-    <w:basedOn w:val="665"/>
+    <w:basedOn w:val="925"/>
     <w:uiPriority w:val="99"/>
     <w:pPr>
       <w:pBdr/>
@@ -8500,9 +9910,9 @@
       </w:tcPr>
     </w:tblStylePr>
   </w:style>
-  <w:style w:type="table" w:styleId="24">
+  <w:style w:type="table" w:styleId="751">
     <w:name w:val="Grid Table 1 Light - Accent 5"/>
-    <w:basedOn w:val="665"/>
+    <w:basedOn w:val="925"/>
     <w:uiPriority w:val="99"/>
     <w:pPr>
       <w:pBdr/>
@@ -8723,9 +10133,9 @@
       </w:tcPr>
     </w:tblStylePr>
   </w:style>
-  <w:style w:type="table" w:styleId="25">
+  <w:style w:type="table" w:styleId="752">
     <w:name w:val="Grid Table 1 Light - Accent 6"/>
-    <w:basedOn w:val="665"/>
+    <w:basedOn w:val="925"/>
     <w:uiPriority w:val="99"/>
     <w:pPr>
       <w:pBdr/>
@@ -8946,9 +10356,9 @@
       </w:tcPr>
     </w:tblStylePr>
   </w:style>
-  <w:style w:type="table" w:styleId="26">
+  <w:style w:type="table" w:styleId="753">
     <w:name w:val="Grid Table 2"/>
-    <w:basedOn w:val="665"/>
+    <w:basedOn w:val="925"/>
     <w:uiPriority w:val="99"/>
     <w:pPr>
       <w:pBdr/>
@@ -9178,9 +10588,9 @@
       </w:tcPr>
     </w:tblStylePr>
   </w:style>
-  <w:style w:type="table" w:styleId="27">
+  <w:style w:type="table" w:styleId="754">
     <w:name w:val="Grid Table 2 - Accent 1"/>
-    <w:basedOn w:val="665"/>
+    <w:basedOn w:val="925"/>
     <w:uiPriority w:val="99"/>
     <w:pPr>
       <w:pBdr/>
@@ -9410,9 +10820,9 @@
       </w:tcPr>
     </w:tblStylePr>
   </w:style>
-  <w:style w:type="table" w:styleId="28">
+  <w:style w:type="table" w:styleId="755">
     <w:name w:val="Grid Table 2 - Accent 2"/>
-    <w:basedOn w:val="665"/>
+    <w:basedOn w:val="925"/>
     <w:uiPriority w:val="99"/>
     <w:pPr>
       <w:pBdr/>
@@ -9642,9 +11052,9 @@
       </w:tcPr>
     </w:tblStylePr>
   </w:style>
-  <w:style w:type="table" w:styleId="29">
+  <w:style w:type="table" w:styleId="756">
     <w:name w:val="Grid Table 2 - Accent 3"/>
-    <w:basedOn w:val="665"/>
+    <w:basedOn w:val="925"/>
     <w:uiPriority w:val="99"/>
     <w:pPr>
       <w:pBdr/>
@@ -9874,9 +11284,9 @@
       </w:tcPr>
     </w:tblStylePr>
   </w:style>
-  <w:style w:type="table" w:styleId="30">
+  <w:style w:type="table" w:styleId="757">
     <w:name w:val="Grid Table 2 - Accent 4"/>
-    <w:basedOn w:val="665"/>
+    <w:basedOn w:val="925"/>
     <w:uiPriority w:val="99"/>
     <w:pPr>
       <w:pBdr/>
@@ -10106,9 +11516,9 @@
       </w:tcPr>
     </w:tblStylePr>
   </w:style>
-  <w:style w:type="table" w:styleId="31">
+  <w:style w:type="table" w:styleId="758">
     <w:name w:val="Grid Table 2 - Accent 5"/>
-    <w:basedOn w:val="665"/>
+    <w:basedOn w:val="925"/>
     <w:uiPriority w:val="99"/>
     <w:pPr>
       <w:pBdr/>
@@ -10338,9 +11748,9 @@
       </w:tcPr>
     </w:tblStylePr>
   </w:style>
-  <w:style w:type="table" w:styleId="32">
+  <w:style w:type="table" w:styleId="759">
     <w:name w:val="Grid Table 2 - Accent 6"/>
-    <w:basedOn w:val="665"/>
+    <w:basedOn w:val="925"/>
     <w:uiPriority w:val="99"/>
     <w:pPr>
       <w:pBdr/>
@@ -10570,9 +11980,9 @@
       </w:tcPr>
     </w:tblStylePr>
   </w:style>
-  <w:style w:type="table" w:styleId="33">
+  <w:style w:type="table" w:styleId="760">
     <w:name w:val="Grid Table 3"/>
-    <w:basedOn w:val="665"/>
+    <w:basedOn w:val="925"/>
     <w:uiPriority w:val="99"/>
     <w:pPr>
       <w:pBdr/>
@@ -10671,29 +12081,6 @@
         <w:tblBorders/>
       </w:tblPr>
       <w:tcPr>
-        <w:shd w:color="ffffff"/>
-        <w:tcBorders>
-          <w:top w:val="none" w:color="000000" w:sz="4" w:space="0"/>
-          <w:left w:val="none" w:color="000000" w:sz="4" w:space="0"/>
-          <w:bottom w:val="none" w:color="000000" w:sz="4" w:space="0"/>
-          <w:right w:val="none" w:color="000000" w:sz="4" w:space="0"/>
-        </w:tcBorders>
-      </w:tcPr>
-    </w:tblStylePr>
-    <w:tblStylePr w:type="firstRow">
-      <w:rPr>
-        <w:b/>
-        <w:color w:val="404040"/>
-      </w:rPr>
-      <w:pPr>
-        <w:pBdr/>
-        <w:spacing/>
-        <w:ind/>
-      </w:pPr>
-      <w:tblPr>
-        <w:tblBorders/>
-      </w:tblPr>
-      <w:tcPr>
         <w:shd w:val="clear" w:color="ffffff"/>
         <w:tcBorders>
           <w:top w:val="none" w:color="000000" w:sz="4" w:space="0"/>
@@ -10703,30 +12090,7 @@
         </w:tcBorders>
       </w:tcPr>
     </w:tblStylePr>
-    <w:tblStylePr w:type="lastCol">
-      <w:rPr>
-        <w:i/>
-        <w:color w:val="404040"/>
-      </w:rPr>
-      <w:pPr>
-        <w:pBdr/>
-        <w:spacing/>
-        <w:ind/>
-      </w:pPr>
-      <w:tblPr>
-        <w:tblBorders/>
-      </w:tblPr>
-      <w:tcPr>
-        <w:shd w:color="ffffff"/>
-        <w:tcBorders>
-          <w:top w:val="none" w:color="000000" w:sz="4" w:space="0"/>
-          <w:left w:val="none" w:color="000000" w:sz="4" w:space="0"/>
-          <w:bottom w:val="none" w:color="000000" w:sz="4" w:space="0"/>
-          <w:right w:val="none" w:color="000000" w:sz="4" w:space="0"/>
-        </w:tcBorders>
-      </w:tcPr>
-    </w:tblStylePr>
-    <w:tblStylePr w:type="lastRow">
+    <w:tblStylePr w:type="firstRow">
       <w:rPr>
         <w:b/>
         <w:color w:val="404040"/>
@@ -10749,6 +12113,52 @@
         </w:tcBorders>
       </w:tcPr>
     </w:tblStylePr>
+    <w:tblStylePr w:type="lastCol">
+      <w:rPr>
+        <w:i/>
+        <w:color w:val="404040"/>
+      </w:rPr>
+      <w:pPr>
+        <w:pBdr/>
+        <w:spacing/>
+        <w:ind/>
+      </w:pPr>
+      <w:tblPr>
+        <w:tblBorders/>
+      </w:tblPr>
+      <w:tcPr>
+        <w:shd w:val="clear" w:color="ffffff"/>
+        <w:tcBorders>
+          <w:top w:val="none" w:color="000000" w:sz="4" w:space="0"/>
+          <w:left w:val="none" w:color="000000" w:sz="4" w:space="0"/>
+          <w:bottom w:val="none" w:color="000000" w:sz="4" w:space="0"/>
+          <w:right w:val="none" w:color="000000" w:sz="4" w:space="0"/>
+        </w:tcBorders>
+      </w:tcPr>
+    </w:tblStylePr>
+    <w:tblStylePr w:type="lastRow">
+      <w:rPr>
+        <w:b/>
+        <w:color w:val="404040"/>
+      </w:rPr>
+      <w:pPr>
+        <w:pBdr/>
+        <w:spacing/>
+        <w:ind/>
+      </w:pPr>
+      <w:tblPr>
+        <w:tblBorders/>
+      </w:tblPr>
+      <w:tcPr>
+        <w:shd w:val="clear" w:color="ffffff"/>
+        <w:tcBorders>
+          <w:top w:val="none" w:color="000000" w:sz="4" w:space="0"/>
+          <w:left w:val="none" w:color="000000" w:sz="4" w:space="0"/>
+          <w:bottom w:val="none" w:color="000000" w:sz="4" w:space="0"/>
+          <w:right w:val="none" w:color="000000" w:sz="4" w:space="0"/>
+        </w:tcBorders>
+      </w:tcPr>
+    </w:tblStylePr>
     <w:tblStylePr w:type="nwCell">
       <w:pPr>
         <w:pBdr/>
@@ -10815,9 +12225,9 @@
       </w:tcPr>
     </w:tblStylePr>
   </w:style>
-  <w:style w:type="table" w:styleId="34">
+  <w:style w:type="table" w:styleId="761">
     <w:name w:val="Grid Table 3 - Accent 1"/>
-    <w:basedOn w:val="665"/>
+    <w:basedOn w:val="925"/>
     <w:uiPriority w:val="99"/>
     <w:pPr>
       <w:pBdr/>
@@ -10916,29 +12326,6 @@
         <w:tblBorders/>
       </w:tblPr>
       <w:tcPr>
-        <w:shd w:color="ffffff"/>
-        <w:tcBorders>
-          <w:top w:val="none" w:color="000000" w:sz="4" w:space="0"/>
-          <w:left w:val="none" w:color="000000" w:sz="4" w:space="0"/>
-          <w:bottom w:val="none" w:color="000000" w:sz="4" w:space="0"/>
-          <w:right w:val="none" w:color="000000" w:sz="4" w:space="0"/>
-        </w:tcBorders>
-      </w:tcPr>
-    </w:tblStylePr>
-    <w:tblStylePr w:type="firstRow">
-      <w:rPr>
-        <w:b/>
-        <w:color w:val="404040"/>
-      </w:rPr>
-      <w:pPr>
-        <w:pBdr/>
-        <w:spacing/>
-        <w:ind/>
-      </w:pPr>
-      <w:tblPr>
-        <w:tblBorders/>
-      </w:tblPr>
-      <w:tcPr>
         <w:shd w:val="clear" w:color="ffffff"/>
         <w:tcBorders>
           <w:top w:val="none" w:color="000000" w:sz="4" w:space="0"/>
@@ -10948,30 +12335,7 @@
         </w:tcBorders>
       </w:tcPr>
     </w:tblStylePr>
-    <w:tblStylePr w:type="lastCol">
-      <w:rPr>
-        <w:i/>
-        <w:color w:val="404040"/>
-      </w:rPr>
-      <w:pPr>
-        <w:pBdr/>
-        <w:spacing/>
-        <w:ind/>
-      </w:pPr>
-      <w:tblPr>
-        <w:tblBorders/>
-      </w:tblPr>
-      <w:tcPr>
-        <w:shd w:color="ffffff"/>
-        <w:tcBorders>
-          <w:top w:val="none" w:color="000000" w:sz="4" w:space="0"/>
-          <w:left w:val="none" w:color="000000" w:sz="4" w:space="0"/>
-          <w:bottom w:val="none" w:color="000000" w:sz="4" w:space="0"/>
-          <w:right w:val="none" w:color="000000" w:sz="4" w:space="0"/>
-        </w:tcBorders>
-      </w:tcPr>
-    </w:tblStylePr>
-    <w:tblStylePr w:type="lastRow">
+    <w:tblStylePr w:type="firstRow">
       <w:rPr>
         <w:b/>
         <w:color w:val="404040"/>
@@ -10994,6 +12358,52 @@
         </w:tcBorders>
       </w:tcPr>
     </w:tblStylePr>
+    <w:tblStylePr w:type="lastCol">
+      <w:rPr>
+        <w:i/>
+        <w:color w:val="404040"/>
+      </w:rPr>
+      <w:pPr>
+        <w:pBdr/>
+        <w:spacing/>
+        <w:ind/>
+      </w:pPr>
+      <w:tblPr>
+        <w:tblBorders/>
+      </w:tblPr>
+      <w:tcPr>
+        <w:shd w:val="clear" w:color="ffffff"/>
+        <w:tcBorders>
+          <w:top w:val="none" w:color="000000" w:sz="4" w:space="0"/>
+          <w:left w:val="none" w:color="000000" w:sz="4" w:space="0"/>
+          <w:bottom w:val="none" w:color="000000" w:sz="4" w:space="0"/>
+          <w:right w:val="none" w:color="000000" w:sz="4" w:space="0"/>
+        </w:tcBorders>
+      </w:tcPr>
+    </w:tblStylePr>
+    <w:tblStylePr w:type="lastRow">
+      <w:rPr>
+        <w:b/>
+        <w:color w:val="404040"/>
+      </w:rPr>
+      <w:pPr>
+        <w:pBdr/>
+        <w:spacing/>
+        <w:ind/>
+      </w:pPr>
+      <w:tblPr>
+        <w:tblBorders/>
+      </w:tblPr>
+      <w:tcPr>
+        <w:shd w:val="clear" w:color="ffffff"/>
+        <w:tcBorders>
+          <w:top w:val="none" w:color="000000" w:sz="4" w:space="0"/>
+          <w:left w:val="none" w:color="000000" w:sz="4" w:space="0"/>
+          <w:bottom w:val="none" w:color="000000" w:sz="4" w:space="0"/>
+          <w:right w:val="none" w:color="000000" w:sz="4" w:space="0"/>
+        </w:tcBorders>
+      </w:tcPr>
+    </w:tblStylePr>
     <w:tblStylePr w:type="nwCell">
       <w:pPr>
         <w:pBdr/>
@@ -11060,9 +12470,9 @@
       </w:tcPr>
     </w:tblStylePr>
   </w:style>
-  <w:style w:type="table" w:styleId="35">
+  <w:style w:type="table" w:styleId="762">
     <w:name w:val="Grid Table 3 - Accent 2"/>
-    <w:basedOn w:val="665"/>
+    <w:basedOn w:val="925"/>
     <w:uiPriority w:val="99"/>
     <w:pPr>
       <w:pBdr/>
@@ -11161,29 +12571,6 @@
         <w:tblBorders/>
       </w:tblPr>
       <w:tcPr>
-        <w:shd w:color="ffffff"/>
-        <w:tcBorders>
-          <w:top w:val="none" w:color="000000" w:sz="4" w:space="0"/>
-          <w:left w:val="none" w:color="000000" w:sz="4" w:space="0"/>
-          <w:bottom w:val="none" w:color="000000" w:sz="4" w:space="0"/>
-          <w:right w:val="none" w:color="000000" w:sz="4" w:space="0"/>
-        </w:tcBorders>
-      </w:tcPr>
-    </w:tblStylePr>
-    <w:tblStylePr w:type="firstRow">
-      <w:rPr>
-        <w:b/>
-        <w:color w:val="404040"/>
-      </w:rPr>
-      <w:pPr>
-        <w:pBdr/>
-        <w:spacing/>
-        <w:ind/>
-      </w:pPr>
-      <w:tblPr>
-        <w:tblBorders/>
-      </w:tblPr>
-      <w:tcPr>
         <w:shd w:val="clear" w:color="ffffff"/>
         <w:tcBorders>
           <w:top w:val="none" w:color="000000" w:sz="4" w:space="0"/>
@@ -11193,30 +12580,7 @@
         </w:tcBorders>
       </w:tcPr>
     </w:tblStylePr>
-    <w:tblStylePr w:type="lastCol">
-      <w:rPr>
-        <w:i/>
-        <w:color w:val="404040"/>
-      </w:rPr>
-      <w:pPr>
-        <w:pBdr/>
-        <w:spacing/>
-        <w:ind/>
-      </w:pPr>
-      <w:tblPr>
-        <w:tblBorders/>
-      </w:tblPr>
-      <w:tcPr>
-        <w:shd w:color="ffffff"/>
-        <w:tcBorders>
-          <w:top w:val="none" w:color="000000" w:sz="4" w:space="0"/>
-          <w:left w:val="none" w:color="000000" w:sz="4" w:space="0"/>
-          <w:bottom w:val="none" w:color="000000" w:sz="4" w:space="0"/>
-          <w:right w:val="none" w:color="000000" w:sz="4" w:space="0"/>
-        </w:tcBorders>
-      </w:tcPr>
-    </w:tblStylePr>
-    <w:tblStylePr w:type="lastRow">
+    <w:tblStylePr w:type="firstRow">
       <w:rPr>
         <w:b/>
         <w:color w:val="404040"/>
@@ -11239,6 +12603,52 @@
         </w:tcBorders>
       </w:tcPr>
     </w:tblStylePr>
+    <w:tblStylePr w:type="lastCol">
+      <w:rPr>
+        <w:i/>
+        <w:color w:val="404040"/>
+      </w:rPr>
+      <w:pPr>
+        <w:pBdr/>
+        <w:spacing/>
+        <w:ind/>
+      </w:pPr>
+      <w:tblPr>
+        <w:tblBorders/>
+      </w:tblPr>
+      <w:tcPr>
+        <w:shd w:val="clear" w:color="ffffff"/>
+        <w:tcBorders>
+          <w:top w:val="none" w:color="000000" w:sz="4" w:space="0"/>
+          <w:left w:val="none" w:color="000000" w:sz="4" w:space="0"/>
+          <w:bottom w:val="none" w:color="000000" w:sz="4" w:space="0"/>
+          <w:right w:val="none" w:color="000000" w:sz="4" w:space="0"/>
+        </w:tcBorders>
+      </w:tcPr>
+    </w:tblStylePr>
+    <w:tblStylePr w:type="lastRow">
+      <w:rPr>
+        <w:b/>
+        <w:color w:val="404040"/>
+      </w:rPr>
+      <w:pPr>
+        <w:pBdr/>
+        <w:spacing/>
+        <w:ind/>
+      </w:pPr>
+      <w:tblPr>
+        <w:tblBorders/>
+      </w:tblPr>
+      <w:tcPr>
+        <w:shd w:val="clear" w:color="ffffff"/>
+        <w:tcBorders>
+          <w:top w:val="none" w:color="000000" w:sz="4" w:space="0"/>
+          <w:left w:val="none" w:color="000000" w:sz="4" w:space="0"/>
+          <w:bottom w:val="none" w:color="000000" w:sz="4" w:space="0"/>
+          <w:right w:val="none" w:color="000000" w:sz="4" w:space="0"/>
+        </w:tcBorders>
+      </w:tcPr>
+    </w:tblStylePr>
     <w:tblStylePr w:type="nwCell">
       <w:pPr>
         <w:pBdr/>
@@ -11305,9 +12715,9 @@
       </w:tcPr>
     </w:tblStylePr>
   </w:style>
-  <w:style w:type="table" w:styleId="36">
+  <w:style w:type="table" w:styleId="763">
     <w:name w:val="Grid Table 3 - Accent 3"/>
-    <w:basedOn w:val="665"/>
+    <w:basedOn w:val="925"/>
     <w:uiPriority w:val="99"/>
     <w:pPr>
       <w:pBdr/>
@@ -11406,29 +12816,6 @@
         <w:tblBorders/>
       </w:tblPr>
       <w:tcPr>
-        <w:shd w:color="ffffff"/>
-        <w:tcBorders>
-          <w:top w:val="none" w:color="000000" w:sz="4" w:space="0"/>
-          <w:left w:val="none" w:color="000000" w:sz="4" w:space="0"/>
-          <w:bottom w:val="none" w:color="000000" w:sz="4" w:space="0"/>
-          <w:right w:val="none" w:color="000000" w:sz="4" w:space="0"/>
-        </w:tcBorders>
-      </w:tcPr>
-    </w:tblStylePr>
-    <w:tblStylePr w:type="firstRow">
-      <w:rPr>
-        <w:b/>
-        <w:color w:val="404040"/>
-      </w:rPr>
-      <w:pPr>
-        <w:pBdr/>
-        <w:spacing/>
-        <w:ind/>
-      </w:pPr>
-      <w:tblPr>
-        <w:tblBorders/>
-      </w:tblPr>
-      <w:tcPr>
         <w:shd w:val="clear" w:color="ffffff"/>
         <w:tcBorders>
           <w:top w:val="none" w:color="000000" w:sz="4" w:space="0"/>
@@ -11438,30 +12825,7 @@
         </w:tcBorders>
       </w:tcPr>
     </w:tblStylePr>
-    <w:tblStylePr w:type="lastCol">
-      <w:rPr>
-        <w:i/>
-        <w:color w:val="404040"/>
-      </w:rPr>
-      <w:pPr>
-        <w:pBdr/>
-        <w:spacing/>
-        <w:ind/>
-      </w:pPr>
-      <w:tblPr>
-        <w:tblBorders/>
-      </w:tblPr>
-      <w:tcPr>
-        <w:shd w:color="ffffff"/>
-        <w:tcBorders>
-          <w:top w:val="none" w:color="000000" w:sz="4" w:space="0"/>
-          <w:left w:val="none" w:color="000000" w:sz="4" w:space="0"/>
-          <w:bottom w:val="none" w:color="000000" w:sz="4" w:space="0"/>
-          <w:right w:val="none" w:color="000000" w:sz="4" w:space="0"/>
-        </w:tcBorders>
-      </w:tcPr>
-    </w:tblStylePr>
-    <w:tblStylePr w:type="lastRow">
+    <w:tblStylePr w:type="firstRow">
       <w:rPr>
         <w:b/>
         <w:color w:val="404040"/>
@@ -11484,6 +12848,52 @@
         </w:tcBorders>
       </w:tcPr>
     </w:tblStylePr>
+    <w:tblStylePr w:type="lastCol">
+      <w:rPr>
+        <w:i/>
+        <w:color w:val="404040"/>
+      </w:rPr>
+      <w:pPr>
+        <w:pBdr/>
+        <w:spacing/>
+        <w:ind/>
+      </w:pPr>
+      <w:tblPr>
+        <w:tblBorders/>
+      </w:tblPr>
+      <w:tcPr>
+        <w:shd w:val="clear" w:color="ffffff"/>
+        <w:tcBorders>
+          <w:top w:val="none" w:color="000000" w:sz="4" w:space="0"/>
+          <w:left w:val="none" w:color="000000" w:sz="4" w:space="0"/>
+          <w:bottom w:val="none" w:color="000000" w:sz="4" w:space="0"/>
+          <w:right w:val="none" w:color="000000" w:sz="4" w:space="0"/>
+        </w:tcBorders>
+      </w:tcPr>
+    </w:tblStylePr>
+    <w:tblStylePr w:type="lastRow">
+      <w:rPr>
+        <w:b/>
+        <w:color w:val="404040"/>
+      </w:rPr>
+      <w:pPr>
+        <w:pBdr/>
+        <w:spacing/>
+        <w:ind/>
+      </w:pPr>
+      <w:tblPr>
+        <w:tblBorders/>
+      </w:tblPr>
+      <w:tcPr>
+        <w:shd w:val="clear" w:color="ffffff"/>
+        <w:tcBorders>
+          <w:top w:val="none" w:color="000000" w:sz="4" w:space="0"/>
+          <w:left w:val="none" w:color="000000" w:sz="4" w:space="0"/>
+          <w:bottom w:val="none" w:color="000000" w:sz="4" w:space="0"/>
+          <w:right w:val="none" w:color="000000" w:sz="4" w:space="0"/>
+        </w:tcBorders>
+      </w:tcPr>
+    </w:tblStylePr>
     <w:tblStylePr w:type="nwCell">
       <w:pPr>
         <w:pBdr/>
@@ -11550,9 +12960,9 @@
       </w:tcPr>
     </w:tblStylePr>
   </w:style>
-  <w:style w:type="table" w:styleId="37">
+  <w:style w:type="table" w:styleId="764">
     <w:name w:val="Grid Table 3 - Accent 4"/>
-    <w:basedOn w:val="665"/>
+    <w:basedOn w:val="925"/>
     <w:uiPriority w:val="99"/>
     <w:pPr>
       <w:pBdr/>
@@ -11651,29 +13061,6 @@
         <w:tblBorders/>
       </w:tblPr>
       <w:tcPr>
-        <w:shd w:color="ffffff"/>
-        <w:tcBorders>
-          <w:top w:val="none" w:color="000000" w:sz="4" w:space="0"/>
-          <w:left w:val="none" w:color="000000" w:sz="4" w:space="0"/>
-          <w:bottom w:val="none" w:color="000000" w:sz="4" w:space="0"/>
-          <w:right w:val="none" w:color="000000" w:sz="4" w:space="0"/>
-        </w:tcBorders>
-      </w:tcPr>
-    </w:tblStylePr>
-    <w:tblStylePr w:type="firstRow">
-      <w:rPr>
-        <w:b/>
-        <w:color w:val="404040"/>
-      </w:rPr>
-      <w:pPr>
-        <w:pBdr/>
-        <w:spacing/>
-        <w:ind/>
-      </w:pPr>
-      <w:tblPr>
-        <w:tblBorders/>
-      </w:tblPr>
-      <w:tcPr>
         <w:shd w:val="clear" w:color="ffffff"/>
         <w:tcBorders>
           <w:top w:val="none" w:color="000000" w:sz="4" w:space="0"/>
@@ -11683,30 +13070,7 @@
         </w:tcBorders>
       </w:tcPr>
     </w:tblStylePr>
-    <w:tblStylePr w:type="lastCol">
-      <w:rPr>
-        <w:i/>
-        <w:color w:val="404040"/>
-      </w:rPr>
-      <w:pPr>
-        <w:pBdr/>
-        <w:spacing/>
-        <w:ind/>
-      </w:pPr>
-      <w:tblPr>
-        <w:tblBorders/>
-      </w:tblPr>
-      <w:tcPr>
-        <w:shd w:color="ffffff"/>
-        <w:tcBorders>
-          <w:top w:val="none" w:color="000000" w:sz="4" w:space="0"/>
-          <w:left w:val="none" w:color="000000" w:sz="4" w:space="0"/>
-          <w:bottom w:val="none" w:color="000000" w:sz="4" w:space="0"/>
-          <w:right w:val="none" w:color="000000" w:sz="4" w:space="0"/>
-        </w:tcBorders>
-      </w:tcPr>
-    </w:tblStylePr>
-    <w:tblStylePr w:type="lastRow">
+    <w:tblStylePr w:type="firstRow">
       <w:rPr>
         <w:b/>
         <w:color w:val="404040"/>
@@ -11729,6 +13093,52 @@
         </w:tcBorders>
       </w:tcPr>
     </w:tblStylePr>
+    <w:tblStylePr w:type="lastCol">
+      <w:rPr>
+        <w:i/>
+        <w:color w:val="404040"/>
+      </w:rPr>
+      <w:pPr>
+        <w:pBdr/>
+        <w:spacing/>
+        <w:ind/>
+      </w:pPr>
+      <w:tblPr>
+        <w:tblBorders/>
+      </w:tblPr>
+      <w:tcPr>
+        <w:shd w:val="clear" w:color="ffffff"/>
+        <w:tcBorders>
+          <w:top w:val="none" w:color="000000" w:sz="4" w:space="0"/>
+          <w:left w:val="none" w:color="000000" w:sz="4" w:space="0"/>
+          <w:bottom w:val="none" w:color="000000" w:sz="4" w:space="0"/>
+          <w:right w:val="none" w:color="000000" w:sz="4" w:space="0"/>
+        </w:tcBorders>
+      </w:tcPr>
+    </w:tblStylePr>
+    <w:tblStylePr w:type="lastRow">
+      <w:rPr>
+        <w:b/>
+        <w:color w:val="404040"/>
+      </w:rPr>
+      <w:pPr>
+        <w:pBdr/>
+        <w:spacing/>
+        <w:ind/>
+      </w:pPr>
+      <w:tblPr>
+        <w:tblBorders/>
+      </w:tblPr>
+      <w:tcPr>
+        <w:shd w:val="clear" w:color="ffffff"/>
+        <w:tcBorders>
+          <w:top w:val="none" w:color="000000" w:sz="4" w:space="0"/>
+          <w:left w:val="none" w:color="000000" w:sz="4" w:space="0"/>
+          <w:bottom w:val="none" w:color="000000" w:sz="4" w:space="0"/>
+          <w:right w:val="none" w:color="000000" w:sz="4" w:space="0"/>
+        </w:tcBorders>
+      </w:tcPr>
+    </w:tblStylePr>
     <w:tblStylePr w:type="nwCell">
       <w:pPr>
         <w:pBdr/>
@@ -11795,9 +13205,9 @@
       </w:tcPr>
     </w:tblStylePr>
   </w:style>
-  <w:style w:type="table" w:styleId="38">
+  <w:style w:type="table" w:styleId="765">
     <w:name w:val="Grid Table 3 - Accent 5"/>
-    <w:basedOn w:val="665"/>
+    <w:basedOn w:val="925"/>
     <w:uiPriority w:val="99"/>
     <w:pPr>
       <w:pBdr/>
@@ -11896,29 +13306,6 @@
         <w:tblBorders/>
       </w:tblPr>
       <w:tcPr>
-        <w:shd w:color="ffffff"/>
-        <w:tcBorders>
-          <w:top w:val="none" w:color="000000" w:sz="4" w:space="0"/>
-          <w:left w:val="none" w:color="000000" w:sz="4" w:space="0"/>
-          <w:bottom w:val="none" w:color="000000" w:sz="4" w:space="0"/>
-          <w:right w:val="none" w:color="000000" w:sz="4" w:space="0"/>
-        </w:tcBorders>
-      </w:tcPr>
-    </w:tblStylePr>
-    <w:tblStylePr w:type="firstRow">
-      <w:rPr>
-        <w:b/>
-        <w:color w:val="404040"/>
-      </w:rPr>
-      <w:pPr>
-        <w:pBdr/>
-        <w:spacing/>
-        <w:ind/>
-      </w:pPr>
-      <w:tblPr>
-        <w:tblBorders/>
-      </w:tblPr>
-      <w:tcPr>
         <w:shd w:val="clear" w:color="ffffff"/>
         <w:tcBorders>
           <w:top w:val="none" w:color="000000" w:sz="4" w:space="0"/>
@@ -11928,30 +13315,7 @@
         </w:tcBorders>
       </w:tcPr>
     </w:tblStylePr>
-    <w:tblStylePr w:type="lastCol">
-      <w:rPr>
-        <w:i/>
-        <w:color w:val="404040"/>
-      </w:rPr>
-      <w:pPr>
-        <w:pBdr/>
-        <w:spacing/>
-        <w:ind/>
-      </w:pPr>
-      <w:tblPr>
-        <w:tblBorders/>
-      </w:tblPr>
-      <w:tcPr>
-        <w:shd w:color="ffffff"/>
-        <w:tcBorders>
-          <w:top w:val="none" w:color="000000" w:sz="4" w:space="0"/>
-          <w:left w:val="none" w:color="000000" w:sz="4" w:space="0"/>
-          <w:bottom w:val="none" w:color="000000" w:sz="4" w:space="0"/>
-          <w:right w:val="none" w:color="000000" w:sz="4" w:space="0"/>
-        </w:tcBorders>
-      </w:tcPr>
-    </w:tblStylePr>
-    <w:tblStylePr w:type="lastRow">
+    <w:tblStylePr w:type="firstRow">
       <w:rPr>
         <w:b/>
         <w:color w:val="404040"/>
@@ -11974,6 +13338,52 @@
         </w:tcBorders>
       </w:tcPr>
     </w:tblStylePr>
+    <w:tblStylePr w:type="lastCol">
+      <w:rPr>
+        <w:i/>
+        <w:color w:val="404040"/>
+      </w:rPr>
+      <w:pPr>
+        <w:pBdr/>
+        <w:spacing/>
+        <w:ind/>
+      </w:pPr>
+      <w:tblPr>
+        <w:tblBorders/>
+      </w:tblPr>
+      <w:tcPr>
+        <w:shd w:val="clear" w:color="ffffff"/>
+        <w:tcBorders>
+          <w:top w:val="none" w:color="000000" w:sz="4" w:space="0"/>
+          <w:left w:val="none" w:color="000000" w:sz="4" w:space="0"/>
+          <w:bottom w:val="none" w:color="000000" w:sz="4" w:space="0"/>
+          <w:right w:val="none" w:color="000000" w:sz="4" w:space="0"/>
+        </w:tcBorders>
+      </w:tcPr>
+    </w:tblStylePr>
+    <w:tblStylePr w:type="lastRow">
+      <w:rPr>
+        <w:b/>
+        <w:color w:val="404040"/>
+      </w:rPr>
+      <w:pPr>
+        <w:pBdr/>
+        <w:spacing/>
+        <w:ind/>
+      </w:pPr>
+      <w:tblPr>
+        <w:tblBorders/>
+      </w:tblPr>
+      <w:tcPr>
+        <w:shd w:val="clear" w:color="ffffff"/>
+        <w:tcBorders>
+          <w:top w:val="none" w:color="000000" w:sz="4" w:space="0"/>
+          <w:left w:val="none" w:color="000000" w:sz="4" w:space="0"/>
+          <w:bottom w:val="none" w:color="000000" w:sz="4" w:space="0"/>
+          <w:right w:val="none" w:color="000000" w:sz="4" w:space="0"/>
+        </w:tcBorders>
+      </w:tcPr>
+    </w:tblStylePr>
     <w:tblStylePr w:type="nwCell">
       <w:pPr>
         <w:pBdr/>
@@ -12040,9 +13450,9 @@
       </w:tcPr>
     </w:tblStylePr>
   </w:style>
-  <w:style w:type="table" w:styleId="39">
+  <w:style w:type="table" w:styleId="766">
     <w:name w:val="Grid Table 3 - Accent 6"/>
-    <w:basedOn w:val="665"/>
+    <w:basedOn w:val="925"/>
     <w:uiPriority w:val="99"/>
     <w:pPr>
       <w:pBdr/>
@@ -12141,29 +13551,6 @@
         <w:tblBorders/>
       </w:tblPr>
       <w:tcPr>
-        <w:shd w:color="ffffff"/>
-        <w:tcBorders>
-          <w:top w:val="none" w:color="000000" w:sz="4" w:space="0"/>
-          <w:left w:val="none" w:color="000000" w:sz="4" w:space="0"/>
-          <w:bottom w:val="none" w:color="000000" w:sz="4" w:space="0"/>
-          <w:right w:val="none" w:color="000000" w:sz="4" w:space="0"/>
-        </w:tcBorders>
-      </w:tcPr>
-    </w:tblStylePr>
-    <w:tblStylePr w:type="firstRow">
-      <w:rPr>
-        <w:b/>
-        <w:color w:val="404040"/>
-      </w:rPr>
-      <w:pPr>
-        <w:pBdr/>
-        <w:spacing/>
-        <w:ind/>
-      </w:pPr>
-      <w:tblPr>
-        <w:tblBorders/>
-      </w:tblPr>
-      <w:tcPr>
         <w:shd w:val="clear" w:color="ffffff"/>
         <w:tcBorders>
           <w:top w:val="none" w:color="000000" w:sz="4" w:space="0"/>
@@ -12173,30 +13560,7 @@
         </w:tcBorders>
       </w:tcPr>
     </w:tblStylePr>
-    <w:tblStylePr w:type="lastCol">
-      <w:rPr>
-        <w:i/>
-        <w:color w:val="404040"/>
-      </w:rPr>
-      <w:pPr>
-        <w:pBdr/>
-        <w:spacing/>
-        <w:ind/>
-      </w:pPr>
-      <w:tblPr>
-        <w:tblBorders/>
-      </w:tblPr>
-      <w:tcPr>
-        <w:shd w:color="ffffff"/>
-        <w:tcBorders>
-          <w:top w:val="none" w:color="000000" w:sz="4" w:space="0"/>
-          <w:left w:val="none" w:color="000000" w:sz="4" w:space="0"/>
-          <w:bottom w:val="none" w:color="000000" w:sz="4" w:space="0"/>
-          <w:right w:val="none" w:color="000000" w:sz="4" w:space="0"/>
-        </w:tcBorders>
-      </w:tcPr>
-    </w:tblStylePr>
-    <w:tblStylePr w:type="lastRow">
+    <w:tblStylePr w:type="firstRow">
       <w:rPr>
         <w:b/>
         <w:color w:val="404040"/>
@@ -12219,6 +13583,52 @@
         </w:tcBorders>
       </w:tcPr>
     </w:tblStylePr>
+    <w:tblStylePr w:type="lastCol">
+      <w:rPr>
+        <w:i/>
+        <w:color w:val="404040"/>
+      </w:rPr>
+      <w:pPr>
+        <w:pBdr/>
+        <w:spacing/>
+        <w:ind/>
+      </w:pPr>
+      <w:tblPr>
+        <w:tblBorders/>
+      </w:tblPr>
+      <w:tcPr>
+        <w:shd w:val="clear" w:color="ffffff"/>
+        <w:tcBorders>
+          <w:top w:val="none" w:color="000000" w:sz="4" w:space="0"/>
+          <w:left w:val="none" w:color="000000" w:sz="4" w:space="0"/>
+          <w:bottom w:val="none" w:color="000000" w:sz="4" w:space="0"/>
+          <w:right w:val="none" w:color="000000" w:sz="4" w:space="0"/>
+        </w:tcBorders>
+      </w:tcPr>
+    </w:tblStylePr>
+    <w:tblStylePr w:type="lastRow">
+      <w:rPr>
+        <w:b/>
+        <w:color w:val="404040"/>
+      </w:rPr>
+      <w:pPr>
+        <w:pBdr/>
+        <w:spacing/>
+        <w:ind/>
+      </w:pPr>
+      <w:tblPr>
+        <w:tblBorders/>
+      </w:tblPr>
+      <w:tcPr>
+        <w:shd w:val="clear" w:color="ffffff"/>
+        <w:tcBorders>
+          <w:top w:val="none" w:color="000000" w:sz="4" w:space="0"/>
+          <w:left w:val="none" w:color="000000" w:sz="4" w:space="0"/>
+          <w:bottom w:val="none" w:color="000000" w:sz="4" w:space="0"/>
+          <w:right w:val="none" w:color="000000" w:sz="4" w:space="0"/>
+        </w:tcBorders>
+      </w:tcPr>
+    </w:tblStylePr>
     <w:tblStylePr w:type="nwCell">
       <w:pPr>
         <w:pBdr/>
@@ -12285,9 +13695,9 @@
       </w:tcPr>
     </w:tblStylePr>
   </w:style>
-  <w:style w:type="table" w:styleId="40">
+  <w:style w:type="table" w:styleId="767">
     <w:name w:val="Grid Table 4"/>
-    <w:basedOn w:val="665"/>
+    <w:basedOn w:val="925"/>
     <w:uiPriority w:val="59"/>
     <w:pPr>
       <w:pBdr/>
@@ -12518,9 +13928,9 @@
       </w:tcPr>
     </w:tblStylePr>
   </w:style>
-  <w:style w:type="table" w:styleId="41">
+  <w:style w:type="table" w:styleId="768">
     <w:name w:val="Grid Table 4 - Accent 1"/>
-    <w:basedOn w:val="665"/>
+    <w:basedOn w:val="925"/>
     <w:uiPriority w:val="59"/>
     <w:pPr>
       <w:pBdr/>
@@ -12751,9 +14161,9 @@
       </w:tcPr>
     </w:tblStylePr>
   </w:style>
-  <w:style w:type="table" w:styleId="42">
+  <w:style w:type="table" w:styleId="769">
     <w:name w:val="Grid Table 4 - Accent 2"/>
-    <w:basedOn w:val="665"/>
+    <w:basedOn w:val="925"/>
     <w:uiPriority w:val="59"/>
     <w:pPr>
       <w:pBdr/>
@@ -12984,9 +14394,9 @@
       </w:tcPr>
     </w:tblStylePr>
   </w:style>
-  <w:style w:type="table" w:styleId="43">
+  <w:style w:type="table" w:styleId="770">
     <w:name w:val="Grid Table 4 - Accent 3"/>
-    <w:basedOn w:val="665"/>
+    <w:basedOn w:val="925"/>
     <w:uiPriority w:val="59"/>
     <w:pPr>
       <w:pBdr/>
@@ -13217,9 +14627,9 @@
       </w:tcPr>
     </w:tblStylePr>
   </w:style>
-  <w:style w:type="table" w:styleId="44">
+  <w:style w:type="table" w:styleId="771">
     <w:name w:val="Grid Table 4 - Accent 4"/>
-    <w:basedOn w:val="665"/>
+    <w:basedOn w:val="925"/>
     <w:uiPriority w:val="59"/>
     <w:pPr>
       <w:pBdr/>
@@ -13450,9 +14860,9 @@
       </w:tcPr>
     </w:tblStylePr>
   </w:style>
-  <w:style w:type="table" w:styleId="45">
+  <w:style w:type="table" w:styleId="772">
     <w:name w:val="Grid Table 4 - Accent 5"/>
-    <w:basedOn w:val="665"/>
+    <w:basedOn w:val="925"/>
     <w:uiPriority w:val="59"/>
     <w:pPr>
       <w:pBdr/>
@@ -13683,9 +15093,9 @@
       </w:tcPr>
     </w:tblStylePr>
   </w:style>
-  <w:style w:type="table" w:styleId="46">
+  <w:style w:type="table" w:styleId="773">
     <w:name w:val="Grid Table 4 - Accent 6"/>
-    <w:basedOn w:val="665"/>
+    <w:basedOn w:val="925"/>
     <w:uiPriority w:val="59"/>
     <w:pPr>
       <w:pBdr/>
@@ -13916,9 +15326,9 @@
       </w:tcPr>
     </w:tblStylePr>
   </w:style>
-  <w:style w:type="table" w:styleId="47">
+  <w:style w:type="table" w:styleId="774">
     <w:name w:val="Grid Table 5 Dark"/>
-    <w:basedOn w:val="665"/>
+    <w:basedOn w:val="925"/>
     <w:uiPriority w:val="99"/>
     <w:pPr>
       <w:pBdr/>
@@ -14144,9 +15554,9 @@
       </w:tcPr>
     </w:tblStylePr>
   </w:style>
-  <w:style w:type="table" w:styleId="48">
+  <w:style w:type="table" w:styleId="775">
     <w:name w:val="Grid Table 5 Dark- Accent 1"/>
-    <w:basedOn w:val="665"/>
+    <w:basedOn w:val="925"/>
     <w:uiPriority w:val="99"/>
     <w:pPr>
       <w:pBdr/>
@@ -14372,9 +15782,9 @@
       </w:tcPr>
     </w:tblStylePr>
   </w:style>
-  <w:style w:type="table" w:styleId="49">
+  <w:style w:type="table" w:styleId="776">
     <w:name w:val="Grid Table 5 Dark - Accent 2"/>
-    <w:basedOn w:val="665"/>
+    <w:basedOn w:val="925"/>
     <w:uiPriority w:val="99"/>
     <w:pPr>
       <w:pBdr/>
@@ -14600,9 +16010,9 @@
       </w:tcPr>
     </w:tblStylePr>
   </w:style>
-  <w:style w:type="table" w:styleId="50">
+  <w:style w:type="table" w:styleId="777">
     <w:name w:val="Grid Table 5 Dark - Accent 3"/>
-    <w:basedOn w:val="665"/>
+    <w:basedOn w:val="925"/>
     <w:uiPriority w:val="99"/>
     <w:pPr>
       <w:pBdr/>
@@ -14828,9 +16238,9 @@
       </w:tcPr>
     </w:tblStylePr>
   </w:style>
-  <w:style w:type="table" w:styleId="51">
+  <w:style w:type="table" w:styleId="778">
     <w:name w:val="Grid Table 5 Dark- Accent 4"/>
-    <w:basedOn w:val="665"/>
+    <w:basedOn w:val="925"/>
     <w:uiPriority w:val="99"/>
     <w:pPr>
       <w:pBdr/>
@@ -15056,9 +16466,9 @@
       </w:tcPr>
     </w:tblStylePr>
   </w:style>
-  <w:style w:type="table" w:styleId="52">
+  <w:style w:type="table" w:styleId="779">
     <w:name w:val="Grid Table 5 Dark - Accent 5"/>
-    <w:basedOn w:val="665"/>
+    <w:basedOn w:val="925"/>
     <w:uiPriority w:val="99"/>
     <w:pPr>
       <w:pBdr/>
@@ -15284,9 +16694,9 @@
       </w:tcPr>
     </w:tblStylePr>
   </w:style>
-  <w:style w:type="table" w:styleId="53">
+  <w:style w:type="table" w:styleId="780">
     <w:name w:val="Grid Table 5 Dark - Accent 6"/>
-    <w:basedOn w:val="665"/>
+    <w:basedOn w:val="925"/>
     <w:uiPriority w:val="99"/>
     <w:pPr>
       <w:pBdr/>
@@ -15512,9 +16922,9 @@
       </w:tcPr>
     </w:tblStylePr>
   </w:style>
-  <w:style w:type="table" w:styleId="54">
+  <w:style w:type="table" w:styleId="781">
     <w:name w:val="Grid Table 6 Colorful"/>
-    <w:basedOn w:val="665"/>
+    <w:basedOn w:val="925"/>
     <w:uiPriority w:val="99"/>
     <w:pPr>
       <w:pBdr/>
@@ -15742,9 +17152,9 @@
       </w:tcPr>
     </w:tblStylePr>
   </w:style>
-  <w:style w:type="table" w:styleId="55">
+  <w:style w:type="table" w:styleId="782">
     <w:name w:val="Grid Table 6 Colorful - Accent 1"/>
-    <w:basedOn w:val="665"/>
+    <w:basedOn w:val="925"/>
     <w:uiPriority w:val="99"/>
     <w:pPr>
       <w:pBdr/>
@@ -15972,9 +17382,9 @@
       </w:tcPr>
     </w:tblStylePr>
   </w:style>
-  <w:style w:type="table" w:styleId="56">
+  <w:style w:type="table" w:styleId="783">
     <w:name w:val="Grid Table 6 Colorful - Accent 2"/>
-    <w:basedOn w:val="665"/>
+    <w:basedOn w:val="925"/>
     <w:uiPriority w:val="99"/>
     <w:pPr>
       <w:pBdr/>
@@ -16202,9 +17612,9 @@
       </w:tcPr>
     </w:tblStylePr>
   </w:style>
-  <w:style w:type="table" w:styleId="57">
+  <w:style w:type="table" w:styleId="784">
     <w:name w:val="Grid Table 6 Colorful - Accent 3"/>
-    <w:basedOn w:val="665"/>
+    <w:basedOn w:val="925"/>
     <w:uiPriority w:val="99"/>
     <w:pPr>
       <w:pBdr/>
@@ -16432,9 +17842,9 @@
       </w:tcPr>
     </w:tblStylePr>
   </w:style>
-  <w:style w:type="table" w:styleId="58">
+  <w:style w:type="table" w:styleId="785">
     <w:name w:val="Grid Table 6 Colorful - Accent 4"/>
-    <w:basedOn w:val="665"/>
+    <w:basedOn w:val="925"/>
     <w:uiPriority w:val="99"/>
     <w:pPr>
       <w:pBdr/>
@@ -16662,9 +18072,9 @@
       </w:tcPr>
     </w:tblStylePr>
   </w:style>
-  <w:style w:type="table" w:styleId="59">
+  <w:style w:type="table" w:styleId="786">
     <w:name w:val="Grid Table 6 Colorful - Accent 5"/>
-    <w:basedOn w:val="665"/>
+    <w:basedOn w:val="925"/>
     <w:uiPriority w:val="99"/>
     <w:pPr>
       <w:pBdr/>
@@ -16892,9 +18302,9 @@
       </w:tcPr>
     </w:tblStylePr>
   </w:style>
-  <w:style w:type="table" w:styleId="60">
+  <w:style w:type="table" w:styleId="787">
     <w:name w:val="Grid Table 6 Colorful - Accent 6"/>
-    <w:basedOn w:val="665"/>
+    <w:basedOn w:val="925"/>
     <w:uiPriority w:val="99"/>
     <w:pPr>
       <w:pBdr/>
@@ -17122,9 +18532,9 @@
       </w:tcPr>
     </w:tblStylePr>
   </w:style>
-  <w:style w:type="table" w:styleId="61">
+  <w:style w:type="table" w:styleId="788">
     <w:name w:val="Grid Table 7 Colorful"/>
-    <w:basedOn w:val="665"/>
+    <w:basedOn w:val="925"/>
     <w:uiPriority w:val="99"/>
     <w:pPr>
       <w:pBdr/>
@@ -17226,11 +18636,11 @@
         <w:tblBorders/>
       </w:tblPr>
       <w:tcPr>
-        <w:shd w:color="ffffff"/>
+        <w:shd w:val="clear" w:color="ffffff"/>
         <w:tcBorders>
-          <w:top w:val="none"/>
-          <w:left w:val="none"/>
-          <w:bottom w:val="none"/>
+          <w:top w:val="none" w:color="000000" w:sz="4" w:space="0"/>
+          <w:left w:val="none" w:color="000000" w:sz="4" w:space="0"/>
+          <w:bottom w:val="none" w:color="000000" w:sz="4" w:space="0"/>
           <w:right w:val="single" w:color="000000" w:themeColor="text1" w:themeTint="80" w:sz="4" w:space="0"/>
         </w:tcBorders>
       </w:tcPr>
@@ -17253,10 +18663,10 @@
       <w:tcPr>
         <w:shd w:val="clear" w:color="ffffff" w:themeColor="light1" w:fill="ffffff" w:themeFill="light1"/>
         <w:tcBorders>
-          <w:top w:val="none"/>
-          <w:left w:val="none"/>
+          <w:top w:val="none" w:color="000000" w:sz="4" w:space="0"/>
+          <w:left w:val="none" w:color="000000" w:sz="4" w:space="0"/>
           <w:bottom w:val="single" w:color="000000" w:themeColor="text1" w:themeTint="80" w:sz="4" w:space="0"/>
-          <w:right w:val="none"/>
+          <w:right w:val="none" w:color="000000" w:sz="4" w:space="0"/>
         </w:tcBorders>
       </w:tcPr>
     </w:tblStylePr>
@@ -17276,12 +18686,12 @@
         <w:tblBorders/>
       </w:tblPr>
       <w:tcPr>
-        <w:shd w:color="ffffff"/>
+        <w:shd w:val="clear" w:color="ffffff"/>
         <w:tcBorders>
-          <w:top w:val="none"/>
+          <w:top w:val="none" w:color="000000" w:sz="4" w:space="0"/>
           <w:left w:val="single" w:color="000000" w:themeColor="text1" w:themeTint="80" w:sz="4" w:space="0"/>
-          <w:bottom w:val="none"/>
-          <w:right w:val="none"/>
+          <w:bottom w:val="none" w:color="000000" w:sz="4" w:space="0"/>
+          <w:right w:val="none" w:color="000000" w:sz="4" w:space="0"/>
         </w:tcBorders>
       </w:tcPr>
     </w:tblStylePr>
@@ -17304,9 +18714,9 @@
         <w:shd w:val="clear" w:color="ffffff" w:themeColor="light1" w:fill="ffffff" w:themeFill="light1"/>
         <w:tcBorders>
           <w:top w:val="single" w:color="000000" w:themeColor="text1" w:themeTint="80" w:sz="4" w:space="0"/>
-          <w:left w:val="none"/>
-          <w:bottom w:val="none"/>
-          <w:right w:val="none"/>
+          <w:left w:val="none" w:color="000000" w:sz="4" w:space="0"/>
+          <w:bottom w:val="none" w:color="000000" w:sz="4" w:space="0"/>
+          <w:right w:val="none" w:color="000000" w:sz="4" w:space="0"/>
         </w:tcBorders>
       </w:tcPr>
     </w:tblStylePr>
@@ -17376,9 +18786,9 @@
       </w:tcPr>
     </w:tblStylePr>
   </w:style>
-  <w:style w:type="table" w:styleId="62">
+  <w:style w:type="table" w:styleId="789">
     <w:name w:val="Grid Table 7 Colorful - Accent 1"/>
-    <w:basedOn w:val="665"/>
+    <w:basedOn w:val="925"/>
     <w:uiPriority w:val="99"/>
     <w:pPr>
       <w:pBdr/>
@@ -17480,11 +18890,11 @@
         <w:tblBorders/>
       </w:tblPr>
       <w:tcPr>
-        <w:shd w:color="ffffff"/>
+        <w:shd w:val="clear" w:color="ffffff"/>
         <w:tcBorders>
-          <w:top w:val="none"/>
-          <w:left w:val="none"/>
-          <w:bottom w:val="none"/>
+          <w:top w:val="none" w:color="000000" w:sz="4" w:space="0"/>
+          <w:left w:val="none" w:color="000000" w:sz="4" w:space="0"/>
+          <w:bottom w:val="none" w:color="000000" w:sz="4" w:space="0"/>
           <w:right w:val="single" w:color="000000" w:themeColor="accent1" w:themeTint="80" w:sz="4" w:space="0"/>
         </w:tcBorders>
       </w:tcPr>
@@ -17507,10 +18917,10 @@
       <w:tcPr>
         <w:shd w:val="clear" w:color="ffffff" w:themeColor="light1" w:fill="ffffff" w:themeFill="light1"/>
         <w:tcBorders>
-          <w:top w:val="none"/>
-          <w:left w:val="none"/>
+          <w:top w:val="none" w:color="000000" w:sz="4" w:space="0"/>
+          <w:left w:val="none" w:color="000000" w:sz="4" w:space="0"/>
           <w:bottom w:val="single" w:color="000000" w:themeColor="accent1" w:themeTint="80" w:sz="4" w:space="0"/>
-          <w:right w:val="none"/>
+          <w:right w:val="none" w:color="000000" w:sz="4" w:space="0"/>
         </w:tcBorders>
       </w:tcPr>
     </w:tblStylePr>
@@ -17530,12 +18940,12 @@
         <w:tblBorders/>
       </w:tblPr>
       <w:tcPr>
-        <w:shd w:color="ffffff"/>
+        <w:shd w:val="clear" w:color="ffffff"/>
         <w:tcBorders>
-          <w:top w:val="none"/>
+          <w:top w:val="none" w:color="000000" w:sz="4" w:space="0"/>
           <w:left w:val="single" w:color="000000" w:themeColor="accent1" w:themeTint="80" w:sz="4" w:space="0"/>
-          <w:bottom w:val="none"/>
-          <w:right w:val="none"/>
+          <w:bottom w:val="none" w:color="000000" w:sz="4" w:space="0"/>
+          <w:right w:val="none" w:color="000000" w:sz="4" w:space="0"/>
         </w:tcBorders>
       </w:tcPr>
     </w:tblStylePr>
@@ -17558,9 +18968,9 @@
         <w:shd w:val="clear" w:color="ffffff" w:themeColor="light1" w:fill="ffffff" w:themeFill="light1"/>
         <w:tcBorders>
           <w:top w:val="single" w:color="000000" w:themeColor="accent1" w:themeTint="80" w:sz="4" w:space="0"/>
-          <w:left w:val="none"/>
-          <w:bottom w:val="none"/>
-          <w:right w:val="none"/>
+          <w:left w:val="none" w:color="000000" w:sz="4" w:space="0"/>
+          <w:bottom w:val="none" w:color="000000" w:sz="4" w:space="0"/>
+          <w:right w:val="none" w:color="000000" w:sz="4" w:space="0"/>
         </w:tcBorders>
       </w:tcPr>
     </w:tblStylePr>
@@ -17630,9 +19040,9 @@
       </w:tcPr>
     </w:tblStylePr>
   </w:style>
-  <w:style w:type="table" w:styleId="63">
+  <w:style w:type="table" w:styleId="790">
     <w:name w:val="Grid Table 7 Colorful - Accent 2"/>
-    <w:basedOn w:val="665"/>
+    <w:basedOn w:val="925"/>
     <w:uiPriority w:val="99"/>
     <w:pPr>
       <w:pBdr/>
@@ -17734,11 +19144,11 @@
         <w:tblBorders/>
       </w:tblPr>
       <w:tcPr>
-        <w:shd w:color="ffffff"/>
+        <w:shd w:val="clear" w:color="ffffff"/>
         <w:tcBorders>
-          <w:top w:val="none"/>
-          <w:left w:val="none"/>
-          <w:bottom w:val="none"/>
+          <w:top w:val="none" w:color="000000" w:sz="4" w:space="0"/>
+          <w:left w:val="none" w:color="000000" w:sz="4" w:space="0"/>
+          <w:bottom w:val="none" w:color="000000" w:sz="4" w:space="0"/>
           <w:right w:val="single" w:color="000000" w:themeColor="accent2" w:themeTint="97" w:sz="4" w:space="0"/>
         </w:tcBorders>
       </w:tcPr>
@@ -17761,10 +19171,10 @@
       <w:tcPr>
         <w:shd w:val="clear" w:color="ffffff" w:themeColor="light1" w:fill="ffffff" w:themeFill="light1"/>
         <w:tcBorders>
-          <w:top w:val="none"/>
-          <w:left w:val="none"/>
+          <w:top w:val="none" w:color="000000" w:sz="4" w:space="0"/>
+          <w:left w:val="none" w:color="000000" w:sz="4" w:space="0"/>
           <w:bottom w:val="single" w:color="000000" w:themeColor="accent2" w:themeTint="97" w:sz="4" w:space="0"/>
-          <w:right w:val="none"/>
+          <w:right w:val="none" w:color="000000" w:sz="4" w:space="0"/>
         </w:tcBorders>
       </w:tcPr>
     </w:tblStylePr>
@@ -17784,12 +19194,12 @@
         <w:tblBorders/>
       </w:tblPr>
       <w:tcPr>
-        <w:shd w:color="ffffff"/>
+        <w:shd w:val="clear" w:color="ffffff"/>
         <w:tcBorders>
-          <w:top w:val="none"/>
+          <w:top w:val="none" w:color="000000" w:sz="4" w:space="0"/>
           <w:left w:val="single" w:color="000000" w:themeColor="accent2" w:themeTint="97" w:sz="4" w:space="0"/>
-          <w:bottom w:val="none"/>
-          <w:right w:val="none"/>
+          <w:bottom w:val="none" w:color="000000" w:sz="4" w:space="0"/>
+          <w:right w:val="none" w:color="000000" w:sz="4" w:space="0"/>
         </w:tcBorders>
       </w:tcPr>
     </w:tblStylePr>
@@ -17812,9 +19222,9 @@
         <w:shd w:val="clear" w:color="ffffff" w:themeColor="light1" w:fill="ffffff" w:themeFill="light1"/>
         <w:tcBorders>
           <w:top w:val="single" w:color="000000" w:themeColor="accent2" w:themeTint="97" w:sz="4" w:space="0"/>
-          <w:left w:val="none"/>
-          <w:bottom w:val="none"/>
-          <w:right w:val="none"/>
+          <w:left w:val="none" w:color="000000" w:sz="4" w:space="0"/>
+          <w:bottom w:val="none" w:color="000000" w:sz="4" w:space="0"/>
+          <w:right w:val="none" w:color="000000" w:sz="4" w:space="0"/>
         </w:tcBorders>
       </w:tcPr>
     </w:tblStylePr>
@@ -17884,9 +19294,9 @@
       </w:tcPr>
     </w:tblStylePr>
   </w:style>
-  <w:style w:type="table" w:styleId="64">
+  <w:style w:type="table" w:styleId="791">
     <w:name w:val="Grid Table 7 Colorful - Accent 3"/>
-    <w:basedOn w:val="665"/>
+    <w:basedOn w:val="925"/>
     <w:uiPriority w:val="99"/>
     <w:pPr>
       <w:pBdr/>
@@ -17988,11 +19398,11 @@
         <w:tblBorders/>
       </w:tblPr>
       <w:tcPr>
-        <w:shd w:color="ffffff"/>
+        <w:shd w:val="clear" w:color="ffffff"/>
         <w:tcBorders>
-          <w:top w:val="none"/>
-          <w:left w:val="none"/>
-          <w:bottom w:val="none"/>
+          <w:top w:val="none" w:color="000000" w:sz="4" w:space="0"/>
+          <w:left w:val="none" w:color="000000" w:sz="4" w:space="0"/>
+          <w:bottom w:val="none" w:color="000000" w:sz="4" w:space="0"/>
           <w:right w:val="single" w:color="000000" w:themeColor="accent3" w:themeTint="FE" w:sz="4" w:space="0"/>
         </w:tcBorders>
       </w:tcPr>
@@ -18015,10 +19425,10 @@
       <w:tcPr>
         <w:shd w:val="clear" w:color="ffffff" w:themeColor="light1" w:fill="ffffff" w:themeFill="light1"/>
         <w:tcBorders>
-          <w:top w:val="none"/>
-          <w:left w:val="none"/>
+          <w:top w:val="none" w:color="000000" w:sz="4" w:space="0"/>
+          <w:left w:val="none" w:color="000000" w:sz="4" w:space="0"/>
           <w:bottom w:val="single" w:color="000000" w:themeColor="accent3" w:themeTint="FE" w:sz="4" w:space="0"/>
-          <w:right w:val="none"/>
+          <w:right w:val="none" w:color="000000" w:sz="4" w:space="0"/>
         </w:tcBorders>
       </w:tcPr>
     </w:tblStylePr>
@@ -18038,12 +19448,12 @@
         <w:tblBorders/>
       </w:tblPr>
       <w:tcPr>
-        <w:shd w:color="ffffff"/>
+        <w:shd w:val="clear" w:color="ffffff"/>
         <w:tcBorders>
-          <w:top w:val="none"/>
+          <w:top w:val="none" w:color="000000" w:sz="4" w:space="0"/>
           <w:left w:val="single" w:color="000000" w:themeColor="accent3" w:themeTint="FE" w:sz="4" w:space="0"/>
-          <w:bottom w:val="none"/>
-          <w:right w:val="none"/>
+          <w:bottom w:val="none" w:color="000000" w:sz="4" w:space="0"/>
+          <w:right w:val="none" w:color="000000" w:sz="4" w:space="0"/>
         </w:tcBorders>
       </w:tcPr>
     </w:tblStylePr>
@@ -18066,9 +19476,9 @@
         <w:shd w:val="clear" w:color="ffffff" w:themeColor="light1" w:fill="ffffff" w:themeFill="light1"/>
         <w:tcBorders>
           <w:top w:val="single" w:color="000000" w:themeColor="accent3" w:themeTint="FE" w:sz="4" w:space="0"/>
-          <w:left w:val="none"/>
-          <w:bottom w:val="none"/>
-          <w:right w:val="none"/>
+          <w:left w:val="none" w:color="000000" w:sz="4" w:space="0"/>
+          <w:bottom w:val="none" w:color="000000" w:sz="4" w:space="0"/>
+          <w:right w:val="none" w:color="000000" w:sz="4" w:space="0"/>
         </w:tcBorders>
       </w:tcPr>
     </w:tblStylePr>
@@ -18138,9 +19548,9 @@
       </w:tcPr>
     </w:tblStylePr>
   </w:style>
-  <w:style w:type="table" w:styleId="65">
+  <w:style w:type="table" w:styleId="792">
     <w:name w:val="Grid Table 7 Colorful - Accent 4"/>
-    <w:basedOn w:val="665"/>
+    <w:basedOn w:val="925"/>
     <w:uiPriority w:val="99"/>
     <w:pPr>
       <w:pBdr/>
@@ -18242,11 +19652,11 @@
         <w:tblBorders/>
       </w:tblPr>
       <w:tcPr>
-        <w:shd w:color="ffffff"/>
+        <w:shd w:val="clear" w:color="ffffff"/>
         <w:tcBorders>
-          <w:top w:val="none"/>
-          <w:left w:val="none"/>
-          <w:bottom w:val="none"/>
+          <w:top w:val="none" w:color="000000" w:sz="4" w:space="0"/>
+          <w:left w:val="none" w:color="000000" w:sz="4" w:space="0"/>
+          <w:bottom w:val="none" w:color="000000" w:sz="4" w:space="0"/>
           <w:right w:val="single" w:color="000000" w:themeColor="accent4" w:themeTint="9A" w:sz="4" w:space="0"/>
         </w:tcBorders>
       </w:tcPr>
@@ -18269,10 +19679,10 @@
       <w:tcPr>
         <w:shd w:val="clear" w:color="ffffff" w:themeColor="light1" w:fill="ffffff" w:themeFill="light1"/>
         <w:tcBorders>
-          <w:top w:val="none"/>
-          <w:left w:val="none"/>
+          <w:top w:val="none" w:color="000000" w:sz="4" w:space="0"/>
+          <w:left w:val="none" w:color="000000" w:sz="4" w:space="0"/>
           <w:bottom w:val="single" w:color="000000" w:themeColor="accent4" w:themeTint="9A" w:sz="4" w:space="0"/>
-          <w:right w:val="none"/>
+          <w:right w:val="none" w:color="000000" w:sz="4" w:space="0"/>
         </w:tcBorders>
       </w:tcPr>
     </w:tblStylePr>
@@ -18292,12 +19702,12 @@
         <w:tblBorders/>
       </w:tblPr>
       <w:tcPr>
-        <w:shd w:color="ffffff"/>
+        <w:shd w:val="clear" w:color="ffffff"/>
         <w:tcBorders>
-          <w:top w:val="none"/>
+          <w:top w:val="none" w:color="000000" w:sz="4" w:space="0"/>
           <w:left w:val="single" w:color="000000" w:themeColor="accent4" w:themeTint="9A" w:sz="4" w:space="0"/>
-          <w:bottom w:val="none"/>
-          <w:right w:val="none"/>
+          <w:bottom w:val="none" w:color="000000" w:sz="4" w:space="0"/>
+          <w:right w:val="none" w:color="000000" w:sz="4" w:space="0"/>
         </w:tcBorders>
       </w:tcPr>
     </w:tblStylePr>
@@ -18320,9 +19730,9 @@
         <w:shd w:val="clear" w:color="ffffff" w:themeColor="light1" w:fill="ffffff" w:themeFill="light1"/>
         <w:tcBorders>
           <w:top w:val="single" w:color="000000" w:themeColor="accent4" w:themeTint="9A" w:sz="4" w:space="0"/>
-          <w:left w:val="none"/>
-          <w:bottom w:val="none"/>
-          <w:right w:val="none"/>
+          <w:left w:val="none" w:color="000000" w:sz="4" w:space="0"/>
+          <w:bottom w:val="none" w:color="000000" w:sz="4" w:space="0"/>
+          <w:right w:val="none" w:color="000000" w:sz="4" w:space="0"/>
         </w:tcBorders>
       </w:tcPr>
     </w:tblStylePr>
@@ -18392,9 +19802,9 @@
       </w:tcPr>
     </w:tblStylePr>
   </w:style>
-  <w:style w:type="table" w:styleId="66">
+  <w:style w:type="table" w:styleId="793">
     <w:name w:val="Grid Table 7 Colorful - Accent 5"/>
-    <w:basedOn w:val="665"/>
+    <w:basedOn w:val="925"/>
     <w:uiPriority w:val="99"/>
     <w:pPr>
       <w:pBdr/>
@@ -18496,11 +19906,11 @@
         <w:tblBorders/>
       </w:tblPr>
       <w:tcPr>
-        <w:shd w:color="ffffff"/>
+        <w:shd w:val="clear" w:color="ffffff"/>
         <w:tcBorders>
-          <w:top w:val="none"/>
-          <w:left w:val="none"/>
-          <w:bottom w:val="none"/>
+          <w:top w:val="none" w:color="000000" w:sz="4" w:space="0"/>
+          <w:left w:val="none" w:color="000000" w:sz="4" w:space="0"/>
+          <w:bottom w:val="none" w:color="000000" w:sz="4" w:space="0"/>
           <w:right w:val="single" w:color="000000" w:themeColor="accent5" w:themeTint="90" w:sz="4" w:space="0"/>
         </w:tcBorders>
       </w:tcPr>
@@ -18523,10 +19933,10 @@
       <w:tcPr>
         <w:shd w:val="clear" w:color="ffffff" w:themeColor="light1" w:fill="ffffff" w:themeFill="light1"/>
         <w:tcBorders>
-          <w:top w:val="none"/>
-          <w:left w:val="none"/>
+          <w:top w:val="none" w:color="000000" w:sz="4" w:space="0"/>
+          <w:left w:val="none" w:color="000000" w:sz="4" w:space="0"/>
           <w:bottom w:val="single" w:color="000000" w:themeColor="accent5" w:themeTint="90" w:sz="4" w:space="0"/>
-          <w:right w:val="none"/>
+          <w:right w:val="none" w:color="000000" w:sz="4" w:space="0"/>
         </w:tcBorders>
       </w:tcPr>
     </w:tblStylePr>
@@ -18546,12 +19956,12 @@
         <w:tblBorders/>
       </w:tblPr>
       <w:tcPr>
-        <w:shd w:color="ffffff"/>
+        <w:shd w:val="clear" w:color="ffffff"/>
         <w:tcBorders>
-          <w:top w:val="none"/>
+          <w:top w:val="none" w:color="000000" w:sz="4" w:space="0"/>
           <w:left w:val="single" w:color="000000" w:themeColor="accent5" w:themeTint="90" w:sz="4" w:space="0"/>
-          <w:bottom w:val="none"/>
-          <w:right w:val="none"/>
+          <w:bottom w:val="none" w:color="000000" w:sz="4" w:space="0"/>
+          <w:right w:val="none" w:color="000000" w:sz="4" w:space="0"/>
         </w:tcBorders>
       </w:tcPr>
     </w:tblStylePr>
@@ -18574,9 +19984,9 @@
         <w:shd w:val="clear" w:color="ffffff" w:themeColor="light1" w:fill="ffffff" w:themeFill="light1"/>
         <w:tcBorders>
           <w:top w:val="single" w:color="000000" w:themeColor="accent5" w:themeTint="90" w:sz="4" w:space="0"/>
-          <w:left w:val="none"/>
-          <w:bottom w:val="none"/>
-          <w:right w:val="none"/>
+          <w:left w:val="none" w:color="000000" w:sz="4" w:space="0"/>
+          <w:bottom w:val="none" w:color="000000" w:sz="4" w:space="0"/>
+          <w:right w:val="none" w:color="000000" w:sz="4" w:space="0"/>
         </w:tcBorders>
       </w:tcPr>
     </w:tblStylePr>
@@ -18646,9 +20056,9 @@
       </w:tcPr>
     </w:tblStylePr>
   </w:style>
-  <w:style w:type="table" w:styleId="67">
+  <w:style w:type="table" w:styleId="794">
     <w:name w:val="Grid Table 7 Colorful - Accent 6"/>
-    <w:basedOn w:val="665"/>
+    <w:basedOn w:val="925"/>
     <w:uiPriority w:val="99"/>
     <w:pPr>
       <w:pBdr/>
@@ -18750,11 +20160,11 @@
         <w:tblBorders/>
       </w:tblPr>
       <w:tcPr>
-        <w:shd w:color="ffffff"/>
+        <w:shd w:val="clear" w:color="ffffff"/>
         <w:tcBorders>
-          <w:top w:val="none"/>
-          <w:left w:val="none"/>
-          <w:bottom w:val="none"/>
+          <w:top w:val="none" w:color="000000" w:sz="4" w:space="0"/>
+          <w:left w:val="none" w:color="000000" w:sz="4" w:space="0"/>
+          <w:bottom w:val="none" w:color="000000" w:sz="4" w:space="0"/>
           <w:right w:val="single" w:color="000000" w:themeColor="accent6" w:themeTint="90" w:sz="4" w:space="0"/>
         </w:tcBorders>
       </w:tcPr>
@@ -18777,10 +20187,10 @@
       <w:tcPr>
         <w:shd w:val="clear" w:color="ffffff" w:themeColor="light1" w:fill="ffffff" w:themeFill="light1"/>
         <w:tcBorders>
-          <w:top w:val="none"/>
-          <w:left w:val="none"/>
+          <w:top w:val="none" w:color="000000" w:sz="4" w:space="0"/>
+          <w:left w:val="none" w:color="000000" w:sz="4" w:space="0"/>
           <w:bottom w:val="single" w:color="000000" w:themeColor="accent6" w:themeTint="90" w:sz="4" w:space="0"/>
-          <w:right w:val="none"/>
+          <w:right w:val="none" w:color="000000" w:sz="4" w:space="0"/>
         </w:tcBorders>
       </w:tcPr>
     </w:tblStylePr>
@@ -18800,12 +20210,12 @@
         <w:tblBorders/>
       </w:tblPr>
       <w:tcPr>
-        <w:shd w:color="ffffff"/>
+        <w:shd w:val="clear" w:color="ffffff"/>
         <w:tcBorders>
-          <w:top w:val="none"/>
+          <w:top w:val="none" w:color="000000" w:sz="4" w:space="0"/>
           <w:left w:val="single" w:color="000000" w:themeColor="accent6" w:themeTint="90" w:sz="4" w:space="0"/>
-          <w:bottom w:val="none"/>
-          <w:right w:val="none"/>
+          <w:bottom w:val="none" w:color="000000" w:sz="4" w:space="0"/>
+          <w:right w:val="none" w:color="000000" w:sz="4" w:space="0"/>
         </w:tcBorders>
       </w:tcPr>
     </w:tblStylePr>
@@ -18828,9 +20238,9 @@
         <w:shd w:val="clear" w:color="ffffff" w:themeColor="light1" w:fill="ffffff" w:themeFill="light1"/>
         <w:tcBorders>
           <w:top w:val="single" w:color="000000" w:themeColor="accent6" w:themeTint="90" w:sz="4" w:space="0"/>
-          <w:left w:val="none"/>
-          <w:bottom w:val="none"/>
-          <w:right w:val="none"/>
+          <w:left w:val="none" w:color="000000" w:sz="4" w:space="0"/>
+          <w:bottom w:val="none" w:color="000000" w:sz="4" w:space="0"/>
+          <w:right w:val="none" w:color="000000" w:sz="4" w:space="0"/>
         </w:tcBorders>
       </w:tcPr>
     </w:tblStylePr>
@@ -18900,9 +20310,9 @@
       </w:tcPr>
     </w:tblStylePr>
   </w:style>
-  <w:style w:type="table" w:styleId="68">
+  <w:style w:type="table" w:styleId="795">
     <w:name w:val="List Table 1 Light"/>
-    <w:basedOn w:val="665"/>
+    <w:basedOn w:val="925"/>
     <w:uiPriority w:val="99"/>
     <w:pPr>
       <w:pBdr/>
@@ -19116,9 +20526,9 @@
       </w:tcPr>
     </w:tblStylePr>
   </w:style>
-  <w:style w:type="table" w:styleId="69">
+  <w:style w:type="table" w:styleId="796">
     <w:name w:val="List Table 1 Light - Accent 1"/>
-    <w:basedOn w:val="665"/>
+    <w:basedOn w:val="925"/>
     <w:uiPriority w:val="99"/>
     <w:pPr>
       <w:pBdr/>
@@ -19332,9 +20742,9 @@
       </w:tcPr>
     </w:tblStylePr>
   </w:style>
-  <w:style w:type="table" w:styleId="70">
+  <w:style w:type="table" w:styleId="797">
     <w:name w:val="List Table 1 Light - Accent 2"/>
-    <w:basedOn w:val="665"/>
+    <w:basedOn w:val="925"/>
     <w:uiPriority w:val="99"/>
     <w:pPr>
       <w:pBdr/>
@@ -19548,9 +20958,9 @@
       </w:tcPr>
     </w:tblStylePr>
   </w:style>
-  <w:style w:type="table" w:styleId="71">
+  <w:style w:type="table" w:styleId="798">
     <w:name w:val="List Table 1 Light - Accent 3"/>
-    <w:basedOn w:val="665"/>
+    <w:basedOn w:val="925"/>
     <w:uiPriority w:val="99"/>
     <w:pPr>
       <w:pBdr/>
@@ -19764,9 +21174,9 @@
       </w:tcPr>
     </w:tblStylePr>
   </w:style>
-  <w:style w:type="table" w:styleId="72">
+  <w:style w:type="table" w:styleId="799">
     <w:name w:val="List Table 1 Light - Accent 4"/>
-    <w:basedOn w:val="665"/>
+    <w:basedOn w:val="925"/>
     <w:uiPriority w:val="99"/>
     <w:pPr>
       <w:pBdr/>
@@ -19980,9 +21390,9 @@
       </w:tcPr>
     </w:tblStylePr>
   </w:style>
-  <w:style w:type="table" w:styleId="73">
+  <w:style w:type="table" w:styleId="800">
     <w:name w:val="List Table 1 Light - Accent 5"/>
-    <w:basedOn w:val="665"/>
+    <w:basedOn w:val="925"/>
     <w:uiPriority w:val="99"/>
     <w:pPr>
       <w:pBdr/>
@@ -20196,9 +21606,9 @@
       </w:tcPr>
     </w:tblStylePr>
   </w:style>
-  <w:style w:type="table" w:styleId="74">
+  <w:style w:type="table" w:styleId="801">
     <w:name w:val="List Table 1 Light - Accent 6"/>
-    <w:basedOn w:val="665"/>
+    <w:basedOn w:val="925"/>
     <w:uiPriority w:val="99"/>
     <w:pPr>
       <w:pBdr/>
@@ -20412,9 +21822,9 @@
       </w:tcPr>
     </w:tblStylePr>
   </w:style>
-  <w:style w:type="table" w:styleId="75">
+  <w:style w:type="table" w:styleId="802">
     <w:name w:val="List Table 2"/>
-    <w:basedOn w:val="665"/>
+    <w:basedOn w:val="925"/>
     <w:uiPriority w:val="99"/>
     <w:pPr>
       <w:pBdr/>
@@ -20650,9 +22060,9 @@
       </w:tcPr>
     </w:tblStylePr>
   </w:style>
-  <w:style w:type="table" w:styleId="76">
+  <w:style w:type="table" w:styleId="803">
     <w:name w:val="List Table 2 - Accent 1"/>
-    <w:basedOn w:val="665"/>
+    <w:basedOn w:val="925"/>
     <w:uiPriority w:val="99"/>
     <w:pPr>
       <w:pBdr/>
@@ -20888,9 +22298,9 @@
       </w:tcPr>
     </w:tblStylePr>
   </w:style>
-  <w:style w:type="table" w:styleId="77">
+  <w:style w:type="table" w:styleId="804">
     <w:name w:val="List Table 2 - Accent 2"/>
-    <w:basedOn w:val="665"/>
+    <w:basedOn w:val="925"/>
     <w:uiPriority w:val="99"/>
     <w:pPr>
       <w:pBdr/>
@@ -21126,9 +22536,9 @@
       </w:tcPr>
     </w:tblStylePr>
   </w:style>
-  <w:style w:type="table" w:styleId="78">
+  <w:style w:type="table" w:styleId="805">
     <w:name w:val="List Table 2 - Accent 3"/>
-    <w:basedOn w:val="665"/>
+    <w:basedOn w:val="925"/>
     <w:uiPriority w:val="99"/>
     <w:pPr>
       <w:pBdr/>
@@ -21364,9 +22774,9 @@
       </w:tcPr>
     </w:tblStylePr>
   </w:style>
-  <w:style w:type="table" w:styleId="79">
+  <w:style w:type="table" w:styleId="806">
     <w:name w:val="List Table 2 - Accent 4"/>
-    <w:basedOn w:val="665"/>
+    <w:basedOn w:val="925"/>
     <w:uiPriority w:val="99"/>
     <w:pPr>
       <w:pBdr/>
@@ -21602,9 +23012,9 @@
       </w:tcPr>
     </w:tblStylePr>
   </w:style>
-  <w:style w:type="table" w:styleId="80">
+  <w:style w:type="table" w:styleId="807">
     <w:name w:val="List Table 2 - Accent 5"/>
-    <w:basedOn w:val="665"/>
+    <w:basedOn w:val="925"/>
     <w:uiPriority w:val="99"/>
     <w:pPr>
       <w:pBdr/>
@@ -21840,9 +23250,9 @@
       </w:tcPr>
     </w:tblStylePr>
   </w:style>
-  <w:style w:type="table" w:styleId="81">
+  <w:style w:type="table" w:styleId="808">
     <w:name w:val="List Table 2 - Accent 6"/>
-    <w:basedOn w:val="665"/>
+    <w:basedOn w:val="925"/>
     <w:uiPriority w:val="99"/>
     <w:pPr>
       <w:pBdr/>
@@ -22078,9 +23488,9 @@
       </w:tcPr>
     </w:tblStylePr>
   </w:style>
-  <w:style w:type="table" w:styleId="82">
+  <w:style w:type="table" w:styleId="809">
     <w:name w:val="List Table 3"/>
-    <w:basedOn w:val="665"/>
+    <w:basedOn w:val="925"/>
     <w:uiPriority w:val="99"/>
     <w:pPr>
       <w:pBdr/>
@@ -22306,9 +23716,9 @@
       </w:tcPr>
     </w:tblStylePr>
   </w:style>
-  <w:style w:type="table" w:styleId="83">
+  <w:style w:type="table" w:styleId="810">
     <w:name w:val="List Table 3 - Accent 1"/>
-    <w:basedOn w:val="665"/>
+    <w:basedOn w:val="925"/>
     <w:uiPriority w:val="99"/>
     <w:pPr>
       <w:pBdr/>
@@ -22534,9 +23944,9 @@
       </w:tcPr>
     </w:tblStylePr>
   </w:style>
-  <w:style w:type="table" w:styleId="84">
+  <w:style w:type="table" w:styleId="811">
     <w:name w:val="List Table 3 - Accent 2"/>
-    <w:basedOn w:val="665"/>
+    <w:basedOn w:val="925"/>
     <w:uiPriority w:val="99"/>
     <w:pPr>
       <w:pBdr/>
@@ -22762,9 +24172,9 @@
       </w:tcPr>
     </w:tblStylePr>
   </w:style>
-  <w:style w:type="table" w:styleId="85">
+  <w:style w:type="table" w:styleId="812">
     <w:name w:val="List Table 3 - Accent 3"/>
-    <w:basedOn w:val="665"/>
+    <w:basedOn w:val="925"/>
     <w:uiPriority w:val="99"/>
     <w:pPr>
       <w:pBdr/>
@@ -22990,9 +24400,9 @@
       </w:tcPr>
     </w:tblStylePr>
   </w:style>
-  <w:style w:type="table" w:styleId="86">
+  <w:style w:type="table" w:styleId="813">
     <w:name w:val="List Table 3 - Accent 4"/>
-    <w:basedOn w:val="665"/>
+    <w:basedOn w:val="925"/>
     <w:uiPriority w:val="99"/>
     <w:pPr>
       <w:pBdr/>
@@ -23218,9 +24628,9 @@
       </w:tcPr>
     </w:tblStylePr>
   </w:style>
-  <w:style w:type="table" w:styleId="87">
+  <w:style w:type="table" w:styleId="814">
     <w:name w:val="List Table 3 - Accent 5"/>
-    <w:basedOn w:val="665"/>
+    <w:basedOn w:val="925"/>
     <w:uiPriority w:val="99"/>
     <w:pPr>
       <w:pBdr/>
@@ -23446,9 +24856,9 @@
       </w:tcPr>
     </w:tblStylePr>
   </w:style>
-  <w:style w:type="table" w:styleId="88">
+  <w:style w:type="table" w:styleId="815">
     <w:name w:val="List Table 3 - Accent 6"/>
-    <w:basedOn w:val="665"/>
+    <w:basedOn w:val="925"/>
     <w:uiPriority w:val="99"/>
     <w:pPr>
       <w:pBdr/>
@@ -23674,9 +25084,9 @@
       </w:tcPr>
     </w:tblStylePr>
   </w:style>
-  <w:style w:type="table" w:styleId="89">
+  <w:style w:type="table" w:styleId="816">
     <w:name w:val="List Table 4"/>
-    <w:basedOn w:val="665"/>
+    <w:basedOn w:val="925"/>
     <w:uiPriority w:val="99"/>
     <w:pPr>
       <w:pBdr/>
@@ -23899,9 +25309,9 @@
       </w:tcPr>
     </w:tblStylePr>
   </w:style>
-  <w:style w:type="table" w:styleId="90">
+  <w:style w:type="table" w:styleId="817">
     <w:name w:val="List Table 4 - Accent 1"/>
-    <w:basedOn w:val="665"/>
+    <w:basedOn w:val="925"/>
     <w:uiPriority w:val="99"/>
     <w:pPr>
       <w:pBdr/>
@@ -24124,9 +25534,9 @@
       </w:tcPr>
     </w:tblStylePr>
   </w:style>
-  <w:style w:type="table" w:styleId="91">
+  <w:style w:type="table" w:styleId="818">
     <w:name w:val="List Table 4 - Accent 2"/>
-    <w:basedOn w:val="665"/>
+    <w:basedOn w:val="925"/>
     <w:uiPriority w:val="99"/>
     <w:pPr>
       <w:pBdr/>
@@ -24349,9 +25759,9 @@
       </w:tcPr>
     </w:tblStylePr>
   </w:style>
-  <w:style w:type="table" w:styleId="92">
+  <w:style w:type="table" w:styleId="819">
     <w:name w:val="List Table 4 - Accent 3"/>
-    <w:basedOn w:val="665"/>
+    <w:basedOn w:val="925"/>
     <w:uiPriority w:val="99"/>
     <w:pPr>
       <w:pBdr/>
@@ -24574,9 +25984,9 @@
       </w:tcPr>
     </w:tblStylePr>
   </w:style>
-  <w:style w:type="table" w:styleId="93">
+  <w:style w:type="table" w:styleId="820">
     <w:name w:val="List Table 4 - Accent 4"/>
-    <w:basedOn w:val="665"/>
+    <w:basedOn w:val="925"/>
     <w:uiPriority w:val="99"/>
     <w:pPr>
       <w:pBdr/>
@@ -24799,9 +26209,9 @@
       </w:tcPr>
     </w:tblStylePr>
   </w:style>
-  <w:style w:type="table" w:styleId="94">
+  <w:style w:type="table" w:styleId="821">
     <w:name w:val="List Table 4 - Accent 5"/>
-    <w:basedOn w:val="665"/>
+    <w:basedOn w:val="925"/>
     <w:uiPriority w:val="99"/>
     <w:pPr>
       <w:pBdr/>
@@ -25024,9 +26434,9 @@
       </w:tcPr>
     </w:tblStylePr>
   </w:style>
-  <w:style w:type="table" w:styleId="95">
+  <w:style w:type="table" w:styleId="822">
     <w:name w:val="List Table 4 - Accent 6"/>
-    <w:basedOn w:val="665"/>
+    <w:basedOn w:val="925"/>
     <w:uiPriority w:val="99"/>
     <w:pPr>
       <w:pBdr/>
@@ -25249,9 +26659,9 @@
       </w:tcPr>
     </w:tblStylePr>
   </w:style>
-  <w:style w:type="table" w:styleId="96">
+  <w:style w:type="table" w:styleId="823">
     <w:name w:val="List Table 5 Dark"/>
-    <w:basedOn w:val="665"/>
+    <w:basedOn w:val="925"/>
     <w:uiPriority w:val="99"/>
     <w:pPr>
       <w:pBdr/>
@@ -25491,9 +26901,9 @@
       </w:tcPr>
     </w:tblStylePr>
   </w:style>
-  <w:style w:type="table" w:styleId="97">
+  <w:style w:type="table" w:styleId="824">
     <w:name w:val="List Table 5 Dark - Accent 1"/>
-    <w:basedOn w:val="665"/>
+    <w:basedOn w:val="925"/>
     <w:uiPriority w:val="99"/>
     <w:pPr>
       <w:pBdr/>
@@ -25733,9 +27143,9 @@
       </w:tcPr>
     </w:tblStylePr>
   </w:style>
-  <w:style w:type="table" w:styleId="98">
+  <w:style w:type="table" w:styleId="825">
     <w:name w:val="List Table 5 Dark - Accent 2"/>
-    <w:basedOn w:val="665"/>
+    <w:basedOn w:val="925"/>
     <w:uiPriority w:val="99"/>
     <w:pPr>
       <w:pBdr/>
@@ -25975,9 +27385,9 @@
       </w:tcPr>
     </w:tblStylePr>
   </w:style>
-  <w:style w:type="table" w:styleId="99">
+  <w:style w:type="table" w:styleId="826">
     <w:name w:val="List Table 5 Dark - Accent 3"/>
-    <w:basedOn w:val="665"/>
+    <w:basedOn w:val="925"/>
     <w:uiPriority w:val="99"/>
     <w:pPr>
       <w:pBdr/>
@@ -26217,9 +27627,9 @@
       </w:tcPr>
     </w:tblStylePr>
   </w:style>
-  <w:style w:type="table" w:styleId="100">
+  <w:style w:type="table" w:styleId="827">
     <w:name w:val="List Table 5 Dark - Accent 4"/>
-    <w:basedOn w:val="665"/>
+    <w:basedOn w:val="925"/>
     <w:uiPriority w:val="99"/>
     <w:pPr>
       <w:pBdr/>
@@ -26459,9 +27869,9 @@
       </w:tcPr>
     </w:tblStylePr>
   </w:style>
-  <w:style w:type="table" w:styleId="101">
+  <w:style w:type="table" w:styleId="828">
     <w:name w:val="List Table 5 Dark - Accent 5"/>
-    <w:basedOn w:val="665"/>
+    <w:basedOn w:val="925"/>
     <w:uiPriority w:val="99"/>
     <w:pPr>
       <w:pBdr/>
@@ -26701,9 +28111,9 @@
       </w:tcPr>
     </w:tblStylePr>
   </w:style>
-  <w:style w:type="table" w:styleId="102">
+  <w:style w:type="table" w:styleId="829">
     <w:name w:val="List Table 5 Dark - Accent 6"/>
-    <w:basedOn w:val="665"/>
+    <w:basedOn w:val="925"/>
     <w:uiPriority w:val="99"/>
     <w:pPr>
       <w:pBdr/>
@@ -26943,9 +28353,9 @@
       </w:tcPr>
     </w:tblStylePr>
   </w:style>
-  <w:style w:type="table" w:styleId="103">
+  <w:style w:type="table" w:styleId="830">
     <w:name w:val="List Table 6 Colorful"/>
-    <w:basedOn w:val="665"/>
+    <w:basedOn w:val="925"/>
     <w:uiPriority w:val="99"/>
     <w:pPr>
       <w:pBdr/>
@@ -27166,9 +28576,9 @@
       </w:tcPr>
     </w:tblStylePr>
   </w:style>
-  <w:style w:type="table" w:styleId="104">
+  <w:style w:type="table" w:styleId="831">
     <w:name w:val="List Table 6 Colorful - Accent 1"/>
-    <w:basedOn w:val="665"/>
+    <w:basedOn w:val="925"/>
     <w:uiPriority w:val="99"/>
     <w:pPr>
       <w:pBdr/>
@@ -27389,9 +28799,9 @@
       </w:tcPr>
     </w:tblStylePr>
   </w:style>
-  <w:style w:type="table" w:styleId="105">
+  <w:style w:type="table" w:styleId="832">
     <w:name w:val="List Table 6 Colorful - Accent 2"/>
-    <w:basedOn w:val="665"/>
+    <w:basedOn w:val="925"/>
     <w:uiPriority w:val="99"/>
     <w:pPr>
       <w:pBdr/>
@@ -27612,9 +29022,9 @@
       </w:tcPr>
     </w:tblStylePr>
   </w:style>
-  <w:style w:type="table" w:styleId="106">
+  <w:style w:type="table" w:styleId="833">
     <w:name w:val="List Table 6 Colorful - Accent 3"/>
-    <w:basedOn w:val="665"/>
+    <w:basedOn w:val="925"/>
     <w:uiPriority w:val="99"/>
     <w:pPr>
       <w:pBdr/>
@@ -27835,9 +29245,9 @@
       </w:tcPr>
     </w:tblStylePr>
   </w:style>
-  <w:style w:type="table" w:styleId="107">
+  <w:style w:type="table" w:styleId="834">
     <w:name w:val="List Table 6 Colorful - Accent 4"/>
-    <w:basedOn w:val="665"/>
+    <w:basedOn w:val="925"/>
     <w:uiPriority w:val="99"/>
     <w:pPr>
       <w:pBdr/>
@@ -28058,9 +29468,9 @@
       </w:tcPr>
     </w:tblStylePr>
   </w:style>
-  <w:style w:type="table" w:styleId="108">
+  <w:style w:type="table" w:styleId="835">
     <w:name w:val="List Table 6 Colorful - Accent 5"/>
-    <w:basedOn w:val="665"/>
+    <w:basedOn w:val="925"/>
     <w:uiPriority w:val="99"/>
     <w:pPr>
       <w:pBdr/>
@@ -28281,9 +29691,9 @@
       </w:tcPr>
     </w:tblStylePr>
   </w:style>
-  <w:style w:type="table" w:styleId="109">
+  <w:style w:type="table" w:styleId="836">
     <w:name w:val="List Table 6 Colorful - Accent 6"/>
-    <w:basedOn w:val="665"/>
+    <w:basedOn w:val="925"/>
     <w:uiPriority w:val="99"/>
     <w:pPr>
       <w:pBdr/>
@@ -28504,9 +29914,9 @@
       </w:tcPr>
     </w:tblStylePr>
   </w:style>
-  <w:style w:type="table" w:styleId="110">
+  <w:style w:type="table" w:styleId="837">
     <w:name w:val="List Table 7 Colorful"/>
-    <w:basedOn w:val="665"/>
+    <w:basedOn w:val="925"/>
     <w:uiPriority w:val="99"/>
     <w:pPr>
       <w:pBdr/>
@@ -28605,11 +30015,11 @@
         <w:tblBorders/>
       </w:tblPr>
       <w:tcPr>
-        <w:shd w:color="ffffff"/>
+        <w:shd w:val="clear" w:color="ffffff"/>
         <w:tcBorders>
-          <w:top w:val="none"/>
-          <w:left w:val="none"/>
-          <w:bottom w:val="none"/>
+          <w:top w:val="none" w:color="000000" w:sz="4" w:space="0"/>
+          <w:left w:val="none" w:color="000000" w:sz="4" w:space="0"/>
+          <w:bottom w:val="none" w:color="000000" w:sz="4" w:space="0"/>
           <w:right w:val="single" w:color="000000" w:themeColor="text1" w:themeTint="80" w:sz="4" w:space="0"/>
         </w:tcBorders>
       </w:tcPr>
@@ -28632,10 +30042,10 @@
       <w:tcPr>
         <w:shd w:val="clear" w:color="ffffff" w:themeColor="light1" w:fill="ffffff" w:themeFill="light1"/>
         <w:tcBorders>
-          <w:top w:val="none"/>
-          <w:left w:val="none"/>
+          <w:top w:val="none" w:color="000000" w:sz="4" w:space="0"/>
+          <w:left w:val="none" w:color="000000" w:sz="4" w:space="0"/>
           <w:bottom w:val="single" w:color="000000" w:themeColor="text1" w:themeTint="80" w:sz="4" w:space="0"/>
-          <w:right w:val="none"/>
+          <w:right w:val="none" w:color="000000" w:sz="4" w:space="0"/>
         </w:tcBorders>
       </w:tcPr>
     </w:tblStylePr>
@@ -28655,12 +30065,12 @@
         <w:tblBorders/>
       </w:tblPr>
       <w:tcPr>
-        <w:shd w:color="ffffff"/>
+        <w:shd w:val="clear" w:color="ffffff"/>
         <w:tcBorders>
-          <w:top w:val="none"/>
+          <w:top w:val="none" w:color="000000" w:sz="4" w:space="0"/>
           <w:left w:val="single" w:color="000000" w:themeColor="text1" w:themeTint="80" w:sz="4" w:space="0"/>
-          <w:bottom w:val="none"/>
-          <w:right w:val="none"/>
+          <w:bottom w:val="none" w:color="000000" w:sz="4" w:space="0"/>
+          <w:right w:val="none" w:color="000000" w:sz="4" w:space="0"/>
         </w:tcBorders>
       </w:tcPr>
     </w:tblStylePr>
@@ -28683,9 +30093,9 @@
         <w:shd w:val="clear" w:color="ffffff" w:themeColor="light1" w:fill="ffffff" w:themeFill="light1"/>
         <w:tcBorders>
           <w:top w:val="single" w:color="000000" w:themeColor="text1" w:themeTint="80" w:sz="4" w:space="0"/>
-          <w:left w:val="none"/>
-          <w:bottom w:val="none"/>
-          <w:right w:val="none"/>
+          <w:left w:val="none" w:color="000000" w:sz="4" w:space="0"/>
+          <w:bottom w:val="none" w:color="000000" w:sz="4" w:space="0"/>
+          <w:right w:val="none" w:color="000000" w:sz="4" w:space="0"/>
         </w:tcBorders>
       </w:tcPr>
     </w:tblStylePr>
@@ -28760,9 +30170,9 @@
       </w:tcPr>
     </w:tblStylePr>
   </w:style>
-  <w:style w:type="table" w:styleId="111">
+  <w:style w:type="table" w:styleId="838">
     <w:name w:val="List Table 7 Colorful - Accent 1"/>
-    <w:basedOn w:val="665"/>
+    <w:basedOn w:val="925"/>
     <w:uiPriority w:val="99"/>
     <w:pPr>
       <w:pBdr/>
@@ -28861,11 +30271,11 @@
         <w:tblBorders/>
       </w:tblPr>
       <w:tcPr>
-        <w:shd w:color="ffffff"/>
+        <w:shd w:val="clear" w:color="ffffff"/>
         <w:tcBorders>
-          <w:top w:val="none"/>
-          <w:left w:val="none"/>
-          <w:bottom w:val="none"/>
+          <w:top w:val="none" w:color="000000" w:sz="4" w:space="0"/>
+          <w:left w:val="none" w:color="000000" w:sz="4" w:space="0"/>
+          <w:bottom w:val="none" w:color="000000" w:sz="4" w:space="0"/>
           <w:right w:val="single" w:color="000000" w:themeColor="accent1" w:sz="4" w:space="0"/>
         </w:tcBorders>
       </w:tcPr>
@@ -28888,10 +30298,10 @@
       <w:tcPr>
         <w:shd w:val="clear" w:color="ffffff" w:themeColor="light1" w:fill="ffffff" w:themeFill="light1"/>
         <w:tcBorders>
-          <w:top w:val="none"/>
-          <w:left w:val="none"/>
+          <w:top w:val="none" w:color="000000" w:sz="4" w:space="0"/>
+          <w:left w:val="none" w:color="000000" w:sz="4" w:space="0"/>
           <w:bottom w:val="single" w:color="000000" w:themeColor="accent1" w:sz="4" w:space="0"/>
-          <w:right w:val="none"/>
+          <w:right w:val="none" w:color="000000" w:sz="4" w:space="0"/>
         </w:tcBorders>
       </w:tcPr>
     </w:tblStylePr>
@@ -28911,12 +30321,12 @@
         <w:tblBorders/>
       </w:tblPr>
       <w:tcPr>
-        <w:shd w:color="ffffff"/>
+        <w:shd w:val="clear" w:color="ffffff"/>
         <w:tcBorders>
-          <w:top w:val="none"/>
+          <w:top w:val="none" w:color="000000" w:sz="4" w:space="0"/>
           <w:left w:val="single" w:color="000000" w:themeColor="accent1" w:sz="4" w:space="0"/>
-          <w:bottom w:val="none"/>
-          <w:right w:val="none"/>
+          <w:bottom w:val="none" w:color="000000" w:sz="4" w:space="0"/>
+          <w:right w:val="none" w:color="000000" w:sz="4" w:space="0"/>
         </w:tcBorders>
       </w:tcPr>
     </w:tblStylePr>
@@ -28939,9 +30349,9 @@
         <w:shd w:val="clear" w:color="ffffff" w:themeColor="light1" w:fill="ffffff" w:themeFill="light1"/>
         <w:tcBorders>
           <w:top w:val="single" w:color="000000" w:themeColor="accent1" w:sz="4" w:space="0"/>
-          <w:left w:val="none"/>
-          <w:bottom w:val="none"/>
-          <w:right w:val="none"/>
+          <w:left w:val="none" w:color="000000" w:sz="4" w:space="0"/>
+          <w:bottom w:val="none" w:color="000000" w:sz="4" w:space="0"/>
+          <w:right w:val="none" w:color="000000" w:sz="4" w:space="0"/>
         </w:tcBorders>
       </w:tcPr>
     </w:tblStylePr>
@@ -29016,9 +30426,9 @@
       </w:tcPr>
     </w:tblStylePr>
   </w:style>
-  <w:style w:type="table" w:styleId="112">
+  <w:style w:type="table" w:styleId="839">
     <w:name w:val="List Table 7 Colorful - Accent 2"/>
-    <w:basedOn w:val="665"/>
+    <w:basedOn w:val="925"/>
     <w:uiPriority w:val="99"/>
     <w:pPr>
       <w:pBdr/>
@@ -29117,11 +30527,11 @@
         <w:tblBorders/>
       </w:tblPr>
       <w:tcPr>
-        <w:shd w:color="ffffff"/>
+        <w:shd w:val="clear" w:color="ffffff"/>
         <w:tcBorders>
-          <w:top w:val="none"/>
-          <w:left w:val="none"/>
-          <w:bottom w:val="none"/>
+          <w:top w:val="none" w:color="000000" w:sz="4" w:space="0"/>
+          <w:left w:val="none" w:color="000000" w:sz="4" w:space="0"/>
+          <w:bottom w:val="none" w:color="000000" w:sz="4" w:space="0"/>
           <w:right w:val="single" w:color="000000" w:themeColor="accent2" w:themeTint="97" w:sz="4" w:space="0"/>
         </w:tcBorders>
       </w:tcPr>
@@ -29144,10 +30554,10 @@
       <w:tcPr>
         <w:shd w:val="clear" w:color="ffffff" w:themeColor="light1" w:fill="ffffff" w:themeFill="light1"/>
         <w:tcBorders>
-          <w:top w:val="none"/>
-          <w:left w:val="none"/>
+          <w:top w:val="none" w:color="000000" w:sz="4" w:space="0"/>
+          <w:left w:val="none" w:color="000000" w:sz="4" w:space="0"/>
           <w:bottom w:val="single" w:color="000000" w:themeColor="accent2" w:themeTint="97" w:sz="4" w:space="0"/>
-          <w:right w:val="none"/>
+          <w:right w:val="none" w:color="000000" w:sz="4" w:space="0"/>
         </w:tcBorders>
       </w:tcPr>
     </w:tblStylePr>
@@ -29167,12 +30577,12 @@
         <w:tblBorders/>
       </w:tblPr>
       <w:tcPr>
-        <w:shd w:color="ffffff"/>
+        <w:shd w:val="clear" w:color="ffffff"/>
         <w:tcBorders>
-          <w:top w:val="none"/>
+          <w:top w:val="none" w:color="000000" w:sz="4" w:space="0"/>
           <w:left w:val="single" w:color="000000" w:themeColor="accent2" w:themeTint="97" w:sz="4" w:space="0"/>
-          <w:bottom w:val="none"/>
-          <w:right w:val="none"/>
+          <w:bottom w:val="none" w:color="000000" w:sz="4" w:space="0"/>
+          <w:right w:val="none" w:color="000000" w:sz="4" w:space="0"/>
         </w:tcBorders>
       </w:tcPr>
     </w:tblStylePr>
@@ -29195,9 +30605,9 @@
         <w:shd w:val="clear" w:color="ffffff" w:themeColor="light1" w:fill="ffffff" w:themeFill="light1"/>
         <w:tcBorders>
           <w:top w:val="single" w:color="000000" w:themeColor="accent2" w:themeTint="97" w:sz="4" w:space="0"/>
-          <w:left w:val="none"/>
-          <w:bottom w:val="none"/>
-          <w:right w:val="none"/>
+          <w:left w:val="none" w:color="000000" w:sz="4" w:space="0"/>
+          <w:bottom w:val="none" w:color="000000" w:sz="4" w:space="0"/>
+          <w:right w:val="none" w:color="000000" w:sz="4" w:space="0"/>
         </w:tcBorders>
       </w:tcPr>
     </w:tblStylePr>
@@ -29272,9 +30682,9 @@
       </w:tcPr>
     </w:tblStylePr>
   </w:style>
-  <w:style w:type="table" w:styleId="113">
+  <w:style w:type="table" w:styleId="840">
     <w:name w:val="List Table 7 Colorful - Accent 3"/>
-    <w:basedOn w:val="665"/>
+    <w:basedOn w:val="925"/>
     <w:uiPriority w:val="99"/>
     <w:pPr>
       <w:pBdr/>
@@ -29373,11 +30783,11 @@
         <w:tblBorders/>
       </w:tblPr>
       <w:tcPr>
-        <w:shd w:color="ffffff"/>
+        <w:shd w:val="clear" w:color="ffffff"/>
         <w:tcBorders>
-          <w:top w:val="none"/>
-          <w:left w:val="none"/>
-          <w:bottom w:val="none"/>
+          <w:top w:val="none" w:color="000000" w:sz="4" w:space="0"/>
+          <w:left w:val="none" w:color="000000" w:sz="4" w:space="0"/>
+          <w:bottom w:val="none" w:color="000000" w:sz="4" w:space="0"/>
           <w:right w:val="single" w:color="000000" w:themeColor="accent3" w:themeTint="98" w:sz="4" w:space="0"/>
         </w:tcBorders>
       </w:tcPr>
@@ -29400,10 +30810,10 @@
       <w:tcPr>
         <w:shd w:val="clear" w:color="ffffff" w:themeColor="light1" w:fill="ffffff" w:themeFill="light1"/>
         <w:tcBorders>
-          <w:top w:val="none"/>
-          <w:left w:val="none"/>
+          <w:top w:val="none" w:color="000000" w:sz="4" w:space="0"/>
+          <w:left w:val="none" w:color="000000" w:sz="4" w:space="0"/>
           <w:bottom w:val="single" w:color="000000" w:themeColor="accent3" w:themeTint="98" w:sz="4" w:space="0"/>
-          <w:right w:val="none"/>
+          <w:right w:val="none" w:color="000000" w:sz="4" w:space="0"/>
         </w:tcBorders>
       </w:tcPr>
     </w:tblStylePr>
@@ -29423,12 +30833,12 @@
         <w:tblBorders/>
       </w:tblPr>
       <w:tcPr>
-        <w:shd w:color="ffffff"/>
+        <w:shd w:val="clear" w:color="ffffff"/>
         <w:tcBorders>
-          <w:top w:val="none"/>
+          <w:top w:val="none" w:color="000000" w:sz="4" w:space="0"/>
           <w:left w:val="single" w:color="000000" w:themeColor="accent3" w:themeTint="98" w:sz="4" w:space="0"/>
-          <w:bottom w:val="none"/>
-          <w:right w:val="none"/>
+          <w:bottom w:val="none" w:color="000000" w:sz="4" w:space="0"/>
+          <w:right w:val="none" w:color="000000" w:sz="4" w:space="0"/>
         </w:tcBorders>
       </w:tcPr>
     </w:tblStylePr>
@@ -29451,9 +30861,9 @@
         <w:shd w:val="clear" w:color="ffffff" w:themeColor="light1" w:fill="ffffff" w:themeFill="light1"/>
         <w:tcBorders>
           <w:top w:val="single" w:color="000000" w:themeColor="accent3" w:themeTint="98" w:sz="4" w:space="0"/>
-          <w:left w:val="none"/>
-          <w:bottom w:val="none"/>
-          <w:right w:val="none"/>
+          <w:left w:val="none" w:color="000000" w:sz="4" w:space="0"/>
+          <w:bottom w:val="none" w:color="000000" w:sz="4" w:space="0"/>
+          <w:right w:val="none" w:color="000000" w:sz="4" w:space="0"/>
         </w:tcBorders>
       </w:tcPr>
     </w:tblStylePr>
@@ -29528,9 +30938,9 @@
       </w:tcPr>
     </w:tblStylePr>
   </w:style>
-  <w:style w:type="table" w:styleId="114">
+  <w:style w:type="table" w:styleId="841">
     <w:name w:val="List Table 7 Colorful - Accent 4"/>
-    <w:basedOn w:val="665"/>
+    <w:basedOn w:val="925"/>
     <w:uiPriority w:val="99"/>
     <w:pPr>
       <w:pBdr/>
@@ -29629,11 +31039,11 @@
         <w:tblBorders/>
       </w:tblPr>
       <w:tcPr>
-        <w:shd w:color="ffffff"/>
+        <w:shd w:val="clear" w:color="ffffff"/>
         <w:tcBorders>
-          <w:top w:val="none"/>
-          <w:left w:val="none"/>
-          <w:bottom w:val="none"/>
+          <w:top w:val="none" w:color="000000" w:sz="4" w:space="0"/>
+          <w:left w:val="none" w:color="000000" w:sz="4" w:space="0"/>
+          <w:bottom w:val="none" w:color="000000" w:sz="4" w:space="0"/>
           <w:right w:val="single" w:color="000000" w:themeColor="accent4" w:themeTint="9A" w:sz="4" w:space="0"/>
         </w:tcBorders>
       </w:tcPr>
@@ -29656,10 +31066,10 @@
       <w:tcPr>
         <w:shd w:val="clear" w:color="ffffff" w:themeColor="light1" w:fill="ffffff" w:themeFill="light1"/>
         <w:tcBorders>
-          <w:top w:val="none"/>
-          <w:left w:val="none"/>
+          <w:top w:val="none" w:color="000000" w:sz="4" w:space="0"/>
+          <w:left w:val="none" w:color="000000" w:sz="4" w:space="0"/>
           <w:bottom w:val="single" w:color="000000" w:themeColor="accent4" w:themeTint="9A" w:sz="4" w:space="0"/>
-          <w:right w:val="none"/>
+          <w:right w:val="none" w:color="000000" w:sz="4" w:space="0"/>
         </w:tcBorders>
       </w:tcPr>
     </w:tblStylePr>
@@ -29679,12 +31089,12 @@
         <w:tblBorders/>
       </w:tblPr>
       <w:tcPr>
-        <w:shd w:color="ffffff"/>
+        <w:shd w:val="clear" w:color="ffffff"/>
         <w:tcBorders>
-          <w:top w:val="none"/>
+          <w:top w:val="none" w:color="000000" w:sz="4" w:space="0"/>
           <w:left w:val="single" w:color="000000" w:themeColor="accent4" w:themeTint="9A" w:sz="4" w:space="0"/>
-          <w:bottom w:val="none"/>
-          <w:right w:val="none"/>
+          <w:bottom w:val="none" w:color="000000" w:sz="4" w:space="0"/>
+          <w:right w:val="none" w:color="000000" w:sz="4" w:space="0"/>
         </w:tcBorders>
       </w:tcPr>
     </w:tblStylePr>
@@ -29707,9 +31117,9 @@
         <w:shd w:val="clear" w:color="ffffff" w:themeColor="light1" w:fill="ffffff" w:themeFill="light1"/>
         <w:tcBorders>
           <w:top w:val="single" w:color="000000" w:themeColor="accent4" w:themeTint="9A" w:sz="4" w:space="0"/>
-          <w:left w:val="none"/>
-          <w:bottom w:val="none"/>
-          <w:right w:val="none"/>
+          <w:left w:val="none" w:color="000000" w:sz="4" w:space="0"/>
+          <w:bottom w:val="none" w:color="000000" w:sz="4" w:space="0"/>
+          <w:right w:val="none" w:color="000000" w:sz="4" w:space="0"/>
         </w:tcBorders>
       </w:tcPr>
     </w:tblStylePr>
@@ -29784,9 +31194,9 @@
       </w:tcPr>
     </w:tblStylePr>
   </w:style>
-  <w:style w:type="table" w:styleId="115">
+  <w:style w:type="table" w:styleId="842">
     <w:name w:val="List Table 7 Colorful - Accent 5"/>
-    <w:basedOn w:val="665"/>
+    <w:basedOn w:val="925"/>
     <w:uiPriority w:val="99"/>
     <w:pPr>
       <w:pBdr/>
@@ -29885,11 +31295,11 @@
         <w:tblBorders/>
       </w:tblPr>
       <w:tcPr>
-        <w:shd w:color="ffffff"/>
+        <w:shd w:val="clear" w:color="ffffff"/>
         <w:tcBorders>
-          <w:top w:val="none"/>
-          <w:left w:val="none"/>
-          <w:bottom w:val="none"/>
+          <w:top w:val="none" w:color="000000" w:sz="4" w:space="0"/>
+          <w:left w:val="none" w:color="000000" w:sz="4" w:space="0"/>
+          <w:bottom w:val="none" w:color="000000" w:sz="4" w:space="0"/>
           <w:right w:val="single" w:color="000000" w:themeColor="accent5" w:themeTint="9A" w:sz="4" w:space="0"/>
         </w:tcBorders>
       </w:tcPr>
@@ -29912,10 +31322,10 @@
       <w:tcPr>
         <w:shd w:val="clear" w:color="ffffff" w:themeColor="light1" w:fill="ffffff" w:themeFill="light1"/>
         <w:tcBorders>
-          <w:top w:val="none"/>
-          <w:left w:val="none"/>
+          <w:top w:val="none" w:color="000000" w:sz="4" w:space="0"/>
+          <w:left w:val="none" w:color="000000" w:sz="4" w:space="0"/>
           <w:bottom w:val="single" w:color="000000" w:themeColor="accent5" w:themeTint="9A" w:sz="4" w:space="0"/>
-          <w:right w:val="none"/>
+          <w:right w:val="none" w:color="000000" w:sz="4" w:space="0"/>
         </w:tcBorders>
       </w:tcPr>
     </w:tblStylePr>
@@ -29935,12 +31345,12 @@
         <w:tblBorders/>
       </w:tblPr>
       <w:tcPr>
-        <w:shd w:color="ffffff"/>
+        <w:shd w:val="clear" w:color="ffffff"/>
         <w:tcBorders>
-          <w:top w:val="none"/>
+          <w:top w:val="none" w:color="000000" w:sz="4" w:space="0"/>
           <w:left w:val="single" w:color="000000" w:themeColor="accent5" w:themeTint="9A" w:sz="4" w:space="0"/>
-          <w:bottom w:val="none"/>
-          <w:right w:val="none"/>
+          <w:bottom w:val="none" w:color="000000" w:sz="4" w:space="0"/>
+          <w:right w:val="none" w:color="000000" w:sz="4" w:space="0"/>
         </w:tcBorders>
       </w:tcPr>
     </w:tblStylePr>
@@ -29963,9 +31373,9 @@
         <w:shd w:val="clear" w:color="ffffff" w:themeColor="light1" w:fill="ffffff" w:themeFill="light1"/>
         <w:tcBorders>
           <w:top w:val="single" w:color="000000" w:themeColor="accent5" w:themeTint="9A" w:sz="4" w:space="0"/>
-          <w:left w:val="none"/>
-          <w:bottom w:val="none"/>
-          <w:right w:val="none"/>
+          <w:left w:val="none" w:color="000000" w:sz="4" w:space="0"/>
+          <w:bottom w:val="none" w:color="000000" w:sz="4" w:space="0"/>
+          <w:right w:val="none" w:color="000000" w:sz="4" w:space="0"/>
         </w:tcBorders>
       </w:tcPr>
     </w:tblStylePr>
@@ -30040,9 +31450,9 @@
       </w:tcPr>
     </w:tblStylePr>
   </w:style>
-  <w:style w:type="table" w:styleId="116">
+  <w:style w:type="table" w:styleId="843">
     <w:name w:val="List Table 7 Colorful - Accent 6"/>
-    <w:basedOn w:val="665"/>
+    <w:basedOn w:val="925"/>
     <w:uiPriority w:val="99"/>
     <w:pPr>
       <w:pBdr/>
@@ -30141,11 +31551,11 @@
         <w:tblBorders/>
       </w:tblPr>
       <w:tcPr>
-        <w:shd w:color="ffffff"/>
+        <w:shd w:val="clear" w:color="ffffff"/>
         <w:tcBorders>
-          <w:top w:val="none"/>
-          <w:left w:val="none"/>
-          <w:bottom w:val="none"/>
+          <w:top w:val="none" w:color="000000" w:sz="4" w:space="0"/>
+          <w:left w:val="none" w:color="000000" w:sz="4" w:space="0"/>
+          <w:bottom w:val="none" w:color="000000" w:sz="4" w:space="0"/>
           <w:right w:val="single" w:color="000000" w:themeColor="accent6" w:themeTint="98" w:sz="4" w:space="0"/>
         </w:tcBorders>
       </w:tcPr>
@@ -30168,10 +31578,10 @@
       <w:tcPr>
         <w:shd w:val="clear" w:color="ffffff" w:themeColor="light1" w:fill="ffffff" w:themeFill="light1"/>
         <w:tcBorders>
-          <w:top w:val="none"/>
-          <w:left w:val="none"/>
+          <w:top w:val="none" w:color="000000" w:sz="4" w:space="0"/>
+          <w:left w:val="none" w:color="000000" w:sz="4" w:space="0"/>
           <w:bottom w:val="single" w:color="000000" w:themeColor="accent6" w:themeTint="98" w:sz="4" w:space="0"/>
-          <w:right w:val="none"/>
+          <w:right w:val="none" w:color="000000" w:sz="4" w:space="0"/>
         </w:tcBorders>
       </w:tcPr>
     </w:tblStylePr>
@@ -30191,12 +31601,12 @@
         <w:tblBorders/>
       </w:tblPr>
       <w:tcPr>
-        <w:shd w:color="ffffff"/>
+        <w:shd w:val="clear" w:color="ffffff"/>
         <w:tcBorders>
-          <w:top w:val="none"/>
+          <w:top w:val="none" w:color="000000" w:sz="4" w:space="0"/>
           <w:left w:val="single" w:color="000000" w:themeColor="accent6" w:themeTint="98" w:sz="4" w:space="0"/>
-          <w:bottom w:val="none"/>
-          <w:right w:val="none"/>
+          <w:bottom w:val="none" w:color="000000" w:sz="4" w:space="0"/>
+          <w:right w:val="none" w:color="000000" w:sz="4" w:space="0"/>
         </w:tcBorders>
       </w:tcPr>
     </w:tblStylePr>
@@ -30219,9 +31629,9 @@
         <w:shd w:val="clear" w:color="ffffff" w:themeColor="light1" w:fill="ffffff" w:themeFill="light1"/>
         <w:tcBorders>
           <w:top w:val="single" w:color="000000" w:themeColor="accent6" w:themeTint="98" w:sz="4" w:space="0"/>
-          <w:left w:val="none"/>
-          <w:bottom w:val="none"/>
-          <w:right w:val="none"/>
+          <w:left w:val="none" w:color="000000" w:sz="4" w:space="0"/>
+          <w:bottom w:val="none" w:color="000000" w:sz="4" w:space="0"/>
+          <w:right w:val="none" w:color="000000" w:sz="4" w:space="0"/>
         </w:tcBorders>
       </w:tcPr>
     </w:tblStylePr>
@@ -30296,9 +31706,9 @@
       </w:tcPr>
     </w:tblStylePr>
   </w:style>
-  <w:style w:type="table" w:styleId="117">
+  <w:style w:type="table" w:styleId="844">
     <w:name w:val="Lined - Accent"/>
-    <w:basedOn w:val="665"/>
+    <w:basedOn w:val="925"/>
     <w:uiPriority w:val="99"/>
     <w:pPr>
       <w:pBdr/>
@@ -30533,9 +31943,9 @@
       </w:tcPr>
     </w:tblStylePr>
   </w:style>
-  <w:style w:type="table" w:styleId="118">
+  <w:style w:type="table" w:styleId="845">
     <w:name w:val="Lined - Accent 1"/>
-    <w:basedOn w:val="665"/>
+    <w:basedOn w:val="925"/>
     <w:uiPriority w:val="99"/>
     <w:pPr>
       <w:pBdr/>
@@ -30770,9 +32180,9 @@
       </w:tcPr>
     </w:tblStylePr>
   </w:style>
-  <w:style w:type="table" w:styleId="119">
+  <w:style w:type="table" w:styleId="846">
     <w:name w:val="Lined - Accent 2"/>
-    <w:basedOn w:val="665"/>
+    <w:basedOn w:val="925"/>
     <w:uiPriority w:val="99"/>
     <w:pPr>
       <w:pBdr/>
@@ -31007,9 +32417,9 @@
       </w:tcPr>
     </w:tblStylePr>
   </w:style>
-  <w:style w:type="table" w:styleId="120">
+  <w:style w:type="table" w:styleId="847">
     <w:name w:val="Lined - Accent 3"/>
-    <w:basedOn w:val="665"/>
+    <w:basedOn w:val="925"/>
     <w:uiPriority w:val="99"/>
     <w:pPr>
       <w:pBdr/>
@@ -31244,9 +32654,9 @@
       </w:tcPr>
     </w:tblStylePr>
   </w:style>
-  <w:style w:type="table" w:styleId="121">
+  <w:style w:type="table" w:styleId="848">
     <w:name w:val="Lined - Accent 4"/>
-    <w:basedOn w:val="665"/>
+    <w:basedOn w:val="925"/>
     <w:uiPriority w:val="99"/>
     <w:pPr>
       <w:pBdr/>
@@ -31481,9 +32891,9 @@
       </w:tcPr>
     </w:tblStylePr>
   </w:style>
-  <w:style w:type="table" w:styleId="122">
+  <w:style w:type="table" w:styleId="849">
     <w:name w:val="Lined - Accent 5"/>
-    <w:basedOn w:val="665"/>
+    <w:basedOn w:val="925"/>
     <w:uiPriority w:val="99"/>
     <w:pPr>
       <w:pBdr/>
@@ -31718,9 +33128,9 @@
       </w:tcPr>
     </w:tblStylePr>
   </w:style>
-  <w:style w:type="table" w:styleId="123">
+  <w:style w:type="table" w:styleId="850">
     <w:name w:val="Lined - Accent 6"/>
-    <w:basedOn w:val="665"/>
+    <w:basedOn w:val="925"/>
     <w:uiPriority w:val="99"/>
     <w:pPr>
       <w:pBdr/>
@@ -31955,9 +33365,9 @@
       </w:tcPr>
     </w:tblStylePr>
   </w:style>
-  <w:style w:type="table" w:styleId="124">
+  <w:style w:type="table" w:styleId="851">
     <w:name w:val="Bordered &amp; Lined - Accent"/>
-    <w:basedOn w:val="665"/>
+    <w:basedOn w:val="925"/>
     <w:uiPriority w:val="99"/>
     <w:pPr>
       <w:pBdr/>
@@ -32199,9 +33609,9 @@
       </w:tcPr>
     </w:tblStylePr>
   </w:style>
-  <w:style w:type="table" w:styleId="125">
+  <w:style w:type="table" w:styleId="852">
     <w:name w:val="Bordered &amp; Lined - Accent 1"/>
-    <w:basedOn w:val="665"/>
+    <w:basedOn w:val="925"/>
     <w:uiPriority w:val="99"/>
     <w:pPr>
       <w:pBdr/>
@@ -32443,9 +33853,9 @@
       </w:tcPr>
     </w:tblStylePr>
   </w:style>
-  <w:style w:type="table" w:styleId="126">
+  <w:style w:type="table" w:styleId="853">
     <w:name w:val="Bordered &amp; Lined - Accent 2"/>
-    <w:basedOn w:val="665"/>
+    <w:basedOn w:val="925"/>
     <w:uiPriority w:val="99"/>
     <w:pPr>
       <w:pBdr/>
@@ -32687,9 +34097,9 @@
       </w:tcPr>
     </w:tblStylePr>
   </w:style>
-  <w:style w:type="table" w:styleId="127">
+  <w:style w:type="table" w:styleId="854">
     <w:name w:val="Bordered &amp; Lined - Accent 3"/>
-    <w:basedOn w:val="665"/>
+    <w:basedOn w:val="925"/>
     <w:uiPriority w:val="99"/>
     <w:pPr>
       <w:pBdr/>
@@ -32931,9 +34341,9 @@
       </w:tcPr>
     </w:tblStylePr>
   </w:style>
-  <w:style w:type="table" w:styleId="128">
+  <w:style w:type="table" w:styleId="855">
     <w:name w:val="Bordered &amp; Lined - Accent 4"/>
-    <w:basedOn w:val="665"/>
+    <w:basedOn w:val="925"/>
     <w:uiPriority w:val="99"/>
     <w:pPr>
       <w:pBdr/>
@@ -33175,9 +34585,9 @@
       </w:tcPr>
     </w:tblStylePr>
   </w:style>
-  <w:style w:type="table" w:styleId="129">
+  <w:style w:type="table" w:styleId="856">
     <w:name w:val="Bordered &amp; Lined - Accent 5"/>
-    <w:basedOn w:val="665"/>
+    <w:basedOn w:val="925"/>
     <w:uiPriority w:val="99"/>
     <w:pPr>
       <w:pBdr/>
@@ -33419,9 +34829,9 @@
       </w:tcPr>
     </w:tblStylePr>
   </w:style>
-  <w:style w:type="table" w:styleId="130">
+  <w:style w:type="table" w:styleId="857">
     <w:name w:val="Bordered &amp; Lined - Accent 6"/>
-    <w:basedOn w:val="665"/>
+    <w:basedOn w:val="925"/>
     <w:uiPriority w:val="99"/>
     <w:pPr>
       <w:pBdr/>
@@ -33663,9 +35073,9 @@
       </w:tcPr>
     </w:tblStylePr>
   </w:style>
-  <w:style w:type="table" w:styleId="131">
+  <w:style w:type="table" w:styleId="858">
     <w:name w:val="Bordered"/>
-    <w:basedOn w:val="665"/>
+    <w:basedOn w:val="925"/>
     <w:uiPriority w:val="99"/>
     <w:pPr>
       <w:pBdr/>
@@ -33894,9 +35304,9 @@
       </w:tcPr>
     </w:tblStylePr>
   </w:style>
-  <w:style w:type="table" w:styleId="132">
+  <w:style w:type="table" w:styleId="859">
     <w:name w:val="Bordered - Accent 1"/>
-    <w:basedOn w:val="665"/>
+    <w:basedOn w:val="925"/>
     <w:uiPriority w:val="99"/>
     <w:pPr>
       <w:pBdr/>
@@ -34125,9 +35535,9 @@
       </w:tcPr>
     </w:tblStylePr>
   </w:style>
-  <w:style w:type="table" w:styleId="133">
+  <w:style w:type="table" w:styleId="860">
     <w:name w:val="Bordered - Accent 2"/>
-    <w:basedOn w:val="665"/>
+    <w:basedOn w:val="925"/>
     <w:uiPriority w:val="99"/>
     <w:pPr>
       <w:pBdr/>
@@ -34356,9 +35766,9 @@
       </w:tcPr>
     </w:tblStylePr>
   </w:style>
-  <w:style w:type="table" w:styleId="134">
+  <w:style w:type="table" w:styleId="861">
     <w:name w:val="Bordered - Accent 3"/>
-    <w:basedOn w:val="665"/>
+    <w:basedOn w:val="925"/>
     <w:uiPriority w:val="99"/>
     <w:pPr>
       <w:pBdr/>
@@ -34587,9 +35997,9 @@
       </w:tcPr>
     </w:tblStylePr>
   </w:style>
-  <w:style w:type="table" w:styleId="135">
+  <w:style w:type="table" w:styleId="862">
     <w:name w:val="Bordered - Accent 4"/>
-    <w:basedOn w:val="665"/>
+    <w:basedOn w:val="925"/>
     <w:uiPriority w:val="99"/>
     <w:pPr>
       <w:pBdr/>
@@ -34818,9 +36228,9 @@
       </w:tcPr>
     </w:tblStylePr>
   </w:style>
-  <w:style w:type="table" w:styleId="136">
+  <w:style w:type="table" w:styleId="863">
     <w:name w:val="Bordered - Accent 5"/>
-    <w:basedOn w:val="665"/>
+    <w:basedOn w:val="925"/>
     <w:uiPriority w:val="99"/>
     <w:pPr>
       <w:pBdr/>
@@ -35049,9 +36459,9 @@
       </w:tcPr>
     </w:tblStylePr>
   </w:style>
-  <w:style w:type="table" w:styleId="137">
+  <w:style w:type="table" w:styleId="864">
     <w:name w:val="Bordered - Accent 6"/>
-    <w:basedOn w:val="665"/>
+    <w:basedOn w:val="925"/>
     <w:uiPriority w:val="99"/>
     <w:pPr>
       <w:pBdr/>
@@ -35280,11 +36690,11 @@
       </w:tcPr>
     </w:tblStylePr>
   </w:style>
-  <w:style w:type="paragraph" w:styleId="139">
+  <w:style w:type="paragraph" w:styleId="865">
     <w:name w:val="Heading 1"/>
-    <w:basedOn w:val="664"/>
-    <w:next w:val="664"/>
-    <w:link w:val="150"/>
+    <w:basedOn w:val="924"/>
+    <w:next w:val="924"/>
+    <w:link w:val="875"/>
     <w:uiPriority w:val="9"/>
     <w:qFormat/>
     <w:pPr>
@@ -35302,11 +36712,11 @@
       <w:szCs w:val="40"/>
     </w:rPr>
   </w:style>
-  <w:style w:type="paragraph" w:styleId="140">
+  <w:style w:type="paragraph" w:styleId="866">
     <w:name w:val="Heading 2"/>
-    <w:basedOn w:val="664"/>
-    <w:next w:val="664"/>
-    <w:link w:val="151"/>
+    <w:basedOn w:val="924"/>
+    <w:next w:val="924"/>
+    <w:link w:val="876"/>
     <w:uiPriority w:val="9"/>
     <w:unhideWhenUsed/>
     <w:qFormat/>
@@ -35325,11 +36735,11 @@
       <w:szCs w:val="32"/>
     </w:rPr>
   </w:style>
-  <w:style w:type="paragraph" w:styleId="141">
+  <w:style w:type="paragraph" w:styleId="867">
     <w:name w:val="Heading 3"/>
-    <w:basedOn w:val="664"/>
-    <w:next w:val="664"/>
-    <w:link w:val="152"/>
+    <w:basedOn w:val="924"/>
+    <w:next w:val="924"/>
+    <w:link w:val="877"/>
     <w:uiPriority w:val="9"/>
     <w:unhideWhenUsed/>
     <w:qFormat/>
@@ -35348,11 +36758,11 @@
       <w:szCs w:val="28"/>
     </w:rPr>
   </w:style>
-  <w:style w:type="paragraph" w:styleId="142">
+  <w:style w:type="paragraph" w:styleId="868">
     <w:name w:val="Heading 4"/>
-    <w:basedOn w:val="664"/>
-    <w:next w:val="664"/>
-    <w:link w:val="153"/>
+    <w:basedOn w:val="924"/>
+    <w:next w:val="924"/>
+    <w:link w:val="878"/>
     <w:uiPriority w:val="9"/>
     <w:unhideWhenUsed/>
     <w:qFormat/>
@@ -35371,11 +36781,11 @@
       <w:color w:val="0f4761" w:themeColor="accent1" w:themeShade="BF"/>
     </w:rPr>
   </w:style>
-  <w:style w:type="paragraph" w:styleId="143">
+  <w:style w:type="paragraph" w:styleId="869">
     <w:name w:val="Heading 5"/>
-    <w:basedOn w:val="664"/>
-    <w:next w:val="664"/>
-    <w:link w:val="154"/>
+    <w:basedOn w:val="924"/>
+    <w:next w:val="924"/>
+    <w:link w:val="879"/>
     <w:uiPriority w:val="9"/>
     <w:unhideWhenUsed/>
     <w:qFormat/>
@@ -35392,11 +36802,11 @@
       <w:color w:val="0f4761" w:themeColor="accent1" w:themeShade="BF"/>
     </w:rPr>
   </w:style>
-  <w:style w:type="paragraph" w:styleId="144">
+  <w:style w:type="paragraph" w:styleId="870">
     <w:name w:val="Heading 6"/>
-    <w:basedOn w:val="664"/>
-    <w:next w:val="664"/>
-    <w:link w:val="155"/>
+    <w:basedOn w:val="924"/>
+    <w:next w:val="924"/>
+    <w:link w:val="880"/>
     <w:uiPriority w:val="9"/>
     <w:unhideWhenUsed/>
     <w:qFormat/>
@@ -35415,11 +36825,11 @@
       <w:color w:val="595959" w:themeColor="text1" w:themeTint="A6"/>
     </w:rPr>
   </w:style>
-  <w:style w:type="paragraph" w:styleId="145">
+  <w:style w:type="paragraph" w:styleId="871">
     <w:name w:val="Heading 7"/>
-    <w:basedOn w:val="664"/>
-    <w:next w:val="664"/>
-    <w:link w:val="156"/>
+    <w:basedOn w:val="924"/>
+    <w:next w:val="924"/>
+    <w:link w:val="881"/>
     <w:uiPriority w:val="9"/>
     <w:unhideWhenUsed/>
     <w:qFormat/>
@@ -35436,11 +36846,11 @@
       <w:color w:val="595959" w:themeColor="text1" w:themeTint="A6"/>
     </w:rPr>
   </w:style>
-  <w:style w:type="paragraph" w:styleId="146">
+  <w:style w:type="paragraph" w:styleId="872">
     <w:name w:val="Heading 8"/>
-    <w:basedOn w:val="664"/>
-    <w:next w:val="664"/>
-    <w:link w:val="157"/>
+    <w:basedOn w:val="924"/>
+    <w:next w:val="924"/>
+    <w:link w:val="882"/>
     <w:uiPriority w:val="9"/>
     <w:unhideWhenUsed/>
     <w:qFormat/>
@@ -35459,11 +36869,11 @@
       <w:color w:val="272727" w:themeColor="text1" w:themeTint="D8"/>
     </w:rPr>
   </w:style>
-  <w:style w:type="paragraph" w:styleId="147">
+  <w:style w:type="paragraph" w:styleId="873">
     <w:name w:val="Heading 9"/>
-    <w:basedOn w:val="664"/>
-    <w:next w:val="664"/>
-    <w:link w:val="158"/>
+    <w:basedOn w:val="924"/>
+    <w:next w:val="924"/>
+    <w:link w:val="883"/>
     <w:uiPriority w:val="9"/>
     <w:unhideWhenUsed/>
     <w:qFormat/>
@@ -35482,7 +36892,7 @@
       <w:color w:val="272727" w:themeColor="text1" w:themeTint="D8"/>
     </w:rPr>
   </w:style>
-  <w:style w:type="character" w:styleId="148" w:default="1">
+  <w:style w:type="character" w:styleId="874" w:default="1">
     <w:name w:val="Default Paragraph Font"/>
     <w:uiPriority w:val="1"/>
     <w:semiHidden/>
@@ -35493,10 +36903,10 @@
       <w:ind/>
     </w:pPr>
   </w:style>
-  <w:style w:type="character" w:styleId="150">
+  <w:style w:type="character" w:styleId="875">
     <w:name w:val="Heading 1 Char"/>
-    <w:basedOn w:val="148"/>
-    <w:link w:val="139"/>
+    <w:basedOn w:val="874"/>
+    <w:link w:val="865"/>
     <w:uiPriority w:val="9"/>
     <w:pPr>
       <w:pBdr/>
@@ -35510,10 +36920,10 @@
       <w:szCs w:val="40"/>
     </w:rPr>
   </w:style>
-  <w:style w:type="character" w:styleId="151">
+  <w:style w:type="character" w:styleId="876">
     <w:name w:val="Heading 2 Char"/>
-    <w:basedOn w:val="148"/>
-    <w:link w:val="140"/>
+    <w:basedOn w:val="874"/>
+    <w:link w:val="866"/>
     <w:uiPriority w:val="9"/>
     <w:pPr>
       <w:pBdr/>
@@ -35527,10 +36937,10 @@
       <w:szCs w:val="32"/>
     </w:rPr>
   </w:style>
-  <w:style w:type="character" w:styleId="152">
+  <w:style w:type="character" w:styleId="877">
     <w:name w:val="Heading 3 Char"/>
-    <w:basedOn w:val="148"/>
-    <w:link w:val="141"/>
+    <w:basedOn w:val="874"/>
+    <w:link w:val="867"/>
     <w:uiPriority w:val="9"/>
     <w:pPr>
       <w:pBdr/>
@@ -35544,10 +36954,10 @@
       <w:szCs w:val="28"/>
     </w:rPr>
   </w:style>
-  <w:style w:type="character" w:styleId="153">
+  <w:style w:type="character" w:styleId="878">
     <w:name w:val="Heading 4 Char"/>
-    <w:basedOn w:val="148"/>
-    <w:link w:val="142"/>
+    <w:basedOn w:val="874"/>
+    <w:link w:val="868"/>
     <w:uiPriority w:val="9"/>
     <w:pPr>
       <w:pBdr/>
@@ -35561,10 +36971,10 @@
       <w:color w:val="0f4761" w:themeColor="accent1" w:themeShade="BF"/>
     </w:rPr>
   </w:style>
-  <w:style w:type="character" w:styleId="154">
+  <w:style w:type="character" w:styleId="879">
     <w:name w:val="Heading 5 Char"/>
-    <w:basedOn w:val="148"/>
-    <w:link w:val="143"/>
+    <w:basedOn w:val="874"/>
+    <w:link w:val="869"/>
     <w:uiPriority w:val="9"/>
     <w:pPr>
       <w:pBdr/>
@@ -35576,10 +36986,10 @@
       <w:color w:val="0f4761" w:themeColor="accent1" w:themeShade="BF"/>
     </w:rPr>
   </w:style>
-  <w:style w:type="character" w:styleId="155">
+  <w:style w:type="character" w:styleId="880">
     <w:name w:val="Heading 6 Char"/>
-    <w:basedOn w:val="148"/>
-    <w:link w:val="144"/>
+    <w:basedOn w:val="874"/>
+    <w:link w:val="870"/>
     <w:uiPriority w:val="9"/>
     <w:pPr>
       <w:pBdr/>
@@ -35593,10 +37003,10 @@
       <w:color w:val="595959" w:themeColor="text1" w:themeTint="A6"/>
     </w:rPr>
   </w:style>
-  <w:style w:type="character" w:styleId="156">
+  <w:style w:type="character" w:styleId="881">
     <w:name w:val="Heading 7 Char"/>
-    <w:basedOn w:val="148"/>
-    <w:link w:val="145"/>
+    <w:basedOn w:val="874"/>
+    <w:link w:val="871"/>
     <w:uiPriority w:val="9"/>
     <w:pPr>
       <w:pBdr/>
@@ -35608,10 +37018,10 @@
       <w:color w:val="595959" w:themeColor="text1" w:themeTint="A6"/>
     </w:rPr>
   </w:style>
-  <w:style w:type="character" w:styleId="157">
+  <w:style w:type="character" w:styleId="882">
     <w:name w:val="Heading 8 Char"/>
-    <w:basedOn w:val="148"/>
-    <w:link w:val="146"/>
+    <w:basedOn w:val="874"/>
+    <w:link w:val="872"/>
     <w:uiPriority w:val="9"/>
     <w:pPr>
       <w:pBdr/>
@@ -35625,10 +37035,10 @@
       <w:color w:val="272727" w:themeColor="text1" w:themeTint="D8"/>
     </w:rPr>
   </w:style>
-  <w:style w:type="character" w:styleId="158">
+  <w:style w:type="character" w:styleId="883">
     <w:name w:val="Heading 9 Char"/>
-    <w:basedOn w:val="148"/>
-    <w:link w:val="147"/>
+    <w:basedOn w:val="874"/>
+    <w:link w:val="873"/>
     <w:uiPriority w:val="9"/>
     <w:pPr>
       <w:pBdr/>
@@ -35642,11 +37052,11 @@
       <w:color w:val="272727" w:themeColor="text1" w:themeTint="D8"/>
     </w:rPr>
   </w:style>
-  <w:style w:type="paragraph" w:styleId="159">
+  <w:style w:type="paragraph" w:styleId="884">
     <w:name w:val="Title"/>
-    <w:basedOn w:val="664"/>
-    <w:next w:val="664"/>
-    <w:link w:val="160"/>
+    <w:basedOn w:val="924"/>
+    <w:next w:val="924"/>
+    <w:link w:val="885"/>
     <w:uiPriority w:val="10"/>
     <w:qFormat/>
     <w:pPr>
@@ -35662,10 +37072,10 @@
       <w:szCs w:val="56"/>
     </w:rPr>
   </w:style>
-  <w:style w:type="character" w:styleId="160">
+  <w:style w:type="character" w:styleId="885">
     <w:name w:val="Title Char"/>
-    <w:basedOn w:val="148"/>
-    <w:link w:val="159"/>
+    <w:basedOn w:val="874"/>
+    <w:link w:val="884"/>
     <w:uiPriority w:val="10"/>
     <w:pPr>
       <w:pBdr/>
@@ -35679,11 +37089,11 @@
       <w:szCs w:val="56"/>
     </w:rPr>
   </w:style>
-  <w:style w:type="paragraph" w:styleId="161">
+  <w:style w:type="paragraph" w:styleId="886">
     <w:name w:val="Subtitle"/>
-    <w:basedOn w:val="664"/>
-    <w:next w:val="664"/>
-    <w:link w:val="162"/>
+    <w:basedOn w:val="924"/>
+    <w:next w:val="924"/>
+    <w:link w:val="887"/>
     <w:uiPriority w:val="11"/>
     <w:qFormat/>
     <w:pPr>
@@ -35701,10 +37111,10 @@
       <w:szCs w:val="28"/>
     </w:rPr>
   </w:style>
-  <w:style w:type="character" w:styleId="162">
+  <w:style w:type="character" w:styleId="887">
     <w:name w:val="Subtitle Char"/>
-    <w:basedOn w:val="148"/>
-    <w:link w:val="161"/>
+    <w:basedOn w:val="874"/>
+    <w:link w:val="886"/>
     <w:uiPriority w:val="11"/>
     <w:pPr>
       <w:pBdr/>
@@ -35718,11 +37128,11 @@
       <w:szCs w:val="28"/>
     </w:rPr>
   </w:style>
-  <w:style w:type="paragraph" w:styleId="163">
+  <w:style w:type="paragraph" w:styleId="888">
     <w:name w:val="Quote"/>
-    <w:basedOn w:val="664"/>
-    <w:next w:val="664"/>
-    <w:link w:val="164"/>
+    <w:basedOn w:val="924"/>
+    <w:next w:val="924"/>
+    <w:link w:val="889"/>
     <w:uiPriority w:val="29"/>
     <w:qFormat/>
     <w:pPr>
@@ -35737,10 +37147,10 @@
       <w:color w:val="404040" w:themeColor="text1" w:themeTint="BF"/>
     </w:rPr>
   </w:style>
-  <w:style w:type="character" w:styleId="164">
+  <w:style w:type="character" w:styleId="889">
     <w:name w:val="Quote Char"/>
-    <w:basedOn w:val="148"/>
-    <w:link w:val="163"/>
+    <w:basedOn w:val="874"/>
+    <w:link w:val="888"/>
     <w:uiPriority w:val="29"/>
     <w:pPr>
       <w:pBdr/>
@@ -35753,9 +37163,9 @@
       <w:color w:val="404040" w:themeColor="text1" w:themeTint="BF"/>
     </w:rPr>
   </w:style>
-  <w:style w:type="character" w:styleId="166">
+  <w:style w:type="character" w:styleId="890">
     <w:name w:val="Intense Emphasis"/>
-    <w:basedOn w:val="148"/>
+    <w:basedOn w:val="874"/>
     <w:uiPriority w:val="21"/>
     <w:qFormat/>
     <w:pPr>
@@ -35769,11 +37179,11 @@
       <w:color w:val="0f4761" w:themeColor="accent1" w:themeShade="BF"/>
     </w:rPr>
   </w:style>
-  <w:style w:type="paragraph" w:styleId="167">
+  <w:style w:type="paragraph" w:styleId="891">
     <w:name w:val="Intense Quote"/>
-    <w:basedOn w:val="664"/>
-    <w:next w:val="664"/>
-    <w:link w:val="168"/>
+    <w:basedOn w:val="924"/>
+    <w:next w:val="924"/>
+    <w:link w:val="892"/>
     <w:uiPriority w:val="30"/>
     <w:qFormat/>
     <w:pPr>
@@ -35791,10 +37201,10 @@
       <w:color w:val="0f4761" w:themeColor="accent1" w:themeShade="BF"/>
     </w:rPr>
   </w:style>
-  <w:style w:type="character" w:styleId="168">
+  <w:style w:type="character" w:styleId="892">
     <w:name w:val="Intense Quote Char"/>
-    <w:basedOn w:val="148"/>
-    <w:link w:val="167"/>
+    <w:basedOn w:val="874"/>
+    <w:link w:val="891"/>
     <w:uiPriority w:val="30"/>
     <w:pPr>
       <w:pBdr/>
@@ -35807,9 +37217,9 @@
       <w:color w:val="0f4761" w:themeColor="accent1" w:themeShade="BF"/>
     </w:rPr>
   </w:style>
-  <w:style w:type="character" w:styleId="169">
+  <w:style w:type="character" w:styleId="893">
     <w:name w:val="Intense Reference"/>
-    <w:basedOn w:val="148"/>
+    <w:basedOn w:val="874"/>
     <w:uiPriority w:val="32"/>
     <w:qFormat/>
     <w:pPr>
@@ -35825,9 +37235,9 @@
       <w:spacing w:val="5"/>
     </w:rPr>
   </w:style>
-  <w:style w:type="character" w:styleId="171">
+  <w:style w:type="character" w:styleId="894">
     <w:name w:val="Subtle Emphasis"/>
-    <w:basedOn w:val="148"/>
+    <w:basedOn w:val="874"/>
     <w:uiPriority w:val="19"/>
     <w:qFormat/>
     <w:pPr>
@@ -35841,9 +37251,9 @@
       <w:color w:val="404040" w:themeColor="text1" w:themeTint="BF"/>
     </w:rPr>
   </w:style>
-  <w:style w:type="character" w:styleId="172">
+  <w:style w:type="character" w:styleId="895">
     <w:name w:val="Emphasis"/>
-    <w:basedOn w:val="148"/>
+    <w:basedOn w:val="874"/>
     <w:uiPriority w:val="20"/>
     <w:qFormat/>
     <w:pPr>
@@ -35856,9 +37266,9 @@
       <w:iCs/>
     </w:rPr>
   </w:style>
-  <w:style w:type="character" w:styleId="173">
+  <w:style w:type="character" w:styleId="896">
     <w:name w:val="Strong"/>
-    <w:basedOn w:val="148"/>
+    <w:basedOn w:val="874"/>
     <w:uiPriority w:val="22"/>
     <w:qFormat/>
     <w:pPr>
@@ -35871,9 +37281,9 @@
       <w:bCs/>
     </w:rPr>
   </w:style>
-  <w:style w:type="character" w:styleId="174">
+  <w:style w:type="character" w:styleId="897">
     <w:name w:val="Subtle Reference"/>
-    <w:basedOn w:val="148"/>
+    <w:basedOn w:val="874"/>
     <w:uiPriority w:val="31"/>
     <w:qFormat/>
     <w:pPr>
@@ -35886,9 +37296,9 @@
       <w:color w:val="5a5a5a" w:themeColor="text1" w:themeTint="A5"/>
     </w:rPr>
   </w:style>
-  <w:style w:type="character" w:styleId="175">
+  <w:style w:type="character" w:styleId="898">
     <w:name w:val="Book Title"/>
-    <w:basedOn w:val="148"/>
+    <w:basedOn w:val="874"/>
     <w:uiPriority w:val="33"/>
     <w:qFormat/>
     <w:pPr>
@@ -35904,10 +37314,10 @@
       <w:spacing w:val="5"/>
     </w:rPr>
   </w:style>
-  <w:style w:type="paragraph" w:styleId="176">
+  <w:style w:type="paragraph" w:styleId="899">
     <w:name w:val="Header"/>
-    <w:basedOn w:val="664"/>
-    <w:link w:val="177"/>
+    <w:basedOn w:val="924"/>
+    <w:link w:val="900"/>
     <w:uiPriority w:val="99"/>
     <w:unhideWhenUsed/>
     <w:pPr>
@@ -35920,10 +37330,10 @@
       <w:ind/>
     </w:pPr>
   </w:style>
-  <w:style w:type="character" w:styleId="177">
+  <w:style w:type="character" w:styleId="900">
     <w:name w:val="Header Char"/>
-    <w:basedOn w:val="148"/>
-    <w:link w:val="176"/>
+    <w:basedOn w:val="874"/>
+    <w:link w:val="899"/>
     <w:uiPriority w:val="99"/>
     <w:pPr>
       <w:pBdr/>
@@ -35931,10 +37341,10 @@
       <w:ind/>
     </w:pPr>
   </w:style>
-  <w:style w:type="paragraph" w:styleId="178">
+  <w:style w:type="paragraph" w:styleId="901">
     <w:name w:val="Footer"/>
-    <w:basedOn w:val="664"/>
-    <w:link w:val="179"/>
+    <w:basedOn w:val="924"/>
+    <w:link w:val="902"/>
     <w:uiPriority w:val="99"/>
     <w:unhideWhenUsed/>
     <w:pPr>
@@ -35947,10 +37357,10 @@
       <w:ind/>
     </w:pPr>
   </w:style>
-  <w:style w:type="character" w:styleId="179">
+  <w:style w:type="character" w:styleId="902">
     <w:name w:val="Footer Char"/>
-    <w:basedOn w:val="148"/>
-    <w:link w:val="178"/>
+    <w:basedOn w:val="874"/>
+    <w:link w:val="901"/>
     <w:uiPriority w:val="99"/>
     <w:pPr>
       <w:pBdr/>
@@ -35958,10 +37368,10 @@
       <w:ind/>
     </w:pPr>
   </w:style>
-  <w:style w:type="paragraph" w:styleId="180">
+  <w:style w:type="paragraph" w:styleId="903">
     <w:name w:val="Caption"/>
-    <w:basedOn w:val="664"/>
-    <w:next w:val="664"/>
+    <w:basedOn w:val="924"/>
+    <w:next w:val="924"/>
     <w:uiPriority w:val="35"/>
     <w:unhideWhenUsed/>
     <w:qFormat/>
@@ -35978,10 +37388,10 @@
       <w:szCs w:val="18"/>
     </w:rPr>
   </w:style>
-  <w:style w:type="paragraph" w:styleId="181">
+  <w:style w:type="paragraph" w:styleId="904">
     <w:name w:val="footnote text"/>
-    <w:basedOn w:val="664"/>
-    <w:link w:val="182"/>
+    <w:basedOn w:val="924"/>
+    <w:link w:val="905"/>
     <w:uiPriority w:val="99"/>
     <w:semiHidden/>
     <w:unhideWhenUsed/>
@@ -35995,10 +37405,10 @@
       <w:szCs w:val="20"/>
     </w:rPr>
   </w:style>
-  <w:style w:type="character" w:styleId="182">
+  <w:style w:type="character" w:styleId="905">
     <w:name w:val="Footnote Text Char"/>
-    <w:basedOn w:val="148"/>
-    <w:link w:val="181"/>
+    <w:basedOn w:val="874"/>
+    <w:link w:val="904"/>
     <w:uiPriority w:val="99"/>
     <w:semiHidden/>
     <w:pPr>
@@ -36011,9 +37421,9 @@
       <w:szCs w:val="20"/>
     </w:rPr>
   </w:style>
-  <w:style w:type="character" w:styleId="183">
+  <w:style w:type="character" w:styleId="906">
     <w:name w:val="footnote reference"/>
-    <w:basedOn w:val="148"/>
+    <w:basedOn w:val="874"/>
     <w:uiPriority w:val="99"/>
     <w:semiHidden/>
     <w:unhideWhenUsed/>
@@ -36026,10 +37436,10 @@
       <w:vertAlign w:val="superscript"/>
     </w:rPr>
   </w:style>
-  <w:style w:type="paragraph" w:styleId="184">
+  <w:style w:type="paragraph" w:styleId="907">
     <w:name w:val="endnote text"/>
-    <w:basedOn w:val="664"/>
-    <w:link w:val="185"/>
+    <w:basedOn w:val="924"/>
+    <w:link w:val="908"/>
     <w:uiPriority w:val="99"/>
     <w:semiHidden/>
     <w:unhideWhenUsed/>
@@ -36043,10 +37453,10 @@
       <w:szCs w:val="20"/>
     </w:rPr>
   </w:style>
-  <w:style w:type="character" w:styleId="185">
+  <w:style w:type="character" w:styleId="908">
     <w:name w:val="Endnote Text Char"/>
-    <w:basedOn w:val="148"/>
-    <w:link w:val="184"/>
+    <w:basedOn w:val="874"/>
+    <w:link w:val="907"/>
     <w:uiPriority w:val="99"/>
     <w:semiHidden/>
     <w:pPr>
@@ -36059,9 +37469,9 @@
       <w:szCs w:val="20"/>
     </w:rPr>
   </w:style>
-  <w:style w:type="character" w:styleId="186">
+  <w:style w:type="character" w:styleId="909">
     <w:name w:val="endnote reference"/>
-    <w:basedOn w:val="148"/>
+    <w:basedOn w:val="874"/>
     <w:uiPriority w:val="99"/>
     <w:semiHidden/>
     <w:unhideWhenUsed/>
@@ -36074,9 +37484,9 @@
       <w:vertAlign w:val="superscript"/>
     </w:rPr>
   </w:style>
-  <w:style w:type="character" w:styleId="187">
+  <w:style w:type="character" w:styleId="910">
     <w:name w:val="Hyperlink"/>
-    <w:basedOn w:val="148"/>
+    <w:basedOn w:val="874"/>
     <w:uiPriority w:val="99"/>
     <w:unhideWhenUsed/>
     <w:pPr>
@@ -36089,9 +37499,9 @@
       <w:u w:val="single"/>
     </w:rPr>
   </w:style>
-  <w:style w:type="character" w:styleId="188">
+  <w:style w:type="character" w:styleId="911">
     <w:name w:val="FollowedHyperlink"/>
-    <w:basedOn w:val="148"/>
+    <w:basedOn w:val="874"/>
     <w:uiPriority w:val="99"/>
     <w:semiHidden/>
     <w:unhideWhenUsed/>
@@ -36105,10 +37515,10 @@
       <w:u w:val="single"/>
     </w:rPr>
   </w:style>
-  <w:style w:type="paragraph" w:styleId="189">
+  <w:style w:type="paragraph" w:styleId="912">
     <w:name w:val="toc 1"/>
-    <w:basedOn w:val="664"/>
-    <w:next w:val="664"/>
+    <w:basedOn w:val="924"/>
+    <w:next w:val="924"/>
     <w:uiPriority w:val="39"/>
     <w:unhideWhenUsed/>
     <w:pPr>
@@ -36117,10 +37527,10 @@
       <w:ind/>
     </w:pPr>
   </w:style>
-  <w:style w:type="paragraph" w:styleId="190">
+  <w:style w:type="paragraph" w:styleId="913">
     <w:name w:val="toc 2"/>
-    <w:basedOn w:val="664"/>
-    <w:next w:val="664"/>
+    <w:basedOn w:val="924"/>
+    <w:next w:val="924"/>
     <w:uiPriority w:val="39"/>
     <w:unhideWhenUsed/>
     <w:pPr>
@@ -36129,10 +37539,10 @@
       <w:ind w:left="220"/>
     </w:pPr>
   </w:style>
-  <w:style w:type="paragraph" w:styleId="191">
+  <w:style w:type="paragraph" w:styleId="914">
     <w:name w:val="toc 3"/>
-    <w:basedOn w:val="664"/>
-    <w:next w:val="664"/>
+    <w:basedOn w:val="924"/>
+    <w:next w:val="924"/>
     <w:uiPriority w:val="39"/>
     <w:unhideWhenUsed/>
     <w:pPr>
@@ -36141,10 +37551,10 @@
       <w:ind w:left="440"/>
     </w:pPr>
   </w:style>
-  <w:style w:type="paragraph" w:styleId="192">
+  <w:style w:type="paragraph" w:styleId="915">
     <w:name w:val="toc 4"/>
-    <w:basedOn w:val="664"/>
-    <w:next w:val="664"/>
+    <w:basedOn w:val="924"/>
+    <w:next w:val="924"/>
     <w:uiPriority w:val="39"/>
     <w:unhideWhenUsed/>
     <w:pPr>
@@ -36153,10 +37563,10 @@
       <w:ind w:left="660"/>
     </w:pPr>
   </w:style>
-  <w:style w:type="paragraph" w:styleId="193">
+  <w:style w:type="paragraph" w:styleId="916">
     <w:name w:val="toc 5"/>
-    <w:basedOn w:val="664"/>
-    <w:next w:val="664"/>
+    <w:basedOn w:val="924"/>
+    <w:next w:val="924"/>
     <w:uiPriority w:val="39"/>
     <w:unhideWhenUsed/>
     <w:pPr>
@@ -36165,10 +37575,10 @@
       <w:ind w:left="880"/>
     </w:pPr>
   </w:style>
-  <w:style w:type="paragraph" w:styleId="194">
+  <w:style w:type="paragraph" w:styleId="917">
     <w:name w:val="toc 6"/>
-    <w:basedOn w:val="664"/>
-    <w:next w:val="664"/>
+    <w:basedOn w:val="924"/>
+    <w:next w:val="924"/>
     <w:uiPriority w:val="39"/>
     <w:unhideWhenUsed/>
     <w:pPr>
@@ -36177,10 +37587,10 @@
       <w:ind w:left="1100"/>
     </w:pPr>
   </w:style>
-  <w:style w:type="paragraph" w:styleId="195">
+  <w:style w:type="paragraph" w:styleId="918">
     <w:name w:val="toc 7"/>
-    <w:basedOn w:val="664"/>
-    <w:next w:val="664"/>
+    <w:basedOn w:val="924"/>
+    <w:next w:val="924"/>
     <w:uiPriority w:val="39"/>
     <w:unhideWhenUsed/>
     <w:pPr>
@@ -36189,10 +37599,10 @@
       <w:ind w:left="1320"/>
     </w:pPr>
   </w:style>
-  <w:style w:type="paragraph" w:styleId="196">
+  <w:style w:type="paragraph" w:styleId="919">
     <w:name w:val="toc 8"/>
-    <w:basedOn w:val="664"/>
-    <w:next w:val="664"/>
+    <w:basedOn w:val="924"/>
+    <w:next w:val="924"/>
     <w:uiPriority w:val="39"/>
     <w:unhideWhenUsed/>
     <w:pPr>
@@ -36201,10 +37611,10 @@
       <w:ind w:left="1540"/>
     </w:pPr>
   </w:style>
-  <w:style w:type="paragraph" w:styleId="197">
+  <w:style w:type="paragraph" w:styleId="920">
     <w:name w:val="toc 9"/>
-    <w:basedOn w:val="664"/>
-    <w:next w:val="664"/>
+    <w:basedOn w:val="924"/>
+    <w:next w:val="924"/>
     <w:uiPriority w:val="39"/>
     <w:unhideWhenUsed/>
     <w:pPr>
@@ -36213,9 +37623,9 @@
       <w:ind w:left="1760"/>
     </w:pPr>
   </w:style>
-  <w:style w:type="character" w:styleId="198">
+  <w:style w:type="character" w:styleId="921">
     <w:name w:val="Placeholder Text"/>
-    <w:basedOn w:val="148"/>
+    <w:basedOn w:val="874"/>
     <w:uiPriority w:val="99"/>
     <w:semiHidden/>
     <w:pPr>
@@ -36227,7 +37637,7 @@
       <w:color w:val="666666"/>
     </w:rPr>
   </w:style>
-  <w:style w:type="paragraph" w:styleId="208">
+  <w:style w:type="paragraph" w:styleId="922">
     <w:name w:val="TOC Heading"/>
     <w:uiPriority w:val="39"/>
     <w:unhideWhenUsed/>
@@ -36237,10 +37647,10 @@
       <w:ind/>
     </w:pPr>
   </w:style>
-  <w:style w:type="paragraph" w:styleId="209">
+  <w:style w:type="paragraph" w:styleId="923">
     <w:name w:val="table of figures"/>
-    <w:basedOn w:val="664"/>
-    <w:next w:val="664"/>
+    <w:basedOn w:val="924"/>
+    <w:next w:val="924"/>
     <w:uiPriority w:val="99"/>
     <w:unhideWhenUsed/>
     <w:pPr>
@@ -36249,7 +37659,7 @@
       <w:ind/>
     </w:pPr>
   </w:style>
-  <w:style w:type="paragraph" w:styleId="664" w:default="1">
+  <w:style w:type="paragraph" w:styleId="924" w:default="1">
     <w:name w:val="Normal"/>
     <w:qFormat/>
     <w:pPr>
@@ -36258,7 +37668,7 @@
       <w:ind/>
     </w:pPr>
   </w:style>
-  <w:style w:type="table" w:styleId="665" w:default="1">
+  <w:style w:type="table" w:styleId="925" w:default="1">
     <w:name w:val="Normal Table"/>
     <w:uiPriority w:val="99"/>
     <w:semiHidden/>
@@ -36451,7 +37861,7 @@
       </w:tcPr>
     </w:tblStylePr>
   </w:style>
-  <w:style w:type="numbering" w:styleId="666" w:default="1">
+  <w:style w:type="numbering" w:styleId="926" w:default="1">
     <w:name w:val="No List"/>
     <w:uiPriority w:val="99"/>
     <w:semiHidden/>
@@ -36462,9 +37872,9 @@
       <w:ind/>
     </w:pPr>
   </w:style>
-  <w:style w:type="paragraph" w:styleId="667">
+  <w:style w:type="paragraph" w:styleId="927">
     <w:name w:val="No Spacing"/>
-    <w:basedOn w:val="664"/>
+    <w:basedOn w:val="924"/>
     <w:uiPriority w:val="1"/>
     <w:qFormat/>
     <w:pPr>
@@ -36473,9 +37883,9 @@
       <w:ind/>
     </w:pPr>
   </w:style>
-  <w:style w:type="paragraph" w:styleId="668">
+  <w:style w:type="paragraph" w:styleId="928">
     <w:name w:val="List Paragraph"/>
-    <w:basedOn w:val="664"/>
+    <w:basedOn w:val="924"/>
     <w:uiPriority w:val="34"/>
     <w:qFormat/>
     <w:pPr>
@@ -36485,9 +37895,9 @@
       <w:contextualSpacing w:val="true"/>
     </w:pPr>
   </w:style>
-  <w:style w:type="character" w:styleId="1_188" w:customStyle="1">
+  <w:style w:type="character" w:styleId="929" w:customStyle="1">
     <w:name w:val="NewStyle_character"/>
-    <w:link w:val="1_187"/>
+    <w:link w:val="930"/>
     <w:pPr>
       <w:pBdr/>
       <w:spacing/>
@@ -36503,10 +37913,10 @@
       <w:lang w:val="en-US"/>
     </w:rPr>
   </w:style>
-  <w:style w:type="paragraph" w:styleId="1_187" w:customStyle="1">
+  <w:style w:type="paragraph" w:styleId="930" w:customStyle="1">
     <w:name w:val="NewStyle"/>
-    <w:basedOn w:val="664"/>
-    <w:link w:val="1_188"/>
+    <w:basedOn w:val="924"/>
+    <w:link w:val="929"/>
     <w:qFormat/>
     <w:pPr>
       <w:suppressLineNumbers w:val="false"/>

--- a/Димитров Александрос, Кукреш Олег гипотеза Гаусса-Кузьмина.docx
+++ b/Димитров Александрос, Кукреш Олег гипотеза Гаусса-Кузьмина.docx
@@ -93,6 +93,36 @@
       </w:r>
       <w:r>
         <w:rPr>
+          <w:rFonts w:ascii="Adwaita Sans" w:hAnsi="Adwaita Sans" w:eastAsia="Adwaita Sans" w:cs="Adwaita Sans"/>
+          <w:b w:val="0"/>
+          <w:bCs w:val="0"/>
+          <w:color w:val="000000" w:themeColor="text1"/>
+          <w:sz w:val="48"/>
+          <w:szCs w:val="48"/>
+          <w:highlight w:val="none"/>
+          <w:lang w:val="ru-RU"/>
+        </w:rPr>
+      </w:r>
+      <w:r>
+        <w:rPr>
+          <w:rFonts w:ascii="Adwaita Sans" w:hAnsi="Adwaita Sans" w:eastAsia="Adwaita Sans" w:cs="Adwaita Sans"/>
+          <w:b w:val="0"/>
+          <w:bCs w:val="0"/>
+          <w:color w:val="000000" w:themeColor="text1"/>
+          <w:sz w:val="48"/>
+          <w:szCs w:val="48"/>
+          <w:highlight w:val="none"/>
+          <w:lang w:val="ru-RU"/>
+        </w:rPr>
+      </w:r>
+    </w:p>
+    <w:p>
+      <w:pPr>
+        <w:pBdr/>
+        <w:spacing/>
+        <w:ind/>
+        <w:jc w:val="center"/>
+        <w:rPr>
           <w:rFonts w:ascii="Adwaita Sans" w:hAnsi="Adwaita Sans" w:cs="Adwaita Sans"/>
           <w:b w:val="0"/>
           <w:bCs w:val="0"/>
@@ -100,7 +130,377 @@
           <w:sz w:val="48"/>
           <w:szCs w:val="48"/>
         </w:rPr>
-      </w:r>
+      </w:pPr>
+      <w:r>
+        <w:rPr>
+          <w:rFonts w:ascii="Adwaita Sans" w:hAnsi="Adwaita Sans" w:cs="Adwaita Sans"/>
+          <w:b w:val="0"/>
+          <w:bCs w:val="0"/>
+          <w:color w:val="000000" w:themeColor="text1"/>
+          <w:sz w:val="48"/>
+          <w:szCs w:val="48"/>
+        </w:rPr>
+      </w:r>
+      <w:r>
+        <w:rPr>
+          <w:rFonts w:ascii="Adwaita Sans" w:hAnsi="Adwaita Sans" w:cs="Adwaita Sans"/>
+          <w:b w:val="0"/>
+          <w:bCs w:val="0"/>
+          <w:color w:val="000000" w:themeColor="text1"/>
+          <w:sz w:val="48"/>
+          <w:szCs w:val="48"/>
+        </w:rPr>
+      </w:r>
+      <w:r>
+        <w:rPr>
+          <w:rFonts w:ascii="Adwaita Sans" w:hAnsi="Adwaita Sans" w:cs="Adwaita Sans"/>
+          <w:b w:val="0"/>
+          <w:bCs w:val="0"/>
+          <w:color w:val="000000" w:themeColor="text1"/>
+          <w:sz w:val="48"/>
+          <w:szCs w:val="48"/>
+        </w:rPr>
+      </w:r>
+    </w:p>
+    <w:p>
+      <w:pPr>
+        <w:pBdr/>
+        <w:spacing/>
+        <w:ind/>
+        <w:jc w:val="center"/>
+        <w:rPr>
+          <w:rFonts w:ascii="Adwaita Sans" w:hAnsi="Adwaita Sans" w:cs="Adwaita Sans"/>
+          <w:b w:val="0"/>
+          <w:bCs w:val="0"/>
+          <w:color w:val="000000" w:themeColor="text1"/>
+          <w:sz w:val="48"/>
+          <w:szCs w:val="48"/>
+        </w:rPr>
+      </w:pPr>
+      <w:r>
+        <w:rPr>
+          <w:rFonts w:ascii="Adwaita Sans" w:hAnsi="Adwaita Sans" w:cs="Adwaita Sans"/>
+          <w:b w:val="0"/>
+          <w:bCs w:val="0"/>
+          <w:color w:val="000000" w:themeColor="text1"/>
+          <w:sz w:val="48"/>
+          <w:szCs w:val="48"/>
+        </w:rPr>
+      </w:r>
+      <w:r>
+        <w:rPr>
+          <w:rFonts w:ascii="Adwaita Sans" w:hAnsi="Adwaita Sans" w:cs="Adwaita Sans"/>
+          <w:b w:val="0"/>
+          <w:bCs w:val="0"/>
+          <w:color w:val="000000" w:themeColor="text1"/>
+          <w:sz w:val="48"/>
+          <w:szCs w:val="48"/>
+        </w:rPr>
+      </w:r>
+      <w:r>
+        <w:rPr>
+          <w:rFonts w:ascii="Adwaita Sans" w:hAnsi="Adwaita Sans" w:cs="Adwaita Sans"/>
+          <w:b w:val="0"/>
+          <w:bCs w:val="0"/>
+          <w:color w:val="000000" w:themeColor="text1"/>
+          <w:sz w:val="48"/>
+          <w:szCs w:val="48"/>
+        </w:rPr>
+      </w:r>
+    </w:p>
+    <w:p>
+      <w:pPr>
+        <w:pBdr/>
+        <w:spacing/>
+        <w:ind/>
+        <w:jc w:val="left"/>
+        <w:rPr>
+          <w:rFonts w:ascii="Adwaita Sans" w:hAnsi="Adwaita Sans" w:cs="Adwaita Sans"/>
+          <w:b w:val="0"/>
+          <w:bCs w:val="0"/>
+          <w:color w:val="000000" w:themeColor="text1"/>
+          <w:sz w:val="48"/>
+          <w:szCs w:val="48"/>
+        </w:rPr>
+      </w:pPr>
+      <w:r>
+        <w:rPr>
+          <w:rFonts w:ascii="Adwaita Sans" w:hAnsi="Adwaita Sans" w:cs="Adwaita Sans"/>
+          <w:b w:val="0"/>
+          <w:bCs w:val="0"/>
+          <w:color w:val="000000" w:themeColor="text1"/>
+          <w:sz w:val="48"/>
+          <w:szCs w:val="48"/>
+        </w:rPr>
+      </w:r>
+      <w:r>
+        <w:rPr>
+          <w:rFonts w:ascii="Adwaita Sans" w:hAnsi="Adwaita Sans" w:cs="Adwaita Sans"/>
+          <w:b w:val="0"/>
+          <w:bCs w:val="0"/>
+          <w:color w:val="000000" w:themeColor="text1"/>
+          <w:sz w:val="48"/>
+          <w:szCs w:val="48"/>
+        </w:rPr>
+      </w:r>
+      <w:r>
+        <w:rPr>
+          <w:rFonts w:ascii="Adwaita Sans" w:hAnsi="Adwaita Sans" w:cs="Adwaita Sans"/>
+          <w:b w:val="0"/>
+          <w:bCs w:val="0"/>
+          <w:color w:val="000000" w:themeColor="text1"/>
+          <w:sz w:val="48"/>
+          <w:szCs w:val="48"/>
+        </w:rPr>
+      </w:r>
+    </w:p>
+    <w:p>
+      <w:pPr>
+        <w:pBdr/>
+        <w:spacing/>
+        <w:ind/>
+        <w:jc w:val="center"/>
+        <w:rPr>
+          <w:rFonts w:ascii="Adwaita Sans" w:hAnsi="Adwaita Sans" w:cs="Adwaita Sans"/>
+          <w:b w:val="0"/>
+          <w:bCs w:val="0"/>
+          <w:color w:val="000000" w:themeColor="text1"/>
+          <w:sz w:val="48"/>
+          <w:szCs w:val="48"/>
+        </w:rPr>
+      </w:pPr>
+      <w:r>
+        <w:rPr>
+          <w:rFonts w:ascii="Adwaita Sans" w:hAnsi="Adwaita Sans" w:cs="Adwaita Sans"/>
+          <w:b w:val="0"/>
+          <w:bCs w:val="0"/>
+          <w:color w:val="000000" w:themeColor="text1"/>
+          <w:sz w:val="48"/>
+          <w:szCs w:val="48"/>
+        </w:rPr>
+      </w:r>
+      <w:r>
+        <w:rPr>
+          <w:rFonts w:ascii="Adwaita Sans" w:hAnsi="Adwaita Sans" w:cs="Adwaita Sans"/>
+          <w:b w:val="0"/>
+          <w:bCs w:val="0"/>
+          <w:color w:val="000000" w:themeColor="text1"/>
+          <w:sz w:val="48"/>
+          <w:szCs w:val="48"/>
+        </w:rPr>
+      </w:r>
+      <w:r>
+        <w:rPr>
+          <w:rFonts w:ascii="Adwaita Sans" w:hAnsi="Adwaita Sans" w:cs="Adwaita Sans"/>
+          <w:b w:val="0"/>
+          <w:bCs w:val="0"/>
+          <w:color w:val="000000" w:themeColor="text1"/>
+          <w:sz w:val="48"/>
+          <w:szCs w:val="48"/>
+        </w:rPr>
+      </w:r>
+    </w:p>
+    <w:p>
+      <w:pPr>
+        <w:pBdr/>
+        <w:spacing/>
+        <w:ind/>
+        <w:jc w:val="center"/>
+        <w:rPr>
+          <w:rFonts w:ascii="Adwaita Sans" w:hAnsi="Adwaita Sans" w:cs="Adwaita Sans"/>
+          <w:b w:val="0"/>
+          <w:bCs w:val="0"/>
+          <w:color w:val="000000" w:themeColor="text1"/>
+          <w:sz w:val="48"/>
+          <w:szCs w:val="48"/>
+        </w:rPr>
+      </w:pPr>
+      <w:r>
+        <w:rPr>
+          <w:rFonts w:ascii="Adwaita Sans" w:hAnsi="Adwaita Sans" w:cs="Adwaita Sans"/>
+          <w:b w:val="0"/>
+          <w:bCs w:val="0"/>
+          <w:color w:val="000000" w:themeColor="text1"/>
+          <w:sz w:val="48"/>
+          <w:szCs w:val="48"/>
+        </w:rPr>
+      </w:r>
+      <w:r>
+        <w:rPr>
+          <w:rFonts w:ascii="Adwaita Sans" w:hAnsi="Adwaita Sans" w:cs="Adwaita Sans"/>
+          <w:b w:val="0"/>
+          <w:bCs w:val="0"/>
+          <w:color w:val="000000" w:themeColor="text1"/>
+          <w:sz w:val="48"/>
+          <w:szCs w:val="48"/>
+        </w:rPr>
+      </w:r>
+      <w:r>
+        <w:rPr>
+          <w:rFonts w:ascii="Adwaita Sans" w:hAnsi="Adwaita Sans" w:cs="Adwaita Sans"/>
+          <w:b w:val="0"/>
+          <w:bCs w:val="0"/>
+          <w:color w:val="000000" w:themeColor="text1"/>
+          <w:sz w:val="48"/>
+          <w:szCs w:val="48"/>
+        </w:rPr>
+      </w:r>
+    </w:p>
+    <w:p>
+      <w:pPr>
+        <w:pBdr/>
+        <w:spacing/>
+        <w:ind/>
+        <w:jc w:val="center"/>
+        <w:rPr>
+          <w:rFonts w:ascii="Adwaita Sans" w:hAnsi="Adwaita Sans" w:cs="Adwaita Sans"/>
+          <w:b w:val="0"/>
+          <w:bCs w:val="0"/>
+          <w:color w:val="000000" w:themeColor="text1"/>
+          <w:sz w:val="48"/>
+          <w:szCs w:val="48"/>
+        </w:rPr>
+      </w:pPr>
+      <w:r>
+        <w:rPr>
+          <w:rFonts w:ascii="Adwaita Sans" w:hAnsi="Adwaita Sans" w:cs="Adwaita Sans"/>
+          <w:b w:val="0"/>
+          <w:bCs w:val="0"/>
+          <w:color w:val="000000" w:themeColor="text1"/>
+          <w:sz w:val="48"/>
+          <w:szCs w:val="48"/>
+        </w:rPr>
+      </w:r>
+      <w:r>
+        <w:rPr>
+          <w:rFonts w:ascii="Adwaita Sans" w:hAnsi="Adwaita Sans" w:cs="Adwaita Sans"/>
+          <w:b w:val="0"/>
+          <w:bCs w:val="0"/>
+          <w:color w:val="000000" w:themeColor="text1"/>
+          <w:sz w:val="48"/>
+          <w:szCs w:val="48"/>
+        </w:rPr>
+      </w:r>
+      <w:r>
+        <w:rPr>
+          <w:rFonts w:ascii="Adwaita Sans" w:hAnsi="Adwaita Sans" w:cs="Adwaita Sans"/>
+          <w:b w:val="0"/>
+          <w:bCs w:val="0"/>
+          <w:color w:val="000000" w:themeColor="text1"/>
+          <w:sz w:val="48"/>
+          <w:szCs w:val="48"/>
+        </w:rPr>
+      </w:r>
+    </w:p>
+    <w:p>
+      <w:pPr>
+        <w:pBdr/>
+        <w:spacing/>
+        <w:ind/>
+        <w:jc w:val="left"/>
+        <w:rPr>
+          <w:rFonts w:ascii="Adwaita Sans" w:hAnsi="Adwaita Sans" w:cs="Adwaita Sans"/>
+          <w:b w:val="0"/>
+          <w:bCs w:val="0"/>
+          <w:color w:val="000000" w:themeColor="text1"/>
+          <w:sz w:val="48"/>
+          <w:szCs w:val="48"/>
+        </w:rPr>
+      </w:pPr>
+      <w:r>
+        <w:rPr>
+          <w:rFonts w:ascii="Adwaita Sans" w:hAnsi="Adwaita Sans" w:cs="Adwaita Sans"/>
+          <w:b w:val="0"/>
+          <w:bCs w:val="0"/>
+          <w:color w:val="000000" w:themeColor="text1"/>
+          <w:sz w:val="48"/>
+          <w:szCs w:val="48"/>
+        </w:rPr>
+      </w:r>
+      <w:r>
+        <w:rPr>
+          <w:rFonts w:ascii="Adwaita Sans" w:hAnsi="Adwaita Sans" w:cs="Adwaita Sans"/>
+          <w:b w:val="0"/>
+          <w:bCs w:val="0"/>
+          <w:color w:val="000000" w:themeColor="text1"/>
+          <w:sz w:val="48"/>
+          <w:szCs w:val="48"/>
+        </w:rPr>
+      </w:r>
+      <w:r>
+        <w:rPr>
+          <w:rFonts w:ascii="Adwaita Sans" w:hAnsi="Adwaita Sans" w:cs="Adwaita Sans"/>
+          <w:b w:val="0"/>
+          <w:bCs w:val="0"/>
+          <w:color w:val="000000" w:themeColor="text1"/>
+          <w:sz w:val="48"/>
+          <w:szCs w:val="48"/>
+        </w:rPr>
+      </w:r>
+    </w:p>
+    <w:p>
+      <w:pPr>
+        <w:pBdr/>
+        <w:spacing/>
+        <w:ind/>
+        <w:jc w:val="left"/>
+        <w:rPr>
+          <w:rFonts w:ascii="Adwaita Sans" w:hAnsi="Adwaita Sans" w:cs="Adwaita Sans"/>
+          <w:b w:val="0"/>
+          <w:bCs w:val="0"/>
+          <w:color w:val="000000" w:themeColor="text1"/>
+          <w:sz w:val="48"/>
+          <w:szCs w:val="48"/>
+        </w:rPr>
+      </w:pPr>
+      <w:r>
+        <w:rPr>
+          <w:rFonts w:ascii="Adwaita Sans" w:hAnsi="Adwaita Sans" w:cs="Adwaita Sans"/>
+          <w:b w:val="0"/>
+          <w:bCs w:val="0"/>
+          <w:color w:val="000000" w:themeColor="text1"/>
+          <w:sz w:val="48"/>
+          <w:szCs w:val="48"/>
+        </w:rPr>
+      </w:r>
+      <w:r>
+        <w:rPr>
+          <w:rFonts w:ascii="Adwaita Sans" w:hAnsi="Adwaita Sans" w:cs="Adwaita Sans"/>
+          <w:b w:val="0"/>
+          <w:bCs w:val="0"/>
+          <w:color w:val="000000" w:themeColor="text1"/>
+          <w:sz w:val="48"/>
+          <w:szCs w:val="48"/>
+        </w:rPr>
+      </w:r>
+      <w:r>
+        <w:rPr>
+          <w:rFonts w:ascii="Adwaita Sans" w:hAnsi="Adwaita Sans" w:cs="Adwaita Sans"/>
+          <w:b w:val="0"/>
+          <w:bCs w:val="0"/>
+          <w:color w:val="000000" w:themeColor="text1"/>
+          <w:sz w:val="48"/>
+          <w:szCs w:val="48"/>
+        </w:rPr>
+      </w:r>
+    </w:p>
+    <w:p>
+      <w:pPr>
+        <w:pBdr/>
+        <w:spacing/>
+        <w:ind/>
+        <w:jc w:val="center"/>
+        <w:rPr>
+          <w:rFonts w:ascii="Adwaita Sans" w:hAnsi="Adwaita Sans" w:eastAsia="Adwaita Sans" w:cs="Adwaita Sans"/>
+          <w:b w:val="0"/>
+          <w:bCs w:val="0"/>
+          <w:color w:val="000000" w:themeColor="text1"/>
+          <w:sz w:val="32"/>
+          <w:szCs w:val="32"/>
+          <w:highlight w:val="none"/>
+          <w:lang w:val="ru-RU"/>
+        </w:rPr>
+      </w:pPr>
       <w:r>
         <w:rPr>
           <w:rFonts w:ascii="Adwaita Sans" w:hAnsi="Adwaita Sans" w:eastAsia="Adwaita Sans" w:cs="Adwaita Sans"/>
@@ -113,381 +513,7 @@
           <w:lang w:val="ru-RU"/>
         </w:rPr>
       </w:r>
-    </w:p>
-    <w:p>
-      <w:pPr>
-        <w:pBdr/>
-        <w:spacing/>
-        <w:ind/>
-        <w:jc w:val="center"/>
-        <w:rPr>
-          <w:rFonts w:ascii="Adwaita Sans" w:hAnsi="Adwaita Sans" w:cs="Adwaita Sans"/>
-          <w:b w:val="0"/>
-          <w:bCs w:val="0"/>
-          <w:color w:val="000000" w:themeColor="text1"/>
-          <w:sz w:val="48"/>
-          <w:szCs w:val="48"/>
-        </w:rPr>
-      </w:pPr>
-      <w:r>
-        <w:rPr>
-          <w:rFonts w:ascii="Adwaita Sans" w:hAnsi="Adwaita Sans" w:cs="Adwaita Sans"/>
-          <w:b w:val="0"/>
-          <w:bCs w:val="0"/>
-          <w:color w:val="000000" w:themeColor="text1"/>
-          <w:sz w:val="48"/>
-          <w:szCs w:val="48"/>
-        </w:rPr>
-      </w:r>
-      <w:r>
-        <w:rPr>
-          <w:rFonts w:ascii="Adwaita Sans" w:hAnsi="Adwaita Sans" w:cs="Adwaita Sans"/>
-          <w:b w:val="0"/>
-          <w:bCs w:val="0"/>
-          <w:color w:val="000000" w:themeColor="text1"/>
-          <w:sz w:val="48"/>
-          <w:szCs w:val="48"/>
-        </w:rPr>
-      </w:r>
-      <w:r>
-        <w:rPr>
-          <w:rFonts w:ascii="Adwaita Sans" w:hAnsi="Adwaita Sans" w:cs="Adwaita Sans"/>
-          <w:b w:val="0"/>
-          <w:bCs w:val="0"/>
-          <w:color w:val="000000" w:themeColor="text1"/>
-          <w:sz w:val="48"/>
-          <w:szCs w:val="48"/>
-        </w:rPr>
-      </w:r>
-    </w:p>
-    <w:p>
-      <w:pPr>
-        <w:pBdr/>
-        <w:spacing/>
-        <w:ind/>
-        <w:jc w:val="center"/>
-        <w:rPr>
-          <w:rFonts w:ascii="Adwaita Sans" w:hAnsi="Adwaita Sans" w:cs="Adwaita Sans"/>
-          <w:b w:val="0"/>
-          <w:bCs w:val="0"/>
-          <w:color w:val="000000" w:themeColor="text1"/>
-          <w:sz w:val="48"/>
-          <w:szCs w:val="48"/>
-        </w:rPr>
-      </w:pPr>
-      <w:r>
-        <w:rPr>
-          <w:rFonts w:ascii="Adwaita Sans" w:hAnsi="Adwaita Sans" w:cs="Adwaita Sans"/>
-          <w:b w:val="0"/>
-          <w:bCs w:val="0"/>
-          <w:color w:val="000000" w:themeColor="text1"/>
-          <w:sz w:val="48"/>
-          <w:szCs w:val="48"/>
-        </w:rPr>
-      </w:r>
-      <w:r>
-        <w:rPr>
-          <w:rFonts w:ascii="Adwaita Sans" w:hAnsi="Adwaita Sans" w:cs="Adwaita Sans"/>
-          <w:b w:val="0"/>
-          <w:bCs w:val="0"/>
-          <w:color w:val="000000" w:themeColor="text1"/>
-          <w:sz w:val="48"/>
-          <w:szCs w:val="48"/>
-        </w:rPr>
-      </w:r>
-      <w:r>
-        <w:rPr>
-          <w:rFonts w:ascii="Adwaita Sans" w:hAnsi="Adwaita Sans" w:cs="Adwaita Sans"/>
-          <w:b w:val="0"/>
-          <w:bCs w:val="0"/>
-          <w:color w:val="000000" w:themeColor="text1"/>
-          <w:sz w:val="48"/>
-          <w:szCs w:val="48"/>
-        </w:rPr>
-      </w:r>
-    </w:p>
-    <w:p>
-      <w:pPr>
-        <w:pBdr/>
-        <w:spacing/>
-        <w:ind/>
-        <w:jc w:val="left"/>
-        <w:rPr>
-          <w:rFonts w:ascii="Adwaita Sans" w:hAnsi="Adwaita Sans" w:cs="Adwaita Sans"/>
-          <w:b w:val="0"/>
-          <w:bCs w:val="0"/>
-          <w:color w:val="000000" w:themeColor="text1"/>
-          <w:sz w:val="48"/>
-          <w:szCs w:val="48"/>
-        </w:rPr>
-      </w:pPr>
-      <w:r>
-        <w:rPr>
-          <w:rFonts w:ascii="Adwaita Sans" w:hAnsi="Adwaita Sans" w:cs="Adwaita Sans"/>
-          <w:b w:val="0"/>
-          <w:bCs w:val="0"/>
-          <w:color w:val="000000" w:themeColor="text1"/>
-          <w:sz w:val="48"/>
-          <w:szCs w:val="48"/>
-        </w:rPr>
-      </w:r>
-      <w:r>
-        <w:rPr>
-          <w:rFonts w:ascii="Adwaita Sans" w:hAnsi="Adwaita Sans" w:cs="Adwaita Sans"/>
-          <w:b w:val="0"/>
-          <w:bCs w:val="0"/>
-          <w:color w:val="000000" w:themeColor="text1"/>
-          <w:sz w:val="48"/>
-          <w:szCs w:val="48"/>
-        </w:rPr>
-      </w:r>
-      <w:r>
-        <w:rPr>
-          <w:rFonts w:ascii="Adwaita Sans" w:hAnsi="Adwaita Sans" w:cs="Adwaita Sans"/>
-          <w:b w:val="0"/>
-          <w:bCs w:val="0"/>
-          <w:color w:val="000000" w:themeColor="text1"/>
-          <w:sz w:val="48"/>
-          <w:szCs w:val="48"/>
-        </w:rPr>
-      </w:r>
-    </w:p>
-    <w:p>
-      <w:pPr>
-        <w:pBdr/>
-        <w:spacing/>
-        <w:ind/>
-        <w:jc w:val="center"/>
-        <w:rPr>
-          <w:rFonts w:ascii="Adwaita Sans" w:hAnsi="Adwaita Sans" w:cs="Adwaita Sans"/>
-          <w:b w:val="0"/>
-          <w:bCs w:val="0"/>
-          <w:color w:val="000000" w:themeColor="text1"/>
-          <w:sz w:val="48"/>
-          <w:szCs w:val="48"/>
-        </w:rPr>
-      </w:pPr>
-      <w:r>
-        <w:rPr>
-          <w:rFonts w:ascii="Adwaita Sans" w:hAnsi="Adwaita Sans" w:cs="Adwaita Sans"/>
-          <w:b w:val="0"/>
-          <w:bCs w:val="0"/>
-          <w:color w:val="000000" w:themeColor="text1"/>
-          <w:sz w:val="48"/>
-          <w:szCs w:val="48"/>
-        </w:rPr>
-      </w:r>
-      <w:r>
-        <w:rPr>
-          <w:rFonts w:ascii="Adwaita Sans" w:hAnsi="Adwaita Sans" w:cs="Adwaita Sans"/>
-          <w:b w:val="0"/>
-          <w:bCs w:val="0"/>
-          <w:color w:val="000000" w:themeColor="text1"/>
-          <w:sz w:val="48"/>
-          <w:szCs w:val="48"/>
-        </w:rPr>
-      </w:r>
-      <w:r>
-        <w:rPr>
-          <w:rFonts w:ascii="Adwaita Sans" w:hAnsi="Adwaita Sans" w:cs="Adwaita Sans"/>
-          <w:b w:val="0"/>
-          <w:bCs w:val="0"/>
-          <w:color w:val="000000" w:themeColor="text1"/>
-          <w:sz w:val="48"/>
-          <w:szCs w:val="48"/>
-        </w:rPr>
-      </w:r>
-    </w:p>
-    <w:p>
-      <w:pPr>
-        <w:pBdr/>
-        <w:spacing/>
-        <w:ind/>
-        <w:jc w:val="center"/>
-        <w:rPr>
-          <w:rFonts w:ascii="Adwaita Sans" w:hAnsi="Adwaita Sans" w:cs="Adwaita Sans"/>
-          <w:b w:val="0"/>
-          <w:bCs w:val="0"/>
-          <w:color w:val="000000" w:themeColor="text1"/>
-          <w:sz w:val="48"/>
-          <w:szCs w:val="48"/>
-        </w:rPr>
-      </w:pPr>
-      <w:r>
-        <w:rPr>
-          <w:rFonts w:ascii="Adwaita Sans" w:hAnsi="Adwaita Sans" w:cs="Adwaita Sans"/>
-          <w:b w:val="0"/>
-          <w:bCs w:val="0"/>
-          <w:color w:val="000000" w:themeColor="text1"/>
-          <w:sz w:val="48"/>
-          <w:szCs w:val="48"/>
-        </w:rPr>
-      </w:r>
-      <w:r>
-        <w:rPr>
-          <w:rFonts w:ascii="Adwaita Sans" w:hAnsi="Adwaita Sans" w:cs="Adwaita Sans"/>
-          <w:b w:val="0"/>
-          <w:bCs w:val="0"/>
-          <w:color w:val="000000" w:themeColor="text1"/>
-          <w:sz w:val="48"/>
-          <w:szCs w:val="48"/>
-        </w:rPr>
-      </w:r>
-      <w:r>
-        <w:rPr>
-          <w:rFonts w:ascii="Adwaita Sans" w:hAnsi="Adwaita Sans" w:cs="Adwaita Sans"/>
-          <w:b w:val="0"/>
-          <w:bCs w:val="0"/>
-          <w:color w:val="000000" w:themeColor="text1"/>
-          <w:sz w:val="48"/>
-          <w:szCs w:val="48"/>
-        </w:rPr>
-      </w:r>
-    </w:p>
-    <w:p>
-      <w:pPr>
-        <w:pBdr/>
-        <w:spacing/>
-        <w:ind/>
-        <w:jc w:val="center"/>
-        <w:rPr>
-          <w:rFonts w:ascii="Adwaita Sans" w:hAnsi="Adwaita Sans" w:cs="Adwaita Sans"/>
-          <w:b w:val="0"/>
-          <w:bCs w:val="0"/>
-          <w:color w:val="000000" w:themeColor="text1"/>
-          <w:sz w:val="48"/>
-          <w:szCs w:val="48"/>
-        </w:rPr>
-      </w:pPr>
-      <w:r>
-        <w:rPr>
-          <w:rFonts w:ascii="Adwaita Sans" w:hAnsi="Adwaita Sans" w:cs="Adwaita Sans"/>
-          <w:b w:val="0"/>
-          <w:bCs w:val="0"/>
-          <w:color w:val="000000" w:themeColor="text1"/>
-          <w:sz w:val="48"/>
-          <w:szCs w:val="48"/>
-        </w:rPr>
-      </w:r>
-      <w:r>
-        <w:rPr>
-          <w:rFonts w:ascii="Adwaita Sans" w:hAnsi="Adwaita Sans" w:cs="Adwaita Sans"/>
-          <w:b w:val="0"/>
-          <w:bCs w:val="0"/>
-          <w:color w:val="000000" w:themeColor="text1"/>
-          <w:sz w:val="48"/>
-          <w:szCs w:val="48"/>
-        </w:rPr>
-      </w:r>
-      <w:r>
-        <w:rPr>
-          <w:rFonts w:ascii="Adwaita Sans" w:hAnsi="Adwaita Sans" w:cs="Adwaita Sans"/>
-          <w:b w:val="0"/>
-          <w:bCs w:val="0"/>
-          <w:color w:val="000000" w:themeColor="text1"/>
-          <w:sz w:val="48"/>
-          <w:szCs w:val="48"/>
-        </w:rPr>
-      </w:r>
-    </w:p>
-    <w:p>
-      <w:pPr>
-        <w:pBdr/>
-        <w:spacing/>
-        <w:ind/>
-        <w:jc w:val="left"/>
-        <w:rPr>
-          <w:rFonts w:ascii="Adwaita Sans" w:hAnsi="Adwaita Sans" w:cs="Adwaita Sans"/>
-          <w:b w:val="0"/>
-          <w:bCs w:val="0"/>
-          <w:color w:val="000000" w:themeColor="text1"/>
-          <w:sz w:val="48"/>
-          <w:szCs w:val="48"/>
-        </w:rPr>
-      </w:pPr>
-      <w:r>
-        <w:rPr>
-          <w:rFonts w:ascii="Adwaita Sans" w:hAnsi="Adwaita Sans" w:cs="Adwaita Sans"/>
-          <w:b w:val="0"/>
-          <w:bCs w:val="0"/>
-          <w:color w:val="000000" w:themeColor="text1"/>
-          <w:sz w:val="48"/>
-          <w:szCs w:val="48"/>
-        </w:rPr>
-      </w:r>
-      <w:r>
-        <w:rPr>
-          <w:rFonts w:ascii="Adwaita Sans" w:hAnsi="Adwaita Sans" w:cs="Adwaita Sans"/>
-          <w:b w:val="0"/>
-          <w:bCs w:val="0"/>
-          <w:color w:val="000000" w:themeColor="text1"/>
-          <w:sz w:val="48"/>
-          <w:szCs w:val="48"/>
-        </w:rPr>
-      </w:r>
-      <w:r>
-        <w:rPr>
-          <w:rFonts w:ascii="Adwaita Sans" w:hAnsi="Adwaita Sans" w:cs="Adwaita Sans"/>
-          <w:b w:val="0"/>
-          <w:bCs w:val="0"/>
-          <w:color w:val="000000" w:themeColor="text1"/>
-          <w:sz w:val="48"/>
-          <w:szCs w:val="48"/>
-        </w:rPr>
-      </w:r>
-    </w:p>
-    <w:p>
-      <w:pPr>
-        <w:pBdr/>
-        <w:spacing/>
-        <w:ind/>
-        <w:jc w:val="left"/>
-        <w:rPr>
-          <w:rFonts w:ascii="Adwaita Sans" w:hAnsi="Adwaita Sans" w:cs="Adwaita Sans"/>
-          <w:b w:val="0"/>
-          <w:bCs w:val="0"/>
-          <w:color w:val="000000" w:themeColor="text1"/>
-          <w:sz w:val="48"/>
-          <w:szCs w:val="48"/>
-        </w:rPr>
-      </w:pPr>
-      <w:r>
-        <w:rPr>
-          <w:rFonts w:ascii="Adwaita Sans" w:hAnsi="Adwaita Sans" w:cs="Adwaita Sans"/>
-          <w:b w:val="0"/>
-          <w:bCs w:val="0"/>
-          <w:color w:val="000000" w:themeColor="text1"/>
-          <w:sz w:val="48"/>
-          <w:szCs w:val="48"/>
-        </w:rPr>
-      </w:r>
-      <w:r>
-        <w:rPr>
-          <w:rFonts w:ascii="Adwaita Sans" w:hAnsi="Adwaita Sans" w:cs="Adwaita Sans"/>
-          <w:b w:val="0"/>
-          <w:bCs w:val="0"/>
-          <w:color w:val="000000" w:themeColor="text1"/>
-          <w:sz w:val="48"/>
-          <w:szCs w:val="48"/>
-        </w:rPr>
-      </w:r>
-      <w:r>
-        <w:rPr>
-          <w:rFonts w:ascii="Adwaita Sans" w:hAnsi="Adwaita Sans" w:cs="Adwaita Sans"/>
-          <w:b w:val="0"/>
-          <w:bCs w:val="0"/>
-          <w:color w:val="000000" w:themeColor="text1"/>
-          <w:sz w:val="48"/>
-          <w:szCs w:val="48"/>
-        </w:rPr>
-      </w:r>
-    </w:p>
-    <w:p>
-      <w:pPr>
-        <w:pBdr/>
-        <w:spacing/>
-        <w:ind/>
-        <w:jc w:val="center"/>
+      <w:r>
         <w:rPr>
           <w:rFonts w:ascii="Adwaita Sans" w:hAnsi="Adwaita Sans" w:eastAsia="Adwaita Sans" w:cs="Adwaita Sans"/>
           <w:b w:val="0"/>
@@ -498,18 +524,7 @@
           <w:highlight w:val="none"/>
           <w:lang w:val="ru-RU"/>
         </w:rPr>
-      </w:pPr>
-      <w:r>
-        <w:rPr>
-          <w:rFonts w:ascii="Adwaita Sans" w:hAnsi="Adwaita Sans" w:eastAsia="Adwaita Sans" w:cs="Adwaita Sans"/>
-          <w:b w:val="0"/>
-          <w:bCs w:val="0"/>
-          <w:color w:val="000000" w:themeColor="text1"/>
-          <w:sz w:val="48"/>
-          <w:szCs w:val="48"/>
-          <w:highlight w:val="none"/>
-          <w:lang w:val="ru-RU"/>
-        </w:rPr>
+        <w:t xml:space="preserve">Работу выполнили </w:t>
       </w:r>
       <w:r>
         <w:rPr>
@@ -522,7 +537,7 @@
           <w:highlight w:val="none"/>
           <w:lang w:val="ru-RU"/>
         </w:rPr>
-        <w:t xml:space="preserve">Работу выполнили </w:t>
+        <w:t xml:space="preserve">студенты группы 5342</w:t>
       </w:r>
       <w:r>
         <w:rPr>
@@ -533,9 +548,9 @@
           <w:sz w:val="32"/>
           <w:szCs w:val="32"/>
           <w:highlight w:val="none"/>
-          <w:lang w:val="ru-RU"/>
-        </w:rPr>
-        <w:t xml:space="preserve">студенты группы 5342</w:t>
+          <w:lang w:val="en-US"/>
+        </w:rPr>
+        <w:t xml:space="preserve">:</w:t>
       </w:r>
       <w:r>
         <w:rPr>
@@ -546,9 +561,8 @@
           <w:sz w:val="32"/>
           <w:szCs w:val="32"/>
           <w:highlight w:val="none"/>
-          <w:lang w:val="en-US"/>
-        </w:rPr>
-        <w:t xml:space="preserve">:</w:t>
+          <w:lang w:val="ru-RU"/>
+        </w:rPr>
       </w:r>
       <w:r>
         <w:rPr>
@@ -562,6 +576,23 @@
           <w:lang w:val="ru-RU"/>
         </w:rPr>
       </w:r>
+    </w:p>
+    <w:p>
+      <w:pPr>
+        <w:pBdr/>
+        <w:spacing/>
+        <w:ind/>
+        <w:jc w:val="center"/>
+        <w:rPr>
+          <w:rFonts w:ascii="Adwaita Sans" w:hAnsi="Adwaita Sans" w:cs="Adwaita Sans"/>
+          <w:b w:val="0"/>
+          <w:bCs w:val="0"/>
+          <w:color w:val="000000" w:themeColor="text1"/>
+          <w:sz w:val="32"/>
+          <w:szCs w:val="32"/>
+          <w:highlight w:val="none"/>
+        </w:rPr>
+      </w:pPr>
       <w:r>
         <w:rPr>
           <w:rFonts w:ascii="Adwaita Sans" w:hAnsi="Adwaita Sans" w:eastAsia="Adwaita Sans" w:cs="Adwaita Sans"/>
@@ -573,14 +604,9 @@
           <w:highlight w:val="none"/>
           <w:lang w:val="ru-RU"/>
         </w:rPr>
-      </w:r>
-    </w:p>
-    <w:p>
-      <w:pPr>
-        <w:pBdr/>
-        <w:spacing/>
-        <w:ind/>
-        <w:jc w:val="center"/>
+        <w:t xml:space="preserve">Димитров Александрос, Кукреш Олег</w:t>
+      </w:r>
+      <w:r>
         <w:rPr>
           <w:rFonts w:ascii="Adwaita Sans" w:hAnsi="Adwaita Sans" w:cs="Adwaita Sans"/>
           <w:b w:val="0"/>
@@ -590,8 +616,25 @@
           <w:szCs w:val="32"/>
           <w:highlight w:val="none"/>
         </w:rPr>
-      </w:pPr>
-      <w:r>
+      </w:r>
+      <w:r>
+        <w:rPr>
+          <w:rFonts w:ascii="Adwaita Sans" w:hAnsi="Adwaita Sans" w:cs="Adwaita Sans"/>
+          <w:b w:val="0"/>
+          <w:bCs w:val="0"/>
+          <w:color w:val="000000" w:themeColor="text1"/>
+          <w:sz w:val="32"/>
+          <w:szCs w:val="32"/>
+          <w:highlight w:val="none"/>
+        </w:rPr>
+      </w:r>
+    </w:p>
+    <w:p>
+      <w:pPr>
+        <w:pBdr/>
+        <w:spacing/>
+        <w:ind/>
+        <w:jc w:val="left"/>
         <w:rPr>
           <w:rFonts w:ascii="Adwaita Sans" w:hAnsi="Adwaita Sans" w:eastAsia="Adwaita Sans" w:cs="Adwaita Sans"/>
           <w:b w:val="0"/>
@@ -602,8 +645,7 @@
           <w:highlight w:val="none"/>
           <w:lang w:val="ru-RU"/>
         </w:rPr>
-        <w:t xml:space="preserve">Димитров Александрос, Кукреш Олег</w:t>
-      </w:r>
+      </w:pPr>
       <w:r>
         <w:rPr>
           <w:rFonts w:ascii="Adwaita Sans" w:hAnsi="Adwaita Sans" w:eastAsia="Adwaita Sans" w:cs="Adwaita Sans"/>
@@ -618,6 +660,48 @@
       </w:r>
       <w:r>
         <w:rPr>
+          <w:rFonts w:ascii="Adwaita Sans" w:hAnsi="Adwaita Sans" w:eastAsia="Adwaita Sans" w:cs="Adwaita Sans"/>
+          <w:b w:val="0"/>
+          <w:bCs w:val="0"/>
+          <w:color w:val="000000" w:themeColor="text1"/>
+          <w:sz w:val="32"/>
+          <w:szCs w:val="32"/>
+          <w:highlight w:val="none"/>
+          <w:lang w:val="ru-RU"/>
+        </w:rPr>
+      </w:r>
+      <w:r>
+        <w:rPr>
+          <w:rFonts w:ascii="Adwaita Sans" w:hAnsi="Adwaita Sans" w:eastAsia="Adwaita Sans" w:cs="Adwaita Sans"/>
+          <w:b w:val="0"/>
+          <w:bCs w:val="0"/>
+          <w:color w:val="000000" w:themeColor="text1"/>
+          <w:sz w:val="32"/>
+          <w:szCs w:val="32"/>
+          <w:highlight w:val="none"/>
+          <w:lang w:val="ru-RU"/>
+        </w:rPr>
+      </w:r>
+    </w:p>
+    <w:p>
+      <w:pPr>
+        <w:pBdr/>
+        <w:spacing/>
+        <w:ind/>
+        <w:jc w:val="left"/>
+        <w:rPr>
+          <w:rFonts w:ascii="Adwaita Sans" w:hAnsi="Adwaita Sans" w:eastAsia="Adwaita Sans" w:cs="Adwaita Sans"/>
+          <w:b w:val="0"/>
+          <w:bCs w:val="0"/>
+          <w:color w:val="000000" w:themeColor="text1"/>
+          <w:sz w:val="32"/>
+          <w:szCs w:val="32"/>
+          <w:highlight w:val="none"/>
+          <w:lang w:val="ru-RU"/>
+        </w:rPr>
+      </w:pPr>
+      <w:r>
+        <w:rPr>
           <w:rFonts w:ascii="Adwaita Sans" w:hAnsi="Adwaita Sans" w:cs="Adwaita Sans"/>
           <w:b w:val="0"/>
           <w:bCs w:val="0"/>
@@ -625,15 +709,10 @@
           <w:sz w:val="32"/>
           <w:szCs w:val="32"/>
           <w:highlight w:val="none"/>
-        </w:rPr>
-      </w:r>
-    </w:p>
-    <w:p>
-      <w:pPr>
-        <w:pBdr/>
-        <w:spacing/>
-        <w:ind/>
-        <w:jc w:val="left"/>
+          <w:lang w:val="ru-RU" w:bidi="ru-RU"/>
+        </w:rPr>
+      </w:r>
+      <w:r>
         <w:rPr>
           <w:rFonts w:ascii="Adwaita Sans" w:hAnsi="Adwaita Sans" w:eastAsia="Adwaita Sans" w:cs="Adwaita Sans"/>
           <w:b w:val="0"/>
@@ -644,7 +723,7 @@
           <w:highlight w:val="none"/>
           <w:lang w:val="ru-RU"/>
         </w:rPr>
-      </w:pPr>
+      </w:r>
       <w:r>
         <w:rPr>
           <w:rFonts w:ascii="Adwaita Sans" w:hAnsi="Adwaita Sans" w:eastAsia="Adwaita Sans" w:cs="Adwaita Sans"/>
@@ -657,7 +736,13 @@
           <w:lang w:val="ru-RU"/>
         </w:rPr>
       </w:r>
-      <w:r>
+    </w:p>
+    <w:p>
+      <w:pPr>
+        <w:pBdr/>
+        <w:spacing/>
+        <w:ind/>
+        <w:jc w:val="center"/>
         <w:rPr>
           <w:rFonts w:ascii="Adwaita Sans" w:hAnsi="Adwaita Sans" w:eastAsia="Adwaita Sans" w:cs="Adwaita Sans"/>
           <w:b w:val="0"/>
@@ -666,9 +751,9 @@
           <w:sz w:val="32"/>
           <w:szCs w:val="32"/>
           <w:highlight w:val="none"/>
-          <w:lang w:val="ru-RU"/>
-        </w:rPr>
-      </w:r>
+          <w:lang w:val="en-US"/>
+        </w:rPr>
+      </w:pPr>
       <w:r>
         <w:rPr>
           <w:rFonts w:ascii="Adwaita Sans" w:hAnsi="Adwaita Sans" w:eastAsia="Adwaita Sans" w:cs="Adwaita Sans"/>
@@ -678,16 +763,10 @@
           <w:sz w:val="32"/>
           <w:szCs w:val="32"/>
           <w:highlight w:val="none"/>
-          <w:lang w:val="ru-RU"/>
-        </w:rPr>
-      </w:r>
-    </w:p>
-    <w:p>
-      <w:pPr>
-        <w:pBdr/>
-        <w:spacing/>
-        <w:ind/>
-        <w:jc w:val="left"/>
+          <w:lang w:val="en-US"/>
+        </w:rPr>
+      </w:r>
+      <w:r>
         <w:rPr>
           <w:rFonts w:ascii="Adwaita Sans" w:hAnsi="Adwaita Sans" w:eastAsia="Adwaita Sans" w:cs="Adwaita Sans"/>
           <w:b w:val="0"/>
@@ -696,32 +775,9 @@
           <w:sz w:val="32"/>
           <w:szCs w:val="32"/>
           <w:highlight w:val="none"/>
-          <w:lang w:val="ru-RU"/>
-        </w:rPr>
-      </w:pPr>
-      <w:r>
-        <w:rPr>
-          <w:rFonts w:ascii="Adwaita Sans" w:hAnsi="Adwaita Sans" w:cs="Adwaita Sans"/>
-          <w:b w:val="0"/>
-          <w:bCs w:val="0"/>
-          <w:color w:val="000000" w:themeColor="text1"/>
-          <w:sz w:val="32"/>
-          <w:szCs w:val="32"/>
-          <w:highlight w:val="none"/>
-          <w:lang w:val="ru-RU" w:bidi="ru-RU"/>
-        </w:rPr>
-      </w:r>
-      <w:r>
-        <w:rPr>
-          <w:rFonts w:ascii="Adwaita Sans" w:hAnsi="Adwaita Sans" w:cs="Adwaita Sans"/>
-          <w:b w:val="0"/>
-          <w:bCs w:val="0"/>
-          <w:color w:val="000000" w:themeColor="text1"/>
-          <w:sz w:val="32"/>
-          <w:szCs w:val="32"/>
-          <w:highlight w:val="none"/>
-          <w:lang w:val="ru-RU"/>
-        </w:rPr>
+          <w:lang w:val="en-US"/>
+        </w:rPr>
+        <w:t xml:space="preserve">СПбГЭТУ «ЛЭТИ»</w:t>
       </w:r>
       <w:r>
         <w:rPr>
@@ -732,16 +788,10 @@
           <w:sz w:val="32"/>
           <w:szCs w:val="32"/>
           <w:highlight w:val="none"/>
-          <w:lang w:val="ru-RU"/>
-        </w:rPr>
-      </w:r>
-    </w:p>
-    <w:p>
-      <w:pPr>
-        <w:pBdr/>
-        <w:spacing/>
-        <w:ind/>
-        <w:jc w:val="center"/>
+          <w:lang w:val="en-US"/>
+        </w:rPr>
+      </w:r>
+      <w:r>
         <w:rPr>
           <w:rFonts w:ascii="Adwaita Sans" w:hAnsi="Adwaita Sans" w:eastAsia="Adwaita Sans" w:cs="Adwaita Sans"/>
           <w:b w:val="0"/>
@@ -752,8 +802,14 @@
           <w:highlight w:val="none"/>
           <w:lang w:val="en-US"/>
         </w:rPr>
-      </w:pPr>
-      <w:r>
+      </w:r>
+    </w:p>
+    <w:p>
+      <w:pPr>
+        <w:pBdr/>
+        <w:spacing/>
+        <w:ind/>
+        <w:jc w:val="center"/>
         <w:rPr>
           <w:rFonts w:ascii="Adwaita Sans" w:hAnsi="Adwaita Sans" w:eastAsia="Adwaita Sans" w:cs="Adwaita Sans"/>
           <w:b w:val="0"/>
@@ -764,7 +820,7 @@
           <w:highlight w:val="none"/>
           <w:lang w:val="en-US"/>
         </w:rPr>
-      </w:r>
+      </w:pPr>
       <w:r>
         <w:rPr>
           <w:rFonts w:ascii="Adwaita Sans" w:hAnsi="Adwaita Sans" w:eastAsia="Adwaita Sans" w:cs="Adwaita Sans"/>
@@ -774,19 +830,9 @@
           <w:sz w:val="32"/>
           <w:szCs w:val="32"/>
           <w:highlight w:val="none"/>
-          <w:lang w:val="en-US"/>
-        </w:rPr>
-        <w:t xml:space="preserve">СПбГЭТУ «ЛЭТИ»</w:t>
-      </w:r>
-      <w:r>
-        <w:rPr>
-          <w:rFonts w:ascii="Adwaita Sans" w:hAnsi="Adwaita Sans" w:cs="Adwaita Sans"/>
-          <w:b w:val="0"/>
-          <w:bCs w:val="0"/>
-          <w:color w:val="000000" w:themeColor="text1"/>
-          <w:sz w:val="32"/>
-          <w:szCs w:val="32"/>
-        </w:rPr>
+          <w:lang w:val="ru-RU"/>
+        </w:rPr>
+        <w:t xml:space="preserve">2026</w:t>
       </w:r>
       <w:r>
         <w:rPr>
@@ -800,13 +846,7 @@
           <w:lang w:val="en-US"/>
         </w:rPr>
       </w:r>
-    </w:p>
-    <w:p>
-      <w:pPr>
-        <w:pBdr/>
-        <w:spacing/>
-        <w:ind/>
-        <w:jc w:val="center"/>
+      <w:r>
         <w:rPr>
           <w:rFonts w:ascii="Adwaita Sans" w:hAnsi="Adwaita Sans" w:eastAsia="Adwaita Sans" w:cs="Adwaita Sans"/>
           <w:b w:val="0"/>
@@ -817,6 +857,22 @@
           <w:highlight w:val="none"/>
           <w:lang w:val="en-US"/>
         </w:rPr>
+      </w:r>
+    </w:p>
+    <w:p>
+      <w:pPr>
+        <w:pStyle w:val="930"/>
+        <w:suppressLineNumbers w:val="false"/>
+        <w:pBdr/>
+        <w:spacing/>
+        <w:ind/>
+        <w:rPr>
+          <w:b/>
+          <w:bCs/>
+          <w:highlight w:val="none"/>
+          <w:lang w:val="ru-RU"/>
+          <w14:ligatures w14:val="none"/>
+        </w:rPr>
       </w:pPr>
       <w:r>
         <w:rPr>
@@ -827,102 +883,88 @@
           <w:sz w:val="32"/>
           <w:szCs w:val="32"/>
           <w:highlight w:val="none"/>
+          <w:lang w:val="en-US"/>
+        </w:rPr>
+      </w:r>
+      <w:r>
+        <w:rPr>
+          <w:b/>
+          <w:bCs/>
+          <w:highlight w:val="none"/>
           <w:lang w:val="ru-RU"/>
         </w:rPr>
-        <w:t xml:space="preserve">2026</w:t>
-      </w:r>
-      <w:r>
-        <w:rPr>
-          <w:rFonts w:ascii="Adwaita Sans" w:hAnsi="Adwaita Sans" w:eastAsia="Adwaita Sans" w:cs="Adwaita Sans"/>
+        <w:t xml:space="preserve">Теоретическое введение.</w:t>
+      </w:r>
+      <w:r>
+        <w:rPr>
+          <w:b/>
+          <w:bCs/>
+          <w:highlight w:val="none"/>
+          <w:lang w:val="ru-RU"/>
+          <w14:ligatures w14:val="none"/>
+        </w:rPr>
+      </w:r>
+      <w:r>
+        <w:rPr>
+          <w:b/>
+          <w:bCs/>
+          <w:highlight w:val="none"/>
+          <w:lang w:val="ru-RU"/>
+          <w14:ligatures w14:val="none"/>
+        </w:rPr>
+      </w:r>
+    </w:p>
+    <w:p>
+      <w:pPr>
+        <w:pStyle w:val="930"/>
+        <w:suppressLineNumbers w:val="false"/>
+        <w:pBdr/>
+        <w:spacing/>
+        <w:ind/>
+        <w:rPr>
           <w:b w:val="0"/>
           <w:bCs w:val="0"/>
-          <w:color w:val="000000" w:themeColor="text1"/>
-          <w:sz w:val="32"/>
-          <w:szCs w:val="32"/>
-          <w:highlight w:val="none"/>
-          <w:lang w:val="en-US"/>
-        </w:rPr>
-      </w:r>
-      <w:r>
-        <w:rPr>
-          <w:rFonts w:ascii="Adwaita Sans" w:hAnsi="Adwaita Sans" w:eastAsia="Adwaita Sans" w:cs="Adwaita Sans"/>
+          <w:highlight w:val="none"/>
+          <w:lang w:val="ru-RU"/>
+          <w14:ligatures w14:val="none"/>
+        </w:rPr>
+      </w:pPr>
+      <w:r>
+        <w:rPr>
           <w:b w:val="0"/>
           <w:bCs w:val="0"/>
-          <w:color w:val="000000" w:themeColor="text1"/>
-          <w:sz w:val="32"/>
-          <w:szCs w:val="32"/>
-          <w:highlight w:val="none"/>
-          <w:lang w:val="en-US"/>
-        </w:rPr>
-      </w:r>
-    </w:p>
-    <w:p>
-      <w:pPr>
-        <w:pStyle w:val="930"/>
-        <w:suppressLineNumbers w:val="false"/>
-        <w:pBdr/>
-        <w:spacing/>
-        <w:ind/>
+          <w:highlight w:val="none"/>
+          <w:lang w:val="ru-RU"/>
+        </w:rPr>
+        <w:t xml:space="preserve">Гипотеза Гаусса-Кузьмина</w:t>
+      </w:r>
+      <w:r>
         <w:rPr>
           <w:b/>
           <w:bCs/>
           <w:highlight w:val="none"/>
           <w:lang w:val="ru-RU"/>
-          <w14:ligatures w14:val="none"/>
-        </w:rPr>
-      </w:pPr>
-      <w:r>
-        <w:rPr>
-          <w:rFonts w:ascii="Adwaita Sans" w:hAnsi="Adwaita Sans" w:eastAsia="Adwaita Sans" w:cs="Adwaita Sans"/>
+        </w:rPr>
+        <w:t xml:space="preserve"> </w:t>
+      </w:r>
+      <w:r>
+        <w:rPr>
           <w:b w:val="0"/>
           <w:bCs w:val="0"/>
-          <w:color w:val="000000" w:themeColor="text1"/>
-          <w:sz w:val="32"/>
-          <w:szCs w:val="32"/>
-          <w:highlight w:val="none"/>
-          <w:lang w:val="en-US"/>
-        </w:rPr>
-      </w:r>
-      <w:r>
-        <w:rPr>
-          <w:b/>
-          <w:bCs/>
           <w:highlight w:val="none"/>
           <w:lang w:val="ru-RU"/>
         </w:rPr>
-        <w:t xml:space="preserve">Теоретическое введение.</w:t>
-      </w:r>
-      <w:r>
-        <w:rPr>
-          <w:b/>
-          <w:bCs/>
-        </w:rPr>
-      </w:r>
-      <w:r>
-        <w:rPr>
-          <w:b/>
-          <w:bCs/>
-          <w:highlight w:val="none"/>
-          <w:lang w:val="ru-RU"/>
-          <w14:ligatures w14:val="none"/>
-        </w:rPr>
-      </w:r>
-    </w:p>
-    <w:p>
-      <w:pPr>
-        <w:pStyle w:val="930"/>
-        <w:suppressLineNumbers w:val="false"/>
-        <w:pBdr/>
-        <w:spacing/>
-        <w:ind/>
+        <w:t xml:space="preserve">утверждает, что для почти любого вещественного числа </w:t>
+      </w:r>
+      <w:r>
         <w:rPr>
           <w:b w:val="0"/>
           <w:bCs w:val="0"/>
           <w:highlight w:val="none"/>
-          <w:lang w:val="ru-RU"/>
-          <w14:ligatures w14:val="none"/>
-        </w:rPr>
-      </w:pPr>
+          <w:lang w:val="en-US"/>
+        </w:rPr>
+        <w:t xml:space="preserve">x</w:t>
+      </w:r>
       <w:r>
         <w:rPr>
           <w:b w:val="0"/>
@@ -930,61 +972,25 @@
           <w:highlight w:val="none"/>
           <w:lang w:val="ru-RU"/>
         </w:rPr>
-        <w:t xml:space="preserve">Гипотеза Гаусса-Кузьмина</w:t>
-      </w:r>
-      <w:r>
-        <w:rPr>
-          <w:b/>
-          <w:bCs/>
-          <w:highlight w:val="none"/>
-          <w:lang w:val="ru-RU"/>
-        </w:rPr>
-        <w:t xml:space="preserve"> </w:t>
+        <w:t xml:space="preserve">, вероятность того, что </w:t>
       </w:r>
       <w:r>
         <w:rPr>
           <w:b w:val="0"/>
           <w:bCs w:val="0"/>
           <w:highlight w:val="none"/>
-          <w:lang w:val="ru-RU"/>
-        </w:rPr>
-        <w:t xml:space="preserve">утверждает, что для почти любого вещественного числа </w:t>
+          <w:lang w:val="en-US"/>
+        </w:rPr>
+        <w:t xml:space="preserve">k</w:t>
       </w:r>
       <w:r>
         <w:rPr>
           <w:b w:val="0"/>
           <w:bCs w:val="0"/>
           <w:highlight w:val="none"/>
-          <w:lang w:val="en-US"/>
-        </w:rPr>
-        <w:t xml:space="preserve">x</w:t>
-      </w:r>
-      <w:r>
-        <w:rPr>
-          <w:b w:val="0"/>
-          <w:bCs w:val="0"/>
-          <w:highlight w:val="none"/>
           <w:lang w:val="ru-RU"/>
         </w:rPr>
-        <w:t xml:space="preserve">, вероятность того, что </w:t>
-      </w:r>
-      <w:r>
-        <w:rPr>
-          <w:b w:val="0"/>
-          <w:bCs w:val="0"/>
-          <w:highlight w:val="none"/>
-          <w:lang w:val="en-US"/>
-        </w:rPr>
-        <w:t xml:space="preserve">k</w:t>
-      </w:r>
-      <w:r>
-        <w:rPr>
-          <w:b w:val="0"/>
-          <w:bCs w:val="0"/>
-          <w:highlight w:val="none"/>
-          <w:lang w:val="ru-RU"/>
-        </w:rPr>
-        <w:t xml:space="preserve">-тый элемент последовательности разложения этого числа в цепную дробь равен </w:t>
+        <w:t xml:space="preserve">-тый элемент последовательности разложения этого числа в цепную дробь (неполное частное) равен </w:t>
       </w:r>
       <w:r>
         <w:rPr>
@@ -1069,6 +1075,9 @@
         <w:rPr>
           <w:b w:val="0"/>
           <w:bCs w:val="0"/>
+          <w:highlight w:val="none"/>
+          <w:lang w:val="ru-RU"/>
+          <w14:ligatures w14:val="none"/>
         </w:rPr>
       </w:r>
       <w:r>
@@ -1236,7 +1245,7 @@
                 <m:rPr>
                   <m:sty m:val="i"/>
                 </m:rPr>
-                <m:t>1+</m:t>
+                <m:t>(1+</m:t>
               </m:r>
               <m:f>
                 <m:fPr>
@@ -1309,6 +1318,17 @@
                   </m:d>
                 </m:den>
               </m:f>
+              <m:r>
+                <w:rPr>
+                  <w:rFonts w:hint="default" w:ascii="Cambria Math" w:hAnsi="Cambria Math" w:eastAsia="Cambria Math" w:cs="Cambria Math"/>
+                  <w:sz w:val="36"/>
+                  <w:szCs w:val="36"/>
+                  <w:highlight w:val="none"/>
+                  <w:lang w:val="en-US" w:bidi="en-US"/>
+                </w:rPr>
+                <m:rPr/>
+                <m:t>)</m:t>
+              </m:r>
             </m:e>
           </m:func>
         </m:oMath>
@@ -1317,6 +1337,8 @@
         <w:rPr>
           <w:b w:val="0"/>
           <w:bCs w:val="0"/>
+          <w:highlight w:val="none"/>
+          <w14:ligatures w14:val="none"/>
         </w:rPr>
       </w:r>
       <w:r>
@@ -1363,8 +1385,9 @@
           <w:b w:val="0"/>
           <w:bCs w:val="0"/>
           <w:highlight w:val="none"/>
-        </w:rPr>
-        <w:t xml:space="preserve"> (</w:t>
+          <w:lang w:val="ru-RU"/>
+        </w:rPr>
+        <w:t xml:space="preserve"> </w:t>
       </w:r>
       <w:r>
         <w:rPr>
@@ -1372,13 +1395,16 @@
           <w:bCs w:val="0"/>
           <w:highlight w:val="none"/>
           <w:lang w:val="ru-RU"/>
-        </w:rPr>
-        <w:t xml:space="preserve">О чем мы также убедимся далее в работе)</w:t>
+          <w14:ligatures w14:val="none"/>
+        </w:rPr>
       </w:r>
       <w:r>
         <w:rPr>
           <w:b w:val="0"/>
           <w:bCs w:val="0"/>
+          <w:highlight w:val="none"/>
+          <w:lang w:val="ru-RU"/>
+          <w14:ligatures w14:val="none"/>
         </w:rPr>
       </w:r>
       <w:r>
@@ -1387,6 +1413,32 @@
           <w:bCs w:val="0"/>
           <w:highlight w:val="none"/>
           <w:lang w:val="ru-RU"/>
+        </w:rPr>
+        <w:t xml:space="preserve">Однако скорость сходимости распределения для конкретных чисел (или их групп) остаётся открытой проблемой. </w:t>
+      </w:r>
+      <w:r>
+        <w:rPr>
+          <w:b w:val="0"/>
+          <w:bCs w:val="0"/>
+          <w:highlight w:val="none"/>
+          <w:lang w:val="ru-RU"/>
+        </w:rPr>
+      </w:r>
+      <w:r>
+        <w:rPr>
+          <w:b w:val="0"/>
+          <w:bCs w:val="0"/>
+          <w:highlight w:val="none"/>
+          <w:lang w:val="ru-RU"/>
+          <w14:ligatures w14:val="none"/>
+        </w:rPr>
+      </w:r>
+      <w:r>
+        <w:rPr>
+          <w:b w:val="0"/>
+          <w:bCs w:val="0"/>
+          <w:highlight w:val="none"/>
+          <w:lang w:val="ru-RU"/>
           <w14:ligatures w14:val="none"/>
         </w:rPr>
       </w:r>
@@ -1413,132 +1465,87 @@
           <w:highlight w:val="none"/>
           <w:lang w:val="ru-RU"/>
         </w:rPr>
+        <w:t xml:space="preserve">Также, </w:t>
       </w:r>
       <w:r>
         <w:rPr>
           <w:b w:val="0"/>
           <w:bCs w:val="0"/>
           <w:highlight w:val="none"/>
-          <w:lang w:val="ru-RU"/>
-        </w:rPr>
-        <w:t xml:space="preserve">Однако доказательство ничего не утверждает про скорость сходимости распределения. Неизвестно, ни на сколько быстро распределение приближается к предельному, ни зависит ли это от их свойств.</w:t>
+          <w:lang w:val="en-US"/>
+        </w:rPr>
+        <w:t xml:space="preserve">“</w:t>
       </w:r>
       <w:r>
         <w:rPr>
           <w:b w:val="0"/>
           <w:bCs w:val="0"/>
-        </w:rPr>
+          <w:highlight w:val="none"/>
+          <w:lang w:val="ru-RU"/>
+        </w:rPr>
+        <w:t xml:space="preserve">почти все</w:t>
       </w:r>
       <w:r>
         <w:rPr>
           <w:b w:val="0"/>
           <w:bCs w:val="0"/>
           <w:highlight w:val="none"/>
+          <w:lang w:val="en-US"/>
+        </w:rPr>
+        <w:t xml:space="preserve">”</w:t>
+      </w:r>
+      <w:r>
+        <w:rPr>
+          <w:b w:val="0"/>
+          <w:bCs w:val="0"/>
+          <w:highlight w:val="none"/>
+          <w:lang w:val="ru-RU"/>
+        </w:rPr>
+        <w:t xml:space="preserve"> в формулировке гипотезы показывает, что существуют числа не поддающиеся данному распределению т.е. не являющиеся </w:t>
+      </w:r>
+      <w:r>
+        <w:rPr>
+          <w:b w:val="0"/>
+          <w:bCs w:val="0"/>
+          <w:highlight w:val="none"/>
+          <w:lang w:val="en-US"/>
+        </w:rPr>
+        <w:t xml:space="preserve">“</w:t>
+      </w:r>
+      <w:r>
+        <w:rPr>
+          <w:b w:val="0"/>
+          <w:bCs w:val="0"/>
+          <w:highlight w:val="none"/>
+          <w:lang w:val="ru-RU"/>
+        </w:rPr>
+        <w:t xml:space="preserve">типичными</w:t>
+      </w:r>
+      <w:r>
+        <w:rPr>
+          <w:b w:val="0"/>
+          <w:bCs w:val="0"/>
+          <w:highlight w:val="none"/>
+          <w:lang w:val="en-US"/>
+        </w:rPr>
+        <w:t xml:space="preserve">”</w:t>
+      </w:r>
+      <w:r>
+        <w:rPr>
+          <w:b w:val="0"/>
+          <w:bCs w:val="0"/>
+          <w:highlight w:val="none"/>
+          <w:lang w:val="ru-RU"/>
+        </w:rPr>
+        <w:t xml:space="preserve">.</w:t>
+      </w:r>
+      <w:r>
+        <w:rPr>
+          <w:b w:val="0"/>
+          <w:bCs w:val="0"/>
+          <w:highlight w:val="none"/>
           <w:lang w:val="ru-RU"/>
           <w14:ligatures w14:val="none"/>
-        </w:rPr>
-      </w:r>
-    </w:p>
-    <w:p>
-      <w:pPr>
-        <w:pStyle w:val="930"/>
-        <w:suppressLineNumbers w:val="false"/>
-        <w:pBdr/>
-        <w:spacing/>
-        <w:ind/>
-        <w:rPr>
-          <w:b w:val="0"/>
-          <w:bCs w:val="0"/>
-          <w:highlight w:val="none"/>
-          <w:lang w:val="ru-RU"/>
-          <w14:ligatures w14:val="none"/>
-        </w:rPr>
-      </w:pPr>
-      <w:r>
-        <w:rPr>
-          <w:b w:val="0"/>
-          <w:bCs w:val="0"/>
-          <w:highlight w:val="none"/>
-          <w:lang w:val="ru-RU"/>
-        </w:rPr>
-        <w:t xml:space="preserve">Также, </w:t>
-      </w:r>
-      <w:r>
-        <w:rPr>
-          <w:b w:val="0"/>
-          <w:bCs w:val="0"/>
-          <w:highlight w:val="none"/>
-          <w:lang w:val="en-US"/>
-        </w:rPr>
-        <w:t xml:space="preserve">“</w:t>
-      </w:r>
-      <w:r>
-        <w:rPr>
-          <w:b w:val="0"/>
-          <w:bCs w:val="0"/>
-          <w:highlight w:val="none"/>
-          <w:lang w:val="ru-RU"/>
-        </w:rPr>
-        <w:t xml:space="preserve">почти все</w:t>
-      </w:r>
-      <w:r>
-        <w:rPr>
-          <w:b w:val="0"/>
-          <w:bCs w:val="0"/>
-          <w:highlight w:val="none"/>
-          <w:lang w:val="en-US"/>
-        </w:rPr>
-        <w:t xml:space="preserve">”</w:t>
-      </w:r>
-      <w:r>
-        <w:rPr>
-          <w:b w:val="0"/>
-          <w:bCs w:val="0"/>
-          <w:highlight w:val="none"/>
-          <w:lang w:val="ru-RU"/>
-        </w:rPr>
-        <w:t xml:space="preserve"> в формулировке гипотезы показывает, что существуют числа не поддающиеся данному распределению т.е. не являющиеся </w:t>
-      </w:r>
-      <w:r>
-        <w:rPr>
-          <w:b w:val="0"/>
-          <w:bCs w:val="0"/>
-          <w:highlight w:val="none"/>
-          <w:lang w:val="en-US"/>
-        </w:rPr>
-        <w:t xml:space="preserve">“</w:t>
-      </w:r>
-      <w:r>
-        <w:rPr>
-          <w:b w:val="0"/>
-          <w:bCs w:val="0"/>
-          <w:highlight w:val="none"/>
-          <w:lang w:val="ru-RU"/>
-        </w:rPr>
-        <w:t xml:space="preserve">типичными</w:t>
-      </w:r>
-      <w:r>
-        <w:rPr>
-          <w:b w:val="0"/>
-          <w:bCs w:val="0"/>
-          <w:highlight w:val="none"/>
-          <w:lang w:val="en-US"/>
-        </w:rPr>
-        <w:t xml:space="preserve">”</w:t>
-      </w:r>
-      <w:r>
-        <w:rPr>
-          <w:b w:val="0"/>
-          <w:bCs w:val="0"/>
-          <w:highlight w:val="none"/>
-          <w:lang w:val="ru-RU"/>
-        </w:rPr>
-        <w:t xml:space="preserve">.</w:t>
-      </w:r>
-      <w:r>
-        <w:rPr>
-          <w:b w:val="0"/>
-          <w:bCs w:val="0"/>
         </w:rPr>
       </w:r>
       <w:r>
@@ -1730,6 +1737,7 @@
           <w:bCs w:val="0"/>
           <w:highlight w:val="none"/>
           <w:lang w:val="ru-RU"/>
+          <w14:ligatures w14:val="none"/>
         </w:rPr>
       </w:r>
       <w:r>
@@ -1860,7 +1868,7 @@
           <w:highlight w:val="none"/>
           <w:lang w:val="ru-RU"/>
         </w:rPr>
-        <w:t xml:space="preserve"> Строгого доказательства положительного или отрицательного ответа на этот вопрос нету, однако засчет сравнения ожидаемых и теоретических результатов мы можем предположить ответ.</w:t>
+        <w:t xml:space="preserve"> Строгого доказательства положительного или отрицательного ответа на этот вопрос нету, однако за счет сравнения ожидаемых и теоретических результатов мы можем предположить ответ.</w:t>
       </w:r>
       <w:r>
         <w:rPr>
@@ -1868,6 +1876,7 @@
           <w:bCs w:val="0"/>
           <w:highlight w:val="none"/>
           <w:lang w:val="ru-RU"/>
+          <w14:ligatures w14:val="none"/>
         </w:rPr>
       </w:r>
       <w:r>
@@ -1995,6 +2004,7 @@
           <w:i/>
           <w:highlight w:val="none"/>
           <w:lang w:val="ru-RU" w:bidi="ru-RU"/>
+          <w14:ligatures w14:val="none"/>
         </w:rPr>
       </w:r>
       <w:r>
@@ -2077,11 +2087,10 @@
       <w:r>
         <w:rPr>
           <w:b w:val="0"/>
-          <w:bCs w:val="0"/>
+          <w:bCs/>
           <w:i/>
-          <w:iCs/>
-          <w:highlight w:val="none"/>
-          <w:lang w:val="ru-RU" w:bidi="ru-RU"/>
+          <w:highlight w:val="none"/>
+          <w14:ligatures w14:val="none"/>
         </w:rPr>
       </w:r>
       <w:r>
@@ -2124,6 +2133,7 @@
           <w:bCs w:val="0"/>
           <w:highlight w:val="none"/>
           <w:lang w:val="ru-RU"/>
+          <w14:ligatures w14:val="none"/>
         </w:rPr>
       </w:r>
       <w:r>
@@ -2532,7 +2542,8 @@
       <w:r>
         <w:rPr>
           <w:highlight w:val="none"/>
-          <w:lang w:val="ru-RU"/>
+          <w:lang w:val="en-US"/>
+          <w14:ligatures w14:val="none"/>
         </w:rPr>
       </w:r>
       <w:r>
@@ -2637,7 +2648,8 @@
       <w:r>
         <w:rPr>
           <w:highlight w:val="none"/>
-          <w:lang w:val="ru-RU"/>
+          <w:lang w:val="ru-RU" w:bidi="ru-RU"/>
+          <w14:ligatures w14:val="none"/>
         </w:rPr>
       </w:r>
       <w:r>
@@ -2728,6 +2740,7 @@
         <w:rPr>
           <w:highlight w:val="none"/>
           <w:lang w:val="ru-RU"/>
+          <w14:ligatures w14:val="none"/>
         </w:rPr>
       </w:r>
       <w:r>
@@ -2781,7 +2794,8 @@
       <w:r>
         <w:rPr>
           <w:highlight w:val="none"/>
-          <w:lang w:val="ru-RU"/>
+          <w:lang w:val="en-US"/>
+          <w14:ligatures w14:val="none"/>
         </w:rPr>
       </w:r>
       <w:r>
@@ -2887,16 +2901,17 @@
       <w:r>
         <w:rPr>
           <w:highlight w:val="none"/>
-          <w:lang w:val="ru-RU"/>
-        </w:rPr>
-      </w:r>
-      <w:r>
-        <w:rPr>
-          <w:highlight w:val="none"/>
           <w:lang w:val="ru-RU" w:bidi="ru-RU"/>
           <w14:ligatures w14:val="none"/>
         </w:rPr>
       </w:r>
+      <w:r>
+        <w:rPr>
+          <w:highlight w:val="none"/>
+          <w:lang w:val="ru-RU" w:bidi="ru-RU"/>
+          <w14:ligatures w14:val="none"/>
+        </w:rPr>
+      </w:r>
     </w:p>
     <w:p>
       <w:pPr>
@@ -2921,16 +2936,17 @@
       <w:r>
         <w:rPr>
           <w:highlight w:val="none"/>
-          <w:lang w:val="ru-RU"/>
-        </w:rPr>
-      </w:r>
-      <w:r>
-        <w:rPr>
-          <w:highlight w:val="none"/>
           <w:lang w:val="ru-RU" w:bidi="ru-RU"/>
           <w14:ligatures w14:val="none"/>
         </w:rPr>
       </w:r>
+      <w:r>
+        <w:rPr>
+          <w:highlight w:val="none"/>
+          <w:lang w:val="ru-RU" w:bidi="ru-RU"/>
+          <w14:ligatures w14:val="none"/>
+        </w:rPr>
+      </w:r>
     </w:p>
     <w:p>
       <w:pPr>
@@ -2969,7 +2985,8 @@
       <w:r>
         <w:rPr>
           <w:highlight w:val="none"/>
-          <w:lang w:val="ru-RU"/>
+          <w:lang w:val="en-US"/>
+          <w14:ligatures w14:val="none"/>
         </w:rPr>
       </w:r>
       <w:r>
@@ -3075,7 +3092,8 @@
       <w:r>
         <w:rPr>
           <w:highlight w:val="none"/>
-          <w:lang w:val="ru-RU"/>
+          <w:lang w:val="ru-RU" w:bidi="ru-RU"/>
+          <w14:ligatures w14:val="none"/>
         </w:rPr>
       </w:r>
       <w:r>
@@ -3103,6 +3121,46 @@
       <w:r>
         <w:rPr>
           <w:highlight w:val="none"/>
+          <w:lang w:val="ru-RU"/>
+        </w:rPr>
+        <w:t xml:space="preserve">По рассмотренному мы можем сделать небольшой вывод</w:t>
+      </w:r>
+      <w:r>
+        <w:rPr>
+          <w:highlight w:val="none"/>
+          <w:lang w:val="en-US"/>
+        </w:rPr>
+        <w:t xml:space="preserve">:</w:t>
+      </w:r>
+      <w:r>
+        <w:rPr>
+          <w:highlight w:val="none"/>
+          <w:lang w:val="ru-RU"/>
+        </w:rPr>
+      </w:r>
+      <w:r>
+        <w:rPr>
+          <w:highlight w:val="none"/>
+          <w:lang w:val="ru-RU"/>
+        </w:rPr>
+      </w:r>
+    </w:p>
+    <w:p>
+      <w:pPr>
+        <w:pStyle w:val="930"/>
+        <w:suppressLineNumbers w:val="false"/>
+        <w:pBdr/>
+        <w:spacing/>
+        <w:ind/>
+        <w:rPr>
+          <w:highlight w:val="none"/>
+          <w:lang w:val="ru-RU"/>
+          <w14:ligatures w14:val="none"/>
+        </w:rPr>
+      </w:pPr>
+      <w:r>
+        <w:rPr>
+          <w:highlight w:val="none"/>
           <w:lang w:val="ru-RU" w:bidi="ru-RU"/>
         </w:rPr>
         <w:t xml:space="preserve">Приведенные данные не являются доказательством того, что Пи </w:t>
@@ -3133,21 +3191,14 @@
           <w:highlight w:val="none"/>
           <w:lang w:val="ru-RU"/>
         </w:rPr>
-        <w:t xml:space="preserve"> число, однако они явным образом </w:t>
-      </w:r>
-      <w:r>
-        <w:rPr>
-          <w:highlight w:val="none"/>
-          <w:u w:val="none"/>
+        <w:t xml:space="preserve"> число, </w:t>
+      </w:r>
+      <w:r>
+        <w:rPr>
+          <w:highlight w:val="none"/>
           <w:lang w:val="ru-RU"/>
         </w:rPr>
-        <w:t xml:space="preserve">не противоречат этому, значит Пи может быть типичным.</w:t>
-      </w:r>
-      <w:r>
-        <w:rPr>
-          <w:highlight w:val="none"/>
-          <w:u w:val="none"/>
-        </w:rPr>
+        <w:t xml:space="preserve">однако они не противоречат этой гипотезе (допускают ее правдивость).</w:t>
       </w:r>
       <w:r>
         <w:rPr>
@@ -3157,6 +3208,14 @@
           <w14:ligatures w14:val="none"/>
         </w:rPr>
       </w:r>
+      <w:r>
+        <w:rPr>
+          <w:highlight w:val="none"/>
+          <w:u w:val="none"/>
+          <w:lang w:val="ru-RU"/>
+          <w14:ligatures w14:val="none"/>
+        </w:rPr>
+      </w:r>
     </w:p>
     <w:p>
       <w:pPr>
@@ -3182,6 +3241,7 @@
         <w:rPr>
           <w:highlight w:val="none"/>
           <w:u w:val="none"/>
+          <w14:ligatures w14:val="none"/>
         </w:rPr>
       </w:r>
       <w:r>
@@ -3362,6 +3422,7 @@
           <w:bCs w:val="0"/>
           <w:i w:val="0"/>
           <w:highlight w:val="none"/>
+          <w:lang w:val="en-US"/>
           <w14:ligatures w14:val="none"/>
         </w:rPr>
       </w:r>
@@ -3606,16 +3667,7 @@
           <w:u w:val="none"/>
           <w:lang w:val="ru-RU"/>
         </w:rPr>
-        <w:t xml:space="preserve">предназначен для проверки гипотезы о принадлежности выборки некоторому закону распределения. Самое значимое для нас </w:t>
-      </w:r>
-      <w:r>
-        <w:rPr>
-          <w:b w:val="0"/>
-          <w:bCs w:val="0"/>
-          <w:highlight w:val="none"/>
-          <w14:ligatures w14:val="none"/>
-        </w:rPr>
-        <w:t xml:space="preserve">—</w:t>
+        <w:t xml:space="preserve">предназначен для проверки гипотезы о принадлежности выборки некоторому закону распределения. </w:t>
       </w:r>
       <w:r>
         <w:rPr>
@@ -3623,13 +3675,15 @@
           <w:u w:val="none"/>
           <w:lang w:val="ru-RU"/>
         </w:rPr>
-        <w:t xml:space="preserve"> что критерий не чувствителен к различиям по краям, ведь например для числа Пи 431ый элемент разложения в периодическую дробь равен 20776, несмотря на то, что ни до него ни после еще долго не встречаются настолько большие числа.</w:t>
+        <w:t xml:space="preserve">Он оценивает общее максимальное расхождение и подходит для нашего исследования, так как редкие слишком большие неполные частные не доминируют над общим распределением</w:t>
       </w:r>
       <w:r>
         <w:rPr>
           <w:highlight w:val="none"/>
           <w:u w:val="none"/>
-        </w:rPr>
+          <w:lang w:val="ru-RU"/>
+        </w:rPr>
+        <w:t xml:space="preserve">.</w:t>
       </w:r>
       <w:r>
         <w:rPr>
@@ -3668,13 +3722,7 @@
           <w:u w:val="none"/>
           <w:lang w:val="ru-RU"/>
         </w:rPr>
-        <w:t xml:space="preserve">чисел и будем пытаться выявлять закономерности.</w:t>
-      </w:r>
-      <w:r>
-        <w:rPr>
-          <w:highlight w:val="none"/>
-          <w:u w:val="none"/>
-        </w:rPr>
+        <w:t xml:space="preserve">чисел и анализировать их.</w:t>
       </w:r>
       <w:r>
         <w:rPr>
@@ -3684,6 +3732,14 @@
           <w14:ligatures w14:val="none"/>
         </w:rPr>
       </w:r>
+      <w:r>
+        <w:rPr>
+          <w:highlight w:val="none"/>
+          <w:u w:val="none"/>
+          <w:lang w:val="ru-RU"/>
+          <w14:ligatures w14:val="none"/>
+        </w:rPr>
+      </w:r>
     </w:p>
     <w:p>
       <w:pPr>
@@ -3728,6 +3784,7 @@
           <w:highlight w:val="none"/>
           <w:u w:val="none"/>
           <w:lang w:val="en-US"/>
+          <w14:ligatures w14:val="none"/>
         </w:rPr>
       </w:r>
       <w:r>
@@ -4029,10 +4086,12 @@
       </m:oMathPara>
       <w:r>
         <w:rPr>
+          <w:rFonts w:ascii="Cambria Math" w:hAnsi="Cambria Math" w:eastAsia="Cambria Math" w:cs="Cambria Math"/>
           <w:sz w:val="32"/>
           <w:szCs w:val="32"/>
           <w:highlight w:val="none"/>
           <w:u w:val="none"/>
+          <w:lang w:val="en-US" w:bidi="en-US"/>
           <w14:ligatures w14:val="none"/>
         </w:rPr>
       </w:r>
@@ -4235,7 +4294,6 @@
           <w:szCs w:val="32"/>
           <w:highlight w:val="none"/>
           <w:u w:val="none"/>
-          <w:lang w:val="en-US"/>
           <w14:ligatures w14:val="none"/>
         </w:rPr>
       </w:r>
@@ -4290,6 +4348,8 @@
         <w:rPr>
           <w:highlight w:val="none"/>
           <w:u w:val="none"/>
+          <w:lang w:val="en-US"/>
+          <w14:ligatures w14:val="none"/>
         </w:rPr>
       </w:r>
       <w:r>
@@ -4399,6 +4459,7 @@
         <w:rPr>
           <w:highlight w:val="none"/>
           <w:u w:val="none"/>
+          <w14:ligatures w14:val="none"/>
         </w:rPr>
       </w:r>
       <w:r>
@@ -4503,6 +4564,7 @@
       <w:r>
         <w:rPr>
           <w:highlight w:val="none"/>
+          <w14:ligatures w14:val="none"/>
         </w:rPr>
       </w:r>
       <w:r>
@@ -4534,16 +4596,17 @@
       <w:r>
         <w:rPr>
           <w:highlight w:val="none"/>
-          <w:lang w:val="en-US"/>
-        </w:rPr>
-      </w:r>
-      <w:r>
-        <w:rPr>
-          <w:highlight w:val="none"/>
           <w:lang w:val="ru-RU"/>
           <w14:ligatures w14:val="none"/>
         </w:rPr>
       </w:r>
+      <w:r>
+        <w:rPr>
+          <w:highlight w:val="none"/>
+          <w:lang w:val="ru-RU"/>
+          <w14:ligatures w14:val="none"/>
+        </w:rPr>
+      </w:r>
     </w:p>
     <w:p>
       <w:pPr>
@@ -4563,7 +4626,7 @@
           <w:highlight w:val="none"/>
           <w:lang w:val="ru-RU"/>
         </w:rPr>
-        <w:t xml:space="preserve">Из данных графиков можно заметить, что тип иррациональности не влияет на скорость сходимости </w:t>
+        <w:t xml:space="preserve">Смотря на данные графики можно предположить, что тип иррациональности не влияет на скорость сходимости </w:t>
       </w:r>
       <w:r>
         <w:rPr>
@@ -4579,7 +4642,13 @@
           <w:highlight w:val="none"/>
           <w:lang w:val="ru-RU"/>
         </w:rPr>
-        <w:t xml:space="preserve"> она примерно одинаковая для любого числа, являющегося </w:t>
+        <w:t xml:space="preserve"> она примерно одинаковая для любого </w:t>
+      </w:r>
+      <w:r>
+        <w:rPr>
+          <w:highlight w:val="none"/>
+          <w:lang w:val="ru-RU"/>
+        </w:rPr>
       </w:r>
       <w:r>
         <w:rPr>
@@ -4593,7 +4662,7 @@
           <w:highlight w:val="none"/>
           <w:lang w:val="ru-RU"/>
         </w:rPr>
-        <w:t xml:space="preserve">типичным</w:t>
+        <w:t xml:space="preserve">типичного</w:t>
       </w:r>
       <w:r>
         <w:rPr>
@@ -4602,11 +4671,19 @@
         </w:rPr>
         <w:t xml:space="preserve">”</w:t>
       </w:r>
+      <w:r/>
       <w:r>
         <w:rPr>
           <w:highlight w:val="none"/>
           <w:lang w:val="ru-RU"/>
         </w:rPr>
+        <w:t xml:space="preserve"> числа</w:t>
+      </w:r>
+      <w:r>
+        <w:rPr>
+          <w:highlight w:val="none"/>
+          <w:lang w:val="ru-RU"/>
+        </w:rPr>
         <w:t xml:space="preserve">.</w:t>
       </w:r>
       <w:r>
@@ -4621,29 +4698,14 @@
           <w:highlight w:val="none"/>
           <w:lang w:val="ru-RU"/>
         </w:rPr>
-        <w:t xml:space="preserve">Также, коэффициент Колмогорова стремиться к нулю при стремлении окна к бесконечности. Следовательно чем больше интервал </w:t>
-      </w:r>
-      <w:r>
-        <w:rPr>
-          <w:b w:val="0"/>
-          <w:bCs w:val="0"/>
-          <w:highlight w:val="none"/>
-          <w14:ligatures w14:val="none"/>
-        </w:rPr>
-        <w:t xml:space="preserve">—</w:t>
+        <w:t xml:space="preserve">Также отметим, что коэффициент Колмогорова стремиться к нулю при стремлении ширины окна к бесконечности. Следовательно </w:t>
       </w:r>
       <w:r>
         <w:rPr>
           <w:highlight w:val="none"/>
           <w:lang w:val="ru-RU"/>
         </w:rPr>
-        <w:t xml:space="preserve"> тем больше скорость сходимости.</w:t>
-      </w:r>
-      <w:r>
-        <w:rPr>
-          <w:highlight w:val="none"/>
-          <w:lang w:val="en-US"/>
-        </w:rPr>
+        <w:t xml:space="preserve">скорость сходимости растет с ростом промежутка.</w:t>
       </w:r>
       <w:r>
         <w:rPr>
@@ -4652,6 +4714,13 @@
           <w14:ligatures w14:val="none"/>
         </w:rPr>
       </w:r>
+      <w:r>
+        <w:rPr>
+          <w:highlight w:val="none"/>
+          <w:lang w:val="ru-RU"/>
+          <w14:ligatures w14:val="none"/>
+        </w:rPr>
+      </w:r>
     </w:p>
     <w:p>
       <w:pPr>
@@ -4673,7 +4742,7 @@
           <w:highlight w:val="none"/>
           <w:lang w:val="ru-RU"/>
         </w:rPr>
-        <w:t xml:space="preserve">Заметим, что функции описанные графиками выше похожи на функции вида </w:t>
+        <w:t xml:space="preserve">Функции описанные графиками примерно имеют вид на функции вида </w:t>
       </w:r>
       <w:r>
         <w:rPr>
@@ -4901,24 +4970,27 @@
           <w:highlight w:val="none"/>
           <w:lang w:val="ru-RU"/>
         </w:rPr>
-        <w:t xml:space="preserve">По методу наименьших квадратов аппроксимируем её для произвольной иррациональности</w:t>
+        <w:t xml:space="preserve">По методу наименьших квадратов аппроксимируем </w:t>
       </w:r>
       <w:r>
         <w:rPr>
           <w:sz w:val="32"/>
           <w:szCs w:val="32"/>
           <w:highlight w:val="none"/>
-          <w:lang w:val="en-US"/>
-        </w:rPr>
-        <w:t xml:space="preserve">:</w:t>
+          <w:lang w:val="ru-RU"/>
+          <w14:ligatures w14:val="none"/>
+        </w:rPr>
+        <w:t xml:space="preserve">функции для всех выбранных иррациональностей</w:t>
       </w:r>
       <w:r>
         <w:rPr>
           <w:sz w:val="32"/>
           <w:szCs w:val="32"/>
           <w:highlight w:val="none"/>
-          <w:lang w:val="ru-RU"/>
-        </w:rPr>
+          <w:lang w:val="en-US"/>
+          <w14:ligatures w14:val="none"/>
+        </w:rPr>
+        <w:t xml:space="preserve">:</w:t>
       </w:r>
       <w:r>
         <w:rPr>
@@ -4930,6 +5002,2036 @@
         </w:rPr>
       </w:r>
     </w:p>
+    <w:tbl>
+      <w:tblPr>
+        <w:tblStyle w:val="739"/>
+        <w:tblW w:w="0" w:type="auto"/>
+        <w:tblBorders/>
+        <w:tblLook w:val="04A0" w:firstRow="1" w:lastRow="0" w:firstColumn="1" w:lastColumn="0" w:noHBand="0" w:noVBand="1"/>
+      </w:tblPr>
+      <w:tblGrid>
+        <w:gridCol w:w="3120"/>
+        <w:gridCol w:w="3120"/>
+        <w:gridCol w:w="3120"/>
+      </w:tblGrid>
+      <w:tr>
+        <w:trPr/>
+        <w:tc>
+          <w:tcPr>
+            <w:tcBorders/>
+            <w:tcW w:w="3120" w:type="dxa"/>
+          </w:tcPr>
+          <w:p>
+            <w:pPr>
+              <w:pStyle w:val="930"/>
+              <w:suppressLineNumbers w:val="false"/>
+              <w:pBdr/>
+              <w:spacing/>
+              <w:ind/>
+              <w:jc w:val="center"/>
+              <w:rPr>
+                <w:sz w:val="30"/>
+                <w:szCs w:val="30"/>
+                <w:highlight w:val="none"/>
+                <w14:ligatures w14:val="none"/>
+              </w:rPr>
+            </w:pPr>
+            <w:r>
+              <w:rPr>
+                <w:sz w:val="30"/>
+                <w:szCs w:val="30"/>
+                <w:highlight w:val="none"/>
+                <w:lang w:val="ru-RU"/>
+              </w:rPr>
+              <w:t xml:space="preserve">Иррациональность</w:t>
+            </w:r>
+            <w:r>
+              <w:rPr>
+                <w:sz w:val="30"/>
+                <w:szCs w:val="30"/>
+                <w:highlight w:val="none"/>
+                <w:lang w:val="en-US"/>
+              </w:rPr>
+            </w:r>
+          </w:p>
+        </w:tc>
+        <w:tc>
+          <w:tcPr>
+            <w:tcBorders/>
+            <w:tcW w:w="3120" w:type="dxa"/>
+          </w:tcPr>
+          <w:p>
+            <w:pPr>
+              <w:pStyle w:val="930"/>
+              <w:suppressLineNumbers w:val="false"/>
+              <w:pBdr/>
+              <w:spacing/>
+              <w:ind/>
+              <w:jc w:val="center"/>
+              <w:rPr>
+                <w:sz w:val="30"/>
+                <w:szCs w:val="30"/>
+                <w:highlight w:val="none"/>
+                <w14:ligatures w14:val="none"/>
+              </w:rPr>
+            </w:pPr>
+            <w:r>
+              <w:rPr>
+                <w:sz w:val="30"/>
+                <w:szCs w:val="30"/>
+                <w:highlight w:val="none"/>
+                <w:lang w:val="ru-RU"/>
+              </w:rPr>
+              <w:t xml:space="preserve">Коэффициент </w:t>
+            </w:r>
+            <w:r>
+              <w:rPr>
+                <w:sz w:val="30"/>
+                <w:szCs w:val="30"/>
+                <w:highlight w:val="none"/>
+                <w:lang w:val="en-US"/>
+              </w:rPr>
+              <w:t xml:space="preserve">a</w:t>
+            </w:r>
+            <w:r>
+              <w:rPr>
+                <w:sz w:val="30"/>
+                <w:szCs w:val="30"/>
+                <w:highlight w:val="none"/>
+                <w:lang w:val="en-US"/>
+              </w:rPr>
+            </w:r>
+          </w:p>
+        </w:tc>
+        <w:tc>
+          <w:tcPr>
+            <w:tcBorders/>
+            <w:tcW w:w="3120" w:type="dxa"/>
+          </w:tcPr>
+          <w:p>
+            <w:pPr>
+              <w:pStyle w:val="930"/>
+              <w:suppressLineNumbers w:val="false"/>
+              <w:pBdr/>
+              <w:spacing/>
+              <w:ind/>
+              <w:jc w:val="center"/>
+              <w:rPr>
+                <w:sz w:val="30"/>
+                <w:szCs w:val="30"/>
+                <w:highlight w:val="none"/>
+                <w14:ligatures w14:val="none"/>
+              </w:rPr>
+            </w:pPr>
+            <w:r>
+              <w:rPr>
+                <w:sz w:val="30"/>
+                <w:szCs w:val="30"/>
+                <w:highlight w:val="none"/>
+                <w:lang w:val="ru-RU"/>
+              </w:rPr>
+              <w:t xml:space="preserve">Коэффициент </w:t>
+            </w:r>
+            <w:r>
+              <w:rPr>
+                <w:sz w:val="30"/>
+                <w:szCs w:val="30"/>
+                <w:highlight w:val="none"/>
+                <w:lang w:val="en-US"/>
+              </w:rPr>
+              <w:t xml:space="preserve">b</w:t>
+            </w:r>
+            <w:r>
+              <w:rPr>
+                <w:sz w:val="30"/>
+                <w:szCs w:val="30"/>
+                <w:highlight w:val="none"/>
+                <w:lang w:val="en-US"/>
+              </w:rPr>
+            </w:r>
+          </w:p>
+        </w:tc>
+      </w:tr>
+      <w:tr>
+        <w:trPr>
+          <w:trHeight w:val="266"/>
+        </w:trPr>
+        <w:tc>
+          <w:tcPr>
+            <w:tcBorders/>
+            <w:tcW w:w="3120" w:type="dxa"/>
+          </w:tcPr>
+          <w:p>
+            <w:pPr>
+              <w:pStyle w:val="930"/>
+              <w:suppressLineNumbers w:val="false"/>
+              <w:pBdr/>
+              <w:spacing/>
+              <w:ind/>
+              <w:jc w:val="center"/>
+              <w:rPr>
+                <w:highlight w:val="none"/>
+                <w14:ligatures w14:val="none"/>
+              </w:rPr>
+            </w:pPr>
+            <w:r>
+              <w:rPr>
+                <w:highlight w:val="none"/>
+                <w:lang w:val="en-US" w:bidi="en-US"/>
+              </w:rPr>
+            </w:r>
+            <w:r/>
+            <m:oMathPara>
+              <m:oMathParaPr>
+                <m:jc m:val="center"/>
+              </m:oMathParaPr>
+              <m:oMath>
+                <m:rad>
+                  <m:radPr>
+                    <m:degHide m:val="off"/>
+                    <m:ctrlPr>
+                      <w:rPr>
+                        <w:rFonts w:hint="default" w:ascii="Cambria Math" w:hAnsi="Cambria Math" w:eastAsia="Cambria Math" w:cs="Cambria Math"/>
+                        <w:highlight w:val="none"/>
+                        <w:lang w:val="en-US" w:bidi="en-US"/>
+                      </w:rPr>
+                    </m:ctrlPr>
+                  </m:radPr>
+                  <m:deg>
+                    <m:r>
+                      <w:rPr>
+                        <w:rFonts w:hint="default" w:ascii="Cambria Math" w:hAnsi="Cambria Math" w:eastAsia="Cambria Math" w:cs="Cambria Math"/>
+                        <w:highlight w:val="none"/>
+                        <w:lang w:val="en-US" w:bidi="en-US"/>
+                      </w:rPr>
+                      <m:rPr/>
+                      <m:t>7</m:t>
+                    </m:r>
+                  </m:deg>
+                  <m:e>
+                    <m:r>
+                      <w:rPr>
+                        <w:rFonts w:hint="default" w:ascii="Cambria Math" w:hAnsi="Cambria Math" w:eastAsia="Cambria Math" w:cs="Cambria Math"/>
+                        <w:highlight w:val="none"/>
+                        <w:lang w:val="en-US" w:bidi="en-US"/>
+                      </w:rPr>
+                      <m:rPr/>
+                      <m:t>3</m:t>
+                    </m:r>
+                  </m:e>
+                </m:rad>
+              </m:oMath>
+            </m:oMathPara>
+            <w:r/>
+            <w:r>
+              <w:rPr>
+                <w:highlight w:val="none"/>
+                <w:lang w:val="en-US" w:bidi="en-US"/>
+              </w:rPr>
+            </w:r>
+            <w:r>
+              <w:rPr>
+                <w:highlight w:val="none"/>
+                <w:lang w:val="en-US"/>
+              </w:rPr>
+            </w:r>
+          </w:p>
+        </w:tc>
+        <w:tc>
+          <w:tcPr>
+            <w:tcBorders/>
+            <w:tcW w:w="3120" w:type="dxa"/>
+          </w:tcPr>
+          <w:p>
+            <w:pPr>
+              <w:pStyle w:val="930"/>
+              <w:suppressLineNumbers w:val="false"/>
+              <w:pBdr/>
+              <w:spacing/>
+              <w:ind/>
+              <w:jc w:val="center"/>
+              <w:rPr>
+                <w:highlight w:val="none"/>
+                <w14:ligatures w14:val="none"/>
+              </w:rPr>
+            </w:pPr>
+            <w:r>
+              <w:rPr>
+                <w:highlight w:val="none"/>
+                <w:lang w:val="en-US" w:bidi="en-US"/>
+              </w:rPr>
+            </w:r>
+            <w:r/>
+            <m:oMathPara>
+              <m:oMathParaPr>
+                <m:jc m:val="center"/>
+              </m:oMathParaPr>
+              <m:oMath>
+                <m:r>
+                  <w:rPr>
+                    <w:rFonts w:hint="default" w:ascii="Cambria Math" w:hAnsi="Cambria Math" w:eastAsia="Cambria Math" w:cs="Cambria Math"/>
+                    <w:highlight w:val="none"/>
+                    <w:lang w:val="en-US" w:bidi="en-US"/>
+                  </w:rPr>
+                  <m:rPr/>
+                  <m:t>23.3574</m:t>
+                </m:r>
+              </m:oMath>
+            </m:oMathPara>
+            <w:r/>
+            <w:r>
+              <w:rPr>
+                <w:highlight w:val="none"/>
+                <w:lang w:val="en-US" w:bidi="en-US"/>
+              </w:rPr>
+            </w:r>
+            <w:r>
+              <w:rPr>
+                <w:highlight w:val="none"/>
+                <w:lang w:val="en-US"/>
+              </w:rPr>
+            </w:r>
+          </w:p>
+        </w:tc>
+        <w:tc>
+          <w:tcPr>
+            <w:tcBorders/>
+            <w:tcW w:w="3120" w:type="dxa"/>
+          </w:tcPr>
+          <w:p>
+            <w:pPr>
+              <w:pStyle w:val="930"/>
+              <w:suppressLineNumbers w:val="false"/>
+              <w:pBdr/>
+              <w:spacing/>
+              <w:ind/>
+              <w:jc w:val="center"/>
+              <w:rPr>
+                <w:highlight w:val="none"/>
+                <w14:ligatures w14:val="none"/>
+              </w:rPr>
+            </w:pPr>
+            <w:r>
+              <w:rPr>
+                <w:highlight w:val="none"/>
+                <w:lang w:val="en-US" w:bidi="en-US"/>
+              </w:rPr>
+            </w:r>
+            <w:r/>
+            <m:oMathPara>
+              <m:oMathParaPr>
+                <m:jc m:val="center"/>
+              </m:oMathParaPr>
+              <m:oMath>
+                <m:r>
+                  <w:rPr>
+                    <w:rFonts w:hint="default" w:ascii="Cambria Math" w:hAnsi="Cambria Math" w:eastAsia="Cambria Math" w:cs="Cambria Math"/>
+                    <w:highlight w:val="none"/>
+                    <w:lang w:val="en-US" w:bidi="en-US"/>
+                  </w:rPr>
+                  <m:rPr/>
+                  <m:t>-0.808288</m:t>
+                </m:r>
+              </m:oMath>
+            </m:oMathPara>
+            <w:r/>
+            <w:r>
+              <w:rPr>
+                <w:highlight w:val="none"/>
+                <w:lang w:val="en-US" w:bidi="en-US"/>
+              </w:rPr>
+            </w:r>
+            <w:r>
+              <w:rPr>
+                <w:highlight w:val="none"/>
+                <w:lang w:val="en-US"/>
+              </w:rPr>
+            </w:r>
+          </w:p>
+        </w:tc>
+      </w:tr>
+      <w:tr>
+        <w:trPr/>
+        <w:tc>
+          <w:tcPr>
+            <w:tcBorders/>
+            <w:tcW w:w="3120" w:type="dxa"/>
+          </w:tcPr>
+          <w:p>
+            <w:pPr>
+              <w:pStyle w:val="930"/>
+              <w:suppressLineNumbers w:val="false"/>
+              <w:pBdr/>
+              <w:spacing/>
+              <w:ind/>
+              <w:jc w:val="center"/>
+              <w:rPr>
+                <w:highlight w:val="none"/>
+                <w14:ligatures w14:val="none"/>
+              </w:rPr>
+            </w:pPr>
+            <w:r>
+              <w:rPr>
+                <w:highlight w:val="none"/>
+                <w:lang w:val="en-US" w:bidi="en-US"/>
+              </w:rPr>
+            </w:r>
+            <w:r/>
+            <m:oMathPara>
+              <m:oMathParaPr>
+                <m:jc m:val="center"/>
+              </m:oMathParaPr>
+              <m:oMath>
+                <m:rad>
+                  <m:radPr>
+                    <m:degHide m:val="off"/>
+                    <m:ctrlPr>
+                      <w:rPr>
+                        <w:rFonts w:hint="default" w:ascii="Cambria Math" w:hAnsi="Cambria Math" w:eastAsia="Cambria Math" w:cs="Cambria Math"/>
+                        <w:highlight w:val="none"/>
+                        <w:lang w:val="en-US" w:bidi="en-US"/>
+                      </w:rPr>
+                    </m:ctrlPr>
+                  </m:radPr>
+                  <m:deg>
+                    <m:r>
+                      <w:rPr>
+                        <w:rFonts w:hint="default" w:ascii="Cambria Math" w:hAnsi="Cambria Math" w:eastAsia="Cambria Math" w:cs="Cambria Math"/>
+                        <w:highlight w:val="none"/>
+                        <w:lang w:val="en-US" w:bidi="en-US"/>
+                      </w:rPr>
+                      <m:rPr/>
+                      <m:t>3</m:t>
+                    </m:r>
+                  </m:deg>
+                  <m:e>
+                    <m:r>
+                      <w:rPr>
+                        <w:rFonts w:hint="default" w:ascii="Cambria Math" w:hAnsi="Cambria Math" w:eastAsia="Cambria Math" w:cs="Cambria Math"/>
+                        <w:highlight w:val="none"/>
+                        <w:lang w:val="en-US" w:bidi="en-US"/>
+                      </w:rPr>
+                      <m:rPr/>
+                      <m:t>2</m:t>
+                    </m:r>
+                  </m:e>
+                </m:rad>
+              </m:oMath>
+            </m:oMathPara>
+            <w:r/>
+            <w:r>
+              <w:rPr>
+                <w:highlight w:val="none"/>
+                <w:lang w:val="en-US" w:bidi="en-US"/>
+              </w:rPr>
+            </w:r>
+            <w:r>
+              <w:rPr>
+                <w:highlight w:val="none"/>
+                <w:lang w:val="en-US"/>
+              </w:rPr>
+            </w:r>
+          </w:p>
+        </w:tc>
+        <w:tc>
+          <w:tcPr>
+            <w:tcBorders/>
+            <w:tcW w:w="3120" w:type="dxa"/>
+          </w:tcPr>
+          <w:p>
+            <w:pPr>
+              <w:pStyle w:val="930"/>
+              <w:suppressLineNumbers w:val="false"/>
+              <w:pBdr/>
+              <w:spacing/>
+              <w:ind/>
+              <w:jc w:val="center"/>
+              <w:rPr>
+                <w:highlight w:val="none"/>
+                <w14:ligatures w14:val="none"/>
+              </w:rPr>
+            </w:pPr>
+            <w:r>
+              <w:rPr>
+                <w:highlight w:val="none"/>
+                <w:lang w:val="en-US" w:bidi="en-US"/>
+              </w:rPr>
+            </w:r>
+            <w:r/>
+            <m:oMathPara>
+              <m:oMathParaPr>
+                <m:jc m:val="center"/>
+              </m:oMathParaPr>
+              <m:oMath>
+                <m:r>
+                  <w:rPr>
+                    <w:rFonts w:hint="default" w:ascii="Cambria Math" w:hAnsi="Cambria Math" w:eastAsia="Cambria Math" w:cs="Cambria Math"/>
+                    <w:highlight w:val="none"/>
+                    <w:lang w:val="en-US" w:bidi="en-US"/>
+                  </w:rPr>
+                  <m:rPr/>
+                  <m:t>30.6872</m:t>
+                </m:r>
+              </m:oMath>
+            </m:oMathPara>
+            <w:r/>
+            <w:r>
+              <w:rPr>
+                <w:highlight w:val="none"/>
+                <w:lang w:val="en-US" w:bidi="en-US"/>
+              </w:rPr>
+            </w:r>
+            <w:r>
+              <w:rPr>
+                <w:highlight w:val="none"/>
+                <w:lang w:val="en-US"/>
+              </w:rPr>
+            </w:r>
+          </w:p>
+        </w:tc>
+        <w:tc>
+          <w:tcPr>
+            <w:tcBorders/>
+            <w:tcW w:w="3120" w:type="dxa"/>
+          </w:tcPr>
+          <w:p>
+            <w:pPr>
+              <w:pStyle w:val="930"/>
+              <w:suppressLineNumbers w:val="false"/>
+              <w:pBdr/>
+              <w:spacing/>
+              <w:ind/>
+              <w:jc w:val="center"/>
+              <w:rPr>
+                <w:highlight w:val="none"/>
+                <w14:ligatures w14:val="none"/>
+              </w:rPr>
+            </w:pPr>
+            <w:r>
+              <w:rPr>
+                <w:highlight w:val="none"/>
+                <w:lang w:val="en-US" w:bidi="en-US"/>
+              </w:rPr>
+            </w:r>
+            <w:r/>
+            <m:oMathPara>
+              <m:oMathParaPr>
+                <m:jc m:val="center"/>
+              </m:oMathParaPr>
+              <m:oMath>
+                <m:r>
+                  <w:rPr>
+                    <w:rFonts w:hint="default" w:ascii="Cambria Math" w:hAnsi="Cambria Math" w:eastAsia="Cambria Math" w:cs="Cambria Math"/>
+                    <w:highlight w:val="none"/>
+                    <w:lang w:val="en-US" w:bidi="en-US"/>
+                  </w:rPr>
+                  <m:rPr/>
+                  <m:t>-0.857542</m:t>
+                </m:r>
+              </m:oMath>
+            </m:oMathPara>
+            <w:r/>
+            <w:r>
+              <w:rPr>
+                <w:highlight w:val="none"/>
+                <w:lang w:val="en-US" w:bidi="en-US"/>
+              </w:rPr>
+            </w:r>
+            <w:r>
+              <w:rPr>
+                <w:highlight w:val="none"/>
+                <w:lang w:val="en-US"/>
+              </w:rPr>
+            </w:r>
+          </w:p>
+        </w:tc>
+      </w:tr>
+      <w:tr>
+        <w:trPr/>
+        <w:tc>
+          <w:tcPr>
+            <w:tcBorders/>
+            <w:tcW w:w="3120" w:type="dxa"/>
+          </w:tcPr>
+          <w:p>
+            <w:pPr>
+              <w:pStyle w:val="930"/>
+              <w:suppressLineNumbers w:val="false"/>
+              <w:pBdr/>
+              <w:spacing/>
+              <w:ind/>
+              <w:jc w:val="center"/>
+              <w:rPr>
+                <w:highlight w:val="none"/>
+                <w14:ligatures w14:val="none"/>
+              </w:rPr>
+            </w:pPr>
+            <w:r>
+              <w:rPr>
+                <w:highlight w:val="none"/>
+                <w:lang w:val="en-US" w:bidi="en-US"/>
+              </w:rPr>
+            </w:r>
+            <w:r/>
+            <m:oMathPara>
+              <m:oMathParaPr>
+                <m:jc m:val="center"/>
+              </m:oMathParaPr>
+              <m:oMath>
+                <m:rad>
+                  <m:radPr>
+                    <m:degHide m:val="off"/>
+                    <m:ctrlPr>
+                      <w:rPr>
+                        <w:rFonts w:hint="default" w:ascii="Cambria Math" w:hAnsi="Cambria Math" w:eastAsia="Cambria Math" w:cs="Cambria Math"/>
+                        <w:highlight w:val="none"/>
+                        <w:lang w:val="en-US" w:bidi="en-US"/>
+                      </w:rPr>
+                    </m:ctrlPr>
+                  </m:radPr>
+                  <m:deg>
+                    <m:r>
+                      <w:rPr>
+                        <w:rFonts w:hint="default" w:ascii="Cambria Math" w:hAnsi="Cambria Math" w:eastAsia="Cambria Math" w:cs="Cambria Math"/>
+                        <w:highlight w:val="none"/>
+                        <w:lang w:val="en-US" w:bidi="en-US"/>
+                      </w:rPr>
+                      <m:rPr/>
+                      <m:t>3</m:t>
+                    </m:r>
+                  </m:deg>
+                  <m:e>
+                    <m:r>
+                      <w:rPr>
+                        <w:rFonts w:hint="default" w:ascii="Cambria Math" w:hAnsi="Cambria Math" w:eastAsia="Cambria Math" w:cs="Cambria Math"/>
+                        <w:highlight w:val="none"/>
+                        <w:lang w:val="en-US" w:bidi="en-US"/>
+                      </w:rPr>
+                      <m:rPr/>
+                      <m:t>3</m:t>
+                    </m:r>
+                  </m:e>
+                </m:rad>
+              </m:oMath>
+            </m:oMathPara>
+            <w:r/>
+            <w:r>
+              <w:rPr>
+                <w:highlight w:val="none"/>
+                <w:lang w:val="en-US" w:bidi="en-US"/>
+              </w:rPr>
+            </w:r>
+            <w:r>
+              <w:rPr>
+                <w:highlight w:val="none"/>
+                <w:lang w:val="en-US"/>
+              </w:rPr>
+            </w:r>
+          </w:p>
+        </w:tc>
+        <w:tc>
+          <w:tcPr>
+            <w:tcBorders/>
+            <w:tcW w:w="3120" w:type="dxa"/>
+          </w:tcPr>
+          <w:p>
+            <w:pPr>
+              <w:pStyle w:val="930"/>
+              <w:suppressLineNumbers w:val="false"/>
+              <w:pBdr/>
+              <w:spacing/>
+              <w:ind/>
+              <w:jc w:val="center"/>
+              <w:rPr>
+                <w:highlight w:val="none"/>
+                <w14:ligatures w14:val="none"/>
+              </w:rPr>
+            </w:pPr>
+            <w:r>
+              <w:rPr>
+                <w:highlight w:val="none"/>
+                <w:lang w:val="en-US" w:bidi="en-US"/>
+              </w:rPr>
+            </w:r>
+            <w:r/>
+            <m:oMathPara>
+              <m:oMathParaPr>
+                <m:jc m:val="center"/>
+              </m:oMathParaPr>
+              <m:oMath>
+                <m:r>
+                  <w:rPr>
+                    <w:rFonts w:hint="default" w:ascii="Cambria Math" w:hAnsi="Cambria Math" w:eastAsia="Cambria Math" w:cs="Cambria Math"/>
+                    <w:highlight w:val="none"/>
+                    <w:lang w:val="en-US" w:bidi="en-US"/>
+                  </w:rPr>
+                  <m:rPr/>
+                  <m:t>14.2134</m:t>
+                </m:r>
+              </m:oMath>
+            </m:oMathPara>
+            <w:r/>
+            <w:r>
+              <w:rPr>
+                <w:highlight w:val="none"/>
+                <w:lang w:val="en-US" w:bidi="en-US"/>
+              </w:rPr>
+            </w:r>
+            <w:r>
+              <w:rPr>
+                <w:highlight w:val="none"/>
+                <w:lang w:val="en-US"/>
+              </w:rPr>
+            </w:r>
+          </w:p>
+        </w:tc>
+        <w:tc>
+          <w:tcPr>
+            <w:tcBorders/>
+            <w:tcW w:w="3120" w:type="dxa"/>
+          </w:tcPr>
+          <w:p>
+            <w:pPr>
+              <w:pStyle w:val="930"/>
+              <w:suppressLineNumbers w:val="false"/>
+              <w:pBdr/>
+              <w:spacing/>
+              <w:ind/>
+              <w:jc w:val="center"/>
+              <w:rPr>
+                <w:highlight w:val="none"/>
+                <w14:ligatures w14:val="none"/>
+              </w:rPr>
+            </w:pPr>
+            <w:r>
+              <w:rPr>
+                <w:highlight w:val="none"/>
+                <w:lang w:val="en-US" w:bidi="en-US"/>
+              </w:rPr>
+            </w:r>
+            <w:r/>
+            <m:oMathPara>
+              <m:oMathParaPr>
+                <m:jc m:val="center"/>
+              </m:oMathParaPr>
+              <m:oMath>
+                <m:r>
+                  <w:rPr>
+                    <w:rFonts w:hint="default" w:ascii="Cambria Math" w:hAnsi="Cambria Math" w:eastAsia="Cambria Math" w:cs="Cambria Math"/>
+                    <w:highlight w:val="none"/>
+                    <w:lang w:val="en-US" w:bidi="en-US"/>
+                  </w:rPr>
+                  <m:rPr/>
+                  <m:t>-0.735842</m:t>
+                </m:r>
+              </m:oMath>
+            </m:oMathPara>
+            <w:r/>
+            <w:r>
+              <w:rPr>
+                <w:highlight w:val="none"/>
+                <w:lang w:val="en-US" w:bidi="en-US"/>
+              </w:rPr>
+            </w:r>
+            <w:r>
+              <w:rPr>
+                <w:highlight w:val="none"/>
+                <w:lang w:val="en-US"/>
+              </w:rPr>
+            </w:r>
+          </w:p>
+        </w:tc>
+      </w:tr>
+      <w:tr>
+        <w:trPr/>
+        <w:tc>
+          <w:tcPr>
+            <w:tcBorders/>
+            <w:tcW w:w="3120" w:type="dxa"/>
+          </w:tcPr>
+          <w:p>
+            <w:pPr>
+              <w:pStyle w:val="930"/>
+              <w:suppressLineNumbers w:val="false"/>
+              <w:pBdr/>
+              <w:spacing/>
+              <w:ind/>
+              <w:jc w:val="center"/>
+              <w:rPr>
+                <w:highlight w:val="none"/>
+                <w14:ligatures w14:val="none"/>
+              </w:rPr>
+            </w:pPr>
+            <w:r>
+              <w:rPr>
+                <w:highlight w:val="none"/>
+                <w:lang w:val="en-US" w:bidi="en-US"/>
+              </w:rPr>
+            </w:r>
+            <w:r/>
+            <m:oMathPara>
+              <m:oMathParaPr>
+                <m:jc m:val="center"/>
+              </m:oMathParaPr>
+              <m:oMath>
+                <m:r>
+                  <w:rPr>
+                    <w:rFonts w:hint="default" w:ascii="Cambria Math" w:hAnsi="Cambria Math" w:eastAsia="Cambria Math" w:cs="Cambria Math"/>
+                    <w:highlight w:val="none"/>
+                    <w:lang w:val="en-US" w:bidi="en-US"/>
+                  </w:rPr>
+                  <m:rPr/>
+                  <m:t>ζ</m:t>
+                </m:r>
+                <m:d>
+                  <m:dPr>
+                    <m:begChr m:val="("/>
+                    <m:endChr m:val=")"/>
+                    <m:ctrlPr>
+                      <w:rPr>
+                        <w:rFonts w:hint="default" w:ascii="Cambria Math" w:hAnsi="Cambria Math" w:eastAsia="Cambria Math" w:cs="Cambria Math"/>
+                        <w:szCs w:val="32"/>
+                        <w:highlight w:val="none"/>
+                        <w:lang w:val="en-US" w:bidi="en-US"/>
+                      </w:rPr>
+                    </m:ctrlPr>
+                  </m:dPr>
+                  <m:e>
+                    <m:r>
+                      <w:rPr>
+                        <w:rFonts w:hint="default" w:ascii="Cambria Math" w:hAnsi="Cambria Math" w:eastAsia="Cambria Math" w:cs="Cambria Math"/>
+                        <w:highlight w:val="none"/>
+                        <w:lang w:val="en-US" w:bidi="en-US"/>
+                      </w:rPr>
+                      <m:rPr/>
+                      <m:t>3</m:t>
+                    </m:r>
+                  </m:e>
+                </m:d>
+              </m:oMath>
+            </m:oMathPara>
+            <w:r/>
+            <w:r>
+              <w:rPr>
+                <w:highlight w:val="none"/>
+                <w:lang w:val="en-US" w:bidi="en-US"/>
+              </w:rPr>
+            </w:r>
+            <w:r>
+              <w:rPr>
+                <w:highlight w:val="none"/>
+                <w:lang w:val="en-US"/>
+              </w:rPr>
+            </w:r>
+          </w:p>
+        </w:tc>
+        <w:tc>
+          <w:tcPr>
+            <w:tcBorders/>
+            <w:tcW w:w="3120" w:type="dxa"/>
+          </w:tcPr>
+          <w:p>
+            <w:pPr>
+              <w:pStyle w:val="930"/>
+              <w:suppressLineNumbers w:val="false"/>
+              <w:pBdr/>
+              <w:spacing/>
+              <w:ind/>
+              <w:jc w:val="center"/>
+              <w:rPr>
+                <w:highlight w:val="none"/>
+                <w14:ligatures w14:val="none"/>
+              </w:rPr>
+            </w:pPr>
+            <w:r>
+              <w:rPr>
+                <w:highlight w:val="none"/>
+                <w:lang w:val="en-US" w:bidi="en-US"/>
+              </w:rPr>
+            </w:r>
+            <w:r/>
+            <m:oMathPara>
+              <m:oMathParaPr>
+                <m:jc m:val="center"/>
+              </m:oMathParaPr>
+              <m:oMath>
+                <m:r>
+                  <w:rPr>
+                    <w:rFonts w:hint="default" w:ascii="Cambria Math" w:hAnsi="Cambria Math" w:eastAsia="Cambria Math" w:cs="Cambria Math"/>
+                    <w:highlight w:val="none"/>
+                    <w:lang w:val="en-US" w:bidi="en-US"/>
+                  </w:rPr>
+                  <m:rPr/>
+                  <m:t>27.5346</m:t>
+                </m:r>
+              </m:oMath>
+            </m:oMathPara>
+            <w:r/>
+            <w:r>
+              <w:rPr>
+                <w:highlight w:val="none"/>
+                <w:lang w:val="en-US" w:bidi="en-US"/>
+              </w:rPr>
+            </w:r>
+            <w:r>
+              <w:rPr>
+                <w:highlight w:val="none"/>
+                <w:lang w:val="en-US"/>
+              </w:rPr>
+            </w:r>
+          </w:p>
+        </w:tc>
+        <w:tc>
+          <w:tcPr>
+            <w:tcBorders/>
+            <w:tcW w:w="3120" w:type="dxa"/>
+          </w:tcPr>
+          <w:p>
+            <w:pPr>
+              <w:pStyle w:val="930"/>
+              <w:suppressLineNumbers w:val="false"/>
+              <w:pBdr/>
+              <w:spacing/>
+              <w:ind/>
+              <w:jc w:val="center"/>
+              <w:rPr>
+                <w:highlight w:val="none"/>
+                <w14:ligatures w14:val="none"/>
+              </w:rPr>
+            </w:pPr>
+            <w:r>
+              <w:rPr>
+                <w:highlight w:val="none"/>
+                <w:lang w:val="en-US" w:bidi="en-US"/>
+              </w:rPr>
+            </w:r>
+            <w:r/>
+            <m:oMathPara>
+              <m:oMathParaPr>
+                <m:jc m:val="center"/>
+              </m:oMathParaPr>
+              <m:oMath>
+                <m:r>
+                  <w:rPr>
+                    <w:rFonts w:hint="default" w:ascii="Cambria Math" w:hAnsi="Cambria Math" w:eastAsia="Cambria Math" w:cs="Cambria Math"/>
+                    <w:highlight w:val="none"/>
+                    <w:lang w:val="en-US" w:bidi="en-US"/>
+                  </w:rPr>
+                  <m:rPr/>
+                  <m:t>-0.840454</m:t>
+                </m:r>
+              </m:oMath>
+            </m:oMathPara>
+            <w:r/>
+            <w:r>
+              <w:rPr>
+                <w:highlight w:val="none"/>
+                <w:lang w:val="en-US" w:bidi="en-US"/>
+              </w:rPr>
+            </w:r>
+            <w:r>
+              <w:rPr>
+                <w:highlight w:val="none"/>
+                <w:lang w:val="en-US"/>
+              </w:rPr>
+            </w:r>
+          </w:p>
+        </w:tc>
+      </w:tr>
+      <w:tr>
+        <w:trPr/>
+        <w:tc>
+          <w:tcPr>
+            <w:tcBorders/>
+            <w:tcW w:w="3120" w:type="dxa"/>
+          </w:tcPr>
+          <w:p>
+            <w:pPr>
+              <w:pStyle w:val="930"/>
+              <w:suppressLineNumbers w:val="false"/>
+              <w:pBdr/>
+              <w:spacing/>
+              <w:ind/>
+              <w:jc w:val="center"/>
+              <w:rPr>
+                <w:highlight w:val="none"/>
+                <w14:ligatures w14:val="none"/>
+              </w:rPr>
+            </w:pPr>
+            <w:r>
+              <w:rPr>
+                <w:highlight w:val="none"/>
+                <w:lang w:val="en-US" w:bidi="en-US"/>
+              </w:rPr>
+            </w:r>
+            <w:r/>
+            <m:oMathPara>
+              <m:oMathParaPr>
+                <m:jc m:val="center"/>
+              </m:oMathParaPr>
+              <m:oMath>
+                <m:func>
+                  <m:funcPr>
+                    <m:ctrlPr>
+                      <w:rPr>
+                        <w:rFonts w:hint="default" w:ascii="Cambria Math" w:hAnsi="Cambria Math" w:eastAsia="Cambria Math" w:cs="Cambria Math"/>
+                        <w:szCs w:val="32"/>
+                        <w:highlight w:val="none"/>
+                        <w:lang w:val="en-US" w:bidi="en-US"/>
+                      </w:rPr>
+                    </m:ctrlPr>
+                  </m:funcPr>
+                  <m:fName>
+                    <m:r>
+                      <w:rPr>
+                        <w:rFonts w:hint="default" w:ascii="Cambria Math" w:hAnsi="Cambria Math" w:eastAsia="Cambria Math" w:cs="Cambria Math"/>
+                        <w:highlight w:val="none"/>
+                        <w:lang w:val="en-US" w:bidi="en-US"/>
+                      </w:rPr>
+                      <m:rPr/>
+                      <m:t>ln</m:t>
+                    </m:r>
+                  </m:fName>
+                  <m:e>
+                    <m:d>
+                      <m:dPr>
+                        <m:begChr m:val="("/>
+                        <m:endChr m:val=")"/>
+                        <m:ctrlPr>
+                          <w:rPr>
+                            <w:rFonts w:hint="default" w:ascii="Cambria Math" w:hAnsi="Cambria Math" w:eastAsia="Cambria Math" w:cs="Cambria Math"/>
+                            <w:highlight w:val="none"/>
+                            <w:lang w:val="en-US" w:bidi="en-US"/>
+                          </w:rPr>
+                        </m:ctrlPr>
+                      </m:dPr>
+                      <m:e>
+                        <m:r>
+                          <w:rPr>
+                            <w:rFonts w:hint="default" w:ascii="Cambria Math" w:hAnsi="Cambria Math" w:eastAsia="Cambria Math" w:cs="Cambria Math"/>
+                            <w:highlight w:val="none"/>
+                            <w:lang w:val="en-US" w:bidi="en-US"/>
+                          </w:rPr>
+                          <m:rPr/>
+                          <m:t>2</m:t>
+                        </m:r>
+                      </m:e>
+                    </m:d>
+                  </m:e>
+                </m:func>
+              </m:oMath>
+            </m:oMathPara>
+            <w:r/>
+            <w:r>
+              <w:rPr>
+                <w:highlight w:val="none"/>
+                <w:lang w:val="en-US" w:bidi="en-US"/>
+              </w:rPr>
+            </w:r>
+            <w:r>
+              <w:rPr>
+                <w:highlight w:val="none"/>
+                <w:lang w:val="en-US"/>
+              </w:rPr>
+            </w:r>
+          </w:p>
+        </w:tc>
+        <w:tc>
+          <w:tcPr>
+            <w:tcBorders/>
+            <w:tcW w:w="3120" w:type="dxa"/>
+          </w:tcPr>
+          <w:p>
+            <w:pPr>
+              <w:pStyle w:val="930"/>
+              <w:suppressLineNumbers w:val="false"/>
+              <w:pBdr/>
+              <w:spacing/>
+              <w:ind/>
+              <w:jc w:val="center"/>
+              <w:rPr>
+                <w:highlight w:val="none"/>
+                <w14:ligatures w14:val="none"/>
+              </w:rPr>
+            </w:pPr>
+            <w:r>
+              <w:rPr>
+                <w:highlight w:val="none"/>
+                <w:lang w:val="en-US" w:bidi="en-US"/>
+              </w:rPr>
+            </w:r>
+            <w:r/>
+            <m:oMathPara>
+              <m:oMathParaPr>
+                <m:jc m:val="center"/>
+              </m:oMathParaPr>
+              <m:oMath>
+                <m:r>
+                  <w:rPr>
+                    <w:rFonts w:hint="default" w:ascii="Cambria Math" w:hAnsi="Cambria Math" w:eastAsia="Cambria Math" w:cs="Cambria Math"/>
+                    <w:highlight w:val="none"/>
+                    <w:lang w:val="en-US" w:bidi="en-US"/>
+                  </w:rPr>
+                  <m:rPr/>
+                  <m:t>17.7713</m:t>
+                </m:r>
+              </m:oMath>
+            </m:oMathPara>
+            <w:r/>
+            <w:r>
+              <w:rPr>
+                <w:highlight w:val="none"/>
+                <w:lang w:val="en-US" w:bidi="en-US"/>
+              </w:rPr>
+            </w:r>
+            <w:r>
+              <w:rPr>
+                <w:highlight w:val="none"/>
+                <w:lang w:val="en-US"/>
+              </w:rPr>
+            </w:r>
+          </w:p>
+        </w:tc>
+        <w:tc>
+          <w:tcPr>
+            <w:tcBorders/>
+            <w:tcW w:w="3120" w:type="dxa"/>
+          </w:tcPr>
+          <w:p>
+            <w:pPr>
+              <w:pStyle w:val="930"/>
+              <w:suppressLineNumbers w:val="false"/>
+              <w:pBdr/>
+              <w:spacing/>
+              <w:ind/>
+              <w:jc w:val="center"/>
+              <w:rPr>
+                <w:highlight w:val="none"/>
+                <w14:ligatures w14:val="none"/>
+              </w:rPr>
+            </w:pPr>
+            <w:r>
+              <w:rPr>
+                <w:highlight w:val="none"/>
+                <w:lang w:val="en-US" w:bidi="en-US"/>
+              </w:rPr>
+            </w:r>
+            <w:r/>
+            <m:oMathPara>
+              <m:oMathParaPr>
+                <m:jc m:val="center"/>
+              </m:oMathParaPr>
+              <m:oMath>
+                <m:r>
+                  <w:rPr>
+                    <w:rFonts w:hint="default" w:ascii="Cambria Math" w:hAnsi="Cambria Math" w:eastAsia="Cambria Math" w:cs="Cambria Math"/>
+                    <w:highlight w:val="none"/>
+                    <w:lang w:val="en-US" w:bidi="en-US"/>
+                  </w:rPr>
+                  <m:rPr/>
+                  <m:t>-0.773743</m:t>
+                </m:r>
+              </m:oMath>
+            </m:oMathPara>
+            <w:r/>
+            <w:r>
+              <w:rPr>
+                <w:highlight w:val="none"/>
+                <w:lang w:val="en-US" w:bidi="en-US"/>
+              </w:rPr>
+            </w:r>
+            <w:r>
+              <w:rPr>
+                <w:highlight w:val="none"/>
+                <w:lang w:val="en-US"/>
+              </w:rPr>
+            </w:r>
+          </w:p>
+        </w:tc>
+      </w:tr>
+      <w:tr>
+        <w:trPr/>
+        <w:tc>
+          <w:tcPr>
+            <w:tcBorders/>
+            <w:tcW w:w="3120" w:type="dxa"/>
+          </w:tcPr>
+          <w:p>
+            <w:pPr>
+              <w:pStyle w:val="930"/>
+              <w:suppressLineNumbers w:val="false"/>
+              <w:pBdr/>
+              <w:spacing/>
+              <w:ind/>
+              <w:jc w:val="center"/>
+              <w:rPr>
+                <w:highlight w:val="none"/>
+                <w14:ligatures w14:val="none"/>
+              </w:rPr>
+            </w:pPr>
+            <w:r>
+              <w:rPr>
+                <w:highlight w:val="none"/>
+                <w:lang w:val="en-US" w:bidi="en-US"/>
+              </w:rPr>
+            </w:r>
+            <w:r/>
+            <m:oMathPara>
+              <m:oMathParaPr>
+                <m:jc m:val="center"/>
+              </m:oMathParaPr>
+              <m:oMath>
+                <m:r>
+                  <w:rPr>
+                    <w:rFonts w:hint="default" w:ascii="Cambria Math" w:hAnsi="Cambria Math" w:eastAsia="Cambria Math" w:cs="Cambria Math"/>
+                    <w:highlight w:val="none"/>
+                    <w:lang w:val="en-US" w:bidi="en-US"/>
+                  </w:rPr>
+                  <m:rPr/>
+                  <m:t>π</m:t>
+                </m:r>
+              </m:oMath>
+            </m:oMathPara>
+            <w:r/>
+            <w:r>
+              <w:rPr>
+                <w:highlight w:val="none"/>
+                <w:lang w:val="en-US" w:bidi="en-US"/>
+              </w:rPr>
+            </w:r>
+            <w:r>
+              <w:rPr>
+                <w:highlight w:val="none"/>
+                <w:lang w:val="en-US"/>
+              </w:rPr>
+            </w:r>
+          </w:p>
+        </w:tc>
+        <w:tc>
+          <w:tcPr>
+            <w:tcBorders/>
+            <w:tcW w:w="3120" w:type="dxa"/>
+          </w:tcPr>
+          <w:p>
+            <w:pPr>
+              <w:pStyle w:val="1_1648"/>
+              <w:suppressLineNumbers w:val="false"/>
+              <w:pBdr/>
+              <w:spacing/>
+              <w:ind/>
+              <w:rPr>
+                <w:highlight w:val="none"/>
+                <w14:ligatures w14:val="none"/>
+              </w:rPr>
+            </w:pPr>
+            <w:r>
+              <w:rPr>
+                <w:highlight w:val="none"/>
+                <w:lang w:val="en-US" w:bidi="en-US"/>
+              </w:rPr>
+            </w:r>
+            <w:r/>
+            <m:oMathPara>
+              <m:oMathParaPr/>
+              <m:oMath>
+                <m:r>
+                  <w:rPr>
+                    <w:rFonts w:hint="default" w:ascii="Cambria Math" w:hAnsi="Cambria Math" w:eastAsia="Cambria Math" w:cs="Cambria Math"/>
+                    <w:highlight w:val="none"/>
+                    <w:lang w:val="en-US" w:bidi="en-US"/>
+                  </w:rPr>
+                  <m:rPr/>
+                  <m:t>33.4796</m:t>
+                </m:r>
+              </m:oMath>
+            </m:oMathPara>
+            <w:r/>
+            <w:r>
+              <w:rPr>
+                <w:highlight w:val="none"/>
+                <w:lang w:val="en-US" w:bidi="en-US"/>
+              </w:rPr>
+            </w:r>
+            <w:r>
+              <w:rPr>
+                <w:highlight w:val="none"/>
+                <w:lang w:val="en-US"/>
+              </w:rPr>
+            </w:r>
+          </w:p>
+        </w:tc>
+        <w:tc>
+          <w:tcPr>
+            <w:tcBorders/>
+            <w:tcW w:w="3120" w:type="dxa"/>
+          </w:tcPr>
+          <w:p>
+            <w:pPr>
+              <w:pStyle w:val="930"/>
+              <w:suppressLineNumbers w:val="false"/>
+              <w:pBdr/>
+              <w:spacing/>
+              <w:ind/>
+              <w:jc w:val="center"/>
+              <w:rPr>
+                <w:highlight w:val="none"/>
+                <w14:ligatures w14:val="none"/>
+              </w:rPr>
+            </w:pPr>
+            <w:r>
+              <w:rPr>
+                <w:highlight w:val="none"/>
+                <w:lang w:val="en-US" w:bidi="en-US"/>
+              </w:rPr>
+            </w:r>
+            <w:r/>
+            <m:oMathPara>
+              <m:oMathParaPr>
+                <m:jc m:val="center"/>
+              </m:oMathParaPr>
+              <m:oMath>
+                <m:r>
+                  <w:rPr>
+                    <w:rFonts w:hint="default" w:ascii="Cambria Math" w:hAnsi="Cambria Math" w:eastAsia="Cambria Math" w:cs="Cambria Math"/>
+                    <w:highlight w:val="none"/>
+                    <w:lang w:val="en-US" w:bidi="en-US"/>
+                  </w:rPr>
+                  <m:rPr/>
+                  <m:t>-0.869883</m:t>
+                </m:r>
+              </m:oMath>
+            </m:oMathPara>
+            <w:r/>
+            <w:r>
+              <w:rPr>
+                <w:highlight w:val="none"/>
+                <w:lang w:val="en-US" w:bidi="en-US"/>
+              </w:rPr>
+            </w:r>
+            <w:r>
+              <w:rPr>
+                <w:highlight w:val="none"/>
+                <w:lang w:val="en-US"/>
+              </w:rPr>
+            </w:r>
+          </w:p>
+        </w:tc>
+      </w:tr>
+      <w:tr>
+        <w:trPr/>
+        <w:tc>
+          <w:tcPr>
+            <w:tcBorders/>
+            <w:tcW w:w="3120" w:type="dxa"/>
+          </w:tcPr>
+          <w:p>
+            <w:pPr>
+              <w:pStyle w:val="930"/>
+              <w:suppressLineNumbers w:val="false"/>
+              <w:pBdr/>
+              <w:spacing/>
+              <w:ind/>
+              <w:jc w:val="center"/>
+              <w:rPr>
+                <w:highlight w:val="none"/>
+                <w14:ligatures w14:val="none"/>
+              </w:rPr>
+            </w:pPr>
+            <w:r>
+              <w:rPr>
+                <w:highlight w:val="none"/>
+                <w:lang w:val="en-US" w:bidi="en-US"/>
+              </w:rPr>
+            </w:r>
+            <w:r/>
+            <m:oMathPara>
+              <m:oMathParaPr>
+                <m:jc m:val="center"/>
+              </m:oMathParaPr>
+              <m:oMath>
+                <m:r>
+                  <w:rPr>
+                    <w:rFonts w:hint="default" w:ascii="Cambria Math" w:hAnsi="Cambria Math" w:eastAsia="Cambria Math" w:cs="Cambria Math"/>
+                    <w:highlight w:val="none"/>
+                    <w:lang w:val="en-US" w:bidi="en-US"/>
+                  </w:rPr>
+                  <m:rPr/>
+                  <m:t>π+e</m:t>
+                </m:r>
+              </m:oMath>
+            </m:oMathPara>
+            <w:r/>
+            <w:r>
+              <w:rPr>
+                <w:highlight w:val="none"/>
+                <w:lang w:val="en-US" w:bidi="en-US"/>
+              </w:rPr>
+            </w:r>
+            <w:r>
+              <w:rPr>
+                <w:highlight w:val="none"/>
+                <w:lang w:val="en-US"/>
+              </w:rPr>
+            </w:r>
+          </w:p>
+        </w:tc>
+        <w:tc>
+          <w:tcPr>
+            <w:tcBorders/>
+            <w:tcW w:w="3120" w:type="dxa"/>
+          </w:tcPr>
+          <w:p>
+            <w:pPr>
+              <w:pStyle w:val="1_1648"/>
+              <w:suppressLineNumbers w:val="false"/>
+              <w:pBdr/>
+              <w:spacing/>
+              <w:ind/>
+              <w:rPr>
+                <w:highlight w:val="none"/>
+                <w14:ligatures w14:val="none"/>
+              </w:rPr>
+            </w:pPr>
+            <w:r>
+              <w:rPr>
+                <w:highlight w:val="none"/>
+                <w:lang w:val="en-US" w:bidi="en-US"/>
+              </w:rPr>
+            </w:r>
+            <w:r>
+              <w:rPr>
+                <w:highlight w:val="none"/>
+                <w:lang w:val="en-US" w:bidi="en-US"/>
+              </w:rPr>
+            </w:r>
+            <m:oMathPara>
+              <m:oMathParaPr/>
+              <m:oMath>
+                <m:r>
+                  <w:rPr>
+                    <w:highlight w:val="none"/>
+                    <w:lang w:val="en-US" w:bidi="en-US"/>
+                  </w:rPr>
+                  <m:rPr/>
+                  <m:t>36.1112</m:t>
+                </m:r>
+              </m:oMath>
+            </m:oMathPara>
+            <w:r>
+              <w:rPr>
+                <w:highlight w:val="none"/>
+                <w:lang w:val="en-US" w:bidi="en-US"/>
+              </w:rPr>
+            </w:r>
+            <w:r>
+              <w:rPr>
+                <w:highlight w:val="none"/>
+                <w:lang w:val="en-US"/>
+              </w:rPr>
+            </w:r>
+          </w:p>
+        </w:tc>
+        <w:tc>
+          <w:tcPr>
+            <w:tcBorders/>
+            <w:tcW w:w="3120" w:type="dxa"/>
+          </w:tcPr>
+          <w:p>
+            <w:pPr>
+              <w:pStyle w:val="1_1648"/>
+              <w:suppressLineNumbers w:val="false"/>
+              <w:pBdr/>
+              <w:spacing/>
+              <w:ind/>
+              <w:rPr>
+                <w:highlight w:val="none"/>
+                <w14:ligatures w14:val="none"/>
+              </w:rPr>
+            </w:pPr>
+            <w:r>
+              <w:rPr>
+                <w:highlight w:val="none"/>
+                <w:lang w:val="en-US" w:bidi="en-US"/>
+              </w:rPr>
+            </w:r>
+            <w:r>
+              <w:rPr>
+                <w:highlight w:val="none"/>
+                <w:lang w:val="en-US" w:bidi="en-US"/>
+              </w:rPr>
+            </w:r>
+            <m:oMathPara>
+              <m:oMathParaPr/>
+              <m:oMath>
+                <m:r>
+                  <w:rPr>
+                    <w:highlight w:val="none"/>
+                    <w:lang w:val="en-US" w:bidi="en-US"/>
+                  </w:rPr>
+                  <m:rPr/>
+                  <m:t>-0.879132</m:t>
+                </m:r>
+              </m:oMath>
+            </m:oMathPara>
+            <w:r>
+              <w:rPr>
+                <w:highlight w:val="none"/>
+                <w:lang w:val="en-US" w:bidi="en-US"/>
+              </w:rPr>
+            </w:r>
+            <w:r>
+              <w:rPr>
+                <w:highlight w:val="none"/>
+                <w:lang w:val="en-US"/>
+              </w:rPr>
+            </w:r>
+          </w:p>
+        </w:tc>
+      </w:tr>
+      <w:tr>
+        <w:trPr/>
+        <w:tc>
+          <w:tcPr>
+            <w:tcBorders/>
+            <w:tcW w:w="3120" w:type="dxa"/>
+          </w:tcPr>
+          <w:p>
+            <w:pPr>
+              <w:pStyle w:val="930"/>
+              <w:suppressLineNumbers w:val="false"/>
+              <w:pBdr/>
+              <w:spacing/>
+              <w:ind/>
+              <w:jc w:val="center"/>
+              <w:rPr>
+                <w:highlight w:val="none"/>
+                <w14:ligatures w14:val="none"/>
+              </w:rPr>
+            </w:pPr>
+            <w:r>
+              <w:rPr>
+                <w:highlight w:val="none"/>
+                <w:lang w:val="en-US" w:bidi="en-US"/>
+              </w:rPr>
+            </w:r>
+            <w:r/>
+            <m:oMathPara>
+              <m:oMathParaPr>
+                <m:jc m:val="center"/>
+              </m:oMathParaPr>
+              <m:oMath>
+                <m:sSup>
+                  <m:sSupPr>
+                    <m:ctrlPr>
+                      <w:rPr>
+                        <w:rFonts w:hint="default" w:ascii="Cambria Math" w:hAnsi="Cambria Math" w:eastAsia="Cambria Math" w:cs="Cambria Math"/>
+                        <w:highlight w:val="none"/>
+                        <w:lang w:val="en-US" w:bidi="en-US"/>
+                      </w:rPr>
+                    </m:ctrlPr>
+                  </m:sSupPr>
+                  <m:e>
+                    <m:r>
+                      <w:rPr>
+                        <w:rFonts w:hint="default" w:ascii="Cambria Math" w:hAnsi="Cambria Math" w:eastAsia="Cambria Math" w:cs="Cambria Math"/>
+                        <w:highlight w:val="none"/>
+                        <w:lang w:val="en-US" w:bidi="en-US"/>
+                      </w:rPr>
+                      <m:rPr/>
+                      <m:t>π</m:t>
+                    </m:r>
+                  </m:e>
+                  <m:sup>
+                    <m:r>
+                      <w:rPr>
+                        <w:rFonts w:hint="default" w:ascii="Cambria Math" w:hAnsi="Cambria Math" w:eastAsia="Cambria Math" w:cs="Cambria Math"/>
+                        <w:highlight w:val="none"/>
+                        <w:lang w:val="en-US" w:bidi="en-US"/>
+                      </w:rPr>
+                      <m:rPr/>
+                      <m:t>e</m:t>
+                    </m:r>
+                  </m:sup>
+                </m:sSup>
+              </m:oMath>
+            </m:oMathPara>
+            <w:r/>
+            <w:r>
+              <w:rPr>
+                <w:highlight w:val="none"/>
+                <w:lang w:val="en-US" w:bidi="en-US"/>
+              </w:rPr>
+            </w:r>
+            <w:r>
+              <w:rPr>
+                <w:highlight w:val="none"/>
+                <w:lang w:val="en-US"/>
+              </w:rPr>
+            </w:r>
+          </w:p>
+        </w:tc>
+        <w:tc>
+          <w:tcPr>
+            <w:tcBorders/>
+            <w:tcW w:w="3120" w:type="dxa"/>
+          </w:tcPr>
+          <w:p>
+            <w:pPr>
+              <w:pStyle w:val="1_1648"/>
+              <w:suppressLineNumbers w:val="false"/>
+              <w:pBdr/>
+              <w:spacing/>
+              <w:ind/>
+              <w:rPr>
+                <w:highlight w:val="none"/>
+                <w14:ligatures w14:val="none"/>
+              </w:rPr>
+            </w:pPr>
+            <w:r>
+              <w:rPr>
+                <w:highlight w:val="none"/>
+                <w:lang w:val="en-US" w:bidi="en-US"/>
+              </w:rPr>
+            </w:r>
+            <m:oMathPara>
+              <m:oMathParaPr/>
+              <m:oMath>
+                <m:r>
+                  <w:rPr>
+                    <w:highlight w:val="none"/>
+                    <w:lang w:val="en-US" w:bidi="en-US"/>
+                  </w:rPr>
+                  <m:rPr/>
+                  <m:t>32.4554</m:t>
+                </m:r>
+              </m:oMath>
+            </m:oMathPara>
+            <w:r>
+              <w:rPr>
+                <w:highlight w:val="none"/>
+                <w:lang w:val="en-US" w:bidi="en-US"/>
+              </w:rPr>
+            </w:r>
+            <w:r>
+              <w:rPr>
+                <w:highlight w:val="none"/>
+                <w:lang w:val="en-US"/>
+              </w:rPr>
+            </w:r>
+          </w:p>
+        </w:tc>
+        <w:tc>
+          <w:tcPr>
+            <w:tcBorders/>
+            <w:tcW w:w="3120" w:type="dxa"/>
+          </w:tcPr>
+          <w:p>
+            <w:pPr>
+              <w:pStyle w:val="1_1648"/>
+              <w:suppressLineNumbers w:val="false"/>
+              <w:pBdr/>
+              <w:spacing/>
+              <w:ind/>
+              <w:rPr>
+                <w:highlight w:val="none"/>
+                <w14:ligatures w14:val="none"/>
+              </w:rPr>
+            </w:pPr>
+            <w:r>
+              <w:rPr>
+                <w:highlight w:val="none"/>
+                <w:lang w:val="en-US" w:bidi="en-US"/>
+              </w:rPr>
+            </w:r>
+            <w:r>
+              <w:rPr>
+                <w:highlight w:val="none"/>
+                <w:lang w:val="en-US" w:bidi="en-US"/>
+              </w:rPr>
+            </w:r>
+            <m:oMathPara>
+              <m:oMathParaPr/>
+              <m:oMath>
+                <m:r>
+                  <w:rPr>
+                    <w:highlight w:val="none"/>
+                    <w:lang w:val="en-US" w:bidi="en-US"/>
+                  </w:rPr>
+                  <m:rPr/>
+                  <m:t>-0.862834</m:t>
+                </m:r>
+              </m:oMath>
+            </m:oMathPara>
+            <w:r>
+              <w:rPr>
+                <w:highlight w:val="none"/>
+                <w:lang w:val="en-US" w:bidi="en-US"/>
+              </w:rPr>
+            </w:r>
+            <w:r>
+              <w:rPr>
+                <w:highlight w:val="none"/>
+                <w:lang w:val="en-US"/>
+              </w:rPr>
+            </w:r>
+          </w:p>
+        </w:tc>
+      </w:tr>
+      <w:tr>
+        <w:trPr/>
+        <w:tc>
+          <w:tcPr>
+            <w:tcBorders/>
+            <w:tcW w:w="3120" w:type="dxa"/>
+          </w:tcPr>
+          <w:p>
+            <w:pPr>
+              <w:pStyle w:val="930"/>
+              <w:suppressLineNumbers w:val="false"/>
+              <w:pBdr/>
+              <w:spacing/>
+              <w:ind/>
+              <w:jc w:val="center"/>
+              <w:rPr>
+                <w:highlight w:val="none"/>
+                <w14:ligatures w14:val="none"/>
+              </w:rPr>
+            </w:pPr>
+            <w:r>
+              <w:rPr>
+                <w:highlight w:val="none"/>
+                <w:lang w:val="en-US" w:bidi="en-US"/>
+              </w:rPr>
+            </w:r>
+            <w:r/>
+            <m:oMathPara>
+              <m:oMathParaPr>
+                <m:jc m:val="center"/>
+              </m:oMathParaPr>
+              <m:oMath>
+                <m:sSup>
+                  <m:sSupPr>
+                    <m:ctrlPr>
+                      <w:rPr>
+                        <w:rFonts w:hint="default" w:ascii="Cambria Math" w:hAnsi="Cambria Math" w:eastAsia="Cambria Math" w:cs="Cambria Math"/>
+                        <w:highlight w:val="none"/>
+                        <w:lang w:val="en-US" w:bidi="en-US"/>
+                      </w:rPr>
+                    </m:ctrlPr>
+                  </m:sSupPr>
+                  <m:e>
+                    <m:r>
+                      <w:rPr>
+                        <w:rFonts w:hint="default" w:ascii="Cambria Math" w:hAnsi="Cambria Math" w:eastAsia="Cambria Math" w:cs="Cambria Math"/>
+                        <w:highlight w:val="none"/>
+                        <w:lang w:val="en-US" w:bidi="en-US"/>
+                      </w:rPr>
+                      <m:rPr/>
+                      <m:t>e</m:t>
+                    </m:r>
+                  </m:e>
+                  <m:sup>
+                    <m:r>
+                      <w:rPr>
+                        <w:rFonts w:hint="default" w:ascii="Cambria Math" w:hAnsi="Cambria Math" w:eastAsia="Cambria Math" w:cs="Cambria Math"/>
+                        <w:highlight w:val="none"/>
+                        <w:lang w:val="en-US" w:bidi="en-US"/>
+                      </w:rPr>
+                      <m:rPr/>
+                      <m:t>π</m:t>
+                    </m:r>
+                  </m:sup>
+                </m:sSup>
+              </m:oMath>
+            </m:oMathPara>
+            <w:r/>
+            <w:r>
+              <w:rPr>
+                <w:highlight w:val="none"/>
+                <w:lang w:val="en-US" w:bidi="en-US"/>
+              </w:rPr>
+            </w:r>
+            <w:r>
+              <w:rPr>
+                <w:highlight w:val="none"/>
+                <w:lang w:val="en-US"/>
+              </w:rPr>
+            </w:r>
+          </w:p>
+        </w:tc>
+        <w:tc>
+          <w:tcPr>
+            <w:tcBorders/>
+            <w:tcW w:w="3120" w:type="dxa"/>
+          </w:tcPr>
+          <w:p>
+            <w:pPr>
+              <w:pStyle w:val="1_1648"/>
+              <w:suppressLineNumbers w:val="false"/>
+              <w:pBdr/>
+              <w:spacing/>
+              <w:ind/>
+              <w:rPr>
+                <w:highlight w:val="none"/>
+                <w14:ligatures w14:val="none"/>
+              </w:rPr>
+            </w:pPr>
+            <w:r>
+              <w:rPr>
+                <w:highlight w:val="none"/>
+                <w:lang w:val="en-US" w:bidi="en-US"/>
+              </w:rPr>
+            </w:r>
+            <w:r>
+              <w:rPr>
+                <w:highlight w:val="none"/>
+                <w:lang w:val="en-US" w:bidi="en-US"/>
+              </w:rPr>
+            </w:r>
+            <m:oMathPara>
+              <m:oMathParaPr/>
+              <m:oMath>
+                <m:r>
+                  <w:rPr>
+                    <w:highlight w:val="none"/>
+                    <w:lang w:val="en-US" w:bidi="en-US"/>
+                  </w:rPr>
+                  <m:rPr/>
+                  <m:t>34.6388</m:t>
+                </m:r>
+              </m:oMath>
+            </m:oMathPara>
+            <w:r>
+              <w:rPr>
+                <w:highlight w:val="none"/>
+                <w:lang w:val="en-US" w:bidi="en-US"/>
+              </w:rPr>
+            </w:r>
+            <w:r>
+              <w:rPr>
+                <w:highlight w:val="none"/>
+                <w:lang w:val="en-US"/>
+              </w:rPr>
+            </w:r>
+          </w:p>
+        </w:tc>
+        <w:tc>
+          <w:tcPr>
+            <w:tcBorders/>
+            <w:tcW w:w="3120" w:type="dxa"/>
+          </w:tcPr>
+          <w:p>
+            <w:pPr>
+              <w:pStyle w:val="1_1648"/>
+              <w:suppressLineNumbers w:val="false"/>
+              <w:pBdr/>
+              <w:spacing/>
+              <w:ind/>
+              <w:rPr>
+                <w:highlight w:val="none"/>
+                <w14:ligatures w14:val="none"/>
+              </w:rPr>
+            </w:pPr>
+            <w:r>
+              <w:rPr>
+                <w:highlight w:val="none"/>
+                <w:lang w:val="en-US" w:bidi="en-US"/>
+              </w:rPr>
+            </w:r>
+            <m:oMathPara>
+              <m:oMathParaPr/>
+              <m:oMath>
+                <m:r>
+                  <w:rPr>
+                    <w:highlight w:val="none"/>
+                    <w:lang w:val="en-US" w:bidi="en-US"/>
+                  </w:rPr>
+                  <m:rPr/>
+                  <m:t>-0.873521</m:t>
+                </m:r>
+              </m:oMath>
+            </m:oMathPara>
+            <w:r>
+              <w:rPr>
+                <w:highlight w:val="none"/>
+                <w:lang w:val="en-US" w:bidi="en-US"/>
+              </w:rPr>
+            </w:r>
+            <w:r>
+              <w:rPr>
+                <w:highlight w:val="none"/>
+                <w:lang w:val="en-US"/>
+              </w:rPr>
+            </w:r>
+          </w:p>
+        </w:tc>
+      </w:tr>
+      <w:tr>
+        <w:trPr/>
+        <w:tc>
+          <w:tcPr>
+            <w:tcBorders/>
+            <w:tcW w:w="3120" w:type="dxa"/>
+          </w:tcPr>
+          <w:p>
+            <w:pPr>
+              <w:pStyle w:val="930"/>
+              <w:suppressLineNumbers w:val="false"/>
+              <w:pBdr/>
+              <w:spacing/>
+              <w:ind/>
+              <w:jc w:val="center"/>
+              <w:rPr>
+                <w:highlight w:val="none"/>
+                <w14:ligatures w14:val="none"/>
+              </w:rPr>
+            </w:pPr>
+            <w:r>
+              <w:rPr>
+                <w:highlight w:val="none"/>
+                <w:lang w:val="en-US" w:bidi="en-US"/>
+              </w:rPr>
+            </w:r>
+            <w:r/>
+            <m:oMathPara>
+              <m:oMathParaPr>
+                <m:jc m:val="center"/>
+              </m:oMathParaPr>
+              <m:oMath>
+                <m:r>
+                  <w:rPr>
+                    <w:rFonts w:hint="default" w:ascii="Cambria Math" w:hAnsi="Cambria Math" w:eastAsia="Cambria Math" w:cs="Cambria Math"/>
+                    <w:highlight w:val="none"/>
+                    <w:lang w:val="en-US" w:bidi="en-US"/>
+                  </w:rPr>
+                  <m:rPr/>
+                  <m:t>π*e</m:t>
+                </m:r>
+              </m:oMath>
+            </m:oMathPara>
+            <w:r/>
+            <w:r>
+              <w:rPr>
+                <w:highlight w:val="none"/>
+                <w:lang w:val="en-US" w:bidi="en-US"/>
+              </w:rPr>
+            </w:r>
+            <w:r>
+              <w:rPr>
+                <w:highlight w:val="none"/>
+                <w:lang w:val="en-US"/>
+              </w:rPr>
+            </w:r>
+          </w:p>
+        </w:tc>
+        <w:tc>
+          <w:tcPr>
+            <w:tcBorders/>
+            <w:tcW w:w="3120" w:type="dxa"/>
+          </w:tcPr>
+          <w:p>
+            <w:pPr>
+              <w:pStyle w:val="1_1648"/>
+              <w:suppressLineNumbers w:val="false"/>
+              <w:pBdr/>
+              <w:spacing/>
+              <w:ind/>
+              <w:rPr>
+                <w:highlight w:val="none"/>
+                <w14:ligatures w14:val="none"/>
+              </w:rPr>
+            </w:pPr>
+            <w:r>
+              <w:rPr>
+                <w:highlight w:val="none"/>
+                <w:lang w:val="en-US" w:bidi="en-US"/>
+              </w:rPr>
+            </w:r>
+            <w:r>
+              <w:rPr>
+                <w:highlight w:val="none"/>
+                <w:lang w:val="en-US" w:bidi="en-US"/>
+              </w:rPr>
+            </w:r>
+            <m:oMathPara>
+              <m:oMathParaPr/>
+              <m:oMath>
+                <m:r>
+                  <w:rPr>
+                    <w:highlight w:val="none"/>
+                    <w:lang w:val="en-US" w:bidi="en-US"/>
+                  </w:rPr>
+                  <m:rPr/>
+                  <m:t>26.8905</m:t>
+                </m:r>
+              </m:oMath>
+            </m:oMathPara>
+            <w:r>
+              <w:rPr>
+                <w:highlight w:val="none"/>
+                <w:lang w:val="en-US" w:bidi="en-US"/>
+              </w:rPr>
+            </w:r>
+            <w:r>
+              <w:rPr>
+                <w:highlight w:val="none"/>
+                <w:lang w:val="en-US"/>
+              </w:rPr>
+            </w:r>
+          </w:p>
+        </w:tc>
+        <w:tc>
+          <w:tcPr>
+            <w:tcBorders/>
+            <w:tcW w:w="3120" w:type="dxa"/>
+          </w:tcPr>
+          <w:p>
+            <w:pPr>
+              <w:pStyle w:val="1_1648"/>
+              <w:suppressLineNumbers w:val="false"/>
+              <w:pBdr/>
+              <w:spacing/>
+              <w:ind/>
+              <w:rPr>
+                <w:highlight w:val="none"/>
+                <w14:ligatures w14:val="none"/>
+              </w:rPr>
+            </w:pPr>
+            <w:r>
+              <w:rPr>
+                <w:highlight w:val="none"/>
+                <w:lang w:val="en-US" w:bidi="en-US"/>
+              </w:rPr>
+            </w:r>
+            <m:oMathPara>
+              <m:oMathParaPr/>
+              <m:oMath>
+                <m:r>
+                  <w:rPr>
+                    <w:highlight w:val="none"/>
+                    <w:lang w:val="en-US" w:bidi="en-US"/>
+                  </w:rPr>
+                  <m:rPr/>
+                  <m:t>-0.830747</m:t>
+                </m:r>
+              </m:oMath>
+            </m:oMathPara>
+            <w:r>
+              <w:rPr>
+                <w:highlight w:val="none"/>
+                <w:lang w:val="en-US" w:bidi="en-US"/>
+              </w:rPr>
+            </w:r>
+            <w:r>
+              <w:rPr>
+                <w:highlight w:val="none"/>
+                <w:lang w:val="en-US"/>
+              </w:rPr>
+            </w:r>
+          </w:p>
+        </w:tc>
+      </w:tr>
+    </w:tbl>
     <w:p>
       <w:pPr>
         <w:pStyle w:val="930"/>
@@ -4938,16 +7040,113 @@
         <w:spacing/>
         <w:ind/>
         <w:rPr>
-          <w:sz w:val="40"/>
-          <w:szCs w:val="40"/>
-          <w:highlight w:val="none"/>
+          <w:sz w:val="32"/>
+          <w:szCs w:val="32"/>
+          <w:highlight w:val="none"/>
+          <w:lang w:val="en-US"/>
           <w14:ligatures w14:val="none"/>
         </w:rPr>
       </w:pPr>
       <w:r>
         <w:rPr>
-          <w:sz w:val="40"/>
-          <w:szCs w:val="40"/>
+          <w:sz w:val="32"/>
+          <w:szCs w:val="32"/>
+          <w:highlight w:val="none"/>
+          <w:lang w:val="en-US" w:bidi="en-US"/>
+          <w14:ligatures w14:val="none"/>
+        </w:rPr>
+      </w:r>
+      <w:r>
+        <w:rPr>
+          <w:sz w:val="32"/>
+          <w:szCs w:val="32"/>
+          <w:highlight w:val="none"/>
+          <w:lang w:val="en-US" w:bidi="en-US"/>
+          <w14:ligatures w14:val="none"/>
+        </w:rPr>
+      </w:r>
+      <w:r>
+        <w:rPr>
+          <w:sz w:val="32"/>
+          <w:szCs w:val="32"/>
+          <w:highlight w:val="none"/>
+          <w:lang w:val="en-US"/>
+          <w14:ligatures w14:val="none"/>
+        </w:rPr>
+      </w:r>
+    </w:p>
+    <w:p>
+      <w:pPr>
+        <w:pStyle w:val="930"/>
+        <w:suppressLineNumbers w:val="false"/>
+        <w:pBdr/>
+        <w:spacing/>
+        <w:ind/>
+        <w:rPr>
+          <w:highlight w:val="none"/>
+          <w:lang w:val="en-US"/>
+          <w14:ligatures w14:val="none"/>
+        </w:rPr>
+      </w:pPr>
+      <w:r>
+        <w:rPr>
+          <w:highlight w:val="none"/>
+          <w:lang w:val="ru-RU"/>
+        </w:rPr>
+      </w:r>
+      <w:r>
+        <w:rPr>
+          <w:highlight w:val="none"/>
+          <w:lang w:val="ru-RU"/>
+        </w:rPr>
+        <w:t xml:space="preserve">Вычислим среднее арифметическое и среднеквадратичное отклонение для </w:t>
+      </w:r>
+      <w:r>
+        <w:rPr>
+          <w:highlight w:val="none"/>
+          <w:lang w:val="en-US"/>
+        </w:rPr>
+        <w:t xml:space="preserve">a </w:t>
+      </w:r>
+      <w:r>
+        <w:rPr>
+          <w:highlight w:val="none"/>
+          <w:lang w:val="ru-RU"/>
+        </w:rPr>
+        <w:t xml:space="preserve">и </w:t>
+      </w:r>
+      <w:r>
+        <w:rPr>
+          <w:highlight w:val="none"/>
+          <w:lang w:val="en-US"/>
+        </w:rPr>
+        <w:t xml:space="preserve">b:</w:t>
+      </w:r>
+      <w:r>
+        <w:rPr>
+          <w:highlight w:val="none"/>
+          <w:lang w:val="ru-RU"/>
+          <w14:ligatures w14:val="none"/>
+        </w:rPr>
+      </w:r>
+    </w:p>
+    <w:p>
+      <w:pPr>
+        <w:pStyle w:val="930"/>
+        <w:suppressLineNumbers w:val="false"/>
+        <w:pBdr/>
+        <w:spacing/>
+        <w:ind/>
+        <w:rPr>
+          <w:sz w:val="36"/>
+          <w:szCs w:val="36"/>
+          <w:highlight w:val="none"/>
+          <w:lang w:val="ru-RU"/>
+          <w14:ligatures w14:val="none"/>
+        </w:rPr>
+      </w:pPr>
+      <w:r>
+        <w:rPr>
           <w:highlight w:val="none"/>
           <w:lang w:val="ru-RU" w:bidi="ru-RU"/>
         </w:rPr>
@@ -4960,70 +7159,39 @@
               <w:rFonts w:ascii="Cambria Math" w:hAnsi="Cambria Math" w:eastAsia="Cambria Math" w:cs="Cambria Math"/>
               <w:sz w:val="36"/>
               <w:szCs w:val="36"/>
+              <w:highlight w:val="none"/>
+              <w:lang w:val="ru-RU" w:bidi="ru-RU"/>
             </w:rPr>
             <m:rPr/>
-            <m:t>y=17.7713*</m:t>
+            <m:t>a=27.71±7.33,</m:t>
           </m:r>
-          <m:sSup>
-            <m:sSupPr>
-              <m:ctrlPr>
-                <w:rPr>
-                  <w:rFonts w:ascii="Cambria Math" w:hAnsi="Cambria Math" w:eastAsia="Cambria Math" w:cs="Cambria Math"/>
-                  <w:sz w:val="36"/>
-                </w:rPr>
-              </m:ctrlPr>
-            </m:sSupPr>
-            <m:e>
-              <m:r>
-                <w:rPr>
-                  <w:rFonts w:ascii="Cambria Math" w:hAnsi="Cambria Math" w:eastAsia="Cambria Math" w:cs="Cambria Math"/>
-                  <w:sz w:val="40"/>
-                  <w:szCs w:val="40"/>
-                </w:rPr>
-                <m:rPr/>
-                <m:t>x</m:t>
-              </m:r>
-            </m:e>
-            <m:sup>
-              <m:d>
-                <m:dPr>
-                  <m:begChr m:val="("/>
-                  <m:endChr m:val=")"/>
-                  <m:ctrlPr>
-                    <w:rPr>
-                      <w:rFonts w:ascii="Cambria Math" w:hAnsi="Cambria Math" w:eastAsia="Cambria Math" w:cs="Cambria Math"/>
-                      <w:sz w:val="36"/>
-                    </w:rPr>
-                  </m:ctrlPr>
-                </m:dPr>
-                <m:e>
-                  <m:r>
-                    <w:rPr>
-                      <w:rFonts w:ascii="Cambria Math" w:hAnsi="Cambria Math" w:eastAsia="Cambria Math" w:cs="Cambria Math"/>
-                    </w:rPr>
-                    <m:rPr/>
-                    <m:t>-0.773743</m:t>
-                  </m:r>
-                </m:e>
-              </m:d>
-            </m:sup>
-          </m:sSup>
+          <m:r>
+            <w:rPr>
+              <w:rFonts w:ascii="Cambria Math" w:hAnsi="Cambria Math" w:eastAsia="Cambria Math" w:cs="Cambria Math"/>
+              <w:sz w:val="36"/>
+              <w:szCs w:val="36"/>
+              <w:highlight w:val="none"/>
+              <w:lang w:val="ru-RU" w:bidi="ru-RU"/>
+            </w:rPr>
+            <m:rPr/>
+            <m:t> b=−0.8332±0.0474</m:t>
+          </m:r>
         </m:oMath>
       </m:oMathPara>
       <w:r>
         <w:rPr>
-          <w:sz w:val="40"/>
-          <w:szCs w:val="40"/>
+          <w:sz w:val="36"/>
+          <w:szCs w:val="36"/>
+          <w:highlight w:val="none"/>
+          <w:lang w:val="ru-RU" w:bidi="ru-RU"/>
+        </w:rPr>
+      </w:r>
+      <w:r>
+        <w:rPr>
+          <w:sz w:val="36"/>
+          <w:szCs w:val="36"/>
           <w:highlight w:val="none"/>
           <w:lang w:val="ru-RU"/>
-        </w:rPr>
-      </w:r>
-      <w:r>
-        <w:rPr>
-          <w:sz w:val="40"/>
-          <w:szCs w:val="40"/>
-          <w:highlight w:val="none"/>
-          <w14:ligatures w14:val="none"/>
         </w:rPr>
       </w:r>
     </w:p>
@@ -5036,63 +7204,76 @@
         <w:ind/>
         <w:rPr>
           <w:highlight w:val="none"/>
+          <w:lang w:val="en-US"/>
+          <w14:ligatures w14:val="none"/>
+        </w:rPr>
+      </w:pPr>
+      <w:r>
+        <w:rPr>
+          <w:highlight w:val="none"/>
+          <w:lang w:val="ru-RU"/>
+        </w:rPr>
+        <w:t xml:space="preserve">Так как коэффициент </w:t>
+      </w:r>
+      <w:r>
+        <w:rPr>
+          <w:highlight w:val="none"/>
+          <w:lang w:val="en-US"/>
+        </w:rPr>
+        <w:t xml:space="preserve">a </w:t>
+      </w:r>
+      <w:r>
+        <w:rPr>
+          <w:highlight w:val="none"/>
+          <w:lang w:val="ru-RU"/>
+        </w:rPr>
+        <w:t xml:space="preserve">намного сильнее влияет на начало, чем на общую картину сходимости, прокомментируем только полученные величины для </w:t>
+      </w:r>
+      <w:r>
+        <w:rPr>
+          <w:highlight w:val="none"/>
+          <w:lang w:val="en-US"/>
+        </w:rPr>
+        <w:t xml:space="preserve">b</w:t>
+      </w:r>
+      <w:r>
+        <w:rPr>
+          <w:highlight w:val="none"/>
+          <w:lang w:val="en-US"/>
+        </w:rPr>
+        <w:t xml:space="preserve">:</w:t>
+      </w:r>
+      <w:r>
+        <w:rPr>
+          <w:highlight w:val="none"/>
           <w:lang w:val="ru-RU"/>
           <w14:ligatures w14:val="none"/>
         </w:rPr>
-      </w:pPr>
-      <w:r>
-        <w:rPr>
-          <w:highlight w:val="none"/>
-          <w:lang w:val="ru-RU"/>
-        </w:rPr>
-      </w:r>
-      <w:r>
-        <w:rPr>
-          <w:highlight w:val="none"/>
-          <w:lang w:val="ru-RU"/>
-        </w:rPr>
-        <w:t xml:space="preserve">Данная функция отображает приблизительную скорость схождения </w:t>
-      </w:r>
-      <w:r>
-        <w:rPr>
-          <w:highlight w:val="none"/>
-          <w:lang w:val="en-US"/>
-        </w:rPr>
-        <w:t xml:space="preserve">“</w:t>
-      </w:r>
-      <w:r>
-        <w:rPr>
-          <w:highlight w:val="none"/>
-          <w:lang w:val="ru-RU"/>
-        </w:rPr>
-        <w:t xml:space="preserve">типичного</w:t>
-      </w:r>
-      <w:r>
-        <w:rPr>
-          <w:highlight w:val="none"/>
-          <w:lang w:val="en-US"/>
-        </w:rPr>
-        <w:t xml:space="preserve">”</w:t>
-      </w:r>
-      <w:r>
-        <w:rPr>
-          <w:highlight w:val="none"/>
-          <w:lang w:val="ru-RU"/>
-        </w:rPr>
-        <w:t xml:space="preserve"> числа к распределению Гаусса-Кузьмина. </w:t>
-      </w:r>
-      <w:r>
-        <w:rPr>
-          <w:highlight w:val="none"/>
-          <w:lang w:val="ru-RU"/>
-        </w:rPr>
-        <w:t xml:space="preserve">Чем быстрее функция стремится к 0, тем быстрее число сходится к распределению. </w:t>
-      </w:r>
-      <w:r>
-        <w:rPr>
-          <w:highlight w:val="none"/>
-          <w:lang w:val="ru-RU"/>
-        </w:rPr>
+      </w:r>
+    </w:p>
+    <w:p>
+      <w:pPr>
+        <w:pStyle w:val="930"/>
+        <w:numPr>
+          <w:ilvl w:val="0"/>
+          <w:numId w:val="2"/>
+        </w:numPr>
+        <w:suppressLineNumbers w:val="false"/>
+        <w:pBdr/>
+        <w:spacing/>
+        <w:ind/>
+        <w:rPr>
+          <w:highlight w:val="none"/>
+          <w:lang w:val="ru-RU" w:bidi="ru-RU"/>
+          <w14:ligatures w14:val="none"/>
+        </w:rPr>
+      </w:pPr>
+      <w:r>
+        <w:rPr>
+          <w:highlight w:val="none"/>
+          <w:lang w:val="ru-RU" w:bidi="ru-RU"/>
+        </w:rPr>
+        <w:t xml:space="preserve">Скорость сходимости универсальна для алгебраических</w:t>
       </w:r>
       <w:r>
         <w:rPr>
@@ -5101,10 +7282,42 @@
           <w14:ligatures w14:val="none"/>
         </w:rPr>
       </w:r>
+      <w:r>
+        <w:rPr>
+          <w:highlight w:val="none"/>
+          <w:lang w:val="ru-RU" w:bidi="ru-RU"/>
+        </w:rPr>
+        <w:t xml:space="preserve"> и трансцентдентных </w:t>
+      </w:r>
+      <w:r>
+        <w:rPr>
+          <w:highlight w:val="none"/>
+          <w:lang w:val="ru-RU" w:bidi="ru-RU"/>
+        </w:rPr>
+        <w:t xml:space="preserve">иррациональстей</w:t>
+      </w:r>
+      <w:r>
+        <w:rPr>
+          <w:highlight w:val="none"/>
+          <w:lang w:val="ru-RU" w:bidi="ru-RU"/>
+        </w:rPr>
+        <w:t xml:space="preserve">.</w:t>
+      </w:r>
+      <w:r>
+        <w:rPr>
+          <w:highlight w:val="none"/>
+          <w:lang w:val="ru-RU" w:bidi="ru-RU"/>
+          <w14:ligatures w14:val="none"/>
+        </w:rPr>
+      </w:r>
     </w:p>
     <w:p>
       <w:pPr>
         <w:pStyle w:val="930"/>
+        <w:numPr>
+          <w:ilvl w:val="0"/>
+          <w:numId w:val="2"/>
+        </w:numPr>
         <w:suppressLineNumbers w:val="false"/>
         <w:pBdr/>
         <w:spacing/>
@@ -5120,7 +7333,255 @@
           <w:highlight w:val="none"/>
           <w:lang w:val="ru-RU" w:bidi="ru-RU"/>
         </w:rPr>
-        <w:t xml:space="preserve">На последок найдем </w:t>
+        <w:t xml:space="preserve">Формула убывания расхождения для всех </w:t>
+      </w:r>
+      <w:r>
+        <w:rPr>
+          <w:highlight w:val="none"/>
+          <w:lang w:val="en-US"/>
+        </w:rPr>
+        <w:t xml:space="preserve">“</w:t>
+      </w:r>
+      <w:r>
+        <w:rPr>
+          <w:highlight w:val="none"/>
+          <w:lang w:val="ru-RU"/>
+        </w:rPr>
+        <w:t xml:space="preserve">типичных</w:t>
+      </w:r>
+      <w:r>
+        <w:rPr>
+          <w:highlight w:val="none"/>
+          <w:lang w:val="en-US"/>
+        </w:rPr>
+        <w:t xml:space="preserve">” </w:t>
+      </w:r>
+      <w:r>
+        <w:rPr>
+          <w:highlight w:val="none"/>
+          <w:lang w:val="ru-RU"/>
+        </w:rPr>
+        <w:t xml:space="preserve">чисел примерно одна и та же на рассмотренном нам диапазоне</w:t>
+      </w:r>
+      <w:r>
+        <w:rPr>
+          <w:highlight w:val="none"/>
+          <w:lang w:val="en-US"/>
+        </w:rPr>
+        <w:t xml:space="preserve">:</w:t>
+      </w:r>
+      <w:r>
+        <w:rPr>
+          <w:highlight w:val="none"/>
+          <w:lang w:val="ru-RU" w:bidi="ru-RU"/>
+          <w14:ligatures w14:val="none"/>
+        </w:rPr>
+        <w:t xml:space="preserve"> </w:t>
+      </w:r>
+      <w:r/>
+      <m:oMath>
+        <m:r>
+          <w:rPr>
+            <w:rFonts w:hint="default" w:ascii="Cambria Math" w:hAnsi="Cambria Math" w:eastAsia="Cambria Math" w:cs="Cambria Math"/>
+            <w:highlight w:val="none"/>
+            <w:lang w:val="ru-RU" w:bidi="ru-RU"/>
+          </w:rPr>
+          <m:rPr>
+            <m:sty m:val="i"/>
+          </m:rPr>
+          <m:t>Расхождение ~</m:t>
+        </m:r>
+        <m:sSup>
+          <m:sSupPr>
+            <m:ctrlPr>
+              <w:rPr>
+                <w:rFonts w:ascii="Cambria Math" w:hAnsi="Cambria Math" w:eastAsia="Cambria Math" w:cs="Cambria Math"/>
+                <w:highlight w:val="none"/>
+                <w:lang w:val="ru-RU" w:bidi="ru-RU"/>
+              </w:rPr>
+            </m:ctrlPr>
+          </m:sSupPr>
+          <m:e>
+            <m:r>
+              <w:rPr>
+                <w:rFonts w:hint="default" w:ascii="Cambria Math" w:hAnsi="Cambria Math" w:eastAsia="Cambria Math" w:cs="Cambria Math"/>
+                <w:highlight w:val="none"/>
+                <w:lang w:val="ru-RU" w:bidi="ru-RU"/>
+              </w:rPr>
+              <m:rPr>
+                <m:sty m:val="i"/>
+              </m:rPr>
+              <m:t> N</m:t>
+            </m:r>
+          </m:e>
+          <m:sup>
+            <m:r>
+              <w:rPr>
+                <w:rFonts w:hint="default" w:ascii="Cambria Math" w:hAnsi="Cambria Math" w:eastAsia="Cambria Math" w:cs="Cambria Math"/>
+                <w:highlight w:val="none"/>
+                <w:lang w:val="ru-RU" w:bidi="ru-RU"/>
+              </w:rPr>
+              <m:rPr>
+                <m:sty m:val="i"/>
+              </m:rPr>
+              <m:t>-0.83</m:t>
+            </m:r>
+          </m:sup>
+        </m:sSup>
+      </m:oMath>
+      <w:r>
+        <w:rPr>
+          <w:highlight w:val="none"/>
+          <w:lang w:val="en-US"/>
+          <w14:ligatures w14:val="none"/>
+        </w:rPr>
+        <w:t xml:space="preserve">, </w:t>
+      </w:r>
+      <w:r>
+        <w:rPr>
+          <w:highlight w:val="none"/>
+          <w:lang w:val="ru-RU" w:bidi="ru-RU"/>
+          <w14:ligatures w14:val="none"/>
+        </w:rPr>
+        <w:t xml:space="preserve">где </w:t>
+      </w:r>
+      <w:r>
+        <w:rPr>
+          <w:highlight w:val="none"/>
+          <w:lang w:val="en-US"/>
+          <w14:ligatures w14:val="none"/>
+        </w:rPr>
+        <w:t xml:space="preserve">N </w:t>
+      </w:r>
+      <w:r>
+        <w:rPr>
+          <w:highlight w:val="none"/>
+          <w:lang w:val="ru-RU"/>
+          <w14:ligatures w14:val="none"/>
+        </w:rPr>
+        <w:t xml:space="preserve">– кол-во рассмотренных элементов.</w:t>
+      </w:r>
+      <w:r>
+        <w:rPr>
+          <w:highlight w:val="none"/>
+          <w:lang w:val="en-US"/>
+          <w14:ligatures w14:val="none"/>
+        </w:rPr>
+      </w:r>
+    </w:p>
+    <w:p>
+      <w:pPr>
+        <w:pStyle w:val="930"/>
+        <w:numPr>
+          <w:ilvl w:val="0"/>
+          <w:numId w:val="2"/>
+        </w:numPr>
+        <w:suppressLineNumbers w:val="false"/>
+        <w:pBdr/>
+        <w:spacing/>
+        <w:ind/>
+        <w:rPr>
+          <w:highlight w:val="none"/>
+          <w:lang w:val="en-US"/>
+          <w14:ligatures w14:val="none"/>
+        </w:rPr>
+      </w:pPr>
+      <w:r>
+        <w:rPr>
+          <w:highlight w:val="none"/>
+          <w:lang w:val="ru-RU"/>
+          <w14:ligatures w14:val="none"/>
+        </w:rPr>
+      </w:r>
+      <w:r>
+        <w:rPr>
+          <w:highlight w:val="none"/>
+          <w:lang w:val="ru-RU"/>
+          <w14:ligatures w14:val="none"/>
+        </w:rPr>
+        <w:t xml:space="preserve">Разброс </w:t>
+      </w:r>
+      <w:r>
+        <w:t xml:space="preserve">b </w:t>
+      </w:r>
+      <w:r>
+        <w:rPr>
+          <w:highlight w:val="none"/>
+          <w:lang w:val="ru-RU"/>
+          <w14:ligatures w14:val="none"/>
+        </w:rPr>
+        <w:t xml:space="preserve">очень мал</w:t>
+      </w:r>
+      <w:r>
+        <w:rPr>
+          <w:highlight w:val="none"/>
+          <w:lang w:val="ru-RU"/>
+          <w14:ligatures w14:val="none"/>
+        </w:rPr>
+        <w:t xml:space="preserve">, значит, все изученные числа действительно ведут себя одинаково с точки зрения скорости сходимости. Это косвенно подтверждает, что все они — «типичные».</w:t>
+      </w:r>
+      <w:r>
+        <w:rPr>
+          <w:highlight w:val="none"/>
+          <w:lang w:val="en-US"/>
+          <w14:ligatures w14:val="none"/>
+        </w:rPr>
+      </w:r>
+    </w:p>
+    <w:p>
+      <w:pPr>
+        <w:pStyle w:val="930"/>
+        <w:suppressLineNumbers w:val="false"/>
+        <w:pBdr/>
+        <w:spacing/>
+        <w:ind w:firstLine="0" w:left="0"/>
+        <w:rPr>
+          <w:highlight w:val="none"/>
+          <w:lang w:val="en-US"/>
+          <w14:ligatures w14:val="none"/>
+        </w:rPr>
+      </w:pPr>
+      <w:r>
+        <w:rPr>
+          <w:highlight w:val="none"/>
+          <w:lang w:val="en-US"/>
+          <w14:ligatures w14:val="none"/>
+        </w:rPr>
+      </w:r>
+      <w:r>
+        <w:rPr>
+          <w:highlight w:val="none"/>
+          <w:lang w:val="en-US"/>
+          <w14:ligatures w14:val="none"/>
+        </w:rPr>
+      </w:r>
+      <w:r>
+        <w:rPr>
+          <w:highlight w:val="none"/>
+          <w:lang w:val="en-US"/>
+          <w14:ligatures w14:val="none"/>
+        </w:rPr>
+      </w:r>
+    </w:p>
+    <w:p>
+      <w:pPr>
+        <w:pStyle w:val="930"/>
+        <w:suppressLineNumbers w:val="false"/>
+        <w:pBdr/>
+        <w:spacing/>
+        <w:ind/>
+        <w:rPr>
+          <w:highlight w:val="none"/>
+          <w:lang w:val="ru-RU"/>
+          <w14:ligatures w14:val="none"/>
+        </w:rPr>
+      </w:pPr>
+      <w:r>
+        <w:rPr>
+          <w:highlight w:val="none"/>
+          <w:lang w:val="ru-RU" w:bidi="ru-RU"/>
+        </w:rPr>
+        <w:t xml:space="preserve">Напоследок найдем </w:t>
       </w:r>
       <w:r>
         <w:rPr>
@@ -5153,7 +7614,50 @@
           <w:highlight w:val="none"/>
           <w:lang w:val="ru-RU"/>
         </w:rPr>
-        <w:t xml:space="preserve">(максимальное отклонение частот)</w:t>
+        <w:t xml:space="preserve">(максимальное отклонение частот умноженное на </w:t>
+      </w:r>
+      <m:oMath>
+        <m:rad>
+          <m:radPr>
+            <m:degHide m:val="on"/>
+            <m:ctrlPr>
+              <w:rPr>
+                <w:rFonts w:ascii="Cambria Math" w:hAnsi="Cambria Math" w:eastAsia="Cambria Math" w:cs="Cambria Math"/>
+                <w:highlight w:val="none"/>
+                <w:lang w:val="ru-RU" w:bidi="ru-RU"/>
+              </w:rPr>
+            </m:ctrlPr>
+          </m:radPr>
+          <m:deg>
+            <m:r>
+              <w:rPr>
+                <w:rFonts w:ascii="Cambria Math" w:hAnsi="Cambria Math" w:eastAsia="Cambria Math" w:cs="Cambria Math"/>
+              </w:rPr>
+              <m:rPr/>
+              <m:t/>
+            </m:r>
+          </m:deg>
+          <m:e>
+            <m:r>
+              <w:rPr>
+                <w:rFonts w:hint="default" w:ascii="Cambria Math" w:hAnsi="Cambria Math" w:eastAsia="Cambria Math" w:cs="Cambria Math"/>
+                <w:highlight w:val="none"/>
+                <w:lang w:val="ru-RU" w:bidi="ru-RU"/>
+              </w:rPr>
+              <m:rPr>
+                <m:sty m:val="i"/>
+              </m:rPr>
+              <m:t>N</m:t>
+            </m:r>
+          </m:e>
+        </m:rad>
+      </m:oMath>
+      <w:r>
+        <w:rPr>
+          <w:highlight w:val="none"/>
+          <w:lang w:val="ru-RU"/>
+        </w:rPr>
+        <w:t xml:space="preserve">)</w:t>
       </w:r>
       <w:r>
         <w:rPr>
@@ -5197,6 +7701,13 @@
           <w:lang w:val="ru-RU"/>
         </w:rPr>
         <w:t xml:space="preserve"> вероятность того, что эмпирические данные сходятся к теоретическому распределению (по соответствующей таблице).</w:t>
+      </w:r>
+      <w:r>
+        <w:rPr>
+          <w:highlight w:val="none"/>
+          <w:lang w:val="ru-RU"/>
+          <w14:ligatures w14:val="none"/>
+        </w:rPr>
       </w:r>
       <w:r>
         <w:rPr>
@@ -5298,12 +7809,7 @@
         <w:rPr>
           <w:highlight w:val="none"/>
           <w:lang w:val="ru-RU" w:bidi="ru-RU"/>
-        </w:rPr>
-      </w:r>
-      <w:r>
-        <w:rPr>
-          <w:highlight w:val="none"/>
-          <w:lang w:val="ru-RU" w:bidi="ru-RU"/>
+          <w14:ligatures w14:val="none"/>
         </w:rPr>
       </w:r>
       <w:r>
@@ -5347,6 +7853,1541 @@
           <w:lang w:val="ru-RU" w:bidi="ru-RU"/>
         </w:rPr>
       </w:r>
+      <w:r>
+        <w:rPr>
+          <w:highlight w:val="none"/>
+          <w:lang w:val="ru-RU" w:bidi="ru-RU"/>
+          <w14:ligatures w14:val="none"/>
+        </w:rPr>
+      </w:r>
+    </w:p>
+    <w:tbl>
+      <w:tblPr>
+        <w:tblStyle w:val="739"/>
+        <w:tblW w:w="0" w:type="auto"/>
+        <w:tblBorders/>
+        <w:tblLayout w:type="fixed"/>
+        <w:tblLook w:val="04A0" w:firstRow="1" w:lastRow="0" w:firstColumn="1" w:lastColumn="0" w:noHBand="0" w:noVBand="1"/>
+      </w:tblPr>
+      <w:tblGrid>
+        <w:gridCol w:w="5221"/>
+        <w:gridCol w:w="4394"/>
+      </w:tblGrid>
+      <w:tr>
+        <w:trPr/>
+        <w:tc>
+          <w:tcPr>
+            <w:tcBorders/>
+            <w:tcW w:w="5221" w:type="dxa"/>
+          </w:tcPr>
+          <w:p>
+            <w:pPr>
+              <w:pStyle w:val="930"/>
+              <w:suppressLineNumbers w:val="false"/>
+              <w:pBdr/>
+              <w:spacing/>
+              <w:ind/>
+              <w:jc w:val="center"/>
+              <w:rPr>
+                <w:sz w:val="30"/>
+                <w:szCs w:val="30"/>
+                <w:highlight w:val="none"/>
+                <w14:ligatures w14:val="none"/>
+              </w:rPr>
+            </w:pPr>
+            <w:r>
+              <w:rPr>
+                <w:sz w:val="30"/>
+                <w:szCs w:val="30"/>
+                <w:highlight w:val="none"/>
+                <w:lang w:val="ru-RU"/>
+              </w:rPr>
+              <w:t xml:space="preserve">Иррациональность</w:t>
+            </w:r>
+            <w:r>
+              <w:rPr>
+                <w:sz w:val="30"/>
+                <w:szCs w:val="30"/>
+                <w:highlight w:val="none"/>
+                <w14:ligatures w14:val="none"/>
+              </w:rPr>
+            </w:r>
+            <w:r>
+              <w:rPr>
+                <w:sz w:val="30"/>
+                <w:szCs w:val="30"/>
+                <w:highlight w:val="none"/>
+                <w14:ligatures w14:val="none"/>
+              </w:rPr>
+            </w:r>
+          </w:p>
+        </w:tc>
+        <w:tc>
+          <w:tcPr>
+            <w:tcBorders/>
+            <w:tcW w:w="4394" w:type="dxa"/>
+          </w:tcPr>
+          <w:p>
+            <w:pPr>
+              <w:pStyle w:val="930"/>
+              <w:suppressLineNumbers w:val="false"/>
+              <w:pBdr/>
+              <w:spacing/>
+              <w:ind/>
+              <w:jc w:val="center"/>
+              <w:rPr>
+                <w:sz w:val="30"/>
+                <w:szCs w:val="30"/>
+                <w:highlight w:val="none"/>
+                <w14:ligatures w14:val="none"/>
+              </w:rPr>
+            </w:pPr>
+            <w:r>
+              <w:rPr>
+                <w:sz w:val="30"/>
+                <w:szCs w:val="30"/>
+                <w:highlight w:val="none"/>
+                <w:lang w:val="ru-RU"/>
+              </w:rPr>
+              <w:t xml:space="preserve">Лямбда </w:t>
+            </w:r>
+            <w:r>
+              <w:rPr>
+                <w:sz w:val="30"/>
+                <w:szCs w:val="30"/>
+                <w:highlight w:val="none"/>
+                <w14:ligatures w14:val="none"/>
+              </w:rPr>
+            </w:r>
+          </w:p>
+        </w:tc>
+      </w:tr>
+      <w:tr>
+        <w:trPr>
+          <w:trHeight w:val="266"/>
+        </w:trPr>
+        <w:tc>
+          <w:tcPr>
+            <w:tcBorders/>
+            <w:tcW w:w="5221" w:type="dxa"/>
+          </w:tcPr>
+          <w:p>
+            <w:pPr>
+              <w:pStyle w:val="930"/>
+              <w:suppressLineNumbers w:val="false"/>
+              <w:pBdr/>
+              <w:spacing/>
+              <w:ind/>
+              <w:jc w:val="center"/>
+              <w:rPr>
+                <w:highlight w:val="none"/>
+                <w14:ligatures w14:val="none"/>
+              </w:rPr>
+            </w:pPr>
+            <w:r>
+              <w:rPr>
+                <w:highlight w:val="none"/>
+                <w:lang w:val="en-US" w:bidi="en-US"/>
+              </w:rPr>
+            </w:r>
+            <w:r/>
+            <m:oMathPara>
+              <m:oMathParaPr>
+                <m:jc m:val="center"/>
+              </m:oMathParaPr>
+              <m:oMath>
+                <m:rad>
+                  <m:radPr>
+                    <m:degHide m:val="off"/>
+                    <m:ctrlPr>
+                      <w:rPr>
+                        <w:rFonts w:ascii="Cambria Math" w:hAnsi="Cambria Math" w:eastAsia="Cambria Math" w:cs="Cambria Math"/>
+                        <w:highlight w:val="none"/>
+                        <w:lang w:val="en-US" w:bidi="en-US"/>
+                      </w:rPr>
+                    </m:ctrlPr>
+                  </m:radPr>
+                  <m:deg>
+                    <m:r>
+                      <w:rPr>
+                        <w:rFonts w:hint="default" w:ascii="Cambria Math" w:hAnsi="Cambria Math" w:eastAsia="Cambria Math" w:cs="Cambria Math"/>
+                        <w:highlight w:val="none"/>
+                        <w:lang w:val="en-US" w:bidi="en-US"/>
+                      </w:rPr>
+                      <m:rPr/>
+                      <m:t>7</m:t>
+                    </m:r>
+                  </m:deg>
+                  <m:e>
+                    <m:r>
+                      <w:rPr>
+                        <w:rFonts w:hint="default" w:ascii="Cambria Math" w:hAnsi="Cambria Math" w:eastAsia="Cambria Math" w:cs="Cambria Math"/>
+                        <w:highlight w:val="none"/>
+                        <w:lang w:val="en-US" w:bidi="en-US"/>
+                      </w:rPr>
+                      <m:rPr/>
+                      <m:t>3</m:t>
+                    </m:r>
+                  </m:e>
+                </m:rad>
+              </m:oMath>
+            </m:oMathPara>
+            <w:r>
+              <w:rPr>
+                <w:highlight w:val="none"/>
+                <w14:ligatures w14:val="none"/>
+              </w:rPr>
+            </w:r>
+            <w:r>
+              <w:rPr>
+                <w:highlight w:val="none"/>
+                <w14:ligatures w14:val="none"/>
+              </w:rPr>
+            </w:r>
+          </w:p>
+        </w:tc>
+        <w:tc>
+          <w:tcPr>
+            <w:tcBorders/>
+            <w:tcW w:w="4394" w:type="dxa"/>
+          </w:tcPr>
+          <w:p>
+            <w:pPr>
+              <w:pStyle w:val="930"/>
+              <w:suppressLineNumbers w:val="false"/>
+              <w:pBdr/>
+              <w:spacing/>
+              <w:ind/>
+              <w:jc w:val="center"/>
+              <w:rPr>
+                <w:highlight w:val="none"/>
+                <w14:ligatures w14:val="none"/>
+              </w:rPr>
+            </w:pPr>
+            <w:r>
+              <w:rPr>
+                <w:highlight w:val="none"/>
+                <w:lang w:val="en-US" w:bidi="en-US"/>
+              </w:rPr>
+            </w:r>
+            <w:r/>
+            <w:r>
+              <w:rPr>
+                <w:highlight w:val="none"/>
+                <w14:ligatures w14:val="none"/>
+              </w:rPr>
+            </w:r>
+            <w:r/>
+            <m:oMathPara>
+              <m:oMathParaPr>
+                <m:jc m:val="center"/>
+              </m:oMathParaPr>
+              <m:oMath>
+                <m:r>
+                  <w:rPr>
+                    <w:rFonts w:hint="default" w:ascii="Cambria Math" w:hAnsi="Cambria Math" w:eastAsia="Cambria Math" w:cs="Cambria Math"/>
+                    <w:sz w:val="32"/>
+                    <w:szCs w:val="32"/>
+                    <w:highlight w:val="none"/>
+                    <w:u w:val="none"/>
+                    <w:lang w:val="en-US" w:bidi="en-US"/>
+                  </w:rPr>
+                  <m:rPr/>
+                  <m:t>0.553807</m:t>
+                </m:r>
+              </m:oMath>
+            </m:oMathPara>
+            <w:r/>
+            <w:r>
+              <w:rPr>
+                <w:highlight w:val="none"/>
+                <w14:ligatures w14:val="none"/>
+              </w:rPr>
+            </w:r>
+          </w:p>
+        </w:tc>
+      </w:tr>
+      <w:tr>
+        <w:trPr/>
+        <w:tc>
+          <w:tcPr>
+            <w:tcBorders/>
+            <w:tcW w:w="5221" w:type="dxa"/>
+          </w:tcPr>
+          <w:p>
+            <w:pPr>
+              <w:pStyle w:val="930"/>
+              <w:suppressLineNumbers w:val="false"/>
+              <w:pBdr/>
+              <w:spacing/>
+              <w:ind/>
+              <w:jc w:val="center"/>
+              <w:rPr>
+                <w:highlight w:val="none"/>
+                <w14:ligatures w14:val="none"/>
+              </w:rPr>
+            </w:pPr>
+            <w:r>
+              <w:rPr>
+                <w:highlight w:val="none"/>
+                <w:lang w:val="en-US" w:bidi="en-US"/>
+              </w:rPr>
+            </w:r>
+            <w:r/>
+            <m:oMathPara>
+              <m:oMathParaPr>
+                <m:jc m:val="center"/>
+              </m:oMathParaPr>
+              <m:oMath>
+                <m:rad>
+                  <m:radPr>
+                    <m:degHide m:val="off"/>
+                    <m:ctrlPr>
+                      <w:rPr>
+                        <w:rFonts w:ascii="Cambria Math" w:hAnsi="Cambria Math" w:eastAsia="Cambria Math" w:cs="Cambria Math"/>
+                        <w:highlight w:val="none"/>
+                        <w:lang w:val="en-US" w:bidi="en-US"/>
+                      </w:rPr>
+                    </m:ctrlPr>
+                  </m:radPr>
+                  <m:deg>
+                    <m:r>
+                      <w:rPr>
+                        <w:rFonts w:hint="default" w:ascii="Cambria Math" w:hAnsi="Cambria Math" w:eastAsia="Cambria Math" w:cs="Cambria Math"/>
+                        <w:highlight w:val="none"/>
+                        <w:lang w:val="en-US" w:bidi="en-US"/>
+                      </w:rPr>
+                      <m:rPr/>
+                      <m:t>3</m:t>
+                    </m:r>
+                  </m:deg>
+                  <m:e>
+                    <m:r>
+                      <w:rPr>
+                        <w:rFonts w:hint="default" w:ascii="Cambria Math" w:hAnsi="Cambria Math" w:eastAsia="Cambria Math" w:cs="Cambria Math"/>
+                        <w:highlight w:val="none"/>
+                        <w:lang w:val="en-US" w:bidi="en-US"/>
+                      </w:rPr>
+                      <m:rPr/>
+                      <m:t>2</m:t>
+                    </m:r>
+                  </m:e>
+                </m:rad>
+              </m:oMath>
+            </m:oMathPara>
+            <w:r>
+              <w:rPr>
+                <w:highlight w:val="none"/>
+                <w14:ligatures w14:val="none"/>
+              </w:rPr>
+            </w:r>
+            <w:r>
+              <w:rPr>
+                <w:highlight w:val="none"/>
+                <w14:ligatures w14:val="none"/>
+              </w:rPr>
+            </w:r>
+          </w:p>
+        </w:tc>
+        <w:tc>
+          <w:tcPr>
+            <w:tcBorders/>
+            <w:tcW w:w="4394" w:type="dxa"/>
+          </w:tcPr>
+          <w:p>
+            <w:pPr>
+              <w:pStyle w:val="930"/>
+              <w:suppressLineNumbers w:val="false"/>
+              <w:pBdr/>
+              <w:spacing/>
+              <w:ind/>
+              <w:jc w:val="center"/>
+              <w:rPr>
+                <w:highlight w:val="none"/>
+                <w14:ligatures w14:val="none"/>
+              </w:rPr>
+            </w:pPr>
+            <w:r>
+              <w:rPr>
+                <w:highlight w:val="none"/>
+                <w:lang w:val="en-US" w:bidi="en-US"/>
+              </w:rPr>
+            </w:r>
+            <w:r/>
+            <w:r>
+              <w:rPr>
+                <w:highlight w:val="none"/>
+                <w14:ligatures w14:val="none"/>
+              </w:rPr>
+            </w:r>
+            <w:r/>
+            <m:oMathPara>
+              <m:oMathParaPr>
+                <m:jc m:val="center"/>
+              </m:oMathParaPr>
+              <m:oMath>
+                <m:r>
+                  <w:rPr>
+                    <w:rFonts w:hint="default" w:ascii="Cambria Math" w:hAnsi="Cambria Math" w:eastAsia="Cambria Math" w:cs="Cambria Math"/>
+                    <w:sz w:val="32"/>
+                    <w:szCs w:val="32"/>
+                    <w:highlight w:val="none"/>
+                    <w:u w:val="none"/>
+                    <w:lang w:val="en-US" w:bidi="en-US"/>
+                  </w:rPr>
+                  <m:rPr/>
+                  <m:t>0.588291</m:t>
+                </m:r>
+              </m:oMath>
+            </m:oMathPara>
+            <w:r/>
+            <w:r>
+              <w:rPr>
+                <w:highlight w:val="none"/>
+                <w14:ligatures w14:val="none"/>
+              </w:rPr>
+            </w:r>
+          </w:p>
+        </w:tc>
+      </w:tr>
+      <w:tr>
+        <w:trPr/>
+        <w:tc>
+          <w:tcPr>
+            <w:tcBorders/>
+            <w:tcW w:w="5221" w:type="dxa"/>
+          </w:tcPr>
+          <w:p>
+            <w:pPr>
+              <w:pStyle w:val="930"/>
+              <w:suppressLineNumbers w:val="false"/>
+              <w:pBdr/>
+              <w:spacing/>
+              <w:ind/>
+              <w:jc w:val="center"/>
+              <w:rPr>
+                <w:highlight w:val="none"/>
+                <w14:ligatures w14:val="none"/>
+              </w:rPr>
+            </w:pPr>
+            <w:r>
+              <w:rPr>
+                <w:highlight w:val="none"/>
+                <w:lang w:val="en-US" w:bidi="en-US"/>
+              </w:rPr>
+            </w:r>
+            <w:r/>
+            <m:oMathPara>
+              <m:oMathParaPr>
+                <m:jc m:val="center"/>
+              </m:oMathParaPr>
+              <m:oMath>
+                <m:rad>
+                  <m:radPr>
+                    <m:degHide m:val="off"/>
+                    <m:ctrlPr>
+                      <w:rPr>
+                        <w:rFonts w:ascii="Cambria Math" w:hAnsi="Cambria Math" w:eastAsia="Cambria Math" w:cs="Cambria Math"/>
+                        <w:highlight w:val="none"/>
+                        <w:lang w:val="en-US" w:bidi="en-US"/>
+                      </w:rPr>
+                    </m:ctrlPr>
+                  </m:radPr>
+                  <m:deg>
+                    <m:r>
+                      <w:rPr>
+                        <w:rFonts w:hint="default" w:ascii="Cambria Math" w:hAnsi="Cambria Math" w:eastAsia="Cambria Math" w:cs="Cambria Math"/>
+                        <w:highlight w:val="none"/>
+                        <w:lang w:val="en-US" w:bidi="en-US"/>
+                      </w:rPr>
+                      <m:rPr/>
+                      <m:t>3</m:t>
+                    </m:r>
+                  </m:deg>
+                  <m:e>
+                    <m:r>
+                      <w:rPr>
+                        <w:rFonts w:hint="default" w:ascii="Cambria Math" w:hAnsi="Cambria Math" w:eastAsia="Cambria Math" w:cs="Cambria Math"/>
+                        <w:highlight w:val="none"/>
+                        <w:lang w:val="en-US" w:bidi="en-US"/>
+                      </w:rPr>
+                      <m:rPr/>
+                      <m:t>3</m:t>
+                    </m:r>
+                  </m:e>
+                </m:rad>
+              </m:oMath>
+            </m:oMathPara>
+            <w:r>
+              <w:rPr>
+                <w:highlight w:val="none"/>
+                <w14:ligatures w14:val="none"/>
+              </w:rPr>
+            </w:r>
+            <w:r>
+              <w:rPr>
+                <w:highlight w:val="none"/>
+                <w14:ligatures w14:val="none"/>
+              </w:rPr>
+            </w:r>
+          </w:p>
+        </w:tc>
+        <w:tc>
+          <w:tcPr>
+            <w:tcBorders/>
+            <w:tcW w:w="4394" w:type="dxa"/>
+          </w:tcPr>
+          <w:p>
+            <w:pPr>
+              <w:pStyle w:val="930"/>
+              <w:suppressLineNumbers w:val="false"/>
+              <w:pBdr/>
+              <w:spacing/>
+              <w:ind/>
+              <w:jc w:val="center"/>
+              <w:rPr>
+                <w:highlight w:val="none"/>
+                <w14:ligatures w14:val="none"/>
+              </w:rPr>
+            </w:pPr>
+            <w:r>
+              <w:rPr>
+                <w:highlight w:val="none"/>
+                <w:lang w:val="en-US" w:bidi="en-US"/>
+              </w:rPr>
+            </w:r>
+            <w:r/>
+            <w:r>
+              <w:rPr>
+                <w:highlight w:val="none"/>
+                <w14:ligatures w14:val="none"/>
+              </w:rPr>
+            </w:r>
+            <w:r/>
+            <m:oMathPara>
+              <m:oMathParaPr>
+                <m:jc m:val="center"/>
+              </m:oMathParaPr>
+              <m:oMath>
+                <m:r>
+                  <w:rPr>
+                    <w:rFonts w:hint="default" w:ascii="Cambria Math" w:hAnsi="Cambria Math" w:eastAsia="Cambria Math" w:cs="Cambria Math"/>
+                    <w:sz w:val="32"/>
+                    <w:szCs w:val="32"/>
+                    <w:highlight w:val="none"/>
+                    <w:u w:val="none"/>
+                    <w:lang w:val="en-US" w:bidi="en-US"/>
+                  </w:rPr>
+                  <m:rPr/>
+                  <m:t>0.517115</m:t>
+                </m:r>
+              </m:oMath>
+            </m:oMathPara>
+            <w:r/>
+            <w:r>
+              <w:rPr>
+                <w:highlight w:val="none"/>
+                <w14:ligatures w14:val="none"/>
+              </w:rPr>
+            </w:r>
+          </w:p>
+        </w:tc>
+      </w:tr>
+      <w:tr>
+        <w:trPr/>
+        <w:tc>
+          <w:tcPr>
+            <w:tcBorders/>
+            <w:tcW w:w="5221" w:type="dxa"/>
+          </w:tcPr>
+          <w:p>
+            <w:pPr>
+              <w:pStyle w:val="930"/>
+              <w:suppressLineNumbers w:val="false"/>
+              <w:pBdr/>
+              <w:spacing/>
+              <w:ind/>
+              <w:jc w:val="center"/>
+              <w:rPr>
+                <w:highlight w:val="none"/>
+                <w14:ligatures w14:val="none"/>
+              </w:rPr>
+            </w:pPr>
+            <w:r>
+              <w:rPr>
+                <w:highlight w:val="none"/>
+                <w:lang w:val="en-US" w:bidi="en-US"/>
+              </w:rPr>
+            </w:r>
+            <w:r/>
+            <m:oMathPara>
+              <m:oMathParaPr>
+                <m:jc m:val="center"/>
+              </m:oMathParaPr>
+              <m:oMath>
+                <m:r>
+                  <w:rPr>
+                    <w:rFonts w:hint="default" w:ascii="Cambria Math" w:hAnsi="Cambria Math" w:eastAsia="Cambria Math" w:cs="Cambria Math"/>
+                    <w:highlight w:val="none"/>
+                    <w:lang w:val="en-US" w:bidi="en-US"/>
+                  </w:rPr>
+                  <m:rPr/>
+                  <m:t>ζ</m:t>
+                </m:r>
+                <m:d>
+                  <m:dPr>
+                    <m:begChr m:val="("/>
+                    <m:endChr m:val=")"/>
+                    <m:ctrlPr>
+                      <w:rPr>
+                        <w:rFonts w:ascii="Cambria Math" w:hAnsi="Cambria Math" w:eastAsia="Cambria Math" w:cs="Cambria Math"/>
+                        <w:szCs w:val="32"/>
+                        <w:highlight w:val="none"/>
+                        <w:lang w:val="en-US" w:bidi="en-US"/>
+                      </w:rPr>
+                    </m:ctrlPr>
+                  </m:dPr>
+                  <m:e>
+                    <m:r>
+                      <w:rPr>
+                        <w:rFonts w:hint="default" w:ascii="Cambria Math" w:hAnsi="Cambria Math" w:eastAsia="Cambria Math" w:cs="Cambria Math"/>
+                        <w:highlight w:val="none"/>
+                        <w:lang w:val="en-US" w:bidi="en-US"/>
+                      </w:rPr>
+                      <m:rPr/>
+                      <m:t>3</m:t>
+                    </m:r>
+                  </m:e>
+                </m:d>
+              </m:oMath>
+            </m:oMathPara>
+            <w:r>
+              <w:rPr>
+                <w:highlight w:val="none"/>
+                <w14:ligatures w14:val="none"/>
+              </w:rPr>
+            </w:r>
+            <w:r>
+              <w:rPr>
+                <w:highlight w:val="none"/>
+                <w14:ligatures w14:val="none"/>
+              </w:rPr>
+            </w:r>
+          </w:p>
+        </w:tc>
+        <w:tc>
+          <w:tcPr>
+            <w:tcBorders/>
+            <w:tcW w:w="4394" w:type="dxa"/>
+          </w:tcPr>
+          <w:p>
+            <w:pPr>
+              <w:pStyle w:val="930"/>
+              <w:suppressLineNumbers w:val="false"/>
+              <w:pBdr/>
+              <w:spacing/>
+              <w:ind/>
+              <w:jc w:val="center"/>
+              <w:rPr>
+                <w:highlight w:val="none"/>
+                <w14:ligatures w14:val="none"/>
+              </w:rPr>
+            </w:pPr>
+            <w:r>
+              <w:rPr>
+                <w:highlight w:val="none"/>
+                <w:lang w:val="en-US" w:bidi="en-US"/>
+              </w:rPr>
+            </w:r>
+            <w:r/>
+            <w:r>
+              <w:rPr>
+                <w:highlight w:val="none"/>
+                <w14:ligatures w14:val="none"/>
+              </w:rPr>
+            </w:r>
+            <w:r/>
+            <m:oMathPara>
+              <m:oMathParaPr>
+                <m:jc m:val="center"/>
+              </m:oMathParaPr>
+              <m:oMath>
+                <m:r>
+                  <w:rPr>
+                    <w:rFonts w:hint="default" w:ascii="Cambria Math" w:hAnsi="Cambria Math" w:eastAsia="Cambria Math" w:cs="Cambria Math"/>
+                    <w:sz w:val="32"/>
+                    <w:szCs w:val="32"/>
+                    <w:highlight w:val="none"/>
+                    <w:u w:val="none"/>
+                    <w:lang w:val="en-US" w:bidi="en-US"/>
+                  </w:rPr>
+                  <m:rPr/>
+                  <m:t>0.72872</m:t>
+                </m:r>
+              </m:oMath>
+            </m:oMathPara>
+            <w:r/>
+            <w:r>
+              <w:rPr>
+                <w:highlight w:val="none"/>
+                <w14:ligatures w14:val="none"/>
+              </w:rPr>
+            </w:r>
+          </w:p>
+        </w:tc>
+      </w:tr>
+      <w:tr>
+        <w:trPr/>
+        <w:tc>
+          <w:tcPr>
+            <w:tcBorders/>
+            <w:tcW w:w="5221" w:type="dxa"/>
+          </w:tcPr>
+          <w:p>
+            <w:pPr>
+              <w:pStyle w:val="930"/>
+              <w:suppressLineNumbers w:val="false"/>
+              <w:pBdr/>
+              <w:spacing/>
+              <w:ind/>
+              <w:jc w:val="center"/>
+              <w:rPr>
+                <w:highlight w:val="none"/>
+                <w14:ligatures w14:val="none"/>
+              </w:rPr>
+            </w:pPr>
+            <w:r>
+              <w:rPr>
+                <w:highlight w:val="none"/>
+                <w:lang w:val="en-US" w:bidi="en-US"/>
+              </w:rPr>
+            </w:r>
+            <w:r/>
+            <m:oMathPara>
+              <m:oMathParaPr>
+                <m:jc m:val="center"/>
+              </m:oMathParaPr>
+              <m:oMath>
+                <m:func>
+                  <m:funcPr>
+                    <m:ctrlPr>
+                      <w:rPr>
+                        <w:rFonts w:ascii="Cambria Math" w:hAnsi="Cambria Math" w:eastAsia="Cambria Math" w:cs="Cambria Math"/>
+                        <w:szCs w:val="32"/>
+                        <w:highlight w:val="none"/>
+                        <w:lang w:val="en-US" w:bidi="en-US"/>
+                      </w:rPr>
+                    </m:ctrlPr>
+                  </m:funcPr>
+                  <m:fName>
+                    <m:r>
+                      <w:rPr>
+                        <w:rFonts w:hint="default" w:ascii="Cambria Math" w:hAnsi="Cambria Math" w:eastAsia="Cambria Math" w:cs="Cambria Math"/>
+                        <w:highlight w:val="none"/>
+                        <w:lang w:val="en-US" w:bidi="en-US"/>
+                      </w:rPr>
+                      <m:rPr/>
+                      <m:t>ln</m:t>
+                    </m:r>
+                  </m:fName>
+                  <m:e>
+                    <m:d>
+                      <m:dPr>
+                        <m:begChr m:val="("/>
+                        <m:endChr m:val=")"/>
+                        <m:ctrlPr>
+                          <w:rPr>
+                            <w:rFonts w:ascii="Cambria Math" w:hAnsi="Cambria Math" w:eastAsia="Cambria Math" w:cs="Cambria Math"/>
+                            <w:highlight w:val="none"/>
+                            <w:lang w:val="en-US" w:bidi="en-US"/>
+                          </w:rPr>
+                        </m:ctrlPr>
+                      </m:dPr>
+                      <m:e>
+                        <m:r>
+                          <w:rPr>
+                            <w:rFonts w:hint="default" w:ascii="Cambria Math" w:hAnsi="Cambria Math" w:eastAsia="Cambria Math" w:cs="Cambria Math"/>
+                            <w:highlight w:val="none"/>
+                            <w:lang w:val="en-US" w:bidi="en-US"/>
+                          </w:rPr>
+                          <m:rPr/>
+                          <m:t>2</m:t>
+                        </m:r>
+                      </m:e>
+                    </m:d>
+                  </m:e>
+                </m:func>
+              </m:oMath>
+            </m:oMathPara>
+            <w:r>
+              <w:rPr>
+                <w:highlight w:val="none"/>
+                <w14:ligatures w14:val="none"/>
+              </w:rPr>
+            </w:r>
+            <w:r>
+              <w:rPr>
+                <w:highlight w:val="none"/>
+                <w14:ligatures w14:val="none"/>
+              </w:rPr>
+            </w:r>
+          </w:p>
+        </w:tc>
+        <w:tc>
+          <w:tcPr>
+            <w:tcBorders/>
+            <w:tcW w:w="4394" w:type="dxa"/>
+          </w:tcPr>
+          <w:p>
+            <w:pPr>
+              <w:pStyle w:val="930"/>
+              <w:suppressLineNumbers w:val="false"/>
+              <w:pBdr/>
+              <w:spacing/>
+              <w:ind/>
+              <w:jc w:val="center"/>
+              <w:rPr>
+                <w:highlight w:val="none"/>
+                <w14:ligatures w14:val="none"/>
+              </w:rPr>
+            </w:pPr>
+            <w:r>
+              <w:rPr>
+                <w:highlight w:val="none"/>
+                <w:lang w:val="en-US" w:bidi="en-US"/>
+              </w:rPr>
+            </w:r>
+            <w:r/>
+            <w:r>
+              <w:rPr>
+                <w:highlight w:val="none"/>
+                <w14:ligatures w14:val="none"/>
+              </w:rPr>
+            </w:r>
+            <w:r/>
+            <m:oMathPara>
+              <m:oMathParaPr>
+                <m:jc m:val="center"/>
+              </m:oMathParaPr>
+              <m:oMath>
+                <m:r>
+                  <w:rPr>
+                    <w:rFonts w:hint="default" w:ascii="Cambria Math" w:hAnsi="Cambria Math" w:eastAsia="Cambria Math" w:cs="Cambria Math"/>
+                    <w:sz w:val="32"/>
+                    <w:szCs w:val="32"/>
+                    <w:highlight w:val="none"/>
+                    <w:u w:val="none"/>
+                    <w:lang w:val="en-US" w:bidi="en-US"/>
+                  </w:rPr>
+                  <m:rPr/>
+                  <m:t>0.524696</m:t>
+                </m:r>
+              </m:oMath>
+            </m:oMathPara>
+            <w:r/>
+            <w:r>
+              <w:rPr>
+                <w:highlight w:val="none"/>
+                <w14:ligatures w14:val="none"/>
+              </w:rPr>
+            </w:r>
+          </w:p>
+        </w:tc>
+      </w:tr>
+      <w:tr>
+        <w:trPr/>
+        <w:tc>
+          <w:tcPr>
+            <w:tcBorders/>
+            <w:tcW w:w="5221" w:type="dxa"/>
+          </w:tcPr>
+          <w:p>
+            <w:pPr>
+              <w:pStyle w:val="930"/>
+              <w:suppressLineNumbers w:val="false"/>
+              <w:pBdr/>
+              <w:spacing/>
+              <w:ind/>
+              <w:jc w:val="center"/>
+              <w:rPr>
+                <w:highlight w:val="none"/>
+                <w14:ligatures w14:val="none"/>
+              </w:rPr>
+            </w:pPr>
+            <w:r>
+              <w:rPr>
+                <w:highlight w:val="none"/>
+                <w:lang w:val="en-US" w:bidi="en-US"/>
+              </w:rPr>
+            </w:r>
+            <w:r/>
+            <m:oMathPara>
+              <m:oMathParaPr>
+                <m:jc m:val="center"/>
+              </m:oMathParaPr>
+              <m:oMath>
+                <m:r>
+                  <w:rPr>
+                    <w:rFonts w:hint="default" w:ascii="Cambria Math" w:hAnsi="Cambria Math" w:eastAsia="Cambria Math" w:cs="Cambria Math"/>
+                    <w:highlight w:val="none"/>
+                    <w:lang w:val="en-US" w:bidi="en-US"/>
+                  </w:rPr>
+                  <m:rPr/>
+                  <m:t>π</m:t>
+                </m:r>
+              </m:oMath>
+            </m:oMathPara>
+            <w:r>
+              <w:rPr>
+                <w:highlight w:val="none"/>
+                <w14:ligatures w14:val="none"/>
+              </w:rPr>
+            </w:r>
+            <w:r>
+              <w:rPr>
+                <w:highlight w:val="none"/>
+                <w14:ligatures w14:val="none"/>
+              </w:rPr>
+            </w:r>
+          </w:p>
+        </w:tc>
+        <w:tc>
+          <w:tcPr>
+            <w:tcBorders/>
+            <w:tcW w:w="4394" w:type="dxa"/>
+          </w:tcPr>
+          <w:p>
+            <w:pPr>
+              <w:pStyle w:val="1_1648"/>
+              <w:suppressLineNumbers w:val="false"/>
+              <w:pBdr/>
+              <w:spacing/>
+              <w:ind/>
+              <w:jc w:val="center"/>
+              <w:rPr>
+                <w:highlight w:val="none"/>
+                <w14:ligatures w14:val="none"/>
+              </w:rPr>
+            </w:pPr>
+            <w:r>
+              <w:rPr>
+                <w:highlight w:val="none"/>
+                <w:lang w:val="en-US" w:bidi="en-US"/>
+              </w:rPr>
+            </w:r>
+            <w:r/>
+            <w:r>
+              <w:rPr>
+                <w:highlight w:val="none"/>
+                <w14:ligatures w14:val="none"/>
+              </w:rPr>
+            </w:r>
+            <w:r/>
+            <m:oMathPara>
+              <m:oMathParaPr>
+                <m:jc m:val="center"/>
+              </m:oMathParaPr>
+              <m:oMath>
+                <m:r>
+                  <w:rPr>
+                    <w:rFonts w:hint="default" w:ascii="Cambria Math" w:hAnsi="Cambria Math" w:eastAsia="Cambria Math" w:cs="Cambria Math"/>
+                    <w:sz w:val="32"/>
+                    <w:szCs w:val="32"/>
+                    <w:highlight w:val="none"/>
+                    <w:u w:val="none"/>
+                    <w:lang w:val="en-US" w:bidi="en-US"/>
+                  </w:rPr>
+                  <m:rPr/>
+                  <m:t>0.506132</m:t>
+                </m:r>
+              </m:oMath>
+            </m:oMathPara>
+            <w:r/>
+            <w:r>
+              <w:rPr>
+                <w:highlight w:val="none"/>
+                <w14:ligatures w14:val="none"/>
+              </w:rPr>
+            </w:r>
+          </w:p>
+        </w:tc>
+      </w:tr>
+      <w:tr>
+        <w:trPr/>
+        <w:tc>
+          <w:tcPr>
+            <w:tcBorders/>
+            <w:tcW w:w="5221" w:type="dxa"/>
+          </w:tcPr>
+          <w:p>
+            <w:pPr>
+              <w:pStyle w:val="930"/>
+              <w:suppressLineNumbers w:val="false"/>
+              <w:pBdr/>
+              <w:spacing/>
+              <w:ind/>
+              <w:jc w:val="center"/>
+              <w:rPr>
+                <w:highlight w:val="none"/>
+                <w14:ligatures w14:val="none"/>
+              </w:rPr>
+            </w:pPr>
+            <w:r>
+              <w:rPr>
+                <w:highlight w:val="none"/>
+                <w:lang w:val="en-US" w:bidi="en-US"/>
+              </w:rPr>
+            </w:r>
+            <w:r/>
+            <m:oMathPara>
+              <m:oMathParaPr>
+                <m:jc m:val="center"/>
+              </m:oMathParaPr>
+              <m:oMath>
+                <m:r>
+                  <w:rPr>
+                    <w:rFonts w:hint="default" w:ascii="Cambria Math" w:hAnsi="Cambria Math" w:eastAsia="Cambria Math" w:cs="Cambria Math"/>
+                    <w:highlight w:val="none"/>
+                    <w:lang w:val="en-US" w:bidi="en-US"/>
+                  </w:rPr>
+                  <m:rPr/>
+                  <m:t>π+e</m:t>
+                </m:r>
+              </m:oMath>
+            </m:oMathPara>
+            <w:r>
+              <w:rPr>
+                <w:highlight w:val="none"/>
+                <w14:ligatures w14:val="none"/>
+              </w:rPr>
+            </w:r>
+            <w:r>
+              <w:rPr>
+                <w:highlight w:val="none"/>
+                <w14:ligatures w14:val="none"/>
+              </w:rPr>
+            </w:r>
+          </w:p>
+        </w:tc>
+        <w:tc>
+          <w:tcPr>
+            <w:tcBorders/>
+            <w:tcW w:w="4394" w:type="dxa"/>
+          </w:tcPr>
+          <w:p>
+            <w:pPr>
+              <w:pStyle w:val="1_1648"/>
+              <w:suppressLineNumbers w:val="false"/>
+              <w:pBdr/>
+              <w:spacing/>
+              <w:ind/>
+              <w:jc w:val="center"/>
+              <w:rPr>
+                <w:highlight w:val="none"/>
+                <w14:ligatures w14:val="none"/>
+              </w:rPr>
+            </w:pPr>
+            <w:r>
+              <w:rPr>
+                <w:highlight w:val="none"/>
+                <w:lang w:val="en-US" w:bidi="en-US"/>
+              </w:rPr>
+            </w:r>
+            <w:r>
+              <w:rPr>
+                <w:highlight w:val="none"/>
+                <w:lang w:val="en-US" w:bidi="en-US"/>
+              </w:rPr>
+            </w:r>
+            <w:r>
+              <w:rPr>
+                <w:highlight w:val="none"/>
+                <w14:ligatures w14:val="none"/>
+              </w:rPr>
+            </w:r>
+            <w:r/>
+            <m:oMathPara>
+              <m:oMathParaPr>
+                <m:jc m:val="center"/>
+              </m:oMathParaPr>
+              <m:oMath>
+                <m:r>
+                  <w:rPr>
+                    <w:rFonts w:hint="default" w:ascii="Cambria Math" w:hAnsi="Cambria Math" w:eastAsia="Cambria Math" w:cs="Cambria Math"/>
+                    <w:sz w:val="32"/>
+                    <w:szCs w:val="32"/>
+                    <w:highlight w:val="none"/>
+                    <w:u w:val="none"/>
+                    <w:lang w:val="en-US" w:bidi="en-US"/>
+                  </w:rPr>
+                  <m:rPr/>
+                  <m:t>0.771118</m:t>
+                </m:r>
+              </m:oMath>
+            </m:oMathPara>
+            <w:r/>
+            <w:r>
+              <w:rPr>
+                <w:highlight w:val="none"/>
+                <w14:ligatures w14:val="none"/>
+              </w:rPr>
+            </w:r>
+          </w:p>
+        </w:tc>
+      </w:tr>
+      <w:tr>
+        <w:trPr/>
+        <w:tc>
+          <w:tcPr>
+            <w:tcBorders/>
+            <w:tcW w:w="5221" w:type="dxa"/>
+          </w:tcPr>
+          <w:p>
+            <w:pPr>
+              <w:pStyle w:val="930"/>
+              <w:suppressLineNumbers w:val="false"/>
+              <w:pBdr/>
+              <w:spacing/>
+              <w:ind/>
+              <w:jc w:val="center"/>
+              <w:rPr>
+                <w:highlight w:val="none"/>
+                <w14:ligatures w14:val="none"/>
+              </w:rPr>
+            </w:pPr>
+            <w:r>
+              <w:rPr>
+                <w:highlight w:val="none"/>
+                <w:lang w:val="en-US" w:bidi="en-US"/>
+              </w:rPr>
+            </w:r>
+            <w:r/>
+            <m:oMathPara>
+              <m:oMathParaPr>
+                <m:jc m:val="center"/>
+              </m:oMathParaPr>
+              <m:oMath>
+                <m:sSup>
+                  <m:sSupPr>
+                    <m:ctrlPr>
+                      <w:rPr>
+                        <w:rFonts w:ascii="Cambria Math" w:hAnsi="Cambria Math" w:eastAsia="Cambria Math" w:cs="Cambria Math"/>
+                        <w:highlight w:val="none"/>
+                        <w:lang w:val="en-US" w:bidi="en-US"/>
+                      </w:rPr>
+                    </m:ctrlPr>
+                  </m:sSupPr>
+                  <m:e>
+                    <m:r>
+                      <w:rPr>
+                        <w:rFonts w:hint="default" w:ascii="Cambria Math" w:hAnsi="Cambria Math" w:eastAsia="Cambria Math" w:cs="Cambria Math"/>
+                        <w:highlight w:val="none"/>
+                        <w:lang w:val="en-US" w:bidi="en-US"/>
+                      </w:rPr>
+                      <m:rPr/>
+                      <m:t>π</m:t>
+                    </m:r>
+                  </m:e>
+                  <m:sup>
+                    <m:r>
+                      <w:rPr>
+                        <w:rFonts w:hint="default" w:ascii="Cambria Math" w:hAnsi="Cambria Math" w:eastAsia="Cambria Math" w:cs="Cambria Math"/>
+                        <w:highlight w:val="none"/>
+                        <w:lang w:val="en-US" w:bidi="en-US"/>
+                      </w:rPr>
+                      <m:rPr/>
+                      <m:t>e</m:t>
+                    </m:r>
+                  </m:sup>
+                </m:sSup>
+              </m:oMath>
+            </m:oMathPara>
+            <w:r>
+              <w:rPr>
+                <w:highlight w:val="none"/>
+                <w14:ligatures w14:val="none"/>
+              </w:rPr>
+            </w:r>
+            <w:r>
+              <w:rPr>
+                <w:highlight w:val="none"/>
+                <w14:ligatures w14:val="none"/>
+              </w:rPr>
+            </w:r>
+          </w:p>
+        </w:tc>
+        <w:tc>
+          <w:tcPr>
+            <w:tcBorders/>
+            <w:tcW w:w="4394" w:type="dxa"/>
+          </w:tcPr>
+          <w:p>
+            <w:pPr>
+              <w:pStyle w:val="1_1648"/>
+              <w:suppressLineNumbers w:val="false"/>
+              <w:pBdr/>
+              <w:spacing/>
+              <w:ind/>
+              <w:jc w:val="center"/>
+              <w:rPr>
+                <w:highlight w:val="none"/>
+                <w14:ligatures w14:val="none"/>
+              </w:rPr>
+            </w:pPr>
+            <w:r>
+              <w:rPr>
+                <w:highlight w:val="none"/>
+                <w:lang w:val="en-US" w:bidi="en-US"/>
+              </w:rPr>
+            </w:r>
+            <w:r>
+              <w:rPr>
+                <w:highlight w:val="none"/>
+                <w14:ligatures w14:val="none"/>
+              </w:rPr>
+            </w:r>
+            <w:r/>
+            <m:oMathPara>
+              <m:oMathParaPr>
+                <m:jc m:val="center"/>
+              </m:oMathParaPr>
+              <m:oMath>
+                <m:r>
+                  <w:rPr>
+                    <w:rFonts w:hint="default" w:ascii="Cambria Math" w:hAnsi="Cambria Math" w:eastAsia="Cambria Math" w:cs="Cambria Math"/>
+                    <w:sz w:val="32"/>
+                    <w:szCs w:val="32"/>
+                    <w:highlight w:val="none"/>
+                    <w:u w:val="none"/>
+                    <w:lang w:val="en-US" w:bidi="en-US"/>
+                  </w:rPr>
+                  <m:rPr/>
+                  <m:t>0.209535</m:t>
+                </m:r>
+              </m:oMath>
+            </m:oMathPara>
+            <w:r/>
+            <w:r>
+              <w:rPr>
+                <w:highlight w:val="none"/>
+                <w14:ligatures w14:val="none"/>
+              </w:rPr>
+            </w:r>
+          </w:p>
+        </w:tc>
+      </w:tr>
+      <w:tr>
+        <w:trPr/>
+        <w:tc>
+          <w:tcPr>
+            <w:tcBorders/>
+            <w:tcW w:w="5221" w:type="dxa"/>
+          </w:tcPr>
+          <w:p>
+            <w:pPr>
+              <w:pStyle w:val="930"/>
+              <w:suppressLineNumbers w:val="false"/>
+              <w:pBdr/>
+              <w:spacing/>
+              <w:ind/>
+              <w:jc w:val="center"/>
+              <w:rPr>
+                <w:highlight w:val="none"/>
+                <w14:ligatures w14:val="none"/>
+              </w:rPr>
+            </w:pPr>
+            <w:r>
+              <w:rPr>
+                <w:highlight w:val="none"/>
+                <w:lang w:val="en-US" w:bidi="en-US"/>
+              </w:rPr>
+            </w:r>
+            <w:r/>
+            <m:oMathPara>
+              <m:oMathParaPr>
+                <m:jc m:val="center"/>
+              </m:oMathParaPr>
+              <m:oMath>
+                <m:sSup>
+                  <m:sSupPr>
+                    <m:ctrlPr>
+                      <w:rPr>
+                        <w:rFonts w:ascii="Cambria Math" w:hAnsi="Cambria Math" w:eastAsia="Cambria Math" w:cs="Cambria Math"/>
+                        <w:highlight w:val="none"/>
+                        <w:lang w:val="en-US" w:bidi="en-US"/>
+                      </w:rPr>
+                    </m:ctrlPr>
+                  </m:sSupPr>
+                  <m:e>
+                    <m:r>
+                      <w:rPr>
+                        <w:rFonts w:hint="default" w:ascii="Cambria Math" w:hAnsi="Cambria Math" w:eastAsia="Cambria Math" w:cs="Cambria Math"/>
+                        <w:highlight w:val="none"/>
+                        <w:lang w:val="en-US" w:bidi="en-US"/>
+                      </w:rPr>
+                      <m:rPr/>
+                      <m:t>e</m:t>
+                    </m:r>
+                  </m:e>
+                  <m:sup>
+                    <m:r>
+                      <w:rPr>
+                        <w:rFonts w:hint="default" w:ascii="Cambria Math" w:hAnsi="Cambria Math" w:eastAsia="Cambria Math" w:cs="Cambria Math"/>
+                        <w:highlight w:val="none"/>
+                        <w:lang w:val="en-US" w:bidi="en-US"/>
+                      </w:rPr>
+                      <m:rPr/>
+                      <m:t>π</m:t>
+                    </m:r>
+                  </m:sup>
+                </m:sSup>
+              </m:oMath>
+            </m:oMathPara>
+            <w:r>
+              <w:rPr>
+                <w:highlight w:val="none"/>
+                <w14:ligatures w14:val="none"/>
+              </w:rPr>
+            </w:r>
+            <w:r>
+              <w:rPr>
+                <w:highlight w:val="none"/>
+                <w14:ligatures w14:val="none"/>
+              </w:rPr>
+            </w:r>
+          </w:p>
+        </w:tc>
+        <w:tc>
+          <w:tcPr>
+            <w:tcBorders/>
+            <w:tcW w:w="4394" w:type="dxa"/>
+          </w:tcPr>
+          <w:p>
+            <w:pPr>
+              <w:pStyle w:val="1_1648"/>
+              <w:suppressLineNumbers w:val="false"/>
+              <w:pBdr/>
+              <w:spacing/>
+              <w:ind/>
+              <w:jc w:val="center"/>
+              <w:rPr>
+                <w:highlight w:val="none"/>
+                <w14:ligatures w14:val="none"/>
+              </w:rPr>
+            </w:pPr>
+            <w:r>
+              <w:rPr>
+                <w:highlight w:val="none"/>
+                <w:lang w:val="en-US" w:bidi="en-US"/>
+              </w:rPr>
+            </w:r>
+            <w:r>
+              <w:rPr>
+                <w:highlight w:val="none"/>
+                <w:lang w:val="en-US" w:bidi="en-US"/>
+              </w:rPr>
+            </w:r>
+            <w:r>
+              <w:rPr>
+                <w:highlight w:val="none"/>
+                <w14:ligatures w14:val="none"/>
+              </w:rPr>
+            </w:r>
+            <w:r/>
+            <m:oMathPara>
+              <m:oMathParaPr>
+                <m:jc m:val="center"/>
+              </m:oMathParaPr>
+              <m:oMath>
+                <m:r>
+                  <w:rPr>
+                    <w:rFonts w:hint="default" w:ascii="Cambria Math" w:hAnsi="Cambria Math" w:eastAsia="Cambria Math" w:cs="Cambria Math"/>
+                    <w:sz w:val="32"/>
+                    <w:szCs w:val="32"/>
+                    <w:highlight w:val="none"/>
+                    <w:u w:val="none"/>
+                    <w:lang w:val="en-US" w:bidi="en-US"/>
+                  </w:rPr>
+                  <m:rPr/>
+                  <m:t>0.31551</m:t>
+                </m:r>
+              </m:oMath>
+            </m:oMathPara>
+            <w:r/>
+            <w:r>
+              <w:rPr>
+                <w:highlight w:val="none"/>
+                <w14:ligatures w14:val="none"/>
+              </w:rPr>
+            </w:r>
+          </w:p>
+        </w:tc>
+      </w:tr>
+      <w:tr>
+        <w:trPr/>
+        <w:tc>
+          <w:tcPr>
+            <w:tcBorders/>
+            <w:tcW w:w="5221" w:type="dxa"/>
+          </w:tcPr>
+          <w:p>
+            <w:pPr>
+              <w:pStyle w:val="930"/>
+              <w:suppressLineNumbers w:val="false"/>
+              <w:pBdr/>
+              <w:spacing/>
+              <w:ind/>
+              <w:jc w:val="center"/>
+              <w:rPr>
+                <w:highlight w:val="none"/>
+                <w14:ligatures w14:val="none"/>
+              </w:rPr>
+            </w:pPr>
+            <w:r>
+              <w:rPr>
+                <w:highlight w:val="none"/>
+                <w:lang w:val="en-US" w:bidi="en-US"/>
+              </w:rPr>
+            </w:r>
+            <w:r/>
+            <m:oMathPara>
+              <m:oMathParaPr>
+                <m:jc m:val="center"/>
+              </m:oMathParaPr>
+              <m:oMath>
+                <m:r>
+                  <w:rPr>
+                    <w:rFonts w:hint="default" w:ascii="Cambria Math" w:hAnsi="Cambria Math" w:eastAsia="Cambria Math" w:cs="Cambria Math"/>
+                    <w:highlight w:val="none"/>
+                    <w:lang w:val="en-US" w:bidi="en-US"/>
+                  </w:rPr>
+                  <m:rPr/>
+                  <m:t>π*e</m:t>
+                </m:r>
+              </m:oMath>
+            </m:oMathPara>
+            <w:r>
+              <w:rPr>
+                <w:highlight w:val="none"/>
+                <w14:ligatures w14:val="none"/>
+              </w:rPr>
+            </w:r>
+            <w:r>
+              <w:rPr>
+                <w:highlight w:val="none"/>
+                <w14:ligatures w14:val="none"/>
+              </w:rPr>
+            </w:r>
+          </w:p>
+        </w:tc>
+        <w:tc>
+          <w:tcPr>
+            <w:tcBorders/>
+            <w:tcW w:w="4394" w:type="dxa"/>
+          </w:tcPr>
+          <w:p>
+            <w:pPr>
+              <w:pStyle w:val="1_1648"/>
+              <w:suppressLineNumbers w:val="false"/>
+              <w:pBdr/>
+              <w:spacing/>
+              <w:ind/>
+              <w:jc w:val="center"/>
+              <w:rPr>
+                <w:highlight w:val="none"/>
+                <w14:ligatures w14:val="none"/>
+              </w:rPr>
+            </w:pPr>
+            <w:r>
+              <w:rPr>
+                <w:highlight w:val="none"/>
+                <w:lang w:val="en-US" w:bidi="en-US"/>
+              </w:rPr>
+            </w:r>
+            <w:r>
+              <w:rPr>
+                <w:highlight w:val="none"/>
+                <w:lang w:val="en-US" w:bidi="en-US"/>
+              </w:rPr>
+            </w:r>
+            <w:r>
+              <w:rPr>
+                <w:highlight w:val="none"/>
+                <w14:ligatures w14:val="none"/>
+              </w:rPr>
+            </w:r>
+            <w:r/>
+            <m:oMathPara>
+              <m:oMathParaPr>
+                <m:jc m:val="center"/>
+              </m:oMathParaPr>
+              <m:oMath>
+                <m:r>
+                  <w:rPr>
+                    <w:rFonts w:hint="default" w:ascii="Cambria Math" w:hAnsi="Cambria Math" w:eastAsia="Cambria Math" w:cs="Cambria Math"/>
+                    <w:sz w:val="32"/>
+                    <w:szCs w:val="32"/>
+                    <w:highlight w:val="none"/>
+                    <w:u w:val="none"/>
+                    <w:lang w:val="en-US" w:bidi="en-US"/>
+                  </w:rPr>
+                  <m:rPr/>
+                  <m:t>0.397451</m:t>
+                </m:r>
+              </m:oMath>
+            </m:oMathPara>
+            <w:r/>
+            <w:r>
+              <w:rPr>
+                <w:highlight w:val="none"/>
+                <w14:ligatures w14:val="none"/>
+              </w:rPr>
+            </w:r>
+          </w:p>
+        </w:tc>
+      </w:tr>
+    </w:tbl>
+    <w:p>
+      <w:pPr>
+        <w:pStyle w:val="930"/>
+        <w:suppressLineNumbers w:val="false"/>
+        <w:pBdr/>
+        <w:spacing/>
+        <w:ind w:firstLine="708"/>
+        <w:rPr>
+          <w:highlight w:val="none"/>
+          <w:lang w:val="ru-RU" w:bidi="ru-RU"/>
+          <w14:ligatures w14:val="none"/>
+        </w:rPr>
+      </w:pPr>
+      <w:r>
+        <w:rPr>
+          <w:highlight w:val="none"/>
+          <w:lang w:val="ru-RU" w:bidi="ru-RU"/>
+        </w:rPr>
+        <w:t xml:space="preserve">Найдя среднеарифметическое лямбда равное 0.5122, можно сделать вывод, что по критерию Колмогорова распределению сходится с вероятностью </w:t>
+      </w:r>
+      <w:r>
+        <w:rPr>
+          <w:highlight w:val="none"/>
+          <w:lang w:val="en-US"/>
+        </w:rPr>
+        <w:t xml:space="preserve">96-97%</w:t>
+      </w:r>
+      <w:r>
+        <w:rPr>
+          <w:highlight w:val="none"/>
+          <w:lang w:val="ru-RU"/>
+        </w:rPr>
+        <w:t xml:space="preserve">.</w:t>
+      </w:r>
+      <w:r>
+        <w:rPr>
+          <w:highlight w:val="none"/>
+          <w:lang w:val="ru-RU" w:bidi="ru-RU"/>
+          <w14:ligatures w14:val="none"/>
+        </w:rPr>
+      </w:r>
     </w:p>
     <w:p>
       <w:pPr>
@@ -5356,111 +9397,27 @@
         <w:spacing/>
         <w:ind/>
         <w:rPr>
-          <w:rFonts w:ascii="Cambria Math" w:hAnsi="Cambria Math" w:eastAsia="Cambria Math" w:cs="Cambria Math"/>
-          <w:sz w:val="32"/>
-          <w:szCs w:val="32"/>
-          <w:highlight w:val="none"/>
-          <w:u w:val="none"/>
-          <w:lang w:val="en-US" w:bidi="en-US"/>
+          <w:highlight w:val="none"/>
+          <w:lang w:val="ru-RU"/>
           <w14:ligatures w14:val="none"/>
         </w:rPr>
       </w:pPr>
       <w:r>
         <w:rPr>
-          <w:sz w:val="36"/>
-          <w:szCs w:val="36"/>
-          <w:highlight w:val="none"/>
-          <w:u w:val="none"/>
-          <w:lang w:val="en-US" w:bidi="en-US"/>
-          <w14:ligatures w14:val="none"/>
-        </w:rPr>
-      </w:r>
-      <m:oMathPara>
-        <m:oMathParaPr/>
-        <m:oMath>
-          <m:rad>
-            <m:radPr>
-              <m:degHide m:val="off"/>
-              <m:ctrlPr>
-                <w:rPr>
-                  <w:rFonts w:ascii="Cambria Math" w:hAnsi="Cambria Math" w:eastAsia="Cambria Math" w:cs="Cambria Math"/>
-                  <w:i/>
-                  <w:sz w:val="32"/>
-                  <w:highlight w:val="none"/>
-                  <w:u w:val="none"/>
-                  <w:lang w:val="en-US" w:bidi="en-US"/>
-                </w:rPr>
-              </m:ctrlPr>
-            </m:radPr>
-            <m:deg>
-              <m:r>
-                <w:rPr>
-                  <w:rFonts w:hint="default" w:ascii="Cambria Math" w:hAnsi="Cambria Math" w:eastAsia="Cambria Math" w:cs="Cambria Math"/>
-                  <w:sz w:val="32"/>
-                  <w:szCs w:val="32"/>
-                  <w:highlight w:val="none"/>
-                  <w:u w:val="none"/>
-                  <w:lang w:val="en-US" w:bidi="en-US"/>
-                </w:rPr>
-                <m:rPr>
-                  <m:sty m:val="i"/>
-                </m:rPr>
-                <m:t>7</m:t>
-              </m:r>
-            </m:deg>
-            <m:e>
-              <m:r>
-                <w:rPr>
-                  <w:rFonts w:hint="default" w:ascii="Cambria Math" w:hAnsi="Cambria Math" w:eastAsia="Cambria Math" w:cs="Cambria Math"/>
-                  <w:sz w:val="32"/>
-                  <w:szCs w:val="32"/>
-                  <w:highlight w:val="none"/>
-                  <w:u w:val="none"/>
-                  <w:lang w:val="en-US" w:bidi="en-US"/>
-                </w:rPr>
-                <m:rPr>
-                  <m:sty m:val="i"/>
-                </m:rPr>
-                <m:t>3</m:t>
-              </m:r>
-            </m:e>
-          </m:rad>
-          <m:r>
-            <w:rPr>
-              <w:rFonts w:hint="default" w:ascii="Cambria Math" w:hAnsi="Cambria Math" w:eastAsia="Cambria Math" w:cs="Cambria Math"/>
-              <w:sz w:val="32"/>
-              <w:szCs w:val="32"/>
-              <w:highlight w:val="none"/>
-              <w:u w:val="none"/>
-              <w:lang w:val="en-US" w:bidi="en-US"/>
-            </w:rPr>
-            <m:rPr>
-              <m:sty m:val="i"/>
-            </m:rPr>
-            <m:t>: </m:t>
-          </m:r>
-          <m:r>
-            <w:rPr>
-              <w:rFonts w:hint="default" w:ascii="Cambria Math" w:hAnsi="Cambria Math" w:eastAsia="Cambria Math" w:cs="Cambria Math"/>
-              <w:sz w:val="32"/>
-              <w:szCs w:val="32"/>
-              <w:highlight w:val="none"/>
-              <w:u w:val="none"/>
-              <w:lang w:val="en-US" w:bidi="en-US"/>
-            </w:rPr>
-            <m:rPr/>
-            <m:t>0.553807</m:t>
-          </m:r>
-        </m:oMath>
-      </m:oMathPara>
-      <w:r>
-        <w:rPr>
-          <w:rFonts w:ascii="Cambria Math" w:hAnsi="Cambria Math" w:eastAsia="Cambria Math" w:cs="Cambria Math"/>
-          <w:sz w:val="32"/>
-          <w:szCs w:val="32"/>
-          <w:highlight w:val="none"/>
-          <w:u w:val="none"/>
-          <w:lang w:val="en-US" w:bidi="en-US"/>
+          <w:highlight w:val="none"/>
+          <w:lang w:val="ru-RU" w:bidi="ru-RU"/>
+        </w:rPr>
+      </w:r>
+      <w:r>
+        <w:rPr>
+          <w:highlight w:val="none"/>
+          <w:lang w:val="ru-RU" w:bidi="ru-RU"/>
+        </w:rPr>
+      </w:r>
+      <w:r>
+        <w:rPr>
+          <w:highlight w:val="none"/>
+          <w:lang w:val="ru-RU"/>
           <w14:ligatures w14:val="none"/>
         </w:rPr>
       </w:r>
@@ -5473,115 +9430,29 @@
         <w:spacing/>
         <w:ind/>
         <w:rPr>
-          <w:rFonts w:ascii="Cambria Math" w:hAnsi="Cambria Math" w:eastAsia="Cambria Math" w:cs="Cambria Math"/>
-          <w:sz w:val="32"/>
-          <w:szCs w:val="32"/>
-          <w:highlight w:val="none"/>
-          <w:u w:val="none"/>
-          <w:lang w:val="en-US" w:bidi="en-US"/>
+          <w:highlight w:val="none"/>
+          <w:lang w:val="ru-RU"/>
           <w14:ligatures w14:val="none"/>
         </w:rPr>
       </w:pPr>
-      <m:oMathPara>
-        <m:oMathParaPr/>
-        <m:oMath>
-          <m:r>
-            <w:rPr>
-              <w:rFonts w:hint="default" w:ascii="Cambria Math" w:hAnsi="Cambria Math" w:eastAsia="Cambria Math" w:cs="Cambria Math"/>
-              <w:sz w:val="32"/>
-              <w:szCs w:val="32"/>
-              <w:highlight w:val="none"/>
-              <w:u w:val="none"/>
-              <w:lang w:val="en-US" w:bidi="en-US"/>
-            </w:rPr>
-            <m:rPr>
-              <m:sty m:val="i"/>
-            </m:rPr>
-            <m:t> </m:t>
-          </m:r>
-          <m:rad>
-            <m:radPr>
-              <m:degHide m:val="off"/>
-              <m:ctrlPr>
-                <w:rPr>
-                  <w:rFonts w:ascii="Cambria Math" w:hAnsi="Cambria Math" w:eastAsia="Cambria Math" w:cs="Cambria Math"/>
-                  <w:i/>
-                  <w:sz w:val="32"/>
-                  <w:highlight w:val="none"/>
-                  <w:u w:val="none"/>
-                  <w:lang w:val="en-US" w:bidi="en-US"/>
-                </w:rPr>
-              </m:ctrlPr>
-            </m:radPr>
-            <m:deg>
-              <m:r>
-                <w:rPr>
-                  <w:rFonts w:hint="default" w:ascii="Cambria Math" w:hAnsi="Cambria Math" w:eastAsia="Cambria Math" w:cs="Cambria Math"/>
-                  <w:sz w:val="32"/>
-                  <w:szCs w:val="32"/>
-                  <w:highlight w:val="none"/>
-                  <w:u w:val="none"/>
-                  <w:lang w:val="en-US" w:bidi="en-US"/>
-                </w:rPr>
-                <m:rPr>
-                  <m:sty m:val="i"/>
-                </m:rPr>
-                <m:t>3</m:t>
-              </m:r>
-            </m:deg>
-            <m:e>
-              <m:r>
-                <w:rPr>
-                  <w:rFonts w:hint="default" w:ascii="Cambria Math" w:hAnsi="Cambria Math" w:eastAsia="Cambria Math" w:cs="Cambria Math"/>
-                  <w:sz w:val="32"/>
-                  <w:szCs w:val="32"/>
-                  <w:highlight w:val="none"/>
-                  <w:u w:val="none"/>
-                  <w:lang w:val="en-US" w:bidi="en-US"/>
-                </w:rPr>
-                <m:rPr>
-                  <m:sty m:val="i"/>
-                </m:rPr>
-                <m:t>3</m:t>
-              </m:r>
-            </m:e>
-          </m:rad>
-          <m:r>
-            <w:rPr>
-              <w:rFonts w:hint="default" w:ascii="Cambria Math" w:hAnsi="Cambria Math" w:eastAsia="Cambria Math" w:cs="Cambria Math"/>
-              <w:sz w:val="32"/>
-              <w:szCs w:val="32"/>
-              <w:highlight w:val="none"/>
-              <w:u w:val="none"/>
-              <w:lang w:val="en-US" w:bidi="en-US"/>
-            </w:rPr>
-            <m:rPr>
-              <m:sty m:val="i"/>
-            </m:rPr>
-            <m:t>: </m:t>
-          </m:r>
-          <m:r>
-            <w:rPr>
-              <w:rFonts w:hint="default" w:ascii="Cambria Math" w:hAnsi="Cambria Math" w:eastAsia="Cambria Math" w:cs="Cambria Math"/>
-              <w:sz w:val="32"/>
-              <w:szCs w:val="32"/>
-              <w:highlight w:val="none"/>
-              <w:u w:val="none"/>
-              <w:lang w:val="en-US" w:bidi="en-US"/>
-            </w:rPr>
-            <m:rPr/>
-            <m:t>0.588291</m:t>
-          </m:r>
-        </m:oMath>
-      </m:oMathPara>
-      <w:r>
-        <w:rPr>
-          <w:rFonts w:ascii="Cambria Math" w:hAnsi="Cambria Math" w:eastAsia="Cambria Math" w:cs="Cambria Math"/>
-          <w:sz w:val="32"/>
-          <w:szCs w:val="32"/>
-          <w:highlight w:val="none"/>
-          <w:u w:val="none"/>
-          <w:lang w:val="en-US" w:bidi="en-US"/>
+      <w:r>
+        <w:rPr>
+          <w:highlight w:val="none"/>
+          <w:lang w:val="ru-RU"/>
+        </w:rPr>
+        <w:br w:type="page" w:clear="all"/>
+      </w:r>
+      <w:r>
+        <w:rPr>
+          <w:highlight w:val="none"/>
+          <w:lang w:val="ru-RU"/>
+          <w14:ligatures w14:val="none"/>
+        </w:rPr>
+      </w:r>
+      <w:r>
+        <w:rPr>
+          <w:highlight w:val="none"/>
+          <w:lang w:val="ru-RU"/>
           <w14:ligatures w14:val="none"/>
         </w:rPr>
       </w:r>
@@ -5594,115 +9465,43 @@
         <w:spacing/>
         <w:ind/>
         <w:rPr>
-          <w:rFonts w:ascii="Cambria Math" w:hAnsi="Cambria Math" w:eastAsia="Cambria Math" w:cs="Cambria Math"/>
-          <w:sz w:val="32"/>
-          <w:szCs w:val="32"/>
-          <w:highlight w:val="none"/>
-          <w:u w:val="none"/>
-          <w:lang w:val="en-US" w:bidi="en-US"/>
+          <w:b/>
+          <w:bCs/>
+          <w:highlight w:val="none"/>
           <w14:ligatures w14:val="none"/>
         </w:rPr>
       </w:pPr>
-      <m:oMathPara>
-        <m:oMathParaPr/>
-        <m:oMath>
-          <m:r>
-            <w:rPr>
-              <w:rFonts w:hint="default" w:ascii="Cambria Math" w:hAnsi="Cambria Math" w:eastAsia="Cambria Math" w:cs="Cambria Math"/>
-              <w:sz w:val="32"/>
-              <w:szCs w:val="32"/>
-              <w:highlight w:val="none"/>
-              <w:u w:val="none"/>
-              <w:lang w:val="en-US" w:bidi="en-US"/>
-            </w:rPr>
-            <m:rPr>
-              <m:sty m:val="i"/>
-            </m:rPr>
-            <m:t> </m:t>
-          </m:r>
-          <m:rad>
-            <m:radPr>
-              <m:degHide m:val="off"/>
-              <m:ctrlPr>
-                <w:rPr>
-                  <w:rFonts w:ascii="Cambria Math" w:hAnsi="Cambria Math" w:eastAsia="Cambria Math" w:cs="Cambria Math"/>
-                  <w:i/>
-                  <w:sz w:val="32"/>
-                  <w:highlight w:val="none"/>
-                  <w:u w:val="none"/>
-                  <w:lang w:val="en-US" w:bidi="en-US"/>
-                </w:rPr>
-              </m:ctrlPr>
-            </m:radPr>
-            <m:deg>
-              <m:r>
-                <w:rPr>
-                  <w:rFonts w:hint="default" w:ascii="Cambria Math" w:hAnsi="Cambria Math" w:eastAsia="Cambria Math" w:cs="Cambria Math"/>
-                  <w:sz w:val="32"/>
-                  <w:szCs w:val="32"/>
-                  <w:highlight w:val="none"/>
-                  <w:u w:val="none"/>
-                  <w:lang w:val="en-US" w:bidi="en-US"/>
-                </w:rPr>
-                <m:rPr>
-                  <m:sty m:val="i"/>
-                </m:rPr>
-                <m:t>3</m:t>
-              </m:r>
-            </m:deg>
-            <m:e>
-              <m:r>
-                <w:rPr>
-                  <w:rFonts w:hint="default" w:ascii="Cambria Math" w:hAnsi="Cambria Math" w:eastAsia="Cambria Math" w:cs="Cambria Math"/>
-                  <w:sz w:val="32"/>
-                  <w:szCs w:val="32"/>
-                  <w:highlight w:val="none"/>
-                  <w:u w:val="none"/>
-                  <w:lang w:val="en-US" w:bidi="en-US"/>
-                </w:rPr>
-                <m:rPr>
-                  <m:sty m:val="i"/>
-                </m:rPr>
-                <m:t>2</m:t>
-              </m:r>
-            </m:e>
-          </m:rad>
-          <m:r>
-            <w:rPr>
-              <w:rFonts w:hint="default" w:ascii="Cambria Math" w:hAnsi="Cambria Math" w:eastAsia="Cambria Math" w:cs="Cambria Math"/>
-              <w:sz w:val="32"/>
-              <w:szCs w:val="32"/>
-              <w:highlight w:val="none"/>
-              <w:u w:val="none"/>
-              <w:lang w:val="en-US" w:bidi="en-US"/>
-            </w:rPr>
-            <m:rPr>
-              <m:sty m:val="i"/>
-            </m:rPr>
-            <m:t>: </m:t>
-          </m:r>
-          <m:r>
-            <w:rPr>
-              <w:rFonts w:hint="default" w:ascii="Cambria Math" w:hAnsi="Cambria Math" w:eastAsia="Cambria Math" w:cs="Cambria Math"/>
-              <w:sz w:val="32"/>
-              <w:szCs w:val="32"/>
-              <w:highlight w:val="none"/>
-              <w:u w:val="none"/>
-              <w:lang w:val="en-US" w:bidi="en-US"/>
-            </w:rPr>
-            <m:rPr/>
-            <m:t>0.517115</m:t>
-          </m:r>
-        </m:oMath>
-      </m:oMathPara>
-      <w:r>
-        <w:rPr>
-          <w:rFonts w:ascii="Cambria Math" w:hAnsi="Cambria Math" w:eastAsia="Cambria Math" w:cs="Cambria Math"/>
-          <w:sz w:val="32"/>
-          <w:szCs w:val="32"/>
-          <w:highlight w:val="none"/>
-          <w:u w:val="none"/>
-          <w:lang w:val="en-US" w:bidi="en-US"/>
+      <w:r>
+        <w:rPr>
+          <w:b/>
+          <w:bCs/>
+          <w:highlight w:val="none"/>
+          <w:lang w:val="ru-RU" w:bidi="ru-RU"/>
+        </w:rPr>
+        <w:t xml:space="preserve">Литература и источники</w:t>
+      </w:r>
+      <w:r>
+        <w:rPr>
+          <w:b/>
+          <w:bCs/>
+          <w:highlight w:val="none"/>
+          <w:lang w:val="ru-RU"/>
+        </w:rPr>
+        <w:t xml:space="preserve">.</w:t>
+      </w:r>
+      <w:r>
+        <w:rPr>
+          <w:b/>
+          <w:bCs/>
+          <w:highlight w:val="none"/>
+          <w14:ligatures w14:val="none"/>
+        </w:rPr>
+      </w:r>
+      <w:r>
+        <w:rPr>
+          <w:b/>
+          <w:bCs/>
+          <w:highlight w:val="none"/>
           <w14:ligatures w14:val="none"/>
         </w:rPr>
       </w:r>
@@ -5713,191 +9512,36 @@
         <w:suppressLineNumbers w:val="false"/>
         <w:pBdr/>
         <w:spacing/>
-        <w:ind/>
-        <w:rPr>
-          <w:rFonts w:ascii="Cambria Math" w:hAnsi="Cambria Math" w:eastAsia="Cambria Math" w:cs="Cambria Math"/>
-          <w:sz w:val="32"/>
-          <w:szCs w:val="32"/>
-          <w:highlight w:val="none"/>
-          <w:u w:val="none"/>
-          <w:lang w:val="en-US" w:bidi="en-US"/>
-          <w14:ligatures w14:val="none"/>
-        </w:rPr>
-      </w:pPr>
-      <m:oMathPara>
-        <m:oMathParaPr/>
-        <m:oMath>
-          <m:r>
-            <w:rPr>
-              <w:rFonts w:hint="default" w:ascii="Cambria Math" w:hAnsi="Cambria Math" w:eastAsia="Cambria Math" w:cs="Cambria Math"/>
-              <w:sz w:val="32"/>
-              <w:szCs w:val="32"/>
-              <w:highlight w:val="none"/>
-              <w:u w:val="none"/>
-              <w:lang w:val="en-US" w:bidi="en-US"/>
-            </w:rPr>
-            <m:rPr>
-              <m:sty m:val="i"/>
-            </m:rPr>
-            <m:t> </m:t>
-          </m:r>
-          <m:r>
-            <w:rPr>
-              <w:rFonts w:hint="default" w:ascii="Cambria Math" w:hAnsi="Cambria Math" w:eastAsia="Cambria Math" w:cs="Cambria Math"/>
-              <w:sz w:val="32"/>
-              <w:szCs w:val="32"/>
-              <w:highlight w:val="none"/>
-              <w:u w:val="none"/>
-              <w:lang w:val="en-US" w:bidi="en-US"/>
-            </w:rPr>
-            <m:rPr>
-              <m:sty m:val="i"/>
-            </m:rPr>
-            <m:t>ζ(3): </m:t>
-          </m:r>
-          <m:r>
-            <w:rPr>
-              <w:rFonts w:hint="default" w:ascii="Cambria Math" w:hAnsi="Cambria Math" w:eastAsia="Cambria Math" w:cs="Cambria Math"/>
-              <w:sz w:val="32"/>
-              <w:szCs w:val="32"/>
-              <w:highlight w:val="none"/>
-              <w:u w:val="none"/>
-              <w:lang w:val="en-US" w:bidi="en-US"/>
-            </w:rPr>
-            <m:rPr/>
-            <m:t>0.72872</m:t>
-          </m:r>
-        </m:oMath>
-      </m:oMathPara>
-      <w:r>
-        <w:rPr>
-          <w:rFonts w:ascii="Cambria Math" w:hAnsi="Cambria Math" w:eastAsia="Cambria Math" w:cs="Cambria Math"/>
-          <w:sz w:val="32"/>
-          <w:szCs w:val="32"/>
-          <w:highlight w:val="none"/>
-          <w:u w:val="none"/>
-          <w:lang w:val="en-US" w:bidi="en-US"/>
-          <w14:ligatures w14:val="none"/>
-        </w:rPr>
-      </w:r>
-      <w:r>
-        <w:rPr>
-          <w:rFonts w:ascii="Cambria Math" w:hAnsi="Cambria Math" w:eastAsia="Cambria Math" w:cs="Cambria Math"/>
-          <w:sz w:val="32"/>
-          <w:szCs w:val="32"/>
-          <w:highlight w:val="none"/>
-          <w:u w:val="none"/>
-          <w:lang w:val="en-US" w:bidi="en-US"/>
-          <w14:ligatures w14:val="none"/>
-        </w:rPr>
-      </w:r>
-    </w:p>
-    <w:p>
-      <w:pPr>
-        <w:pStyle w:val="930"/>
-        <w:suppressLineNumbers w:val="false"/>
-        <w:pBdr/>
-        <w:spacing/>
-        <w:ind/>
-        <w:rPr>
-          <w:rFonts w:ascii="Cambria Math" w:hAnsi="Cambria Math" w:eastAsia="Cambria Math" w:cs="Cambria Math"/>
-          <w:sz w:val="32"/>
-          <w:szCs w:val="32"/>
-          <w:highlight w:val="none"/>
-          <w:u w:val="none"/>
-          <w:lang w:val="en-US" w:bidi="en-US"/>
-          <w14:ligatures w14:val="none"/>
-        </w:rPr>
-      </w:pPr>
-      <m:oMathPara>
-        <m:oMathParaPr/>
-        <m:oMath>
-          <m:r>
-            <w:rPr>
-              <w:rFonts w:hint="default" w:ascii="Cambria Math" w:hAnsi="Cambria Math" w:eastAsia="Cambria Math" w:cs="Cambria Math"/>
-              <w:sz w:val="32"/>
-              <w:szCs w:val="32"/>
-              <w:highlight w:val="none"/>
-              <w:u w:val="none"/>
-              <w:lang w:val="en-US" w:bidi="en-US"/>
-            </w:rPr>
-            <m:rPr>
-              <m:sty m:val="i"/>
-            </m:rPr>
-            <m:t> </m:t>
-          </m:r>
-          <m:r>
-            <w:rPr>
-              <w:rFonts w:hint="default" w:ascii="Cambria Math" w:hAnsi="Cambria Math" w:eastAsia="Cambria Math" w:cs="Cambria Math"/>
-              <w:sz w:val="32"/>
-              <w:szCs w:val="32"/>
-              <w:highlight w:val="none"/>
-              <w:u w:val="none"/>
-              <w:lang w:val="en-US" w:bidi="en-US"/>
-            </w:rPr>
-            <m:rPr>
-              <m:sty m:val="i"/>
-            </m:rPr>
-            <m:t>ln</m:t>
-          </m:r>
-          <m:d>
-            <m:dPr>
-              <m:begChr m:val="("/>
-              <m:endChr m:val=")"/>
-              <m:ctrlPr>
-                <w:rPr>
-                  <w:rFonts w:ascii="Cambria Math" w:hAnsi="Cambria Math" w:eastAsia="Cambria Math" w:cs="Cambria Math"/>
-                  <w:sz w:val="32"/>
-                  <w:highlight w:val="none"/>
-                  <w:u w:val="none"/>
-                  <w:lang w:val="en-US" w:bidi="en-US"/>
-                </w:rPr>
-              </m:ctrlPr>
-            </m:dPr>
-            <m:e>
-              <m:r>
-                <w:rPr>
-                  <w:rFonts w:hint="default" w:ascii="Cambria Math" w:hAnsi="Cambria Math" w:eastAsia="Cambria Math" w:cs="Cambria Math"/>
-                  <w:sz w:val="32"/>
-                  <w:szCs w:val="32"/>
-                  <w:highlight w:val="none"/>
-                  <w:u w:val="none"/>
-                  <w:lang w:val="en-US" w:bidi="en-US"/>
-                </w:rPr>
-                <m:rPr>
-                  <m:sty m:val="i"/>
-                </m:rPr>
-                <m:t>2</m:t>
-              </m:r>
-            </m:e>
-          </m:d>
-          <m:r>
-            <w:rPr>
-              <w:rFonts w:hint="default" w:ascii="Cambria Math" w:hAnsi="Cambria Math" w:eastAsia="Cambria Math" w:cs="Cambria Math"/>
-              <w:sz w:val="32"/>
-              <w:szCs w:val="32"/>
-              <w:highlight w:val="none"/>
-              <w:u w:val="none"/>
-              <w:lang w:val="en-US" w:bidi="en-US"/>
-            </w:rPr>
-            <m:rPr/>
-            <m:t>: </m:t>
-          </m:r>
-          <m:r>
-            <w:rPr>
-              <w:rFonts w:hint="default" w:ascii="Cambria Math" w:hAnsi="Cambria Math" w:eastAsia="Cambria Math" w:cs="Cambria Math"/>
-              <w:sz w:val="32"/>
-              <w:szCs w:val="32"/>
-              <w:highlight w:val="none"/>
-              <w:u w:val="none"/>
-              <w:lang w:val="en-US" w:bidi="en-US"/>
-            </w:rPr>
-            <m:rPr/>
-            <m:t>0.524696</m:t>
-          </m:r>
-        </m:oMath>
-      </m:oMathPara>
-      <w:r/>
+        <w:ind w:firstLine="0" w:left="0"/>
+        <w:jc w:val="left"/>
+        <w:rPr/>
+      </w:pPr>
+      <w:r>
+        <w:rPr>
+          <w:highlight w:val="none"/>
+          <w:lang w:val="en-US"/>
+        </w:rPr>
+      </w:r>
+      <w:r>
+        <w:rPr>
+          <w:highlight w:val="none"/>
+          <w:lang w:val="ru-RU"/>
+        </w:rPr>
+        <w:t xml:space="preserve">1. </w:t>
+      </w:r>
+      <w:r>
+        <w:rPr>
+          <w:highlight w:val="none"/>
+          <w:lang w:val="en-US"/>
+        </w:rPr>
+        <w:t xml:space="preserve">Арнольд В. И. Цепные дроби / В. И. Арнольд. – 2-е изд., стер. – Москва : МЦНМО, 2009. – 40 с. – (Библиотека «Математическое просвещение» ; вып. 14). – ISBN 978-5-94057-441-5.</w:t>
+      </w:r>
+      <w:r>
+        <w:rPr>
+          <w:highlight w:val="none"/>
+          <w:lang w:val="en-US"/>
+        </w:rPr>
+      </w:r>
       <w:r/>
     </w:p>
     <w:p>
@@ -5906,395 +9550,30 @@
         <w:suppressLineNumbers w:val="false"/>
         <w:pBdr/>
         <w:spacing/>
-        <w:ind/>
-        <w:rPr>
-          <w:rFonts w:ascii="Cambria Math" w:hAnsi="Cambria Math" w:eastAsia="Cambria Math" w:cs="Cambria Math"/>
-          <w:sz w:val="32"/>
-          <w:szCs w:val="32"/>
-          <w:highlight w:val="none"/>
-          <w:u w:val="none"/>
-          <w:lang w:val="en-US" w:bidi="en-US"/>
-          <w14:ligatures w14:val="none"/>
-        </w:rPr>
-      </w:pPr>
-      <w:r/>
-      <m:oMathPara>
-        <m:oMathParaPr/>
-        <m:oMath>
-          <m:r>
-            <w:rPr>
-              <w:rFonts w:hint="default" w:ascii="Cambria Math" w:hAnsi="Cambria Math" w:eastAsia="Cambria Math" w:cs="Cambria Math"/>
-              <w:sz w:val="32"/>
-              <w:szCs w:val="32"/>
-              <w:highlight w:val="none"/>
-              <w:u w:val="none"/>
-              <w:lang w:val="en-US" w:bidi="en-US"/>
-            </w:rPr>
-            <m:rPr>
-              <m:sty m:val="i"/>
-            </m:rPr>
-            <m:t>π: </m:t>
-          </m:r>
-          <m:r>
-            <w:rPr>
-              <w:rFonts w:hint="default" w:ascii="Cambria Math" w:hAnsi="Cambria Math" w:eastAsia="Cambria Math" w:cs="Cambria Math"/>
-              <w:sz w:val="32"/>
-              <w:szCs w:val="32"/>
-              <w:highlight w:val="none"/>
-              <w:u w:val="none"/>
-              <w:lang w:val="en-US" w:bidi="en-US"/>
-            </w:rPr>
-            <m:rPr/>
-            <m:t>0.506132</m:t>
-          </m:r>
-        </m:oMath>
-      </m:oMathPara>
-      <w:r>
-        <w:rPr>
-          <w:sz w:val="32"/>
-          <w:szCs w:val="32"/>
-          <w:highlight w:val="none"/>
-          <w:u w:val="none"/>
-          <w14:ligatures w14:val="none"/>
-        </w:rPr>
-      </w:r>
-    </w:p>
-    <w:p>
-      <w:pPr>
-        <w:pStyle w:val="930"/>
-        <w:suppressLineNumbers w:val="false"/>
-        <w:pBdr/>
-        <w:spacing/>
-        <w:ind/>
-        <w:rPr>
-          <w:rFonts w:ascii="Cambria Math" w:hAnsi="Cambria Math" w:eastAsia="Cambria Math" w:cs="Cambria Math"/>
-          <w:sz w:val="32"/>
-          <w:szCs w:val="32"/>
-          <w:highlight w:val="none"/>
-          <w:u w:val="none"/>
-          <w:lang w:val="en-US" w:bidi="en-US"/>
-          <w14:ligatures w14:val="none"/>
-        </w:rPr>
-      </w:pPr>
-      <m:oMathPara>
-        <m:oMathParaPr/>
-        <m:oMath>
-          <m:r>
-            <w:rPr>
-              <w:rFonts w:hint="default" w:ascii="Cambria Math" w:hAnsi="Cambria Math" w:eastAsia="Cambria Math" w:cs="Cambria Math"/>
-              <w:sz w:val="32"/>
-              <w:szCs w:val="32"/>
-              <w:highlight w:val="none"/>
-              <w:u w:val="none"/>
-              <w:lang w:val="en-US" w:bidi="en-US"/>
-            </w:rPr>
-            <m:rPr>
-              <m:sty m:val="i"/>
-            </m:rPr>
-            <m:t>π+e: </m:t>
-          </m:r>
-          <m:r>
-            <w:rPr>
-              <w:rFonts w:hint="default" w:ascii="Cambria Math" w:hAnsi="Cambria Math" w:eastAsia="Cambria Math" w:cs="Cambria Math"/>
-              <w:sz w:val="32"/>
-              <w:szCs w:val="32"/>
-              <w:highlight w:val="none"/>
-              <w:u w:val="none"/>
-              <w:lang w:val="en-US" w:bidi="en-US"/>
-            </w:rPr>
-            <m:rPr/>
-            <m:t>0.771118</m:t>
-          </m:r>
-        </m:oMath>
-      </m:oMathPara>
-      <w:r>
-        <w:rPr>
-          <w:sz w:val="32"/>
-          <w:szCs w:val="32"/>
-          <w:highlight w:val="none"/>
-          <w:u w:val="none"/>
-          <w14:ligatures w14:val="none"/>
-        </w:rPr>
-      </w:r>
-    </w:p>
-    <w:p>
-      <w:pPr>
-        <w:pStyle w:val="930"/>
-        <w:suppressLineNumbers w:val="false"/>
-        <w:pBdr/>
-        <w:spacing/>
-        <w:ind/>
-        <w:rPr>
-          <w:rFonts w:ascii="Cambria Math" w:hAnsi="Cambria Math" w:eastAsia="Cambria Math" w:cs="Cambria Math"/>
-          <w:sz w:val="32"/>
-          <w:szCs w:val="32"/>
-          <w:highlight w:val="none"/>
-          <w:u w:val="none"/>
-          <w:lang w:val="en-US" w:bidi="en-US"/>
-          <w14:ligatures w14:val="none"/>
-        </w:rPr>
-      </w:pPr>
-      <m:oMathPara>
-        <m:oMathParaPr/>
-        <m:oMath>
-          <m:sSup>
-            <m:sSupPr>
-              <m:ctrlPr>
-                <w:rPr>
-                  <w:rFonts w:ascii="Cambria Math" w:hAnsi="Cambria Math" w:eastAsia="Cambria Math" w:cs="Cambria Math"/>
-                  <w:sz w:val="32"/>
-                  <w:highlight w:val="none"/>
-                  <w:u w:val="none"/>
-                  <w:lang w:val="en-US" w:bidi="en-US"/>
-                </w:rPr>
-              </m:ctrlPr>
-            </m:sSupPr>
-            <m:e>
-              <m:r>
-                <w:rPr>
-                  <w:rFonts w:hint="default" w:ascii="Cambria Math" w:hAnsi="Cambria Math" w:eastAsia="Cambria Math" w:cs="Cambria Math"/>
-                  <w:sz w:val="32"/>
-                  <w:szCs w:val="32"/>
-                  <w:highlight w:val="none"/>
-                  <w:u w:val="none"/>
-                  <w:lang w:val="en-US" w:bidi="en-US"/>
-                </w:rPr>
-                <m:rPr>
-                  <m:sty m:val="i"/>
-                </m:rPr>
-                <m:t>π</m:t>
-              </m:r>
-            </m:e>
-            <m:sup>
-              <m:r>
-                <w:rPr>
-                  <w:rFonts w:hint="default" w:ascii="Cambria Math" w:hAnsi="Cambria Math" w:eastAsia="Cambria Math" w:cs="Cambria Math"/>
-                  <w:sz w:val="32"/>
-                  <w:szCs w:val="32"/>
-                  <w:highlight w:val="none"/>
-                  <w:u w:val="none"/>
-                  <w:lang w:val="en-US" w:bidi="en-US"/>
-                </w:rPr>
-                <m:rPr>
-                  <m:sty m:val="i"/>
-                </m:rPr>
-                <m:t>e</m:t>
-              </m:r>
-            </m:sup>
-          </m:sSup>
-          <m:r>
-            <w:rPr>
-              <w:rFonts w:hint="default" w:ascii="Cambria Math" w:hAnsi="Cambria Math" w:eastAsia="Cambria Math" w:cs="Cambria Math"/>
-              <w:sz w:val="32"/>
-              <w:szCs w:val="32"/>
-              <w:highlight w:val="none"/>
-              <w:u w:val="none"/>
-              <w:lang w:val="en-US" w:bidi="en-US"/>
-            </w:rPr>
-            <m:rPr>
-              <m:sty m:val="i"/>
-            </m:rPr>
-            <m:t>: </m:t>
-          </m:r>
-          <m:r>
-            <w:rPr>
-              <w:rFonts w:hint="default" w:ascii="Cambria Math" w:hAnsi="Cambria Math" w:eastAsia="Cambria Math" w:cs="Cambria Math"/>
-              <w:sz w:val="32"/>
-              <w:szCs w:val="32"/>
-              <w:highlight w:val="none"/>
-              <w:u w:val="none"/>
-              <w:lang w:val="en-US" w:bidi="en-US"/>
-            </w:rPr>
-            <m:rPr/>
-            <m:t>0.209535</m:t>
-          </m:r>
-        </m:oMath>
-      </m:oMathPara>
-      <w:r>
-        <w:rPr>
-          <w:sz w:val="32"/>
-          <w:szCs w:val="32"/>
-          <w:highlight w:val="none"/>
-          <w:u w:val="none"/>
-          <w14:ligatures w14:val="none"/>
-        </w:rPr>
-      </w:r>
-    </w:p>
-    <w:p>
-      <w:pPr>
-        <w:pStyle w:val="930"/>
-        <w:suppressLineNumbers w:val="false"/>
-        <w:pBdr/>
-        <w:spacing/>
-        <w:ind/>
-        <w:rPr>
-          <w:rFonts w:ascii="Cambria Math" w:hAnsi="Cambria Math" w:eastAsia="Cambria Math" w:cs="Cambria Math"/>
-          <w:sz w:val="32"/>
-          <w:szCs w:val="32"/>
-          <w:highlight w:val="none"/>
-          <w:u w:val="none"/>
-          <w:lang w:val="en-US" w:bidi="en-US"/>
-          <w14:ligatures w14:val="none"/>
-        </w:rPr>
-      </w:pPr>
-      <m:oMathPara>
-        <m:oMathParaPr/>
-        <m:oMath>
-          <m:r>
-            <w:rPr>
-              <w:rFonts w:hint="default" w:ascii="Cambria Math" w:hAnsi="Cambria Math" w:eastAsia="Cambria Math" w:cs="Cambria Math"/>
-              <w:sz w:val="32"/>
-              <w:szCs w:val="32"/>
-              <w:highlight w:val="none"/>
-              <w:u w:val="none"/>
-              <w:lang w:val="en-US" w:bidi="en-US"/>
-            </w:rPr>
-            <m:rPr>
-              <m:sty m:val="i"/>
-            </m:rPr>
-            <m:t> </m:t>
-          </m:r>
-          <m:sSup>
-            <m:sSupPr>
-              <m:ctrlPr>
-                <w:rPr>
-                  <w:rFonts w:ascii="Cambria Math" w:hAnsi="Cambria Math" w:eastAsia="Cambria Math" w:cs="Cambria Math"/>
-                  <w:sz w:val="32"/>
-                  <w:highlight w:val="none"/>
-                  <w:u w:val="none"/>
-                  <w:lang w:val="en-US" w:bidi="en-US"/>
-                </w:rPr>
-              </m:ctrlPr>
-            </m:sSupPr>
-            <m:e>
-              <m:r>
-                <w:rPr>
-                  <w:rFonts w:hint="default" w:ascii="Cambria Math" w:hAnsi="Cambria Math" w:eastAsia="Cambria Math" w:cs="Cambria Math"/>
-                  <w:sz w:val="32"/>
-                  <w:szCs w:val="32"/>
-                  <w:highlight w:val="none"/>
-                  <w:u w:val="none"/>
-                  <w:lang w:val="en-US" w:bidi="en-US"/>
-                </w:rPr>
-                <m:rPr>
-                  <m:sty m:val="i"/>
-                </m:rPr>
-                <m:t>e</m:t>
-              </m:r>
-            </m:e>
-            <m:sup>
-              <m:r>
-                <w:rPr>
-                  <w:rFonts w:hint="default" w:ascii="Cambria Math" w:hAnsi="Cambria Math" w:eastAsia="Cambria Math" w:cs="Cambria Math"/>
-                  <w:sz w:val="32"/>
-                  <w:szCs w:val="32"/>
-                  <w:highlight w:val="none"/>
-                  <w:u w:val="none"/>
-                  <w:lang w:val="en-US" w:bidi="en-US"/>
-                </w:rPr>
-                <m:rPr>
-                  <m:sty m:val="i"/>
-                </m:rPr>
-                <m:t>π</m:t>
-              </m:r>
-            </m:sup>
-          </m:sSup>
-          <m:r>
-            <w:rPr>
-              <w:rFonts w:hint="default" w:ascii="Cambria Math" w:hAnsi="Cambria Math" w:eastAsia="Cambria Math" w:cs="Cambria Math"/>
-              <w:sz w:val="32"/>
-              <w:szCs w:val="32"/>
-              <w:highlight w:val="none"/>
-              <w:u w:val="none"/>
-              <w:lang w:val="en-US" w:bidi="en-US"/>
-            </w:rPr>
-            <m:rPr>
-              <m:sty m:val="i"/>
-            </m:rPr>
-            <m:t>: </m:t>
-          </m:r>
-          <m:r>
-            <w:rPr>
-              <w:rFonts w:hint="default" w:ascii="Cambria Math" w:hAnsi="Cambria Math" w:eastAsia="Cambria Math" w:cs="Cambria Math"/>
-              <w:sz w:val="32"/>
-              <w:szCs w:val="32"/>
-              <w:highlight w:val="none"/>
-              <w:u w:val="none"/>
-              <w:lang w:val="en-US" w:bidi="en-US"/>
-            </w:rPr>
-            <m:rPr/>
-            <m:t>0.31551</m:t>
-          </m:r>
-        </m:oMath>
-      </m:oMathPara>
-      <w:r>
-        <w:rPr>
-          <w:rFonts w:ascii="Cambria Math" w:hAnsi="Cambria Math" w:eastAsia="Cambria Math" w:cs="Cambria Math"/>
-          <w:sz w:val="32"/>
-          <w:szCs w:val="32"/>
-          <w:highlight w:val="none"/>
-          <w:u w:val="none"/>
-          <w:lang w:val="en-US" w:bidi="en-US"/>
-          <w14:ligatures w14:val="none"/>
-        </w:rPr>
-      </w:r>
-      <w:r>
-        <w:rPr>
-          <w:sz w:val="32"/>
-          <w:szCs w:val="32"/>
-          <w:highlight w:val="none"/>
-          <w:u w:val="none"/>
-          <w14:ligatures w14:val="none"/>
-        </w:rPr>
-      </w:r>
-    </w:p>
-    <w:p>
-      <w:pPr>
-        <w:pStyle w:val="930"/>
-        <w:suppressLineNumbers w:val="false"/>
-        <w:pBdr/>
-        <w:spacing/>
-        <w:ind/>
-        <w:rPr>
-          <w:sz w:val="32"/>
-          <w:szCs w:val="32"/>
-          <w:highlight w:val="none"/>
-          <w:u w:val="none"/>
-          <w14:ligatures w14:val="none"/>
-        </w:rPr>
-      </w:pPr>
-      <m:oMathPara>
-        <m:oMathParaPr/>
-        <m:oMath>
-          <m:r>
-            <w:rPr>
-              <w:rFonts w:hint="default" w:ascii="Cambria Math" w:hAnsi="Cambria Math" w:eastAsia="Cambria Math" w:cs="Cambria Math"/>
-              <w:sz w:val="32"/>
-              <w:szCs w:val="32"/>
-              <w:highlight w:val="none"/>
-              <w:u w:val="none"/>
-              <w:lang w:val="en-US" w:bidi="en-US"/>
-            </w:rPr>
-            <m:rPr>
-              <m:sty m:val="i"/>
-            </m:rPr>
-            <m:t>π*e: </m:t>
-          </m:r>
-          <m:r>
-            <w:rPr>
-              <w:rFonts w:hint="default" w:ascii="Cambria Math" w:hAnsi="Cambria Math" w:eastAsia="Cambria Math" w:cs="Cambria Math"/>
-              <w:sz w:val="32"/>
-              <w:szCs w:val="32"/>
-              <w:highlight w:val="none"/>
-              <w:u w:val="none"/>
-              <w:lang w:val="en-US" w:bidi="en-US"/>
-            </w:rPr>
-            <m:rPr/>
-            <m:t>0.397451</m:t>
-          </m:r>
-        </m:oMath>
-      </m:oMathPara>
-      <w:r/>
+        <w:ind w:firstLine="0" w:left="0"/>
+        <w:jc w:val="left"/>
+        <w:rPr/>
+      </w:pPr>
+      <w:r>
+        <w:rPr>
+          <w:highlight w:val="none"/>
+          <w:lang w:val="ru-RU"/>
+        </w:rPr>
+        <w:t xml:space="preserve">2. </w:t>
+      </w:r>
+      <w:r>
+        <w:rPr>
+          <w:highlight w:val="none"/>
+          <w:lang w:val="en-US"/>
+        </w:rPr>
+        <w:t xml:space="preserve">The On-Line Encyclopedia of Integer Sequences (OEIS) [Электронный ресурс] / Neil J. A. Sloane, OEIS Foundation. – URL: https://oeis.org (дата обращения: 18.05.2026).</w:t>
+      </w:r>
+      <w:r>
+        <w:rPr>
+          <w:highlight w:val="none"/>
+          <w:lang w:val="en-US"/>
+        </w:rPr>
+      </w:r>
       <w:r/>
     </w:p>
     <w:p>
@@ -6303,37 +9582,37 @@
         <w:suppressLineNumbers w:val="false"/>
         <w:pBdr/>
         <w:spacing/>
-        <w:ind/>
-        <w:rPr>
-          <w:highlight w:val="none"/>
-          <w:lang w:val="ru-RU" w:bidi="ru-RU"/>
+        <w:ind w:firstLine="0" w:left="0"/>
+        <w:jc w:val="left"/>
+        <w:rPr>
+          <w:highlight w:val="none"/>
           <w14:ligatures w14:val="none"/>
         </w:rPr>
       </w:pPr>
       <w:r>
         <w:rPr>
           <w:highlight w:val="none"/>
-          <w:lang w:val="ru-RU" w:bidi="ru-RU"/>
-        </w:rPr>
-      </w:r>
-      <w:r>
-        <w:rPr>
-          <w:highlight w:val="none"/>
-          <w:lang w:val="ru-RU" w:bidi="ru-RU"/>
-        </w:rPr>
-        <w:t xml:space="preserve">Из чего мы можем сделать вывод, что в среднем распределение сходится с вероятностью </w:t>
+          <w:lang w:val="ru-RU"/>
+        </w:rPr>
+        <w:t xml:space="preserve">3. </w:t>
       </w:r>
       <w:r>
         <w:rPr>
           <w:highlight w:val="none"/>
           <w:lang w:val="en-US"/>
         </w:rPr>
-        <w:t xml:space="preserve">&gt;95%.</w:t>
-      </w:r>
-      <w:r>
-        <w:rPr>
-          <w:highlight w:val="none"/>
-          <w:lang w:val="ru-RU" w:bidi="ru-RU"/>
+        <w:t xml:space="preserve">Распределение Гаусса — Кузьмина [Электронный ресурс] // Википедия : свободная энциклопедия. – URL: https://ru.wikipedia.org/wiki/Распределение_Гаусса-Кузьмина</w:t>
+      </w:r>
+      <w:r>
+        <w:rPr>
+          <w:highlight w:val="none"/>
+          <w14:ligatures w14:val="none"/>
+        </w:rPr>
+      </w:r>
+      <w:r>
+        <w:rPr>
+          <w:highlight w:val="none"/>
+          <w14:ligatures w14:val="none"/>
         </w:rPr>
       </w:r>
     </w:p>
@@ -6343,7 +9622,136 @@
         <w:suppressLineNumbers w:val="false"/>
         <w:pBdr/>
         <w:spacing/>
-        <w:ind/>
+        <w:ind w:firstLine="0" w:left="0"/>
+        <w:jc w:val="left"/>
+        <w:rPr>
+          <w:highlight w:val="none"/>
+          <w14:ligatures w14:val="none"/>
+        </w:rPr>
+      </w:pPr>
+      <w:r>
+        <w:rPr>
+          <w:highlight w:val="none"/>
+          <w14:ligatures w14:val="none"/>
+        </w:rPr>
+      </w:r>
+      <w:r>
+        <w:rPr>
+          <w:highlight w:val="none"/>
+          <w14:ligatures w14:val="none"/>
+        </w:rPr>
+      </w:r>
+      <w:r>
+        <w:rPr>
+          <w:highlight w:val="none"/>
+          <w14:ligatures w14:val="none"/>
+        </w:rPr>
+      </w:r>
+    </w:p>
+    <w:p>
+      <w:pPr>
+        <w:pStyle w:val="930"/>
+        <w:suppressLineNumbers w:val="false"/>
+        <w:pBdr/>
+        <w:spacing/>
+        <w:ind w:firstLine="0" w:left="0"/>
+        <w:jc w:val="left"/>
+        <w:rPr>
+          <w:highlight w:val="none"/>
+          <w14:ligatures w14:val="none"/>
+        </w:rPr>
+      </w:pPr>
+      <w:r>
+        <w:rPr>
+          <w:highlight w:val="none"/>
+          <w14:ligatures w14:val="none"/>
+        </w:rPr>
+      </w:r>
+      <w:r>
+        <w:rPr>
+          <w:highlight w:val="none"/>
+          <w14:ligatures w14:val="none"/>
+        </w:rPr>
+      </w:r>
+      <w:r>
+        <w:rPr>
+          <w:highlight w:val="none"/>
+          <w14:ligatures w14:val="none"/>
+        </w:rPr>
+      </w:r>
+    </w:p>
+    <w:p>
+      <w:pPr>
+        <w:pStyle w:val="930"/>
+        <w:suppressLineNumbers w:val="false"/>
+        <w:pBdr/>
+        <w:spacing/>
+        <w:ind w:firstLine="0" w:left="0"/>
+        <w:jc w:val="left"/>
+        <w:rPr>
+          <w:highlight w:val="none"/>
+          <w14:ligatures w14:val="none"/>
+        </w:rPr>
+      </w:pPr>
+      <w:r>
+        <w:rPr>
+          <w:highlight w:val="none"/>
+          <w14:ligatures w14:val="none"/>
+        </w:rPr>
+      </w:r>
+      <w:r>
+        <w:rPr>
+          <w:highlight w:val="none"/>
+          <w14:ligatures w14:val="none"/>
+        </w:rPr>
+      </w:r>
+      <w:r>
+        <w:rPr>
+          <w:highlight w:val="none"/>
+          <w14:ligatures w14:val="none"/>
+        </w:rPr>
+      </w:r>
+    </w:p>
+    <w:p>
+      <w:pPr>
+        <w:pStyle w:val="930"/>
+        <w:suppressLineNumbers w:val="false"/>
+        <w:pBdr/>
+        <w:spacing/>
+        <w:ind w:firstLine="0" w:left="0"/>
+        <w:jc w:val="left"/>
+        <w:rPr>
+          <w:highlight w:val="none"/>
+          <w14:ligatures w14:val="none"/>
+        </w:rPr>
+      </w:pPr>
+      <w:r>
+        <w:rPr>
+          <w:highlight w:val="none"/>
+          <w14:ligatures w14:val="none"/>
+        </w:rPr>
+      </w:r>
+      <w:r>
+        <w:rPr>
+          <w:highlight w:val="none"/>
+          <w14:ligatures w14:val="none"/>
+        </w:rPr>
+      </w:r>
+      <w:r>
+        <w:rPr>
+          <w:highlight w:val="none"/>
+          <w14:ligatures w14:val="none"/>
+        </w:rPr>
+      </w:r>
+    </w:p>
+    <w:p>
+      <w:pPr>
+        <w:pStyle w:val="930"/>
+        <w:suppressLineNumbers w:val="false"/>
+        <w:pBdr/>
+        <w:spacing/>
+        <w:ind/>
+        <w:jc w:val="left"/>
         <w:rPr>
           <w:highlight w:val="none"/>
           <w:lang w:val="ru-RU"/>
@@ -6353,271 +9761,14 @@
       <w:r>
         <w:rPr>
           <w:highlight w:val="none"/>
-          <w:lang w:val="ru-RU" w:bidi="ru-RU"/>
-        </w:rPr>
-      </w:r>
-      <w:r>
-        <w:rPr>
-          <w:highlight w:val="none"/>
-          <w:lang w:val="ru-RU" w:bidi="ru-RU"/>
-        </w:rPr>
-      </w:r>
-      <w:r>
-        <w:rPr>
-          <w:highlight w:val="none"/>
-          <w:lang w:val="ru-RU" w:bidi="ru-RU"/>
-        </w:rPr>
-      </w:r>
-    </w:p>
-    <w:p>
-      <w:pPr>
-        <w:pStyle w:val="930"/>
-        <w:suppressLineNumbers w:val="false"/>
-        <w:pBdr/>
-        <w:spacing/>
-        <w:ind/>
+          <w:lang w:val="ru-RU"/>
+        </w:rPr>
+      </w:r>
+      <w:r>
         <w:rPr>
           <w:highlight w:val="none"/>
           <w:lang w:val="ru-RU"/>
           <w14:ligatures w14:val="none"/>
-        </w:rPr>
-      </w:pPr>
-      <w:r>
-        <w:rPr>
-          <w:highlight w:val="none"/>
-          <w:lang w:val="ru-RU"/>
-        </w:rPr>
-        <w:br w:type="page" w:clear="all"/>
-      </w:r>
-      <w:r>
-        <w:rPr>
-          <w:highlight w:val="none"/>
-          <w:lang w:val="ru-RU"/>
-        </w:rPr>
-      </w:r>
-      <w:r>
-        <w:rPr>
-          <w:highlight w:val="none"/>
-          <w:lang w:val="ru-RU"/>
-          <w14:ligatures w14:val="none"/>
-        </w:rPr>
-      </w:r>
-    </w:p>
-    <w:p>
-      <w:pPr>
-        <w:pStyle w:val="930"/>
-        <w:suppressLineNumbers w:val="false"/>
-        <w:pBdr/>
-        <w:spacing/>
-        <w:ind/>
-        <w:rPr>
-          <w:b/>
-          <w:bCs/>
-          <w:highlight w:val="none"/>
-          <w14:ligatures w14:val="none"/>
-        </w:rPr>
-      </w:pPr>
-      <w:r>
-        <w:rPr>
-          <w:b/>
-          <w:bCs/>
-          <w:highlight w:val="none"/>
-          <w:lang w:val="ru-RU" w:bidi="ru-RU"/>
-        </w:rPr>
-        <w:t xml:space="preserve">Литература и источники</w:t>
-      </w:r>
-      <w:r>
-        <w:rPr>
-          <w:b/>
-          <w:bCs/>
-          <w:highlight w:val="none"/>
-          <w:lang w:val="ru-RU"/>
-        </w:rPr>
-        <w:t xml:space="preserve">.</w:t>
-      </w:r>
-      <w:r>
-        <w:rPr>
-          <w:b/>
-          <w:bCs/>
-          <w:highlight w:val="none"/>
-          <w:lang w:val="ru-RU"/>
-        </w:rPr>
-      </w:r>
-      <w:r>
-        <w:rPr>
-          <w:b/>
-          <w:bCs/>
-          <w:highlight w:val="none"/>
-          <w14:ligatures w14:val="none"/>
-        </w:rPr>
-      </w:r>
-    </w:p>
-    <w:p>
-      <w:pPr>
-        <w:pStyle w:val="930"/>
-        <w:suppressLineNumbers w:val="false"/>
-        <w:pBdr/>
-        <w:spacing/>
-        <w:ind w:firstLine="0" w:left="0"/>
-        <w:jc w:val="left"/>
-        <w:rPr/>
-      </w:pPr>
-      <w:r>
-        <w:rPr>
-          <w:highlight w:val="none"/>
-          <w:lang w:val="en-US"/>
-        </w:rPr>
-      </w:r>
-      <w:r>
-        <w:rPr>
-          <w:highlight w:val="none"/>
-          <w:lang w:val="ru-RU"/>
-        </w:rPr>
-        <w:t xml:space="preserve">1. </w:t>
-      </w:r>
-      <w:r>
-        <w:rPr>
-          <w:highlight w:val="none"/>
-          <w:lang w:val="en-US"/>
-        </w:rPr>
-        <w:t xml:space="preserve">Арнольд В. И. Цепные дроби / В. И. Арнольд. – 2-е изд., стер. – Москва : МЦНМО, 2009. – 40 с. – (Библиотека «Математическое просвещение» ; вып. 14). – ISBN 978-5-94057-441-5.</w:t>
-      </w:r>
-      <w:r>
-        <w:rPr>
-          <w:highlight w:val="none"/>
-          <w:lang w:val="en-US"/>
-        </w:rPr>
-      </w:r>
-      <w:r/>
-    </w:p>
-    <w:p>
-      <w:pPr>
-        <w:pStyle w:val="930"/>
-        <w:suppressLineNumbers w:val="false"/>
-        <w:pBdr/>
-        <w:spacing/>
-        <w:ind w:firstLine="0" w:left="0"/>
-        <w:jc w:val="left"/>
-        <w:rPr/>
-      </w:pPr>
-      <w:r>
-        <w:rPr>
-          <w:highlight w:val="none"/>
-          <w:lang w:val="ru-RU"/>
-        </w:rPr>
-        <w:t xml:space="preserve">2. </w:t>
-      </w:r>
-      <w:r>
-        <w:rPr>
-          <w:highlight w:val="none"/>
-          <w:lang w:val="en-US"/>
-        </w:rPr>
-        <w:t xml:space="preserve">The On-Line Encyclopedia of Integer Sequences (OEIS) [Электронный ресурс] / Neil J. A. Sloane, OEIS Foundation. – URL: https://oeis.org (дата обращения: 18.05.2026).</w:t>
-      </w:r>
-      <w:r>
-        <w:rPr>
-          <w:highlight w:val="none"/>
-          <w:lang w:val="en-US"/>
-        </w:rPr>
-      </w:r>
-      <w:r/>
-    </w:p>
-    <w:p>
-      <w:pPr>
-        <w:pStyle w:val="930"/>
-        <w:suppressLineNumbers w:val="false"/>
-        <w:pBdr/>
-        <w:spacing/>
-        <w:ind w:firstLine="0" w:left="0"/>
-        <w:jc w:val="left"/>
-        <w:rPr/>
-      </w:pPr>
-      <w:r>
-        <w:rPr>
-          <w:highlight w:val="none"/>
-          <w:lang w:val="ru-RU"/>
-        </w:rPr>
-        <w:t xml:space="preserve">3. </w:t>
-      </w:r>
-      <w:r>
-        <w:rPr>
-          <w:highlight w:val="none"/>
-          <w:lang w:val="en-US"/>
-        </w:rPr>
-        <w:t xml:space="preserve">Маткивский В. Что у меня за распределение [Электронный ресурс] / Василий Маткивский // Хабр. – 2024. – URL: https://habr.com/ru/companies/tbank/articles/911900/</w:t>
-      </w:r>
-      <w:r>
-        <w:rPr>
-          <w:highlight w:val="none"/>
-          <w:lang w:val="en-US"/>
-        </w:rPr>
-      </w:r>
-      <w:r/>
-    </w:p>
-    <w:p>
-      <w:pPr>
-        <w:pStyle w:val="930"/>
-        <w:suppressLineNumbers w:val="false"/>
-        <w:pBdr/>
-        <w:spacing/>
-        <w:ind w:firstLine="0" w:left="0"/>
-        <w:jc w:val="left"/>
-        <w:rPr>
-          <w:highlight w:val="none"/>
-          <w14:ligatures w14:val="none"/>
-        </w:rPr>
-      </w:pPr>
-      <w:r>
-        <w:rPr>
-          <w:highlight w:val="none"/>
-          <w:lang w:val="ru-RU"/>
-        </w:rPr>
-        <w:t xml:space="preserve">4. </w:t>
-      </w:r>
-      <w:r>
-        <w:rPr>
-          <w:highlight w:val="none"/>
-          <w:lang w:val="en-US"/>
-        </w:rPr>
-        <w:t xml:space="preserve">Распределение Гаусса — Кузьмина [Электронный ресурс] // Википедия : свободная энциклопедия. – URL: https://ru.wikipedia.org/wiki/Распределение_Гаусса-Кузьмина</w:t>
-      </w:r>
-      <w:r>
-        <w:rPr>
-          <w:highlight w:val="none"/>
-          <w:lang w:val="ru-RU"/>
-        </w:rPr>
-      </w:r>
-      <w:r>
-        <w:rPr>
-          <w:highlight w:val="none"/>
-          <w14:ligatures w14:val="none"/>
-        </w:rPr>
-      </w:r>
-    </w:p>
-    <w:p>
-      <w:pPr>
-        <w:pStyle w:val="930"/>
-        <w:suppressLineNumbers w:val="false"/>
-        <w:pBdr/>
-        <w:spacing/>
-        <w:ind/>
-        <w:jc w:val="left"/>
-        <w:rPr>
-          <w:highlight w:val="none"/>
-          <w:lang w:val="ru-RU"/>
-          <w14:ligatures w14:val="none"/>
-        </w:rPr>
-      </w:pPr>
-      <w:r>
-        <w:rPr>
-          <w:highlight w:val="none"/>
-          <w:lang w:val="ru-RU"/>
-        </w:rPr>
-      </w:r>
-      <w:r>
-        <w:rPr>
-          <w:highlight w:val="none"/>
-          <w:lang w:val="ru-RU"/>
         </w:rPr>
       </w:r>
       <w:r>
@@ -7096,8 +10247,272 @@
       <w:suff w:val="tab"/>
     </w:lvl>
   </w:abstractNum>
+  <w:abstractNum w:abstractNumId="1">
+    <w:nsid w:val="1C79A4FF"/>
+    <w:lvl w:ilvl="0">
+      <w:isLgl w:val="false"/>
+      <w:lvlJc w:val="left"/>
+      <w:lvlText w:val="%1)"/>
+      <w:numFmt w:val="decimal"/>
+      <w:pPr>
+        <w:pBdr/>
+        <w:spacing/>
+        <w:ind w:hanging="360" w:left="1069"/>
+      </w:pPr>
+      <w:rPr/>
+      <w:start w:val="1"/>
+      <w:suff w:val="tab"/>
+    </w:lvl>
+    <w:lvl w:ilvl="1">
+      <w:isLgl w:val="false"/>
+      <w:lvlJc w:val="left"/>
+      <w:lvlText w:val="%2."/>
+      <w:numFmt w:val="lowerLetter"/>
+      <w:pPr>
+        <w:pBdr/>
+        <w:spacing/>
+        <w:ind w:hanging="360" w:left="1789"/>
+      </w:pPr>
+      <w:rPr/>
+      <w:start w:val="1"/>
+      <w:suff w:val="tab"/>
+    </w:lvl>
+    <w:lvl w:ilvl="2">
+      <w:isLgl w:val="false"/>
+      <w:lvlJc w:val="right"/>
+      <w:lvlText w:val="%3."/>
+      <w:numFmt w:val="lowerRoman"/>
+      <w:pPr>
+        <w:pBdr/>
+        <w:spacing/>
+        <w:ind w:hanging="180" w:left="2509"/>
+      </w:pPr>
+      <w:rPr/>
+      <w:start w:val="1"/>
+      <w:suff w:val="tab"/>
+    </w:lvl>
+    <w:lvl w:ilvl="3">
+      <w:isLgl w:val="false"/>
+      <w:lvlJc w:val="left"/>
+      <w:lvlText w:val="%4."/>
+      <w:numFmt w:val="decimal"/>
+      <w:pPr>
+        <w:pBdr/>
+        <w:spacing/>
+        <w:ind w:hanging="360" w:left="3229"/>
+      </w:pPr>
+      <w:rPr/>
+      <w:start w:val="1"/>
+      <w:suff w:val="tab"/>
+    </w:lvl>
+    <w:lvl w:ilvl="4">
+      <w:isLgl w:val="false"/>
+      <w:lvlJc w:val="left"/>
+      <w:lvlText w:val="%5."/>
+      <w:numFmt w:val="lowerLetter"/>
+      <w:pPr>
+        <w:pBdr/>
+        <w:spacing/>
+        <w:ind w:hanging="360" w:left="3949"/>
+      </w:pPr>
+      <w:rPr/>
+      <w:start w:val="1"/>
+      <w:suff w:val="tab"/>
+    </w:lvl>
+    <w:lvl w:ilvl="5">
+      <w:isLgl w:val="false"/>
+      <w:lvlJc w:val="right"/>
+      <w:lvlText w:val="%6."/>
+      <w:numFmt w:val="lowerRoman"/>
+      <w:pPr>
+        <w:pBdr/>
+        <w:spacing/>
+        <w:ind w:hanging="180" w:left="4669"/>
+      </w:pPr>
+      <w:rPr/>
+      <w:start w:val="1"/>
+      <w:suff w:val="tab"/>
+    </w:lvl>
+    <w:lvl w:ilvl="6">
+      <w:isLgl w:val="false"/>
+      <w:lvlJc w:val="left"/>
+      <w:lvlText w:val="%7."/>
+      <w:numFmt w:val="decimal"/>
+      <w:pPr>
+        <w:pBdr/>
+        <w:spacing/>
+        <w:ind w:hanging="360" w:left="5389"/>
+      </w:pPr>
+      <w:rPr/>
+      <w:start w:val="1"/>
+      <w:suff w:val="tab"/>
+    </w:lvl>
+    <w:lvl w:ilvl="7">
+      <w:isLgl w:val="false"/>
+      <w:lvlJc w:val="left"/>
+      <w:lvlText w:val="%8."/>
+      <w:numFmt w:val="lowerLetter"/>
+      <w:pPr>
+        <w:pBdr/>
+        <w:spacing/>
+        <w:ind w:hanging="360" w:left="6109"/>
+      </w:pPr>
+      <w:rPr/>
+      <w:start w:val="1"/>
+      <w:suff w:val="tab"/>
+    </w:lvl>
+    <w:lvl w:ilvl="8">
+      <w:isLgl w:val="false"/>
+      <w:lvlJc w:val="right"/>
+      <w:lvlText w:val="%9."/>
+      <w:numFmt w:val="lowerRoman"/>
+      <w:pPr>
+        <w:pBdr/>
+        <w:spacing/>
+        <w:ind w:hanging="180" w:left="6829"/>
+      </w:pPr>
+      <w:rPr/>
+      <w:start w:val="1"/>
+      <w:suff w:val="tab"/>
+    </w:lvl>
+  </w:abstractNum>
+  <w:abstractNum w:abstractNumId="2">
+    <w:nsid w:val="1C79A4FF"/>
+    <w:lvl w:ilvl="0">
+      <w:isLgl w:val="false"/>
+      <w:lvlJc w:val="left"/>
+      <w:lvlText w:val="%1)"/>
+      <w:numFmt w:val="decimal"/>
+      <w:pPr>
+        <w:pBdr/>
+        <w:spacing/>
+        <w:ind w:hanging="360" w:left="1069"/>
+      </w:pPr>
+      <w:rPr/>
+      <w:start w:val="1"/>
+      <w:suff w:val="tab"/>
+    </w:lvl>
+    <w:lvl w:ilvl="1">
+      <w:isLgl w:val="false"/>
+      <w:lvlJc w:val="left"/>
+      <w:lvlText w:val="%2."/>
+      <w:numFmt w:val="lowerLetter"/>
+      <w:pPr>
+        <w:pBdr/>
+        <w:spacing/>
+        <w:ind w:hanging="360" w:left="1789"/>
+      </w:pPr>
+      <w:rPr/>
+      <w:start w:val="1"/>
+      <w:suff w:val="tab"/>
+    </w:lvl>
+    <w:lvl w:ilvl="2">
+      <w:isLgl w:val="false"/>
+      <w:lvlJc w:val="right"/>
+      <w:lvlText w:val="%3."/>
+      <w:numFmt w:val="lowerRoman"/>
+      <w:pPr>
+        <w:pBdr/>
+        <w:spacing/>
+        <w:ind w:hanging="180" w:left="2509"/>
+      </w:pPr>
+      <w:rPr/>
+      <w:start w:val="1"/>
+      <w:suff w:val="tab"/>
+    </w:lvl>
+    <w:lvl w:ilvl="3">
+      <w:isLgl w:val="false"/>
+      <w:lvlJc w:val="left"/>
+      <w:lvlText w:val="%4."/>
+      <w:numFmt w:val="decimal"/>
+      <w:pPr>
+        <w:pBdr/>
+        <w:spacing/>
+        <w:ind w:hanging="360" w:left="3229"/>
+      </w:pPr>
+      <w:rPr/>
+      <w:start w:val="1"/>
+      <w:suff w:val="tab"/>
+    </w:lvl>
+    <w:lvl w:ilvl="4">
+      <w:isLgl w:val="false"/>
+      <w:lvlJc w:val="left"/>
+      <w:lvlText w:val="%5."/>
+      <w:numFmt w:val="lowerLetter"/>
+      <w:pPr>
+        <w:pBdr/>
+        <w:spacing/>
+        <w:ind w:hanging="360" w:left="3949"/>
+      </w:pPr>
+      <w:rPr/>
+      <w:start w:val="1"/>
+      <w:suff w:val="tab"/>
+    </w:lvl>
+    <w:lvl w:ilvl="5">
+      <w:isLgl w:val="false"/>
+      <w:lvlJc w:val="right"/>
+      <w:lvlText w:val="%6."/>
+      <w:numFmt w:val="lowerRoman"/>
+      <w:pPr>
+        <w:pBdr/>
+        <w:spacing/>
+        <w:ind w:hanging="180" w:left="4669"/>
+      </w:pPr>
+      <w:rPr/>
+      <w:start w:val="1"/>
+      <w:suff w:val="tab"/>
+    </w:lvl>
+    <w:lvl w:ilvl="6">
+      <w:isLgl w:val="false"/>
+      <w:lvlJc w:val="left"/>
+      <w:lvlText w:val="%7."/>
+      <w:numFmt w:val="decimal"/>
+      <w:pPr>
+        <w:pBdr/>
+        <w:spacing/>
+        <w:ind w:hanging="360" w:left="5389"/>
+      </w:pPr>
+      <w:rPr/>
+      <w:start w:val="1"/>
+      <w:suff w:val="tab"/>
+    </w:lvl>
+    <w:lvl w:ilvl="7">
+      <w:isLgl w:val="false"/>
+      <w:lvlJc w:val="left"/>
+      <w:lvlText w:val="%8."/>
+      <w:numFmt w:val="lowerLetter"/>
+      <w:pPr>
+        <w:pBdr/>
+        <w:spacing/>
+        <w:ind w:hanging="360" w:left="6109"/>
+      </w:pPr>
+      <w:rPr/>
+      <w:start w:val="1"/>
+      <w:suff w:val="tab"/>
+    </w:lvl>
+    <w:lvl w:ilvl="8">
+      <w:isLgl w:val="false"/>
+      <w:lvlJc w:val="right"/>
+      <w:lvlText w:val="%9."/>
+      <w:numFmt w:val="lowerRoman"/>
+      <w:pPr>
+        <w:pBdr/>
+        <w:spacing/>
+        <w:ind w:hanging="180" w:left="6829"/>
+      </w:pPr>
+      <w:rPr/>
+      <w:start w:val="1"/>
+      <w:suff w:val="tab"/>
+    </w:lvl>
+  </w:abstractNum>
   <w:num w:numId="1">
     <w:abstractNumId w:val="0"/>
+  </w:num>
+  <w:num w:numId="2">
+    <w:abstractNumId w:val="1"/>
+  </w:num>
+  <w:num w:numId="3">
+    <w:abstractNumId w:val="2"/>
   </w:num>
 </w:numbering>
 </file>
@@ -37935,6 +41350,36 @@
       <w:lang w:val="en-US"/>
     </w:rPr>
   </w:style>
+  <w:style w:type="character" w:styleId="1_1649" w:customStyle="1">
+    <w:name w:val="mth_character"/>
+    <w:link w:val="1_1648"/>
+    <w:pPr>
+      <w:pBdr/>
+      <w:spacing/>
+      <w:ind/>
+    </w:pPr>
+    <w:rPr>
+      <w:rFonts w:hint="default" w:ascii="Cambria Math" w:hAnsi="Cambria Math" w:eastAsia="Cambria Math" w:cs="Cambria Math"/>
+      <w:lang w:val="en-US" w:bidi="en-US"/>
+    </w:rPr>
+  </w:style>
+  <w:style w:type="paragraph" w:styleId="1_1648" w:customStyle="1">
+    <w:name w:val="mth"/>
+    <w:basedOn w:val="930"/>
+    <w:link w:val="1_1649"/>
+    <w:qFormat/>
+    <w:pPr>
+      <w:suppressLineNumbers w:val="false"/>
+      <w:pBdr/>
+      <w:spacing/>
+      <w:ind/>
+      <w:jc w:val="center"/>
+    </w:pPr>
+    <w:rPr>
+      <w:rFonts w:hint="default" w:ascii="Cambria Math" w:hAnsi="Cambria Math" w:eastAsia="Cambria Math" w:cs="Cambria Math"/>
+      <w:lang w:val="en-US" w:bidi="en-US"/>
+    </w:rPr>
+  </w:style>
 </w:styles>
 </file>
 
